--- a/engine/phdc_study/PHDC_Valuation_Study_03-09-2026.docx
+++ b/engine/phdc_study/PHDC_Valuation_Study_03-09-2026.docx
@@ -153,7 +153,7 @@
           <w:color w:val="1A1D21"/>
           <w:sz w:val="20"/>
         </w:rPr>
-        <w:t>The company's cost of capital, built from the ground up, is 26.10% against an Egyptian ten-year government bond yield of 23.00%. The edition of 11 June 2026 discounted at 18.00%, below the sovereign; that was corrected on 30 August 2026 and the rate is unchanged here.</w:t>
+        <w:t>The company's cost of capital, built from the ground up, is 25.11% against an Egyptian ten-year government bond yield of 23.00%. It CHANGED in this edition: the equity risk premium moved from the credit-rating basis to the traded default-swap basis, which is the house default and which the other studies in this market already use, and the rate fell from 26.10% to 25.11%. Both bases are published in section 1.8. The change RAISES the value, and it was made for consistency across the book rather than for its direction.</w:t>
       </w:r>
     </w:p>
     <w:p>
@@ -586,7 +586,7 @@
                 <w:color w:val="1A1D21"/>
                 <w:sz w:val="17"/>
               </w:rPr>
-              <w:t>Market price, 23 Aug 2026</w:t>
+              <w:t>Market price, 3 September 2026</w:t>
             </w:r>
           </w:p>
         </w:tc>
@@ -5505,97 +5505,97 @@
                 <w:color w:val="1A1D21"/>
                 <w:sz w:val="17"/>
               </w:rPr>
-              <w:t>25.1%</w:t>
-            </w:r>
-          </w:p>
-        </w:tc>
-        <w:tc>
-          <w:tcPr>
-            <w:tcW w:type="dxa" w:w="941"/>
-          </w:tcPr>
-          <w:p>
-            <w:pPr>
-              <w:jc w:val="right"/>
-            </w:pPr>
-            <w:r/>
-            <w:r>
-              <w:rPr>
-                <w:color w:val="1A1D21"/>
-                <w:sz w:val="17"/>
-              </w:rPr>
-              <w:t>25.1%</w:t>
-            </w:r>
-          </w:p>
-        </w:tc>
-        <w:tc>
-          <w:tcPr>
-            <w:tcW w:type="dxa" w:w="941"/>
-          </w:tcPr>
-          <w:p>
-            <w:pPr>
-              <w:jc w:val="right"/>
-            </w:pPr>
-            <w:r/>
-            <w:r>
-              <w:rPr>
-                <w:color w:val="1A1D21"/>
-                <w:sz w:val="17"/>
-              </w:rPr>
-              <w:t>25.1%</w:t>
-            </w:r>
-          </w:p>
-        </w:tc>
-        <w:tc>
-          <w:tcPr>
-            <w:tcW w:type="dxa" w:w="941"/>
-          </w:tcPr>
-          <w:p>
-            <w:pPr>
-              <w:jc w:val="right"/>
-            </w:pPr>
-            <w:r/>
-            <w:r>
-              <w:rPr>
-                <w:color w:val="1A1D21"/>
-                <w:sz w:val="17"/>
-              </w:rPr>
-              <w:t>25.1%</w:t>
-            </w:r>
-          </w:p>
-        </w:tc>
-        <w:tc>
-          <w:tcPr>
-            <w:tcW w:type="dxa" w:w="941"/>
-          </w:tcPr>
-          <w:p>
-            <w:pPr>
-              <w:jc w:val="right"/>
-            </w:pPr>
-            <w:r/>
-            <w:r>
-              <w:rPr>
-                <w:color w:val="1A1D21"/>
-                <w:sz w:val="17"/>
-              </w:rPr>
-              <w:t>25.1%</w:t>
-            </w:r>
-          </w:p>
-        </w:tc>
-        <w:tc>
-          <w:tcPr>
-            <w:tcW w:type="dxa" w:w="941"/>
-          </w:tcPr>
-          <w:p>
-            <w:pPr>
-              <w:jc w:val="right"/>
-            </w:pPr>
-            <w:r/>
-            <w:r>
-              <w:rPr>
-                <w:color w:val="1A1D21"/>
-                <w:sz w:val="17"/>
-              </w:rPr>
-              <w:t>25.1%</w:t>
+              <w:t>21.9%</w:t>
+            </w:r>
+          </w:p>
+        </w:tc>
+        <w:tc>
+          <w:tcPr>
+            <w:tcW w:type="dxa" w:w="941"/>
+          </w:tcPr>
+          <w:p>
+            <w:pPr>
+              <w:jc w:val="right"/>
+            </w:pPr>
+            <w:r/>
+            <w:r>
+              <w:rPr>
+                <w:color w:val="1A1D21"/>
+                <w:sz w:val="17"/>
+              </w:rPr>
+              <w:t>19.4%</w:t>
+            </w:r>
+          </w:p>
+        </w:tc>
+        <w:tc>
+          <w:tcPr>
+            <w:tcW w:type="dxa" w:w="941"/>
+          </w:tcPr>
+          <w:p>
+            <w:pPr>
+              <w:jc w:val="right"/>
+            </w:pPr>
+            <w:r/>
+            <w:r>
+              <w:rPr>
+                <w:color w:val="1A1D21"/>
+                <w:sz w:val="17"/>
+              </w:rPr>
+              <w:t>17.4%</w:t>
+            </w:r>
+          </w:p>
+        </w:tc>
+        <w:tc>
+          <w:tcPr>
+            <w:tcW w:type="dxa" w:w="941"/>
+          </w:tcPr>
+          <w:p>
+            <w:pPr>
+              <w:jc w:val="right"/>
+            </w:pPr>
+            <w:r/>
+            <w:r>
+              <w:rPr>
+                <w:color w:val="1A1D21"/>
+                <w:sz w:val="17"/>
+              </w:rPr>
+              <w:t>16.2%</w:t>
+            </w:r>
+          </w:p>
+        </w:tc>
+        <w:tc>
+          <w:tcPr>
+            <w:tcW w:type="dxa" w:w="941"/>
+          </w:tcPr>
+          <w:p>
+            <w:pPr>
+              <w:jc w:val="right"/>
+            </w:pPr>
+            <w:r/>
+            <w:r>
+              <w:rPr>
+                <w:color w:val="1A1D21"/>
+                <w:sz w:val="17"/>
+              </w:rPr>
+              <w:t>16.2%</w:t>
+            </w:r>
+          </w:p>
+        </w:tc>
+        <w:tc>
+          <w:tcPr>
+            <w:tcW w:type="dxa" w:w="941"/>
+          </w:tcPr>
+          <w:p>
+            <w:pPr>
+              <w:jc w:val="right"/>
+            </w:pPr>
+            <w:r/>
+            <w:r>
+              <w:rPr>
+                <w:color w:val="1A1D21"/>
+                <w:sz w:val="17"/>
+              </w:rPr>
+              <w:t>16.2%</w:t>
             </w:r>
           </w:p>
         </w:tc>
@@ -9969,16 +9969,13 @@
             <w:tcW w:type="dxa" w:w="2608"/>
           </w:tcPr>
           <w:p>
-            <w:pPr>
-              <w:jc w:val="right"/>
-            </w:pPr>
-            <w:r/>
-            <w:r>
-              <w:rPr>
-                <w:color w:val="1A1D21"/>
-                <w:sz w:val="17"/>
-              </w:rPr>
-              <w:t>25.11%</w:t>
+            <w:r/>
+            <w:r>
+              <w:rPr>
+                <w:color w:val="1A1D21"/>
+                <w:sz w:val="17"/>
+              </w:rPr>
+              <w:t>25.11%  ← ADOPTED</w:t>
             </w:r>
           </w:p>
         </w:tc>
@@ -10728,7 +10725,7 @@
           <w:color w:val="5B6570"/>
           <w:sz w:val="16"/>
         </w:rPr>
-        <w:t>Value per share in Egyptian pounds. The closing price on 23 August 2026 was EGP 14.40.</w:t>
+        <w:t>Value per share in Egyptian pounds. The closing price on 3 September 2026 was EGP 14.40.</w:t>
       </w:r>
     </w:p>
     <w:p>
@@ -30058,7 +30055,7 @@
                 <w:color w:val="1A1D21"/>
                 <w:sz w:val="17"/>
               </w:rPr>
-              <w:t>cost of capital above 26.10%</w:t>
+              <w:t>cost of capital above 25.11%</w:t>
             </w:r>
           </w:p>
         </w:tc>
@@ -31246,7 +31243,7 @@
           <w:color w:val="1A1D21"/>
           <w:sz w:val="20"/>
         </w:rPr>
-        <w:t>Working: holding the cost of capital at 26.10% and every other input at the audited 2025 base, the closing price of EGP 14.40 implies cash conversion of 7.3%. The company achieved 4.3% in 2023, 17.9% in 2024 and 3.9% in 2025. Named sensitivity: at a 25.11% cost of capital the implied rate would be lower still. Falsifier: if 2026 conversion prints above 7.3%, the price was too low.</w:t>
+        <w:t>Working: holding the cost of capital at 25.11% and every other input at the audited 2025 base, the closing price of EGP 14.40 implies cash conversion of 7.3%. The company achieved 4.3% in 2023, 17.9% in 2024 and 3.9% in 2025. Named sensitivity: at a 26.10% cost of capital the implied rate would be lower still. Falsifier: if 2026 conversion prints above 7.3%, the price was too low.</w:t>
       </w:r>
     </w:p>
     <w:p>
@@ -31328,7 +31325,7 @@
           <w:color w:val="1A1D21"/>
           <w:sz w:val="20"/>
         </w:rPr>
-        <w:t>They agree on the facts and disagree on one number. All three accept the audited 2025 base, the 26.10% cost of capital and the order book. Expert 1 needs a conversion rate to produce an answer; Expert 2 refuses to forecast one and prices the assets instead; Expert 3 asks what rate is already in the price. The room's joint position is that Palm Hills is worth between EGP 6.14 and EGP 40.29, that the price of EGP 14.40 sits in the lower half of that range, and that the width is a property of the disclosure rather than of the analysis.</w:t>
+        <w:t>They agree on the facts and disagree on one number. All three accept the audited 2025 base, the 25.11% cost of capital and the order book. Expert 1 needs a conversion rate to produce an answer; Expert 2 refuses to forecast one and prices the assets instead; Expert 3 asks what rate is already in the price. The room's joint position is that Palm Hills is worth between EGP 6.14 and EGP 40.29, that the price of EGP 14.40 sits in the lower half of that range, and that the width is a property of the disclosure rather than of the analysis.</w:t>
       </w:r>
     </w:p>
     <w:p>
@@ -31553,7 +31550,7 @@
                 <w:color w:val="1A1D21"/>
                 <w:sz w:val="17"/>
               </w:rPr>
-              <w:t>26.10%</w:t>
+              <w:t>25.11%</w:t>
             </w:r>
           </w:p>
         </w:tc>
@@ -31586,7 +31583,7 @@
                 <w:color w:val="1A1D21"/>
                 <w:sz w:val="17"/>
               </w:rPr>
-              <w:t>26.10%</w:t>
+              <w:t>25.11%</w:t>
             </w:r>
           </w:p>
         </w:tc>

--- a/engine/phdc_study/PHDC_Valuation_Study_03-09-2026.docx
+++ b/engine/phdc_study/PHDC_Valuation_Study_03-09-2026.docx
@@ -27,7 +27,7 @@
           <w:color w:val="5B6570"/>
           <w:sz w:val="20"/>
         </w:rPr>
-        <w:t>Egyptian Exchange · PHDC · Egyptian pounds · edition of 2 September 2026</w:t>
+        <w:t>Egyptian Exchange · PHDC · Egyptian pounds · edition of 3 September 2026</w:t>
       </w:r>
     </w:p>
     <w:p>
@@ -31824,7 +31824,7 @@
           <w:color w:val="5B6570"/>
           <w:sz w:val="17"/>
         </w:rPr>
-        <w:t>This document is for information and education. It is not investment advice, not a recommendation, and not an offer or solicitation to buy or sell any security. It contains no rating and no price target. Figures are drawn from the company's published financial statements and results releases and from the named third-party sources; they may contain errors and are not warranted. Valuations are estimates that depend on assumptions stated in the text, and small changes in those assumptions produce large changes in the result, as section 1.9 shows directly. Past price behaviour does not predict future returns. Readers must reach their own conclusions and should take professional advice before acting. Edition of 2 September 2026; information set ends at the company's first-quarter 2026 results.</w:t>
+        <w:t>This document is for information and education. It is not investment advice, not a recommendation, and not an offer or solicitation to buy or sell any security. It contains no rating and no price target. Figures are drawn from the company's published financial statements and results releases and from the named third-party sources; they may contain errors and are not warranted. Valuations are estimates that depend on assumptions stated in the text, and small changes in those assumptions produce large changes in the result, as section 1.9 shows directly. Past price behaviour does not predict future returns. Readers must reach their own conclusions and should take professional advice before acting. Edition of 3 September 2026; information set ends at the company's first-quarter 2026 results.</w:t>
       </w:r>
     </w:p>
     <w:sectPr>

--- a/engine/phdc_study/PHDC_Valuation_Study_03-09-2026.docx
+++ b/engine/phdc_study/PHDC_Valuation_Study_03-09-2026.docx
@@ -3014,6 +3014,152 @@
                 <w:sz w:val="17"/>
               </w:rPr>
               <w:t>42,783</w:t>
+            </w:r>
+          </w:p>
+        </w:tc>
+      </w:tr>
+      <w:tr>
+        <w:trPr>
+          <w:cantSplit/>
+        </w:trPr>
+        <w:tc>
+          <w:tcPr>
+            <w:tcW w:type="dxa" w:w="2608"/>
+          </w:tcPr>
+          <w:p>
+            <w:r/>
+            <w:r>
+              <w:rPr>
+                <w:color w:val="1A1D21"/>
+                <w:sz w:val="17"/>
+              </w:rPr>
+              <w:t>Depreciation and amortisation</w:t>
+            </w:r>
+          </w:p>
+        </w:tc>
+        <w:tc>
+          <w:tcPr>
+            <w:tcW w:type="dxa" w:w="941"/>
+          </w:tcPr>
+          <w:p>
+            <w:pPr>
+              <w:jc w:val="right"/>
+            </w:pPr>
+            <w:r/>
+            <w:r>
+              <w:rPr>
+                <w:color w:val="1A1D21"/>
+                <w:sz w:val="17"/>
+              </w:rPr>
+              <w:t>393</w:t>
+            </w:r>
+          </w:p>
+        </w:tc>
+        <w:tc>
+          <w:tcPr>
+            <w:tcW w:type="dxa" w:w="941"/>
+          </w:tcPr>
+          <w:p>
+            <w:pPr>
+              <w:jc w:val="right"/>
+            </w:pPr>
+            <w:r/>
+            <w:r>
+              <w:rPr>
+                <w:color w:val="1A1D21"/>
+                <w:sz w:val="17"/>
+              </w:rPr>
+              <w:t>506</w:t>
+            </w:r>
+          </w:p>
+        </w:tc>
+        <w:tc>
+          <w:tcPr>
+            <w:tcW w:type="dxa" w:w="941"/>
+          </w:tcPr>
+          <w:p>
+            <w:pPr>
+              <w:jc w:val="right"/>
+            </w:pPr>
+            <w:r/>
+            <w:r>
+              <w:rPr>
+                <w:color w:val="1A1D21"/>
+                <w:sz w:val="17"/>
+              </w:rPr>
+              <w:t>626</w:t>
+            </w:r>
+          </w:p>
+        </w:tc>
+        <w:tc>
+          <w:tcPr>
+            <w:tcW w:type="dxa" w:w="941"/>
+          </w:tcPr>
+          <w:p>
+            <w:pPr>
+              <w:jc w:val="right"/>
+            </w:pPr>
+            <w:r/>
+            <w:r>
+              <w:rPr>
+                <w:color w:val="1A1D21"/>
+                <w:sz w:val="17"/>
+              </w:rPr>
+              <w:t>753</w:t>
+            </w:r>
+          </w:p>
+        </w:tc>
+        <w:tc>
+          <w:tcPr>
+            <w:tcW w:type="dxa" w:w="941"/>
+          </w:tcPr>
+          <w:p>
+            <w:pPr>
+              <w:jc w:val="right"/>
+            </w:pPr>
+            <w:r/>
+            <w:r>
+              <w:rPr>
+                <w:color w:val="1A1D21"/>
+                <w:sz w:val="17"/>
+              </w:rPr>
+              <w:t>891</w:t>
+            </w:r>
+          </w:p>
+        </w:tc>
+        <w:tc>
+          <w:tcPr>
+            <w:tcW w:type="dxa" w:w="941"/>
+          </w:tcPr>
+          <w:p>
+            <w:pPr>
+              <w:jc w:val="right"/>
+            </w:pPr>
+            <w:r/>
+            <w:r>
+              <w:rPr>
+                <w:color w:val="1A1D21"/>
+                <w:sz w:val="17"/>
+              </w:rPr>
+              <w:t>1,670</w:t>
+            </w:r>
+          </w:p>
+        </w:tc>
+        <w:tc>
+          <w:tcPr>
+            <w:tcW w:type="dxa" w:w="941"/>
+          </w:tcPr>
+          <w:p>
+            <w:pPr>
+              <w:jc w:val="right"/>
+            </w:pPr>
+            <w:r/>
+            <w:r>
+              <w:rPr>
+                <w:color w:val="1A1D21"/>
+                <w:sz w:val="17"/>
+              </w:rPr>
+              <w:t>2,377</w:t>
             </w:r>
           </w:p>
         </w:tc>

--- a/engine/phdc_study/PHDC_Valuation_Study_03-09-2026.docx
+++ b/engine/phdc_study/PHDC_Valuation_Study_03-09-2026.docx
@@ -10188,7 +10188,7 @@
           <w:color w:val="1A1D21"/>
           <w:sz w:val="20"/>
         </w:rPr>
-        <w:t>The table below prices the crux against the discount rate. Read it down a column rather than across a row: moving the discount rate by the whole 800 basis points of the 11 June 2026 edition's error changes value by less than moving cash conversion from one observed year to another.</w:t>
+        <w:t>The table below prices the crux against the discount rate. Read it down a column rather than across a row. Moving the discount rate across the whole 800 basis points of the 11 June 2026 edition's error is worth EGP 27.16 a share on the three-year-mean row — MORE than either single step between observed conversion years (EGP 11.71 and EGP 22.44), and less than the full observed range of conversion itself, which is worth EGP 34.15. The crux is the conversion rate, but only across its whole observed spread; one year to the next moves value less than the discount rate does.</w:t>
       </w:r>
     </w:p>
     <w:tbl>
@@ -10881,7 +10881,7 @@
       <w:r>
         <w:drawing>
           <wp:inline xmlns:a="http://schemas.openxmlformats.org/drawingml/2006/main" xmlns:pic="http://schemas.openxmlformats.org/drawingml/2006/picture">
-            <wp:extent cx="5832000" cy="3272375"/>
+            <wp:extent cx="5832000" cy="3339106"/>
             <wp:docPr id="2" name="Picture 2"/>
             <wp:cNvGraphicFramePr>
               <a:graphicFrameLocks noChangeAspect="1"/>
@@ -10902,7 +10902,7 @@
                   <pic:spPr>
                     <a:xfrm>
                       <a:off x="0" y="0"/>
-                      <a:ext cx="5832000" cy="3272375"/>
+                      <a:ext cx="5832000" cy="3339106"/>
                     </a:xfrm>
                     <a:prstGeom prst="rect"/>
                   </pic:spPr>

--- a/engine/phdc_study/PHDC_Valuation_Study_03-09-2026.docx
+++ b/engine/phdc_study/PHDC_Valuation_Study_03-09-2026.docx
@@ -12526,7 +12526,7 @@
           <w:color w:val="1A1D21"/>
           <w:sz w:val="20"/>
         </w:rPr>
-        <w:t>Five things are not disclosed by the company and are therefore not in this study. Each is named with what would close it.</w:t>
+        <w:t>Six things are not disclosed by the company and are therefore not in this study. Each is named with what would close it.</w:t>
       </w:r>
     </w:p>
     <w:tbl>

--- a/engine/phdc_study/PHDC_Valuation_Study_03-09-2026.docx
+++ b/engine/phdc_study/PHDC_Valuation_Study_03-09-2026.docx
@@ -1416,14 +1416,14 @@
         <w:tblLayout w:type="fixed"/>
       </w:tblPr>
       <w:tblGrid>
-        <w:gridCol w:w="2608"/>
-        <w:gridCol w:w="941"/>
-        <w:gridCol w:w="941"/>
-        <w:gridCol w:w="941"/>
-        <w:gridCol w:w="941"/>
-        <w:gridCol w:w="941"/>
-        <w:gridCol w:w="941"/>
-        <w:gridCol w:w="941"/>
+        <w:gridCol w:w="2268"/>
+        <w:gridCol w:w="987"/>
+        <w:gridCol w:w="987"/>
+        <w:gridCol w:w="987"/>
+        <w:gridCol w:w="987"/>
+        <w:gridCol w:w="987"/>
+        <w:gridCol w:w="987"/>
+        <w:gridCol w:w="987"/>
       </w:tblGrid>
       <w:tr>
         <w:trPr>
@@ -1431,7 +1431,7 @@
         </w:trPr>
         <w:tc>
           <w:tcPr>
-            <w:tcW w:type="dxa" w:w="2608"/>
+            <w:tcW w:type="dxa" w:w="2268"/>
           </w:tcPr>
           <w:p>
             <w:r/>
@@ -1447,7 +1447,7 @@
         </w:tc>
         <w:tc>
           <w:tcPr>
-            <w:tcW w:type="dxa" w:w="941"/>
+            <w:tcW w:type="dxa" w:w="986"/>
           </w:tcPr>
           <w:p>
             <w:r/>
@@ -1463,7 +1463,7 @@
         </w:tc>
         <w:tc>
           <w:tcPr>
-            <w:tcW w:type="dxa" w:w="941"/>
+            <w:tcW w:type="dxa" w:w="986"/>
           </w:tcPr>
           <w:p>
             <w:r/>
@@ -1479,7 +1479,7 @@
         </w:tc>
         <w:tc>
           <w:tcPr>
-            <w:tcW w:type="dxa" w:w="941"/>
+            <w:tcW w:type="dxa" w:w="986"/>
           </w:tcPr>
           <w:p>
             <w:r/>
@@ -1495,7 +1495,7 @@
         </w:tc>
         <w:tc>
           <w:tcPr>
-            <w:tcW w:type="dxa" w:w="941"/>
+            <w:tcW w:type="dxa" w:w="986"/>
           </w:tcPr>
           <w:p>
             <w:r/>
@@ -1511,7 +1511,7 @@
         </w:tc>
         <w:tc>
           <w:tcPr>
-            <w:tcW w:type="dxa" w:w="941"/>
+            <w:tcW w:type="dxa" w:w="986"/>
           </w:tcPr>
           <w:p>
             <w:r/>
@@ -1527,7 +1527,7 @@
         </w:tc>
         <w:tc>
           <w:tcPr>
-            <w:tcW w:type="dxa" w:w="941"/>
+            <w:tcW w:type="dxa" w:w="986"/>
           </w:tcPr>
           <w:p>
             <w:r/>
@@ -1543,7 +1543,7 @@
         </w:tc>
         <w:tc>
           <w:tcPr>
-            <w:tcW w:type="dxa" w:w="941"/>
+            <w:tcW w:type="dxa" w:w="986"/>
           </w:tcPr>
           <w:p>
             <w:r/>
@@ -1564,7 +1564,7 @@
         </w:trPr>
         <w:tc>
           <w:tcPr>
-            <w:tcW w:type="dxa" w:w="2608"/>
+            <w:tcW w:type="dxa" w:w="2268"/>
           </w:tcPr>
           <w:p>
             <w:r/>
@@ -1579,7 +1579,7 @@
         </w:tc>
         <w:tc>
           <w:tcPr>
-            <w:tcW w:type="dxa" w:w="941"/>
+            <w:tcW w:type="dxa" w:w="986"/>
           </w:tcPr>
           <w:p>
             <w:pPr>
@@ -1597,7 +1597,7 @@
         </w:tc>
         <w:tc>
           <w:tcPr>
-            <w:tcW w:type="dxa" w:w="941"/>
+            <w:tcW w:type="dxa" w:w="986"/>
           </w:tcPr>
           <w:p>
             <w:pPr>
@@ -1615,7 +1615,7 @@
         </w:tc>
         <w:tc>
           <w:tcPr>
-            <w:tcW w:type="dxa" w:w="941"/>
+            <w:tcW w:type="dxa" w:w="986"/>
           </w:tcPr>
           <w:p>
             <w:pPr>
@@ -1633,7 +1633,7 @@
         </w:tc>
         <w:tc>
           <w:tcPr>
-            <w:tcW w:type="dxa" w:w="941"/>
+            <w:tcW w:type="dxa" w:w="986"/>
           </w:tcPr>
           <w:p>
             <w:pPr>
@@ -1651,7 +1651,7 @@
         </w:tc>
         <w:tc>
           <w:tcPr>
-            <w:tcW w:type="dxa" w:w="941"/>
+            <w:tcW w:type="dxa" w:w="986"/>
           </w:tcPr>
           <w:p>
             <w:pPr>
@@ -1669,7 +1669,7 @@
         </w:tc>
         <w:tc>
           <w:tcPr>
-            <w:tcW w:type="dxa" w:w="941"/>
+            <w:tcW w:type="dxa" w:w="986"/>
           </w:tcPr>
           <w:p>
             <w:pPr>
@@ -1687,7 +1687,7 @@
         </w:tc>
         <w:tc>
           <w:tcPr>
-            <w:tcW w:type="dxa" w:w="941"/>
+            <w:tcW w:type="dxa" w:w="986"/>
           </w:tcPr>
           <w:p>
             <w:pPr>
@@ -1710,7 +1710,7 @@
         </w:trPr>
         <w:tc>
           <w:tcPr>
-            <w:tcW w:type="dxa" w:w="2608"/>
+            <w:tcW w:type="dxa" w:w="2268"/>
           </w:tcPr>
           <w:p>
             <w:r/>
@@ -1725,7 +1725,7 @@
         </w:tc>
         <w:tc>
           <w:tcPr>
-            <w:tcW w:type="dxa" w:w="941"/>
+            <w:tcW w:type="dxa" w:w="986"/>
           </w:tcPr>
           <w:p>
             <w:pPr>
@@ -1743,7 +1743,7 @@
         </w:tc>
         <w:tc>
           <w:tcPr>
-            <w:tcW w:type="dxa" w:w="941"/>
+            <w:tcW w:type="dxa" w:w="986"/>
           </w:tcPr>
           <w:p>
             <w:pPr>
@@ -1761,7 +1761,7 @@
         </w:tc>
         <w:tc>
           <w:tcPr>
-            <w:tcW w:type="dxa" w:w="941"/>
+            <w:tcW w:type="dxa" w:w="986"/>
           </w:tcPr>
           <w:p>
             <w:pPr>
@@ -1779,7 +1779,7 @@
         </w:tc>
         <w:tc>
           <w:tcPr>
-            <w:tcW w:type="dxa" w:w="941"/>
+            <w:tcW w:type="dxa" w:w="986"/>
           </w:tcPr>
           <w:p>
             <w:pPr>
@@ -1797,7 +1797,7 @@
         </w:tc>
         <w:tc>
           <w:tcPr>
-            <w:tcW w:type="dxa" w:w="941"/>
+            <w:tcW w:type="dxa" w:w="986"/>
           </w:tcPr>
           <w:p>
             <w:pPr>
@@ -1815,7 +1815,7 @@
         </w:tc>
         <w:tc>
           <w:tcPr>
-            <w:tcW w:type="dxa" w:w="941"/>
+            <w:tcW w:type="dxa" w:w="986"/>
           </w:tcPr>
           <w:p>
             <w:pPr>
@@ -1833,7 +1833,7 @@
         </w:tc>
         <w:tc>
           <w:tcPr>
-            <w:tcW w:type="dxa" w:w="941"/>
+            <w:tcW w:type="dxa" w:w="986"/>
           </w:tcPr>
           <w:p>
             <w:pPr>
@@ -1856,7 +1856,7 @@
         </w:trPr>
         <w:tc>
           <w:tcPr>
-            <w:tcW w:type="dxa" w:w="2608"/>
+            <w:tcW w:type="dxa" w:w="2268"/>
           </w:tcPr>
           <w:p>
             <w:r/>
@@ -1871,7 +1871,7 @@
         </w:tc>
         <w:tc>
           <w:tcPr>
-            <w:tcW w:type="dxa" w:w="941"/>
+            <w:tcW w:type="dxa" w:w="986"/>
           </w:tcPr>
           <w:p>
             <w:pPr>
@@ -1889,7 +1889,7 @@
         </w:tc>
         <w:tc>
           <w:tcPr>
-            <w:tcW w:type="dxa" w:w="941"/>
+            <w:tcW w:type="dxa" w:w="986"/>
           </w:tcPr>
           <w:p>
             <w:pPr>
@@ -1907,7 +1907,7 @@
         </w:tc>
         <w:tc>
           <w:tcPr>
-            <w:tcW w:type="dxa" w:w="941"/>
+            <w:tcW w:type="dxa" w:w="986"/>
           </w:tcPr>
           <w:p>
             <w:pPr>
@@ -1925,7 +1925,7 @@
         </w:tc>
         <w:tc>
           <w:tcPr>
-            <w:tcW w:type="dxa" w:w="941"/>
+            <w:tcW w:type="dxa" w:w="986"/>
           </w:tcPr>
           <w:p>
             <w:pPr>
@@ -1943,7 +1943,7 @@
         </w:tc>
         <w:tc>
           <w:tcPr>
-            <w:tcW w:type="dxa" w:w="941"/>
+            <w:tcW w:type="dxa" w:w="986"/>
           </w:tcPr>
           <w:p>
             <w:pPr>
@@ -1961,7 +1961,7 @@
         </w:tc>
         <w:tc>
           <w:tcPr>
-            <w:tcW w:type="dxa" w:w="941"/>
+            <w:tcW w:type="dxa" w:w="986"/>
           </w:tcPr>
           <w:p>
             <w:pPr>
@@ -1979,7 +1979,7 @@
         </w:tc>
         <w:tc>
           <w:tcPr>
-            <w:tcW w:type="dxa" w:w="941"/>
+            <w:tcW w:type="dxa" w:w="986"/>
           </w:tcPr>
           <w:p>
             <w:pPr>
@@ -2002,7 +2002,7 @@
         </w:trPr>
         <w:tc>
           <w:tcPr>
-            <w:tcW w:type="dxa" w:w="2608"/>
+            <w:tcW w:type="dxa" w:w="2268"/>
           </w:tcPr>
           <w:p>
             <w:r/>
@@ -2017,7 +2017,7 @@
         </w:tc>
         <w:tc>
           <w:tcPr>
-            <w:tcW w:type="dxa" w:w="941"/>
+            <w:tcW w:type="dxa" w:w="986"/>
           </w:tcPr>
           <w:p>
             <w:pPr>
@@ -2035,7 +2035,7 @@
         </w:tc>
         <w:tc>
           <w:tcPr>
-            <w:tcW w:type="dxa" w:w="941"/>
+            <w:tcW w:type="dxa" w:w="986"/>
           </w:tcPr>
           <w:p>
             <w:pPr>
@@ -2053,7 +2053,7 @@
         </w:tc>
         <w:tc>
           <w:tcPr>
-            <w:tcW w:type="dxa" w:w="941"/>
+            <w:tcW w:type="dxa" w:w="986"/>
           </w:tcPr>
           <w:p>
             <w:pPr>
@@ -2071,7 +2071,7 @@
         </w:tc>
         <w:tc>
           <w:tcPr>
-            <w:tcW w:type="dxa" w:w="941"/>
+            <w:tcW w:type="dxa" w:w="986"/>
           </w:tcPr>
           <w:p>
             <w:pPr>
@@ -2089,7 +2089,7 @@
         </w:tc>
         <w:tc>
           <w:tcPr>
-            <w:tcW w:type="dxa" w:w="941"/>
+            <w:tcW w:type="dxa" w:w="986"/>
           </w:tcPr>
           <w:p>
             <w:pPr>
@@ -2107,7 +2107,7 @@
         </w:tc>
         <w:tc>
           <w:tcPr>
-            <w:tcW w:type="dxa" w:w="941"/>
+            <w:tcW w:type="dxa" w:w="986"/>
           </w:tcPr>
           <w:p>
             <w:pPr>
@@ -2125,7 +2125,7 @@
         </w:tc>
         <w:tc>
           <w:tcPr>
-            <w:tcW w:type="dxa" w:w="941"/>
+            <w:tcW w:type="dxa" w:w="986"/>
           </w:tcPr>
           <w:p>
             <w:pPr>
@@ -2148,7 +2148,7 @@
         </w:trPr>
         <w:tc>
           <w:tcPr>
-            <w:tcW w:type="dxa" w:w="2608"/>
+            <w:tcW w:type="dxa" w:w="2268"/>
           </w:tcPr>
           <w:p>
             <w:r/>
@@ -2163,7 +2163,7 @@
         </w:tc>
         <w:tc>
           <w:tcPr>
-            <w:tcW w:type="dxa" w:w="941"/>
+            <w:tcW w:type="dxa" w:w="986"/>
           </w:tcPr>
           <w:p>
             <w:pPr>
@@ -2181,7 +2181,7 @@
         </w:tc>
         <w:tc>
           <w:tcPr>
-            <w:tcW w:type="dxa" w:w="941"/>
+            <w:tcW w:type="dxa" w:w="986"/>
           </w:tcPr>
           <w:p>
             <w:pPr>
@@ -2199,7 +2199,7 @@
         </w:tc>
         <w:tc>
           <w:tcPr>
-            <w:tcW w:type="dxa" w:w="941"/>
+            <w:tcW w:type="dxa" w:w="986"/>
           </w:tcPr>
           <w:p>
             <w:pPr>
@@ -2217,7 +2217,7 @@
         </w:tc>
         <w:tc>
           <w:tcPr>
-            <w:tcW w:type="dxa" w:w="941"/>
+            <w:tcW w:type="dxa" w:w="986"/>
           </w:tcPr>
           <w:p>
             <w:pPr>
@@ -2235,7 +2235,7 @@
         </w:tc>
         <w:tc>
           <w:tcPr>
-            <w:tcW w:type="dxa" w:w="941"/>
+            <w:tcW w:type="dxa" w:w="986"/>
           </w:tcPr>
           <w:p>
             <w:pPr>
@@ -2253,7 +2253,7 @@
         </w:tc>
         <w:tc>
           <w:tcPr>
-            <w:tcW w:type="dxa" w:w="941"/>
+            <w:tcW w:type="dxa" w:w="986"/>
           </w:tcPr>
           <w:p>
             <w:pPr>
@@ -2271,7 +2271,7 @@
         </w:tc>
         <w:tc>
           <w:tcPr>
-            <w:tcW w:type="dxa" w:w="941"/>
+            <w:tcW w:type="dxa" w:w="986"/>
           </w:tcPr>
           <w:p>
             <w:pPr>
@@ -2294,7 +2294,7 @@
         </w:trPr>
         <w:tc>
           <w:tcPr>
-            <w:tcW w:type="dxa" w:w="2608"/>
+            <w:tcW w:type="dxa" w:w="2268"/>
           </w:tcPr>
           <w:p>
             <w:r/>
@@ -2309,7 +2309,7 @@
         </w:tc>
         <w:tc>
           <w:tcPr>
-            <w:tcW w:type="dxa" w:w="941"/>
+            <w:tcW w:type="dxa" w:w="986"/>
           </w:tcPr>
           <w:p>
             <w:pPr>
@@ -2327,7 +2327,7 @@
         </w:tc>
         <w:tc>
           <w:tcPr>
-            <w:tcW w:type="dxa" w:w="941"/>
+            <w:tcW w:type="dxa" w:w="986"/>
           </w:tcPr>
           <w:p>
             <w:pPr>
@@ -2345,7 +2345,7 @@
         </w:tc>
         <w:tc>
           <w:tcPr>
-            <w:tcW w:type="dxa" w:w="941"/>
+            <w:tcW w:type="dxa" w:w="986"/>
           </w:tcPr>
           <w:p>
             <w:pPr>
@@ -2363,7 +2363,7 @@
         </w:tc>
         <w:tc>
           <w:tcPr>
-            <w:tcW w:type="dxa" w:w="941"/>
+            <w:tcW w:type="dxa" w:w="986"/>
           </w:tcPr>
           <w:p>
             <w:pPr>
@@ -2381,7 +2381,7 @@
         </w:tc>
         <w:tc>
           <w:tcPr>
-            <w:tcW w:type="dxa" w:w="941"/>
+            <w:tcW w:type="dxa" w:w="986"/>
           </w:tcPr>
           <w:p>
             <w:pPr>
@@ -2399,7 +2399,7 @@
         </w:tc>
         <w:tc>
           <w:tcPr>
-            <w:tcW w:type="dxa" w:w="941"/>
+            <w:tcW w:type="dxa" w:w="986"/>
           </w:tcPr>
           <w:p>
             <w:pPr>
@@ -2417,7 +2417,7 @@
         </w:tc>
         <w:tc>
           <w:tcPr>
-            <w:tcW w:type="dxa" w:w="941"/>
+            <w:tcW w:type="dxa" w:w="986"/>
           </w:tcPr>
           <w:p>
             <w:pPr>
@@ -2440,7 +2440,7 @@
         </w:trPr>
         <w:tc>
           <w:tcPr>
-            <w:tcW w:type="dxa" w:w="2608"/>
+            <w:tcW w:type="dxa" w:w="2268"/>
           </w:tcPr>
           <w:p>
             <w:r/>
@@ -2455,7 +2455,7 @@
         </w:tc>
         <w:tc>
           <w:tcPr>
-            <w:tcW w:type="dxa" w:w="941"/>
+            <w:tcW w:type="dxa" w:w="986"/>
           </w:tcPr>
           <w:p>
             <w:pPr>
@@ -2473,7 +2473,7 @@
         </w:tc>
         <w:tc>
           <w:tcPr>
-            <w:tcW w:type="dxa" w:w="941"/>
+            <w:tcW w:type="dxa" w:w="986"/>
           </w:tcPr>
           <w:p>
             <w:pPr>
@@ -2491,7 +2491,7 @@
         </w:tc>
         <w:tc>
           <w:tcPr>
-            <w:tcW w:type="dxa" w:w="941"/>
+            <w:tcW w:type="dxa" w:w="986"/>
           </w:tcPr>
           <w:p>
             <w:pPr>
@@ -2509,7 +2509,7 @@
         </w:tc>
         <w:tc>
           <w:tcPr>
-            <w:tcW w:type="dxa" w:w="941"/>
+            <w:tcW w:type="dxa" w:w="986"/>
           </w:tcPr>
           <w:p>
             <w:pPr>
@@ -2527,7 +2527,7 @@
         </w:tc>
         <w:tc>
           <w:tcPr>
-            <w:tcW w:type="dxa" w:w="941"/>
+            <w:tcW w:type="dxa" w:w="986"/>
           </w:tcPr>
           <w:p>
             <w:pPr>
@@ -2545,7 +2545,7 @@
         </w:tc>
         <w:tc>
           <w:tcPr>
-            <w:tcW w:type="dxa" w:w="941"/>
+            <w:tcW w:type="dxa" w:w="986"/>
           </w:tcPr>
           <w:p>
             <w:pPr>
@@ -2563,7 +2563,7 @@
         </w:tc>
         <w:tc>
           <w:tcPr>
-            <w:tcW w:type="dxa" w:w="941"/>
+            <w:tcW w:type="dxa" w:w="986"/>
           </w:tcPr>
           <w:p>
             <w:pPr>
@@ -2586,7 +2586,7 @@
         </w:trPr>
         <w:tc>
           <w:tcPr>
-            <w:tcW w:type="dxa" w:w="2608"/>
+            <w:tcW w:type="dxa" w:w="2268"/>
           </w:tcPr>
           <w:p>
             <w:r/>
@@ -2601,7 +2601,7 @@
         </w:tc>
         <w:tc>
           <w:tcPr>
-            <w:tcW w:type="dxa" w:w="941"/>
+            <w:tcW w:type="dxa" w:w="986"/>
           </w:tcPr>
           <w:p>
             <w:pPr>
@@ -2619,7 +2619,7 @@
         </w:tc>
         <w:tc>
           <w:tcPr>
-            <w:tcW w:type="dxa" w:w="941"/>
+            <w:tcW w:type="dxa" w:w="986"/>
           </w:tcPr>
           <w:p>
             <w:pPr>
@@ -2637,7 +2637,7 @@
         </w:tc>
         <w:tc>
           <w:tcPr>
-            <w:tcW w:type="dxa" w:w="941"/>
+            <w:tcW w:type="dxa" w:w="986"/>
           </w:tcPr>
           <w:p>
             <w:pPr>
@@ -2655,7 +2655,7 @@
         </w:tc>
         <w:tc>
           <w:tcPr>
-            <w:tcW w:type="dxa" w:w="941"/>
+            <w:tcW w:type="dxa" w:w="986"/>
           </w:tcPr>
           <w:p>
             <w:pPr>
@@ -2673,7 +2673,7 @@
         </w:tc>
         <w:tc>
           <w:tcPr>
-            <w:tcW w:type="dxa" w:w="941"/>
+            <w:tcW w:type="dxa" w:w="986"/>
           </w:tcPr>
           <w:p>
             <w:pPr>
@@ -2691,7 +2691,7 @@
         </w:tc>
         <w:tc>
           <w:tcPr>
-            <w:tcW w:type="dxa" w:w="941"/>
+            <w:tcW w:type="dxa" w:w="986"/>
           </w:tcPr>
           <w:p>
             <w:pPr>
@@ -2709,7 +2709,7 @@
         </w:tc>
         <w:tc>
           <w:tcPr>
-            <w:tcW w:type="dxa" w:w="941"/>
+            <w:tcW w:type="dxa" w:w="986"/>
           </w:tcPr>
           <w:p>
             <w:pPr>
@@ -2732,7 +2732,7 @@
         </w:trPr>
         <w:tc>
           <w:tcPr>
-            <w:tcW w:type="dxa" w:w="2608"/>
+            <w:tcW w:type="dxa" w:w="2268"/>
           </w:tcPr>
           <w:p>
             <w:r/>
@@ -2747,7 +2747,7 @@
         </w:tc>
         <w:tc>
           <w:tcPr>
-            <w:tcW w:type="dxa" w:w="941"/>
+            <w:tcW w:type="dxa" w:w="986"/>
           </w:tcPr>
           <w:p>
             <w:pPr>
@@ -2765,7 +2765,7 @@
         </w:tc>
         <w:tc>
           <w:tcPr>
-            <w:tcW w:type="dxa" w:w="941"/>
+            <w:tcW w:type="dxa" w:w="986"/>
           </w:tcPr>
           <w:p>
             <w:pPr>
@@ -2783,7 +2783,7 @@
         </w:tc>
         <w:tc>
           <w:tcPr>
-            <w:tcW w:type="dxa" w:w="941"/>
+            <w:tcW w:type="dxa" w:w="986"/>
           </w:tcPr>
           <w:p>
             <w:pPr>
@@ -2801,7 +2801,7 @@
         </w:tc>
         <w:tc>
           <w:tcPr>
-            <w:tcW w:type="dxa" w:w="941"/>
+            <w:tcW w:type="dxa" w:w="986"/>
           </w:tcPr>
           <w:p>
             <w:pPr>
@@ -2819,7 +2819,7 @@
         </w:tc>
         <w:tc>
           <w:tcPr>
-            <w:tcW w:type="dxa" w:w="941"/>
+            <w:tcW w:type="dxa" w:w="986"/>
           </w:tcPr>
           <w:p>
             <w:pPr>
@@ -2837,7 +2837,7 @@
         </w:tc>
         <w:tc>
           <w:tcPr>
-            <w:tcW w:type="dxa" w:w="941"/>
+            <w:tcW w:type="dxa" w:w="986"/>
           </w:tcPr>
           <w:p>
             <w:pPr>
@@ -2855,7 +2855,7 @@
         </w:tc>
         <w:tc>
           <w:tcPr>
-            <w:tcW w:type="dxa" w:w="941"/>
+            <w:tcW w:type="dxa" w:w="986"/>
           </w:tcPr>
           <w:p>
             <w:pPr>
@@ -2878,7 +2878,7 @@
         </w:trPr>
         <w:tc>
           <w:tcPr>
-            <w:tcW w:type="dxa" w:w="2608"/>
+            <w:tcW w:type="dxa" w:w="2268"/>
           </w:tcPr>
           <w:p>
             <w:r/>
@@ -2893,7 +2893,7 @@
         </w:tc>
         <w:tc>
           <w:tcPr>
-            <w:tcW w:type="dxa" w:w="941"/>
+            <w:tcW w:type="dxa" w:w="986"/>
           </w:tcPr>
           <w:p>
             <w:pPr>
@@ -2911,7 +2911,7 @@
         </w:tc>
         <w:tc>
           <w:tcPr>
-            <w:tcW w:type="dxa" w:w="941"/>
+            <w:tcW w:type="dxa" w:w="986"/>
           </w:tcPr>
           <w:p>
             <w:pPr>
@@ -2929,7 +2929,7 @@
         </w:tc>
         <w:tc>
           <w:tcPr>
-            <w:tcW w:type="dxa" w:w="941"/>
+            <w:tcW w:type="dxa" w:w="986"/>
           </w:tcPr>
           <w:p>
             <w:pPr>
@@ -2947,7 +2947,7 @@
         </w:tc>
         <w:tc>
           <w:tcPr>
-            <w:tcW w:type="dxa" w:w="941"/>
+            <w:tcW w:type="dxa" w:w="986"/>
           </w:tcPr>
           <w:p>
             <w:pPr>
@@ -2965,7 +2965,7 @@
         </w:tc>
         <w:tc>
           <w:tcPr>
-            <w:tcW w:type="dxa" w:w="941"/>
+            <w:tcW w:type="dxa" w:w="986"/>
           </w:tcPr>
           <w:p>
             <w:pPr>
@@ -2983,7 +2983,7 @@
         </w:tc>
         <w:tc>
           <w:tcPr>
-            <w:tcW w:type="dxa" w:w="941"/>
+            <w:tcW w:type="dxa" w:w="986"/>
           </w:tcPr>
           <w:p>
             <w:pPr>
@@ -3001,7 +3001,7 @@
         </w:tc>
         <w:tc>
           <w:tcPr>
-            <w:tcW w:type="dxa" w:w="941"/>
+            <w:tcW w:type="dxa" w:w="986"/>
           </w:tcPr>
           <w:p>
             <w:pPr>
@@ -3024,7 +3024,7 @@
         </w:trPr>
         <w:tc>
           <w:tcPr>
-            <w:tcW w:type="dxa" w:w="2608"/>
+            <w:tcW w:type="dxa" w:w="2268"/>
           </w:tcPr>
           <w:p>
             <w:r/>
@@ -3039,7 +3039,7 @@
         </w:tc>
         <w:tc>
           <w:tcPr>
-            <w:tcW w:type="dxa" w:w="941"/>
+            <w:tcW w:type="dxa" w:w="986"/>
           </w:tcPr>
           <w:p>
             <w:pPr>
@@ -3057,7 +3057,7 @@
         </w:tc>
         <w:tc>
           <w:tcPr>
-            <w:tcW w:type="dxa" w:w="941"/>
+            <w:tcW w:type="dxa" w:w="986"/>
           </w:tcPr>
           <w:p>
             <w:pPr>
@@ -3075,7 +3075,7 @@
         </w:tc>
         <w:tc>
           <w:tcPr>
-            <w:tcW w:type="dxa" w:w="941"/>
+            <w:tcW w:type="dxa" w:w="986"/>
           </w:tcPr>
           <w:p>
             <w:pPr>
@@ -3093,7 +3093,7 @@
         </w:tc>
         <w:tc>
           <w:tcPr>
-            <w:tcW w:type="dxa" w:w="941"/>
+            <w:tcW w:type="dxa" w:w="986"/>
           </w:tcPr>
           <w:p>
             <w:pPr>
@@ -3111,7 +3111,7 @@
         </w:tc>
         <w:tc>
           <w:tcPr>
-            <w:tcW w:type="dxa" w:w="941"/>
+            <w:tcW w:type="dxa" w:w="986"/>
           </w:tcPr>
           <w:p>
             <w:pPr>
@@ -3129,7 +3129,7 @@
         </w:tc>
         <w:tc>
           <w:tcPr>
-            <w:tcW w:type="dxa" w:w="941"/>
+            <w:tcW w:type="dxa" w:w="986"/>
           </w:tcPr>
           <w:p>
             <w:pPr>
@@ -3147,7 +3147,7 @@
         </w:tc>
         <w:tc>
           <w:tcPr>
-            <w:tcW w:type="dxa" w:w="941"/>
+            <w:tcW w:type="dxa" w:w="986"/>
           </w:tcPr>
           <w:p>
             <w:pPr>
@@ -3170,7 +3170,7 @@
         </w:trPr>
         <w:tc>
           <w:tcPr>
-            <w:tcW w:type="dxa" w:w="2608"/>
+            <w:tcW w:type="dxa" w:w="2268"/>
           </w:tcPr>
           <w:p>
             <w:r/>
@@ -3185,7 +3185,7 @@
         </w:tc>
         <w:tc>
           <w:tcPr>
-            <w:tcW w:type="dxa" w:w="941"/>
+            <w:tcW w:type="dxa" w:w="986"/>
           </w:tcPr>
           <w:p>
             <w:pPr>
@@ -3203,7 +3203,7 @@
         </w:tc>
         <w:tc>
           <w:tcPr>
-            <w:tcW w:type="dxa" w:w="941"/>
+            <w:tcW w:type="dxa" w:w="986"/>
           </w:tcPr>
           <w:p>
             <w:pPr>
@@ -3221,7 +3221,7 @@
         </w:tc>
         <w:tc>
           <w:tcPr>
-            <w:tcW w:type="dxa" w:w="941"/>
+            <w:tcW w:type="dxa" w:w="986"/>
           </w:tcPr>
           <w:p>
             <w:pPr>
@@ -3239,7 +3239,7 @@
         </w:tc>
         <w:tc>
           <w:tcPr>
-            <w:tcW w:type="dxa" w:w="941"/>
+            <w:tcW w:type="dxa" w:w="986"/>
           </w:tcPr>
           <w:p>
             <w:pPr>
@@ -3257,7 +3257,7 @@
         </w:tc>
         <w:tc>
           <w:tcPr>
-            <w:tcW w:type="dxa" w:w="941"/>
+            <w:tcW w:type="dxa" w:w="986"/>
           </w:tcPr>
           <w:p>
             <w:pPr>
@@ -3275,7 +3275,7 @@
         </w:tc>
         <w:tc>
           <w:tcPr>
-            <w:tcW w:type="dxa" w:w="941"/>
+            <w:tcW w:type="dxa" w:w="986"/>
           </w:tcPr>
           <w:p>
             <w:pPr>
@@ -3293,7 +3293,7 @@
         </w:tc>
         <w:tc>
           <w:tcPr>
-            <w:tcW w:type="dxa" w:w="941"/>
+            <w:tcW w:type="dxa" w:w="986"/>
           </w:tcPr>
           <w:p>
             <w:pPr>
@@ -3316,7 +3316,7 @@
         </w:trPr>
         <w:tc>
           <w:tcPr>
-            <w:tcW w:type="dxa" w:w="2608"/>
+            <w:tcW w:type="dxa" w:w="2268"/>
           </w:tcPr>
           <w:p>
             <w:r/>
@@ -3331,7 +3331,7 @@
         </w:tc>
         <w:tc>
           <w:tcPr>
-            <w:tcW w:type="dxa" w:w="941"/>
+            <w:tcW w:type="dxa" w:w="986"/>
           </w:tcPr>
           <w:p>
             <w:pPr>
@@ -3349,7 +3349,7 @@
         </w:tc>
         <w:tc>
           <w:tcPr>
-            <w:tcW w:type="dxa" w:w="941"/>
+            <w:tcW w:type="dxa" w:w="986"/>
           </w:tcPr>
           <w:p>
             <w:pPr>
@@ -3367,7 +3367,7 @@
         </w:tc>
         <w:tc>
           <w:tcPr>
-            <w:tcW w:type="dxa" w:w="941"/>
+            <w:tcW w:type="dxa" w:w="986"/>
           </w:tcPr>
           <w:p>
             <w:pPr>
@@ -3385,7 +3385,7 @@
         </w:tc>
         <w:tc>
           <w:tcPr>
-            <w:tcW w:type="dxa" w:w="941"/>
+            <w:tcW w:type="dxa" w:w="986"/>
           </w:tcPr>
           <w:p>
             <w:pPr>
@@ -3403,7 +3403,7 @@
         </w:tc>
         <w:tc>
           <w:tcPr>
-            <w:tcW w:type="dxa" w:w="941"/>
+            <w:tcW w:type="dxa" w:w="986"/>
           </w:tcPr>
           <w:p>
             <w:pPr>
@@ -3421,7 +3421,7 @@
         </w:tc>
         <w:tc>
           <w:tcPr>
-            <w:tcW w:type="dxa" w:w="941"/>
+            <w:tcW w:type="dxa" w:w="986"/>
           </w:tcPr>
           <w:p>
             <w:pPr>
@@ -3439,7 +3439,7 @@
         </w:tc>
         <w:tc>
           <w:tcPr>
-            <w:tcW w:type="dxa" w:w="941"/>
+            <w:tcW w:type="dxa" w:w="986"/>
           </w:tcPr>
           <w:p>
             <w:pPr>
@@ -3462,7 +3462,7 @@
         </w:trPr>
         <w:tc>
           <w:tcPr>
-            <w:tcW w:type="dxa" w:w="2608"/>
+            <w:tcW w:type="dxa" w:w="2268"/>
           </w:tcPr>
           <w:p>
             <w:r/>
@@ -3477,7 +3477,7 @@
         </w:tc>
         <w:tc>
           <w:tcPr>
-            <w:tcW w:type="dxa" w:w="941"/>
+            <w:tcW w:type="dxa" w:w="986"/>
           </w:tcPr>
           <w:p>
             <w:pPr>
@@ -3495,7 +3495,7 @@
         </w:tc>
         <w:tc>
           <w:tcPr>
-            <w:tcW w:type="dxa" w:w="941"/>
+            <w:tcW w:type="dxa" w:w="986"/>
           </w:tcPr>
           <w:p>
             <w:pPr>
@@ -3513,7 +3513,7 @@
         </w:tc>
         <w:tc>
           <w:tcPr>
-            <w:tcW w:type="dxa" w:w="941"/>
+            <w:tcW w:type="dxa" w:w="986"/>
           </w:tcPr>
           <w:p>
             <w:pPr>
@@ -3531,7 +3531,7 @@
         </w:tc>
         <w:tc>
           <w:tcPr>
-            <w:tcW w:type="dxa" w:w="941"/>
+            <w:tcW w:type="dxa" w:w="986"/>
           </w:tcPr>
           <w:p>
             <w:pPr>
@@ -3549,7 +3549,7 @@
         </w:tc>
         <w:tc>
           <w:tcPr>
-            <w:tcW w:type="dxa" w:w="941"/>
+            <w:tcW w:type="dxa" w:w="986"/>
           </w:tcPr>
           <w:p>
             <w:pPr>
@@ -3567,7 +3567,7 @@
         </w:tc>
         <w:tc>
           <w:tcPr>
-            <w:tcW w:type="dxa" w:w="941"/>
+            <w:tcW w:type="dxa" w:w="986"/>
           </w:tcPr>
           <w:p>
             <w:pPr>
@@ -3585,7 +3585,7 @@
         </w:tc>
         <w:tc>
           <w:tcPr>
-            <w:tcW w:type="dxa" w:w="941"/>
+            <w:tcW w:type="dxa" w:w="986"/>
           </w:tcPr>
           <w:p>
             <w:pPr>
@@ -3608,7 +3608,7 @@
         </w:trPr>
         <w:tc>
           <w:tcPr>
-            <w:tcW w:type="dxa" w:w="2608"/>
+            <w:tcW w:type="dxa" w:w="2268"/>
           </w:tcPr>
           <w:p>
             <w:r/>
@@ -3623,7 +3623,7 @@
         </w:tc>
         <w:tc>
           <w:tcPr>
-            <w:tcW w:type="dxa" w:w="941"/>
+            <w:tcW w:type="dxa" w:w="986"/>
           </w:tcPr>
           <w:p>
             <w:pPr>
@@ -3641,7 +3641,7 @@
         </w:tc>
         <w:tc>
           <w:tcPr>
-            <w:tcW w:type="dxa" w:w="941"/>
+            <w:tcW w:type="dxa" w:w="986"/>
           </w:tcPr>
           <w:p>
             <w:pPr>
@@ -3659,7 +3659,7 @@
         </w:tc>
         <w:tc>
           <w:tcPr>
-            <w:tcW w:type="dxa" w:w="941"/>
+            <w:tcW w:type="dxa" w:w="986"/>
           </w:tcPr>
           <w:p>
             <w:pPr>
@@ -3677,7 +3677,7 @@
         </w:tc>
         <w:tc>
           <w:tcPr>
-            <w:tcW w:type="dxa" w:w="941"/>
+            <w:tcW w:type="dxa" w:w="986"/>
           </w:tcPr>
           <w:p>
             <w:pPr>
@@ -3695,7 +3695,7 @@
         </w:tc>
         <w:tc>
           <w:tcPr>
-            <w:tcW w:type="dxa" w:w="941"/>
+            <w:tcW w:type="dxa" w:w="986"/>
           </w:tcPr>
           <w:p>
             <w:pPr>
@@ -3713,7 +3713,7 @@
         </w:tc>
         <w:tc>
           <w:tcPr>
-            <w:tcW w:type="dxa" w:w="941"/>
+            <w:tcW w:type="dxa" w:w="986"/>
           </w:tcPr>
           <w:p>
             <w:pPr>
@@ -3731,7 +3731,7 @@
         </w:tc>
         <w:tc>
           <w:tcPr>
-            <w:tcW w:type="dxa" w:w="941"/>
+            <w:tcW w:type="dxa" w:w="986"/>
           </w:tcPr>
           <w:p>
             <w:pPr>
@@ -3754,7 +3754,7 @@
         </w:trPr>
         <w:tc>
           <w:tcPr>
-            <w:tcW w:type="dxa" w:w="2608"/>
+            <w:tcW w:type="dxa" w:w="2268"/>
           </w:tcPr>
           <w:p>
             <w:r/>
@@ -3769,7 +3769,7 @@
         </w:tc>
         <w:tc>
           <w:tcPr>
-            <w:tcW w:type="dxa" w:w="941"/>
+            <w:tcW w:type="dxa" w:w="986"/>
           </w:tcPr>
           <w:p>
             <w:pPr>
@@ -3787,7 +3787,7 @@
         </w:tc>
         <w:tc>
           <w:tcPr>
-            <w:tcW w:type="dxa" w:w="941"/>
+            <w:tcW w:type="dxa" w:w="986"/>
           </w:tcPr>
           <w:p>
             <w:pPr>
@@ -3805,7 +3805,7 @@
         </w:tc>
         <w:tc>
           <w:tcPr>
-            <w:tcW w:type="dxa" w:w="941"/>
+            <w:tcW w:type="dxa" w:w="986"/>
           </w:tcPr>
           <w:p>
             <w:pPr>
@@ -3823,7 +3823,7 @@
         </w:tc>
         <w:tc>
           <w:tcPr>
-            <w:tcW w:type="dxa" w:w="941"/>
+            <w:tcW w:type="dxa" w:w="986"/>
           </w:tcPr>
           <w:p>
             <w:pPr>
@@ -3841,7 +3841,7 @@
         </w:tc>
         <w:tc>
           <w:tcPr>
-            <w:tcW w:type="dxa" w:w="941"/>
+            <w:tcW w:type="dxa" w:w="986"/>
           </w:tcPr>
           <w:p>
             <w:pPr>
@@ -3859,7 +3859,7 @@
         </w:tc>
         <w:tc>
           <w:tcPr>
-            <w:tcW w:type="dxa" w:w="941"/>
+            <w:tcW w:type="dxa" w:w="986"/>
           </w:tcPr>
           <w:p>
             <w:pPr>
@@ -3877,7 +3877,7 @@
         </w:tc>
         <w:tc>
           <w:tcPr>
-            <w:tcW w:type="dxa" w:w="941"/>
+            <w:tcW w:type="dxa" w:w="986"/>
           </w:tcPr>
           <w:p>
             <w:pPr>
@@ -3900,7 +3900,7 @@
         </w:trPr>
         <w:tc>
           <w:tcPr>
-            <w:tcW w:type="dxa" w:w="2608"/>
+            <w:tcW w:type="dxa" w:w="2268"/>
           </w:tcPr>
           <w:p>
             <w:r/>
@@ -3915,7 +3915,7 @@
         </w:tc>
         <w:tc>
           <w:tcPr>
-            <w:tcW w:type="dxa" w:w="941"/>
+            <w:tcW w:type="dxa" w:w="986"/>
           </w:tcPr>
           <w:p>
             <w:pPr>
@@ -3933,7 +3933,7 @@
         </w:tc>
         <w:tc>
           <w:tcPr>
-            <w:tcW w:type="dxa" w:w="941"/>
+            <w:tcW w:type="dxa" w:w="986"/>
           </w:tcPr>
           <w:p>
             <w:pPr>
@@ -3951,7 +3951,7 @@
         </w:tc>
         <w:tc>
           <w:tcPr>
-            <w:tcW w:type="dxa" w:w="941"/>
+            <w:tcW w:type="dxa" w:w="986"/>
           </w:tcPr>
           <w:p>
             <w:pPr>
@@ -3969,7 +3969,7 @@
         </w:tc>
         <w:tc>
           <w:tcPr>
-            <w:tcW w:type="dxa" w:w="941"/>
+            <w:tcW w:type="dxa" w:w="986"/>
           </w:tcPr>
           <w:p>
             <w:pPr>
@@ -3987,7 +3987,7 @@
         </w:tc>
         <w:tc>
           <w:tcPr>
-            <w:tcW w:type="dxa" w:w="941"/>
+            <w:tcW w:type="dxa" w:w="986"/>
           </w:tcPr>
           <w:p>
             <w:pPr>
@@ -4005,7 +4005,7 @@
         </w:tc>
         <w:tc>
           <w:tcPr>
-            <w:tcW w:type="dxa" w:w="941"/>
+            <w:tcW w:type="dxa" w:w="986"/>
           </w:tcPr>
           <w:p>
             <w:pPr>
@@ -4023,7 +4023,7 @@
         </w:tc>
         <w:tc>
           <w:tcPr>
-            <w:tcW w:type="dxa" w:w="941"/>
+            <w:tcW w:type="dxa" w:w="986"/>
           </w:tcPr>
           <w:p>
             <w:pPr>
@@ -4046,7 +4046,7 @@
         </w:trPr>
         <w:tc>
           <w:tcPr>
-            <w:tcW w:type="dxa" w:w="2608"/>
+            <w:tcW w:type="dxa" w:w="2268"/>
           </w:tcPr>
           <w:p>
             <w:r/>
@@ -4061,7 +4061,7 @@
         </w:tc>
         <w:tc>
           <w:tcPr>
-            <w:tcW w:type="dxa" w:w="941"/>
+            <w:tcW w:type="dxa" w:w="986"/>
           </w:tcPr>
           <w:p>
             <w:pPr>
@@ -4079,7 +4079,7 @@
         </w:tc>
         <w:tc>
           <w:tcPr>
-            <w:tcW w:type="dxa" w:w="941"/>
+            <w:tcW w:type="dxa" w:w="986"/>
           </w:tcPr>
           <w:p>
             <w:pPr>
@@ -4097,7 +4097,7 @@
         </w:tc>
         <w:tc>
           <w:tcPr>
-            <w:tcW w:type="dxa" w:w="941"/>
+            <w:tcW w:type="dxa" w:w="986"/>
           </w:tcPr>
           <w:p>
             <w:pPr>
@@ -4115,7 +4115,7 @@
         </w:tc>
         <w:tc>
           <w:tcPr>
-            <w:tcW w:type="dxa" w:w="941"/>
+            <w:tcW w:type="dxa" w:w="986"/>
           </w:tcPr>
           <w:p>
             <w:pPr>
@@ -4133,7 +4133,7 @@
         </w:tc>
         <w:tc>
           <w:tcPr>
-            <w:tcW w:type="dxa" w:w="941"/>
+            <w:tcW w:type="dxa" w:w="986"/>
           </w:tcPr>
           <w:p>
             <w:pPr>
@@ -4151,7 +4151,7 @@
         </w:tc>
         <w:tc>
           <w:tcPr>
-            <w:tcW w:type="dxa" w:w="941"/>
+            <w:tcW w:type="dxa" w:w="986"/>
           </w:tcPr>
           <w:p>
             <w:pPr>
@@ -4169,7 +4169,7 @@
         </w:tc>
         <w:tc>
           <w:tcPr>
-            <w:tcW w:type="dxa" w:w="941"/>
+            <w:tcW w:type="dxa" w:w="986"/>
           </w:tcPr>
           <w:p>
             <w:pPr>
@@ -4582,14 +4582,14 @@
         <w:tblLayout w:type="fixed"/>
       </w:tblPr>
       <w:tblGrid>
-        <w:gridCol w:w="2608"/>
-        <w:gridCol w:w="941"/>
-        <w:gridCol w:w="941"/>
-        <w:gridCol w:w="941"/>
-        <w:gridCol w:w="941"/>
-        <w:gridCol w:w="941"/>
-        <w:gridCol w:w="941"/>
-        <w:gridCol w:w="941"/>
+        <w:gridCol w:w="2268"/>
+        <w:gridCol w:w="987"/>
+        <w:gridCol w:w="987"/>
+        <w:gridCol w:w="987"/>
+        <w:gridCol w:w="987"/>
+        <w:gridCol w:w="987"/>
+        <w:gridCol w:w="987"/>
+        <w:gridCol w:w="987"/>
       </w:tblGrid>
       <w:tr>
         <w:trPr>
@@ -4597,7 +4597,7 @@
         </w:trPr>
         <w:tc>
           <w:tcPr>
-            <w:tcW w:type="dxa" w:w="2608"/>
+            <w:tcW w:type="dxa" w:w="2268"/>
           </w:tcPr>
           <w:p>
             <w:r/>
@@ -4613,7 +4613,7 @@
         </w:tc>
         <w:tc>
           <w:tcPr>
-            <w:tcW w:type="dxa" w:w="941"/>
+            <w:tcW w:type="dxa" w:w="986"/>
           </w:tcPr>
           <w:p>
             <w:r/>
@@ -4629,7 +4629,7 @@
         </w:tc>
         <w:tc>
           <w:tcPr>
-            <w:tcW w:type="dxa" w:w="941"/>
+            <w:tcW w:type="dxa" w:w="986"/>
           </w:tcPr>
           <w:p>
             <w:r/>
@@ -4645,7 +4645,7 @@
         </w:tc>
         <w:tc>
           <w:tcPr>
-            <w:tcW w:type="dxa" w:w="941"/>
+            <w:tcW w:type="dxa" w:w="986"/>
           </w:tcPr>
           <w:p>
             <w:r/>
@@ -4661,7 +4661,7 @@
         </w:tc>
         <w:tc>
           <w:tcPr>
-            <w:tcW w:type="dxa" w:w="941"/>
+            <w:tcW w:type="dxa" w:w="986"/>
           </w:tcPr>
           <w:p>
             <w:r/>
@@ -4677,7 +4677,7 @@
         </w:tc>
         <w:tc>
           <w:tcPr>
-            <w:tcW w:type="dxa" w:w="941"/>
+            <w:tcW w:type="dxa" w:w="986"/>
           </w:tcPr>
           <w:p>
             <w:r/>
@@ -4693,7 +4693,7 @@
         </w:tc>
         <w:tc>
           <w:tcPr>
-            <w:tcW w:type="dxa" w:w="941"/>
+            <w:tcW w:type="dxa" w:w="986"/>
           </w:tcPr>
           <w:p>
             <w:r/>
@@ -4709,7 +4709,7 @@
         </w:tc>
         <w:tc>
           <w:tcPr>
-            <w:tcW w:type="dxa" w:w="941"/>
+            <w:tcW w:type="dxa" w:w="986"/>
           </w:tcPr>
           <w:p>
             <w:r/>
@@ -4730,7 +4730,7 @@
         </w:trPr>
         <w:tc>
           <w:tcPr>
-            <w:tcW w:type="dxa" w:w="2608"/>
+            <w:tcW w:type="dxa" w:w="2268"/>
           </w:tcPr>
           <w:p>
             <w:r/>
@@ -4745,7 +4745,7 @@
         </w:tc>
         <w:tc>
           <w:tcPr>
-            <w:tcW w:type="dxa" w:w="941"/>
+            <w:tcW w:type="dxa" w:w="986"/>
           </w:tcPr>
           <w:p>
             <w:pPr>
@@ -4763,7 +4763,7 @@
         </w:tc>
         <w:tc>
           <w:tcPr>
-            <w:tcW w:type="dxa" w:w="941"/>
+            <w:tcW w:type="dxa" w:w="986"/>
           </w:tcPr>
           <w:p>
             <w:pPr>
@@ -4781,7 +4781,7 @@
         </w:tc>
         <w:tc>
           <w:tcPr>
-            <w:tcW w:type="dxa" w:w="941"/>
+            <w:tcW w:type="dxa" w:w="986"/>
           </w:tcPr>
           <w:p>
             <w:pPr>
@@ -4799,7 +4799,7 @@
         </w:tc>
         <w:tc>
           <w:tcPr>
-            <w:tcW w:type="dxa" w:w="941"/>
+            <w:tcW w:type="dxa" w:w="986"/>
           </w:tcPr>
           <w:p>
             <w:pPr>
@@ -4817,7 +4817,7 @@
         </w:tc>
         <w:tc>
           <w:tcPr>
-            <w:tcW w:type="dxa" w:w="941"/>
+            <w:tcW w:type="dxa" w:w="986"/>
           </w:tcPr>
           <w:p>
             <w:pPr>
@@ -4835,7 +4835,7 @@
         </w:tc>
         <w:tc>
           <w:tcPr>
-            <w:tcW w:type="dxa" w:w="941"/>
+            <w:tcW w:type="dxa" w:w="986"/>
           </w:tcPr>
           <w:p>
             <w:pPr>
@@ -4853,7 +4853,7 @@
         </w:tc>
         <w:tc>
           <w:tcPr>
-            <w:tcW w:type="dxa" w:w="941"/>
+            <w:tcW w:type="dxa" w:w="986"/>
           </w:tcPr>
           <w:p>
             <w:pPr>
@@ -4876,7 +4876,7 @@
         </w:trPr>
         <w:tc>
           <w:tcPr>
-            <w:tcW w:type="dxa" w:w="2608"/>
+            <w:tcW w:type="dxa" w:w="2268"/>
           </w:tcPr>
           <w:p>
             <w:r/>
@@ -4891,7 +4891,7 @@
         </w:tc>
         <w:tc>
           <w:tcPr>
-            <w:tcW w:type="dxa" w:w="941"/>
+            <w:tcW w:type="dxa" w:w="986"/>
           </w:tcPr>
           <w:p>
             <w:pPr>
@@ -4909,7 +4909,7 @@
         </w:tc>
         <w:tc>
           <w:tcPr>
-            <w:tcW w:type="dxa" w:w="941"/>
+            <w:tcW w:type="dxa" w:w="986"/>
           </w:tcPr>
           <w:p>
             <w:pPr>
@@ -4927,7 +4927,7 @@
         </w:tc>
         <w:tc>
           <w:tcPr>
-            <w:tcW w:type="dxa" w:w="941"/>
+            <w:tcW w:type="dxa" w:w="986"/>
           </w:tcPr>
           <w:p>
             <w:pPr>
@@ -4945,7 +4945,7 @@
         </w:tc>
         <w:tc>
           <w:tcPr>
-            <w:tcW w:type="dxa" w:w="941"/>
+            <w:tcW w:type="dxa" w:w="986"/>
           </w:tcPr>
           <w:p>
             <w:pPr>
@@ -4963,7 +4963,7 @@
         </w:tc>
         <w:tc>
           <w:tcPr>
-            <w:tcW w:type="dxa" w:w="941"/>
+            <w:tcW w:type="dxa" w:w="986"/>
           </w:tcPr>
           <w:p>
             <w:pPr>
@@ -4981,7 +4981,7 @@
         </w:tc>
         <w:tc>
           <w:tcPr>
-            <w:tcW w:type="dxa" w:w="941"/>
+            <w:tcW w:type="dxa" w:w="986"/>
           </w:tcPr>
           <w:p>
             <w:pPr>
@@ -4999,7 +4999,7 @@
         </w:tc>
         <w:tc>
           <w:tcPr>
-            <w:tcW w:type="dxa" w:w="941"/>
+            <w:tcW w:type="dxa" w:w="986"/>
           </w:tcPr>
           <w:p>
             <w:pPr>
@@ -5022,7 +5022,7 @@
         </w:trPr>
         <w:tc>
           <w:tcPr>
-            <w:tcW w:type="dxa" w:w="2608"/>
+            <w:tcW w:type="dxa" w:w="2268"/>
           </w:tcPr>
           <w:p>
             <w:r/>
@@ -5037,7 +5037,7 @@
         </w:tc>
         <w:tc>
           <w:tcPr>
-            <w:tcW w:type="dxa" w:w="941"/>
+            <w:tcW w:type="dxa" w:w="986"/>
           </w:tcPr>
           <w:p>
             <w:pPr>
@@ -5055,7 +5055,7 @@
         </w:tc>
         <w:tc>
           <w:tcPr>
-            <w:tcW w:type="dxa" w:w="941"/>
+            <w:tcW w:type="dxa" w:w="986"/>
           </w:tcPr>
           <w:p>
             <w:pPr>
@@ -5073,7 +5073,7 @@
         </w:tc>
         <w:tc>
           <w:tcPr>
-            <w:tcW w:type="dxa" w:w="941"/>
+            <w:tcW w:type="dxa" w:w="986"/>
           </w:tcPr>
           <w:p>
             <w:pPr>
@@ -5091,7 +5091,7 @@
         </w:tc>
         <w:tc>
           <w:tcPr>
-            <w:tcW w:type="dxa" w:w="941"/>
+            <w:tcW w:type="dxa" w:w="986"/>
           </w:tcPr>
           <w:p>
             <w:pPr>
@@ -5109,7 +5109,7 @@
         </w:tc>
         <w:tc>
           <w:tcPr>
-            <w:tcW w:type="dxa" w:w="941"/>
+            <w:tcW w:type="dxa" w:w="986"/>
           </w:tcPr>
           <w:p>
             <w:pPr>
@@ -5127,7 +5127,7 @@
         </w:tc>
         <w:tc>
           <w:tcPr>
-            <w:tcW w:type="dxa" w:w="941"/>
+            <w:tcW w:type="dxa" w:w="986"/>
           </w:tcPr>
           <w:p>
             <w:pPr>
@@ -5145,7 +5145,7 @@
         </w:tc>
         <w:tc>
           <w:tcPr>
-            <w:tcW w:type="dxa" w:w="941"/>
+            <w:tcW w:type="dxa" w:w="986"/>
           </w:tcPr>
           <w:p>
             <w:pPr>
@@ -5168,7 +5168,7 @@
         </w:trPr>
         <w:tc>
           <w:tcPr>
-            <w:tcW w:type="dxa" w:w="2608"/>
+            <w:tcW w:type="dxa" w:w="2268"/>
           </w:tcPr>
           <w:p>
             <w:r/>
@@ -5183,7 +5183,7 @@
         </w:tc>
         <w:tc>
           <w:tcPr>
-            <w:tcW w:type="dxa" w:w="941"/>
+            <w:tcW w:type="dxa" w:w="986"/>
           </w:tcPr>
           <w:p>
             <w:pPr>
@@ -5201,7 +5201,7 @@
         </w:tc>
         <w:tc>
           <w:tcPr>
-            <w:tcW w:type="dxa" w:w="941"/>
+            <w:tcW w:type="dxa" w:w="986"/>
           </w:tcPr>
           <w:p>
             <w:pPr>
@@ -5219,7 +5219,7 @@
         </w:tc>
         <w:tc>
           <w:tcPr>
-            <w:tcW w:type="dxa" w:w="941"/>
+            <w:tcW w:type="dxa" w:w="986"/>
           </w:tcPr>
           <w:p>
             <w:pPr>
@@ -5237,7 +5237,7 @@
         </w:tc>
         <w:tc>
           <w:tcPr>
-            <w:tcW w:type="dxa" w:w="941"/>
+            <w:tcW w:type="dxa" w:w="986"/>
           </w:tcPr>
           <w:p>
             <w:pPr>
@@ -5255,7 +5255,7 @@
         </w:tc>
         <w:tc>
           <w:tcPr>
-            <w:tcW w:type="dxa" w:w="941"/>
+            <w:tcW w:type="dxa" w:w="986"/>
           </w:tcPr>
           <w:p>
             <w:pPr>
@@ -5273,7 +5273,7 @@
         </w:tc>
         <w:tc>
           <w:tcPr>
-            <w:tcW w:type="dxa" w:w="941"/>
+            <w:tcW w:type="dxa" w:w="986"/>
           </w:tcPr>
           <w:p>
             <w:pPr>
@@ -5291,7 +5291,7 @@
         </w:tc>
         <w:tc>
           <w:tcPr>
-            <w:tcW w:type="dxa" w:w="941"/>
+            <w:tcW w:type="dxa" w:w="986"/>
           </w:tcPr>
           <w:p>
             <w:pPr>
@@ -5314,7 +5314,7 @@
         </w:trPr>
         <w:tc>
           <w:tcPr>
-            <w:tcW w:type="dxa" w:w="2608"/>
+            <w:tcW w:type="dxa" w:w="2268"/>
           </w:tcPr>
           <w:p>
             <w:r/>
@@ -5329,7 +5329,7 @@
         </w:tc>
         <w:tc>
           <w:tcPr>
-            <w:tcW w:type="dxa" w:w="941"/>
+            <w:tcW w:type="dxa" w:w="986"/>
           </w:tcPr>
           <w:p>
             <w:pPr>
@@ -5347,7 +5347,7 @@
         </w:tc>
         <w:tc>
           <w:tcPr>
-            <w:tcW w:type="dxa" w:w="941"/>
+            <w:tcW w:type="dxa" w:w="986"/>
           </w:tcPr>
           <w:p>
             <w:pPr>
@@ -5365,7 +5365,7 @@
         </w:tc>
         <w:tc>
           <w:tcPr>
-            <w:tcW w:type="dxa" w:w="941"/>
+            <w:tcW w:type="dxa" w:w="986"/>
           </w:tcPr>
           <w:p>
             <w:pPr>
@@ -5383,7 +5383,7 @@
         </w:tc>
         <w:tc>
           <w:tcPr>
-            <w:tcW w:type="dxa" w:w="941"/>
+            <w:tcW w:type="dxa" w:w="986"/>
           </w:tcPr>
           <w:p>
             <w:pPr>
@@ -5401,7 +5401,7 @@
         </w:tc>
         <w:tc>
           <w:tcPr>
-            <w:tcW w:type="dxa" w:w="941"/>
+            <w:tcW w:type="dxa" w:w="986"/>
           </w:tcPr>
           <w:p>
             <w:pPr>
@@ -5419,7 +5419,7 @@
         </w:tc>
         <w:tc>
           <w:tcPr>
-            <w:tcW w:type="dxa" w:w="941"/>
+            <w:tcW w:type="dxa" w:w="986"/>
           </w:tcPr>
           <w:p>
             <w:pPr>
@@ -5437,7 +5437,7 @@
         </w:tc>
         <w:tc>
           <w:tcPr>
-            <w:tcW w:type="dxa" w:w="941"/>
+            <w:tcW w:type="dxa" w:w="986"/>
           </w:tcPr>
           <w:p>
             <w:pPr>
@@ -5460,7 +5460,7 @@
         </w:trPr>
         <w:tc>
           <w:tcPr>
-            <w:tcW w:type="dxa" w:w="2608"/>
+            <w:tcW w:type="dxa" w:w="2268"/>
           </w:tcPr>
           <w:p>
             <w:r/>
@@ -5475,7 +5475,7 @@
         </w:tc>
         <w:tc>
           <w:tcPr>
-            <w:tcW w:type="dxa" w:w="941"/>
+            <w:tcW w:type="dxa" w:w="986"/>
           </w:tcPr>
           <w:p>
             <w:pPr>
@@ -5493,7 +5493,7 @@
         </w:tc>
         <w:tc>
           <w:tcPr>
-            <w:tcW w:type="dxa" w:w="941"/>
+            <w:tcW w:type="dxa" w:w="986"/>
           </w:tcPr>
           <w:p>
             <w:pPr>
@@ -5511,7 +5511,7 @@
         </w:tc>
         <w:tc>
           <w:tcPr>
-            <w:tcW w:type="dxa" w:w="941"/>
+            <w:tcW w:type="dxa" w:w="986"/>
           </w:tcPr>
           <w:p>
             <w:pPr>
@@ -5529,7 +5529,7 @@
         </w:tc>
         <w:tc>
           <w:tcPr>
-            <w:tcW w:type="dxa" w:w="941"/>
+            <w:tcW w:type="dxa" w:w="986"/>
           </w:tcPr>
           <w:p>
             <w:pPr>
@@ -5547,7 +5547,7 @@
         </w:tc>
         <w:tc>
           <w:tcPr>
-            <w:tcW w:type="dxa" w:w="941"/>
+            <w:tcW w:type="dxa" w:w="986"/>
           </w:tcPr>
           <w:p>
             <w:pPr>
@@ -5565,7 +5565,7 @@
         </w:tc>
         <w:tc>
           <w:tcPr>
-            <w:tcW w:type="dxa" w:w="941"/>
+            <w:tcW w:type="dxa" w:w="986"/>
           </w:tcPr>
           <w:p>
             <w:pPr>
@@ -5583,7 +5583,7 @@
         </w:tc>
         <w:tc>
           <w:tcPr>
-            <w:tcW w:type="dxa" w:w="941"/>
+            <w:tcW w:type="dxa" w:w="986"/>
           </w:tcPr>
           <w:p>
             <w:pPr>
@@ -5606,7 +5606,7 @@
         </w:trPr>
         <w:tc>
           <w:tcPr>
-            <w:tcW w:type="dxa" w:w="2608"/>
+            <w:tcW w:type="dxa" w:w="2268"/>
           </w:tcPr>
           <w:p>
             <w:r/>
@@ -5621,7 +5621,7 @@
         </w:tc>
         <w:tc>
           <w:tcPr>
-            <w:tcW w:type="dxa" w:w="941"/>
+            <w:tcW w:type="dxa" w:w="986"/>
           </w:tcPr>
           <w:p>
             <w:pPr>
@@ -5639,7 +5639,7 @@
         </w:tc>
         <w:tc>
           <w:tcPr>
-            <w:tcW w:type="dxa" w:w="941"/>
+            <w:tcW w:type="dxa" w:w="986"/>
           </w:tcPr>
           <w:p>
             <w:pPr>
@@ -5657,7 +5657,7 @@
         </w:tc>
         <w:tc>
           <w:tcPr>
-            <w:tcW w:type="dxa" w:w="941"/>
+            <w:tcW w:type="dxa" w:w="986"/>
           </w:tcPr>
           <w:p>
             <w:pPr>
@@ -5675,7 +5675,7 @@
         </w:tc>
         <w:tc>
           <w:tcPr>
-            <w:tcW w:type="dxa" w:w="941"/>
+            <w:tcW w:type="dxa" w:w="986"/>
           </w:tcPr>
           <w:p>
             <w:pPr>
@@ -5693,7 +5693,7 @@
         </w:tc>
         <w:tc>
           <w:tcPr>
-            <w:tcW w:type="dxa" w:w="941"/>
+            <w:tcW w:type="dxa" w:w="986"/>
           </w:tcPr>
           <w:p>
             <w:pPr>
@@ -5711,7 +5711,7 @@
         </w:tc>
         <w:tc>
           <w:tcPr>
-            <w:tcW w:type="dxa" w:w="941"/>
+            <w:tcW w:type="dxa" w:w="986"/>
           </w:tcPr>
           <w:p>
             <w:pPr>
@@ -5729,7 +5729,7 @@
         </w:tc>
         <w:tc>
           <w:tcPr>
-            <w:tcW w:type="dxa" w:w="941"/>
+            <w:tcW w:type="dxa" w:w="986"/>
           </w:tcPr>
           <w:p>
             <w:pPr>
@@ -5752,7 +5752,7 @@
         </w:trPr>
         <w:tc>
           <w:tcPr>
-            <w:tcW w:type="dxa" w:w="2608"/>
+            <w:tcW w:type="dxa" w:w="2268"/>
           </w:tcPr>
           <w:p>
             <w:r/>
@@ -5767,7 +5767,7 @@
         </w:tc>
         <w:tc>
           <w:tcPr>
-            <w:tcW w:type="dxa" w:w="941"/>
+            <w:tcW w:type="dxa" w:w="986"/>
           </w:tcPr>
           <w:p>
             <w:pPr>
@@ -5785,7 +5785,7 @@
         </w:tc>
         <w:tc>
           <w:tcPr>
-            <w:tcW w:type="dxa" w:w="941"/>
+            <w:tcW w:type="dxa" w:w="986"/>
           </w:tcPr>
           <w:p>
             <w:pPr>
@@ -5803,7 +5803,7 @@
         </w:tc>
         <w:tc>
           <w:tcPr>
-            <w:tcW w:type="dxa" w:w="941"/>
+            <w:tcW w:type="dxa" w:w="986"/>
           </w:tcPr>
           <w:p>
             <w:pPr>
@@ -5821,7 +5821,7 @@
         </w:tc>
         <w:tc>
           <w:tcPr>
-            <w:tcW w:type="dxa" w:w="941"/>
+            <w:tcW w:type="dxa" w:w="986"/>
           </w:tcPr>
           <w:p>
             <w:pPr>
@@ -5839,7 +5839,7 @@
         </w:tc>
         <w:tc>
           <w:tcPr>
-            <w:tcW w:type="dxa" w:w="941"/>
+            <w:tcW w:type="dxa" w:w="986"/>
           </w:tcPr>
           <w:p>
             <w:pPr>
@@ -5857,7 +5857,7 @@
         </w:tc>
         <w:tc>
           <w:tcPr>
-            <w:tcW w:type="dxa" w:w="941"/>
+            <w:tcW w:type="dxa" w:w="986"/>
           </w:tcPr>
           <w:p>
             <w:pPr>
@@ -5875,7 +5875,7 @@
         </w:tc>
         <w:tc>
           <w:tcPr>
-            <w:tcW w:type="dxa" w:w="941"/>
+            <w:tcW w:type="dxa" w:w="986"/>
           </w:tcPr>
           <w:p>
             <w:pPr>
@@ -5898,7 +5898,7 @@
         </w:trPr>
         <w:tc>
           <w:tcPr>
-            <w:tcW w:type="dxa" w:w="2608"/>
+            <w:tcW w:type="dxa" w:w="2268"/>
           </w:tcPr>
           <w:p>
             <w:r/>
@@ -5913,7 +5913,7 @@
         </w:tc>
         <w:tc>
           <w:tcPr>
-            <w:tcW w:type="dxa" w:w="941"/>
+            <w:tcW w:type="dxa" w:w="986"/>
           </w:tcPr>
           <w:p>
             <w:pPr>
@@ -5931,7 +5931,7 @@
         </w:tc>
         <w:tc>
           <w:tcPr>
-            <w:tcW w:type="dxa" w:w="941"/>
+            <w:tcW w:type="dxa" w:w="986"/>
           </w:tcPr>
           <w:p>
             <w:pPr>
@@ -5949,7 +5949,7 @@
         </w:tc>
         <w:tc>
           <w:tcPr>
-            <w:tcW w:type="dxa" w:w="941"/>
+            <w:tcW w:type="dxa" w:w="986"/>
           </w:tcPr>
           <w:p>
             <w:pPr>
@@ -5967,7 +5967,7 @@
         </w:tc>
         <w:tc>
           <w:tcPr>
-            <w:tcW w:type="dxa" w:w="941"/>
+            <w:tcW w:type="dxa" w:w="986"/>
           </w:tcPr>
           <w:p>
             <w:pPr>
@@ -5985,7 +5985,7 @@
         </w:tc>
         <w:tc>
           <w:tcPr>
-            <w:tcW w:type="dxa" w:w="941"/>
+            <w:tcW w:type="dxa" w:w="986"/>
           </w:tcPr>
           <w:p>
             <w:pPr>
@@ -6003,7 +6003,7 @@
         </w:tc>
         <w:tc>
           <w:tcPr>
-            <w:tcW w:type="dxa" w:w="941"/>
+            <w:tcW w:type="dxa" w:w="986"/>
           </w:tcPr>
           <w:p>
             <w:pPr>
@@ -6021,7 +6021,7 @@
         </w:tc>
         <w:tc>
           <w:tcPr>
-            <w:tcW w:type="dxa" w:w="941"/>
+            <w:tcW w:type="dxa" w:w="986"/>
           </w:tcPr>
           <w:p>
             <w:pPr>
@@ -13574,6 +13574,80 @@
                 <w:color w:val="1A1D21"/>
                 <w:sz w:val="17"/>
               </w:rPr>
+              <w:t>Other income and items the record does not hold separately (residual)</w:t>
+            </w:r>
+          </w:p>
+        </w:tc>
+        <w:tc>
+          <w:tcPr>
+            <w:tcW w:type="dxa" w:w="1871"/>
+          </w:tcPr>
+          <w:p>
+            <w:pPr>
+              <w:jc w:val="right"/>
+            </w:pPr>
+            <w:r/>
+            <w:r>
+              <w:rPr>
+                <w:color w:val="1A1D21"/>
+                <w:sz w:val="17"/>
+              </w:rPr>
+              <w:t>-967.8</w:t>
+            </w:r>
+          </w:p>
+        </w:tc>
+        <w:tc>
+          <w:tcPr>
+            <w:tcW w:type="dxa" w:w="1871"/>
+          </w:tcPr>
+          <w:p>
+            <w:pPr>
+              <w:jc w:val="right"/>
+            </w:pPr>
+            <w:r/>
+            <w:r>
+              <w:rPr>
+                <w:color w:val="1A1D21"/>
+                <w:sz w:val="17"/>
+              </w:rPr>
+              <w:t>977.6</w:t>
+            </w:r>
+          </w:p>
+        </w:tc>
+        <w:tc>
+          <w:tcPr>
+            <w:tcW w:type="dxa" w:w="1871"/>
+          </w:tcPr>
+          <w:p>
+            <w:pPr>
+              <w:jc w:val="right"/>
+            </w:pPr>
+            <w:r/>
+            <w:r>
+              <w:rPr>
+                <w:color w:val="1A1D21"/>
+                <w:sz w:val="17"/>
+              </w:rPr>
+              <w:t>1,430.3</w:t>
+            </w:r>
+          </w:p>
+        </w:tc>
+      </w:tr>
+      <w:tr>
+        <w:trPr>
+          <w:cantSplit/>
+        </w:trPr>
+        <w:tc>
+          <w:tcPr>
+            <w:tcW w:type="dxa" w:w="3515"/>
+          </w:tcPr>
+          <w:p>
+            <w:r/>
+            <w:r>
+              <w:rPr>
+                <w:color w:val="1A1D21"/>
+                <w:sz w:val="17"/>
+              </w:rPr>
               <w:t>Profit before tax</w:t>
             </w:r>
           </w:p>
@@ -13941,7 +14015,7 @@
           <w:color w:val="5B6570"/>
           <w:sz w:val="16"/>
         </w:rPr>
-        <w:t>Three years, each as that year's own audited statements reported it. Revenue less cost of revenue less the cash discount foots to reported gross profit in all three years, and profit before tax less tax less minority interest foots to the attributable figure.</w:t>
+        <w:t>Three years, each as that year's own audited statements reported it. Revenue less cost of revenue less the cash discount foots to reported gross profit in all three years, and profit before tax less tax less minority interest foots to the attributable figure. The residual line is what the printed rows leave over against reported profit before tax: this study holds no source filings of its own, so the items inside it are not separated here and are not guessed at. It is negative in 2023 because no finance cost for that year is in the record at all, and positive in 2024 and 2025 because an income line the company reports is not held separately.</w:t>
       </w:r>
     </w:p>
     <w:p>
@@ -13968,14 +14042,14 @@
         <w:tblLayout w:type="fixed"/>
       </w:tblPr>
       <w:tblGrid>
-        <w:gridCol w:w="2608"/>
-        <w:gridCol w:w="941"/>
-        <w:gridCol w:w="941"/>
-        <w:gridCol w:w="941"/>
-        <w:gridCol w:w="941"/>
-        <w:gridCol w:w="941"/>
-        <w:gridCol w:w="941"/>
-        <w:gridCol w:w="941"/>
+        <w:gridCol w:w="2268"/>
+        <w:gridCol w:w="987"/>
+        <w:gridCol w:w="987"/>
+        <w:gridCol w:w="987"/>
+        <w:gridCol w:w="987"/>
+        <w:gridCol w:w="987"/>
+        <w:gridCol w:w="987"/>
+        <w:gridCol w:w="987"/>
       </w:tblGrid>
       <w:tr>
         <w:trPr>
@@ -13983,7 +14057,7 @@
         </w:trPr>
         <w:tc>
           <w:tcPr>
-            <w:tcW w:type="dxa" w:w="2608"/>
+            <w:tcW w:type="dxa" w:w="2268"/>
           </w:tcPr>
           <w:p>
             <w:r/>
@@ -13999,7 +14073,7 @@
         </w:tc>
         <w:tc>
           <w:tcPr>
-            <w:tcW w:type="dxa" w:w="941"/>
+            <w:tcW w:type="dxa" w:w="986"/>
           </w:tcPr>
           <w:p>
             <w:r/>
@@ -14015,7 +14089,7 @@
         </w:tc>
         <w:tc>
           <w:tcPr>
-            <w:tcW w:type="dxa" w:w="941"/>
+            <w:tcW w:type="dxa" w:w="986"/>
           </w:tcPr>
           <w:p>
             <w:r/>
@@ -14031,7 +14105,7 @@
         </w:tc>
         <w:tc>
           <w:tcPr>
-            <w:tcW w:type="dxa" w:w="941"/>
+            <w:tcW w:type="dxa" w:w="986"/>
           </w:tcPr>
           <w:p>
             <w:r/>
@@ -14047,7 +14121,7 @@
         </w:tc>
         <w:tc>
           <w:tcPr>
-            <w:tcW w:type="dxa" w:w="941"/>
+            <w:tcW w:type="dxa" w:w="986"/>
           </w:tcPr>
           <w:p>
             <w:r/>
@@ -14063,7 +14137,7 @@
         </w:tc>
         <w:tc>
           <w:tcPr>
-            <w:tcW w:type="dxa" w:w="941"/>
+            <w:tcW w:type="dxa" w:w="986"/>
           </w:tcPr>
           <w:p>
             <w:r/>
@@ -14079,7 +14153,7 @@
         </w:tc>
         <w:tc>
           <w:tcPr>
-            <w:tcW w:type="dxa" w:w="941"/>
+            <w:tcW w:type="dxa" w:w="986"/>
           </w:tcPr>
           <w:p>
             <w:r/>
@@ -14095,7 +14169,7 @@
         </w:tc>
         <w:tc>
           <w:tcPr>
-            <w:tcW w:type="dxa" w:w="941"/>
+            <w:tcW w:type="dxa" w:w="986"/>
           </w:tcPr>
           <w:p>
             <w:r/>
@@ -14116,7 +14190,7 @@
         </w:trPr>
         <w:tc>
           <w:tcPr>
-            <w:tcW w:type="dxa" w:w="2608"/>
+            <w:tcW w:type="dxa" w:w="2268"/>
           </w:tcPr>
           <w:p>
             <w:r/>
@@ -14131,7 +14205,7 @@
         </w:tc>
         <w:tc>
           <w:tcPr>
-            <w:tcW w:type="dxa" w:w="941"/>
+            <w:tcW w:type="dxa" w:w="986"/>
           </w:tcPr>
           <w:p>
             <w:pPr>
@@ -14149,7 +14223,7 @@
         </w:tc>
         <w:tc>
           <w:tcPr>
-            <w:tcW w:type="dxa" w:w="941"/>
+            <w:tcW w:type="dxa" w:w="986"/>
           </w:tcPr>
           <w:p>
             <w:pPr>
@@ -14167,7 +14241,7 @@
         </w:tc>
         <w:tc>
           <w:tcPr>
-            <w:tcW w:type="dxa" w:w="941"/>
+            <w:tcW w:type="dxa" w:w="986"/>
           </w:tcPr>
           <w:p>
             <w:pPr>
@@ -14185,7 +14259,7 @@
         </w:tc>
         <w:tc>
           <w:tcPr>
-            <w:tcW w:type="dxa" w:w="941"/>
+            <w:tcW w:type="dxa" w:w="986"/>
           </w:tcPr>
           <w:p>
             <w:pPr>
@@ -14203,7 +14277,7 @@
         </w:tc>
         <w:tc>
           <w:tcPr>
-            <w:tcW w:type="dxa" w:w="941"/>
+            <w:tcW w:type="dxa" w:w="986"/>
           </w:tcPr>
           <w:p>
             <w:pPr>
@@ -14221,7 +14295,7 @@
         </w:tc>
         <w:tc>
           <w:tcPr>
-            <w:tcW w:type="dxa" w:w="941"/>
+            <w:tcW w:type="dxa" w:w="986"/>
           </w:tcPr>
           <w:p>
             <w:pPr>
@@ -14239,7 +14313,7 @@
         </w:tc>
         <w:tc>
           <w:tcPr>
-            <w:tcW w:type="dxa" w:w="941"/>
+            <w:tcW w:type="dxa" w:w="986"/>
           </w:tcPr>
           <w:p>
             <w:pPr>
@@ -14262,7 +14336,7 @@
         </w:trPr>
         <w:tc>
           <w:tcPr>
-            <w:tcW w:type="dxa" w:w="2608"/>
+            <w:tcW w:type="dxa" w:w="2268"/>
           </w:tcPr>
           <w:p>
             <w:r/>
@@ -14277,7 +14351,7 @@
         </w:tc>
         <w:tc>
           <w:tcPr>
-            <w:tcW w:type="dxa" w:w="941"/>
+            <w:tcW w:type="dxa" w:w="986"/>
           </w:tcPr>
           <w:p>
             <w:pPr>
@@ -14295,7 +14369,7 @@
         </w:tc>
         <w:tc>
           <w:tcPr>
-            <w:tcW w:type="dxa" w:w="941"/>
+            <w:tcW w:type="dxa" w:w="986"/>
           </w:tcPr>
           <w:p>
             <w:pPr>
@@ -14313,7 +14387,7 @@
         </w:tc>
         <w:tc>
           <w:tcPr>
-            <w:tcW w:type="dxa" w:w="941"/>
+            <w:tcW w:type="dxa" w:w="986"/>
           </w:tcPr>
           <w:p>
             <w:pPr>
@@ -14331,7 +14405,7 @@
         </w:tc>
         <w:tc>
           <w:tcPr>
-            <w:tcW w:type="dxa" w:w="941"/>
+            <w:tcW w:type="dxa" w:w="986"/>
           </w:tcPr>
           <w:p>
             <w:pPr>
@@ -14349,7 +14423,7 @@
         </w:tc>
         <w:tc>
           <w:tcPr>
-            <w:tcW w:type="dxa" w:w="941"/>
+            <w:tcW w:type="dxa" w:w="986"/>
           </w:tcPr>
           <w:p>
             <w:pPr>
@@ -14367,7 +14441,7 @@
         </w:tc>
         <w:tc>
           <w:tcPr>
-            <w:tcW w:type="dxa" w:w="941"/>
+            <w:tcW w:type="dxa" w:w="986"/>
           </w:tcPr>
           <w:p>
             <w:pPr>
@@ -14385,7 +14459,7 @@
         </w:tc>
         <w:tc>
           <w:tcPr>
-            <w:tcW w:type="dxa" w:w="941"/>
+            <w:tcW w:type="dxa" w:w="986"/>
           </w:tcPr>
           <w:p>
             <w:pPr>
@@ -14408,7 +14482,7 @@
         </w:trPr>
         <w:tc>
           <w:tcPr>
-            <w:tcW w:type="dxa" w:w="2608"/>
+            <w:tcW w:type="dxa" w:w="2268"/>
           </w:tcPr>
           <w:p>
             <w:r/>
@@ -14423,7 +14497,7 @@
         </w:tc>
         <w:tc>
           <w:tcPr>
-            <w:tcW w:type="dxa" w:w="941"/>
+            <w:tcW w:type="dxa" w:w="986"/>
           </w:tcPr>
           <w:p>
             <w:pPr>
@@ -14441,7 +14515,7 @@
         </w:tc>
         <w:tc>
           <w:tcPr>
-            <w:tcW w:type="dxa" w:w="941"/>
+            <w:tcW w:type="dxa" w:w="986"/>
           </w:tcPr>
           <w:p>
             <w:pPr>
@@ -14459,7 +14533,7 @@
         </w:tc>
         <w:tc>
           <w:tcPr>
-            <w:tcW w:type="dxa" w:w="941"/>
+            <w:tcW w:type="dxa" w:w="986"/>
           </w:tcPr>
           <w:p>
             <w:pPr>
@@ -14477,7 +14551,7 @@
         </w:tc>
         <w:tc>
           <w:tcPr>
-            <w:tcW w:type="dxa" w:w="941"/>
+            <w:tcW w:type="dxa" w:w="986"/>
           </w:tcPr>
           <w:p>
             <w:pPr>
@@ -14495,7 +14569,7 @@
         </w:tc>
         <w:tc>
           <w:tcPr>
-            <w:tcW w:type="dxa" w:w="941"/>
+            <w:tcW w:type="dxa" w:w="986"/>
           </w:tcPr>
           <w:p>
             <w:pPr>
@@ -14513,7 +14587,7 @@
         </w:tc>
         <w:tc>
           <w:tcPr>
-            <w:tcW w:type="dxa" w:w="941"/>
+            <w:tcW w:type="dxa" w:w="986"/>
           </w:tcPr>
           <w:p>
             <w:pPr>
@@ -14531,7 +14605,7 @@
         </w:tc>
         <w:tc>
           <w:tcPr>
-            <w:tcW w:type="dxa" w:w="941"/>
+            <w:tcW w:type="dxa" w:w="986"/>
           </w:tcPr>
           <w:p>
             <w:pPr>
@@ -14554,7 +14628,7 @@
         </w:trPr>
         <w:tc>
           <w:tcPr>
-            <w:tcW w:type="dxa" w:w="2608"/>
+            <w:tcW w:type="dxa" w:w="2268"/>
           </w:tcPr>
           <w:p>
             <w:r/>
@@ -14569,7 +14643,7 @@
         </w:tc>
         <w:tc>
           <w:tcPr>
-            <w:tcW w:type="dxa" w:w="941"/>
+            <w:tcW w:type="dxa" w:w="986"/>
           </w:tcPr>
           <w:p>
             <w:pPr>
@@ -14587,7 +14661,7 @@
         </w:tc>
         <w:tc>
           <w:tcPr>
-            <w:tcW w:type="dxa" w:w="941"/>
+            <w:tcW w:type="dxa" w:w="986"/>
           </w:tcPr>
           <w:p>
             <w:pPr>
@@ -14605,7 +14679,7 @@
         </w:tc>
         <w:tc>
           <w:tcPr>
-            <w:tcW w:type="dxa" w:w="941"/>
+            <w:tcW w:type="dxa" w:w="986"/>
           </w:tcPr>
           <w:p>
             <w:pPr>
@@ -14623,7 +14697,7 @@
         </w:tc>
         <w:tc>
           <w:tcPr>
-            <w:tcW w:type="dxa" w:w="941"/>
+            <w:tcW w:type="dxa" w:w="986"/>
           </w:tcPr>
           <w:p>
             <w:pPr>
@@ -14641,7 +14715,7 @@
         </w:tc>
         <w:tc>
           <w:tcPr>
-            <w:tcW w:type="dxa" w:w="941"/>
+            <w:tcW w:type="dxa" w:w="986"/>
           </w:tcPr>
           <w:p>
             <w:pPr>
@@ -14659,7 +14733,7 @@
         </w:tc>
         <w:tc>
           <w:tcPr>
-            <w:tcW w:type="dxa" w:w="941"/>
+            <w:tcW w:type="dxa" w:w="986"/>
           </w:tcPr>
           <w:p>
             <w:pPr>
@@ -14677,7 +14751,7 @@
         </w:tc>
         <w:tc>
           <w:tcPr>
-            <w:tcW w:type="dxa" w:w="941"/>
+            <w:tcW w:type="dxa" w:w="986"/>
           </w:tcPr>
           <w:p>
             <w:pPr>
@@ -14700,7 +14774,7 @@
         </w:trPr>
         <w:tc>
           <w:tcPr>
-            <w:tcW w:type="dxa" w:w="2608"/>
+            <w:tcW w:type="dxa" w:w="2268"/>
           </w:tcPr>
           <w:p>
             <w:r/>
@@ -14715,7 +14789,7 @@
         </w:tc>
         <w:tc>
           <w:tcPr>
-            <w:tcW w:type="dxa" w:w="941"/>
+            <w:tcW w:type="dxa" w:w="986"/>
           </w:tcPr>
           <w:p>
             <w:pPr>
@@ -14733,7 +14807,7 @@
         </w:tc>
         <w:tc>
           <w:tcPr>
-            <w:tcW w:type="dxa" w:w="941"/>
+            <w:tcW w:type="dxa" w:w="986"/>
           </w:tcPr>
           <w:p>
             <w:pPr>
@@ -14751,7 +14825,7 @@
         </w:tc>
         <w:tc>
           <w:tcPr>
-            <w:tcW w:type="dxa" w:w="941"/>
+            <w:tcW w:type="dxa" w:w="986"/>
           </w:tcPr>
           <w:p>
             <w:pPr>
@@ -14769,7 +14843,7 @@
         </w:tc>
         <w:tc>
           <w:tcPr>
-            <w:tcW w:type="dxa" w:w="941"/>
+            <w:tcW w:type="dxa" w:w="986"/>
           </w:tcPr>
           <w:p>
             <w:pPr>
@@ -14787,7 +14861,7 @@
         </w:tc>
         <w:tc>
           <w:tcPr>
-            <w:tcW w:type="dxa" w:w="941"/>
+            <w:tcW w:type="dxa" w:w="986"/>
           </w:tcPr>
           <w:p>
             <w:pPr>
@@ -14805,7 +14879,7 @@
         </w:tc>
         <w:tc>
           <w:tcPr>
-            <w:tcW w:type="dxa" w:w="941"/>
+            <w:tcW w:type="dxa" w:w="986"/>
           </w:tcPr>
           <w:p>
             <w:pPr>
@@ -14823,7 +14897,7 @@
         </w:tc>
         <w:tc>
           <w:tcPr>
-            <w:tcW w:type="dxa" w:w="941"/>
+            <w:tcW w:type="dxa" w:w="986"/>
           </w:tcPr>
           <w:p>
             <w:pPr>
@@ -14846,7 +14920,7 @@
         </w:trPr>
         <w:tc>
           <w:tcPr>
-            <w:tcW w:type="dxa" w:w="2608"/>
+            <w:tcW w:type="dxa" w:w="2268"/>
           </w:tcPr>
           <w:p>
             <w:r/>
@@ -14861,7 +14935,7 @@
         </w:tc>
         <w:tc>
           <w:tcPr>
-            <w:tcW w:type="dxa" w:w="941"/>
+            <w:tcW w:type="dxa" w:w="986"/>
           </w:tcPr>
           <w:p>
             <w:pPr>
@@ -14879,7 +14953,7 @@
         </w:tc>
         <w:tc>
           <w:tcPr>
-            <w:tcW w:type="dxa" w:w="941"/>
+            <w:tcW w:type="dxa" w:w="986"/>
           </w:tcPr>
           <w:p>
             <w:pPr>
@@ -14897,7 +14971,7 @@
         </w:tc>
         <w:tc>
           <w:tcPr>
-            <w:tcW w:type="dxa" w:w="941"/>
+            <w:tcW w:type="dxa" w:w="986"/>
           </w:tcPr>
           <w:p>
             <w:pPr>
@@ -14915,7 +14989,7 @@
         </w:tc>
         <w:tc>
           <w:tcPr>
-            <w:tcW w:type="dxa" w:w="941"/>
+            <w:tcW w:type="dxa" w:w="986"/>
           </w:tcPr>
           <w:p>
             <w:pPr>
@@ -14933,7 +15007,7 @@
         </w:tc>
         <w:tc>
           <w:tcPr>
-            <w:tcW w:type="dxa" w:w="941"/>
+            <w:tcW w:type="dxa" w:w="986"/>
           </w:tcPr>
           <w:p>
             <w:pPr>
@@ -14951,7 +15025,7 @@
         </w:tc>
         <w:tc>
           <w:tcPr>
-            <w:tcW w:type="dxa" w:w="941"/>
+            <w:tcW w:type="dxa" w:w="986"/>
           </w:tcPr>
           <w:p>
             <w:pPr>
@@ -14969,7 +15043,7 @@
         </w:tc>
         <w:tc>
           <w:tcPr>
-            <w:tcW w:type="dxa" w:w="941"/>
+            <w:tcW w:type="dxa" w:w="986"/>
           </w:tcPr>
           <w:p>
             <w:pPr>
@@ -14992,7 +15066,7 @@
         </w:trPr>
         <w:tc>
           <w:tcPr>
-            <w:tcW w:type="dxa" w:w="2608"/>
+            <w:tcW w:type="dxa" w:w="2268"/>
           </w:tcPr>
           <w:p>
             <w:r/>
@@ -15007,7 +15081,7 @@
         </w:tc>
         <w:tc>
           <w:tcPr>
-            <w:tcW w:type="dxa" w:w="941"/>
+            <w:tcW w:type="dxa" w:w="986"/>
           </w:tcPr>
           <w:p>
             <w:pPr>
@@ -15025,7 +15099,7 @@
         </w:tc>
         <w:tc>
           <w:tcPr>
-            <w:tcW w:type="dxa" w:w="941"/>
+            <w:tcW w:type="dxa" w:w="986"/>
           </w:tcPr>
           <w:p>
             <w:pPr>
@@ -15043,7 +15117,7 @@
         </w:tc>
         <w:tc>
           <w:tcPr>
-            <w:tcW w:type="dxa" w:w="941"/>
+            <w:tcW w:type="dxa" w:w="986"/>
           </w:tcPr>
           <w:p>
             <w:pPr>
@@ -15061,7 +15135,7 @@
         </w:tc>
         <w:tc>
           <w:tcPr>
-            <w:tcW w:type="dxa" w:w="941"/>
+            <w:tcW w:type="dxa" w:w="986"/>
           </w:tcPr>
           <w:p>
             <w:pPr>
@@ -15079,7 +15153,7 @@
         </w:tc>
         <w:tc>
           <w:tcPr>
-            <w:tcW w:type="dxa" w:w="941"/>
+            <w:tcW w:type="dxa" w:w="986"/>
           </w:tcPr>
           <w:p>
             <w:pPr>
@@ -15097,7 +15171,7 @@
         </w:tc>
         <w:tc>
           <w:tcPr>
-            <w:tcW w:type="dxa" w:w="941"/>
+            <w:tcW w:type="dxa" w:w="986"/>
           </w:tcPr>
           <w:p>
             <w:pPr>
@@ -15115,7 +15189,7 @@
         </w:tc>
         <w:tc>
           <w:tcPr>
-            <w:tcW w:type="dxa" w:w="941"/>
+            <w:tcW w:type="dxa" w:w="986"/>
           </w:tcPr>
           <w:p>
             <w:pPr>
@@ -15138,7 +15212,7 @@
         </w:trPr>
         <w:tc>
           <w:tcPr>
-            <w:tcW w:type="dxa" w:w="2608"/>
+            <w:tcW w:type="dxa" w:w="2268"/>
           </w:tcPr>
           <w:p>
             <w:r/>
@@ -15153,7 +15227,7 @@
         </w:tc>
         <w:tc>
           <w:tcPr>
-            <w:tcW w:type="dxa" w:w="941"/>
+            <w:tcW w:type="dxa" w:w="986"/>
           </w:tcPr>
           <w:p>
             <w:pPr>
@@ -15171,7 +15245,7 @@
         </w:tc>
         <w:tc>
           <w:tcPr>
-            <w:tcW w:type="dxa" w:w="941"/>
+            <w:tcW w:type="dxa" w:w="986"/>
           </w:tcPr>
           <w:p>
             <w:pPr>
@@ -15189,7 +15263,7 @@
         </w:tc>
         <w:tc>
           <w:tcPr>
-            <w:tcW w:type="dxa" w:w="941"/>
+            <w:tcW w:type="dxa" w:w="986"/>
           </w:tcPr>
           <w:p>
             <w:pPr>
@@ -15207,7 +15281,7 @@
         </w:tc>
         <w:tc>
           <w:tcPr>
-            <w:tcW w:type="dxa" w:w="941"/>
+            <w:tcW w:type="dxa" w:w="986"/>
           </w:tcPr>
           <w:p>
             <w:pPr>
@@ -15225,7 +15299,7 @@
         </w:tc>
         <w:tc>
           <w:tcPr>
-            <w:tcW w:type="dxa" w:w="941"/>
+            <w:tcW w:type="dxa" w:w="986"/>
           </w:tcPr>
           <w:p>
             <w:pPr>
@@ -15243,7 +15317,7 @@
         </w:tc>
         <w:tc>
           <w:tcPr>
-            <w:tcW w:type="dxa" w:w="941"/>
+            <w:tcW w:type="dxa" w:w="986"/>
           </w:tcPr>
           <w:p>
             <w:pPr>
@@ -15261,7 +15335,7 @@
         </w:tc>
         <w:tc>
           <w:tcPr>
-            <w:tcW w:type="dxa" w:w="941"/>
+            <w:tcW w:type="dxa" w:w="986"/>
           </w:tcPr>
           <w:p>
             <w:pPr>
@@ -15284,7 +15358,7 @@
         </w:trPr>
         <w:tc>
           <w:tcPr>
-            <w:tcW w:type="dxa" w:w="2608"/>
+            <w:tcW w:type="dxa" w:w="2268"/>
           </w:tcPr>
           <w:p>
             <w:r/>
@@ -15299,7 +15373,7 @@
         </w:tc>
         <w:tc>
           <w:tcPr>
-            <w:tcW w:type="dxa" w:w="941"/>
+            <w:tcW w:type="dxa" w:w="986"/>
           </w:tcPr>
           <w:p>
             <w:pPr>
@@ -15317,7 +15391,7 @@
         </w:tc>
         <w:tc>
           <w:tcPr>
-            <w:tcW w:type="dxa" w:w="941"/>
+            <w:tcW w:type="dxa" w:w="986"/>
           </w:tcPr>
           <w:p>
             <w:pPr>
@@ -15335,7 +15409,7 @@
         </w:tc>
         <w:tc>
           <w:tcPr>
-            <w:tcW w:type="dxa" w:w="941"/>
+            <w:tcW w:type="dxa" w:w="986"/>
           </w:tcPr>
           <w:p>
             <w:pPr>
@@ -15353,7 +15427,7 @@
         </w:tc>
         <w:tc>
           <w:tcPr>
-            <w:tcW w:type="dxa" w:w="941"/>
+            <w:tcW w:type="dxa" w:w="986"/>
           </w:tcPr>
           <w:p>
             <w:pPr>
@@ -15371,7 +15445,7 @@
         </w:tc>
         <w:tc>
           <w:tcPr>
-            <w:tcW w:type="dxa" w:w="941"/>
+            <w:tcW w:type="dxa" w:w="986"/>
           </w:tcPr>
           <w:p>
             <w:pPr>
@@ -15389,7 +15463,7 @@
         </w:tc>
         <w:tc>
           <w:tcPr>
-            <w:tcW w:type="dxa" w:w="941"/>
+            <w:tcW w:type="dxa" w:w="986"/>
           </w:tcPr>
           <w:p>
             <w:pPr>
@@ -15407,7 +15481,7 @@
         </w:tc>
         <w:tc>
           <w:tcPr>
-            <w:tcW w:type="dxa" w:w="941"/>
+            <w:tcW w:type="dxa" w:w="986"/>
           </w:tcPr>
           <w:p>
             <w:pPr>
@@ -15430,7 +15504,7 @@
         </w:trPr>
         <w:tc>
           <w:tcPr>
-            <w:tcW w:type="dxa" w:w="2608"/>
+            <w:tcW w:type="dxa" w:w="2268"/>
           </w:tcPr>
           <w:p>
             <w:r/>
@@ -15445,7 +15519,7 @@
         </w:tc>
         <w:tc>
           <w:tcPr>
-            <w:tcW w:type="dxa" w:w="941"/>
+            <w:tcW w:type="dxa" w:w="986"/>
           </w:tcPr>
           <w:p>
             <w:pPr>
@@ -15463,7 +15537,7 @@
         </w:tc>
         <w:tc>
           <w:tcPr>
-            <w:tcW w:type="dxa" w:w="941"/>
+            <w:tcW w:type="dxa" w:w="986"/>
           </w:tcPr>
           <w:p>
             <w:pPr>
@@ -15481,7 +15555,7 @@
         </w:tc>
         <w:tc>
           <w:tcPr>
-            <w:tcW w:type="dxa" w:w="941"/>
+            <w:tcW w:type="dxa" w:w="986"/>
           </w:tcPr>
           <w:p>
             <w:pPr>
@@ -15499,7 +15573,7 @@
         </w:tc>
         <w:tc>
           <w:tcPr>
-            <w:tcW w:type="dxa" w:w="941"/>
+            <w:tcW w:type="dxa" w:w="986"/>
           </w:tcPr>
           <w:p>
             <w:pPr>
@@ -15517,7 +15591,7 @@
         </w:tc>
         <w:tc>
           <w:tcPr>
-            <w:tcW w:type="dxa" w:w="941"/>
+            <w:tcW w:type="dxa" w:w="986"/>
           </w:tcPr>
           <w:p>
             <w:pPr>
@@ -15535,7 +15609,7 @@
         </w:tc>
         <w:tc>
           <w:tcPr>
-            <w:tcW w:type="dxa" w:w="941"/>
+            <w:tcW w:type="dxa" w:w="986"/>
           </w:tcPr>
           <w:p>
             <w:pPr>
@@ -15553,7 +15627,7 @@
         </w:tc>
         <w:tc>
           <w:tcPr>
-            <w:tcW w:type="dxa" w:w="941"/>
+            <w:tcW w:type="dxa" w:w="986"/>
           </w:tcPr>
           <w:p>
             <w:pPr>
@@ -15576,7 +15650,7 @@
         </w:trPr>
         <w:tc>
           <w:tcPr>
-            <w:tcW w:type="dxa" w:w="2608"/>
+            <w:tcW w:type="dxa" w:w="2268"/>
           </w:tcPr>
           <w:p>
             <w:r/>
@@ -15591,7 +15665,7 @@
         </w:tc>
         <w:tc>
           <w:tcPr>
-            <w:tcW w:type="dxa" w:w="941"/>
+            <w:tcW w:type="dxa" w:w="986"/>
           </w:tcPr>
           <w:p>
             <w:pPr>
@@ -15609,7 +15683,7 @@
         </w:tc>
         <w:tc>
           <w:tcPr>
-            <w:tcW w:type="dxa" w:w="941"/>
+            <w:tcW w:type="dxa" w:w="986"/>
           </w:tcPr>
           <w:p>
             <w:pPr>
@@ -15627,7 +15701,7 @@
         </w:tc>
         <w:tc>
           <w:tcPr>
-            <w:tcW w:type="dxa" w:w="941"/>
+            <w:tcW w:type="dxa" w:w="986"/>
           </w:tcPr>
           <w:p>
             <w:pPr>
@@ -15645,7 +15719,7 @@
         </w:tc>
         <w:tc>
           <w:tcPr>
-            <w:tcW w:type="dxa" w:w="941"/>
+            <w:tcW w:type="dxa" w:w="986"/>
           </w:tcPr>
           <w:p>
             <w:pPr>
@@ -15663,7 +15737,7 @@
         </w:tc>
         <w:tc>
           <w:tcPr>
-            <w:tcW w:type="dxa" w:w="941"/>
+            <w:tcW w:type="dxa" w:w="986"/>
           </w:tcPr>
           <w:p>
             <w:pPr>
@@ -15681,7 +15755,7 @@
         </w:tc>
         <w:tc>
           <w:tcPr>
-            <w:tcW w:type="dxa" w:w="941"/>
+            <w:tcW w:type="dxa" w:w="986"/>
           </w:tcPr>
           <w:p>
             <w:pPr>
@@ -15699,7 +15773,7 @@
         </w:tc>
         <w:tc>
           <w:tcPr>
-            <w:tcW w:type="dxa" w:w="941"/>
+            <w:tcW w:type="dxa" w:w="986"/>
           </w:tcPr>
           <w:p>
             <w:pPr>
@@ -15722,7 +15796,7 @@
         </w:trPr>
         <w:tc>
           <w:tcPr>
-            <w:tcW w:type="dxa" w:w="2608"/>
+            <w:tcW w:type="dxa" w:w="2268"/>
           </w:tcPr>
           <w:p>
             <w:r/>
@@ -15737,7 +15811,7 @@
         </w:tc>
         <w:tc>
           <w:tcPr>
-            <w:tcW w:type="dxa" w:w="941"/>
+            <w:tcW w:type="dxa" w:w="986"/>
           </w:tcPr>
           <w:p>
             <w:pPr>
@@ -15755,7 +15829,7 @@
         </w:tc>
         <w:tc>
           <w:tcPr>
-            <w:tcW w:type="dxa" w:w="941"/>
+            <w:tcW w:type="dxa" w:w="986"/>
           </w:tcPr>
           <w:p>
             <w:pPr>
@@ -15773,7 +15847,7 @@
         </w:tc>
         <w:tc>
           <w:tcPr>
-            <w:tcW w:type="dxa" w:w="941"/>
+            <w:tcW w:type="dxa" w:w="986"/>
           </w:tcPr>
           <w:p>
             <w:pPr>
@@ -15791,7 +15865,7 @@
         </w:tc>
         <w:tc>
           <w:tcPr>
-            <w:tcW w:type="dxa" w:w="941"/>
+            <w:tcW w:type="dxa" w:w="986"/>
           </w:tcPr>
           <w:p>
             <w:pPr>
@@ -15809,7 +15883,7 @@
         </w:tc>
         <w:tc>
           <w:tcPr>
-            <w:tcW w:type="dxa" w:w="941"/>
+            <w:tcW w:type="dxa" w:w="986"/>
           </w:tcPr>
           <w:p>
             <w:pPr>
@@ -15827,7 +15901,7 @@
         </w:tc>
         <w:tc>
           <w:tcPr>
-            <w:tcW w:type="dxa" w:w="941"/>
+            <w:tcW w:type="dxa" w:w="986"/>
           </w:tcPr>
           <w:p>
             <w:pPr>
@@ -15845,7 +15919,7 @@
         </w:tc>
         <w:tc>
           <w:tcPr>
-            <w:tcW w:type="dxa" w:w="941"/>
+            <w:tcW w:type="dxa" w:w="986"/>
           </w:tcPr>
           <w:p>
             <w:pPr>
@@ -15868,7 +15942,7 @@
         </w:trPr>
         <w:tc>
           <w:tcPr>
-            <w:tcW w:type="dxa" w:w="2608"/>
+            <w:tcW w:type="dxa" w:w="2268"/>
           </w:tcPr>
           <w:p>
             <w:r/>
@@ -15883,7 +15957,7 @@
         </w:tc>
         <w:tc>
           <w:tcPr>
-            <w:tcW w:type="dxa" w:w="941"/>
+            <w:tcW w:type="dxa" w:w="986"/>
           </w:tcPr>
           <w:p>
             <w:pPr>
@@ -15901,7 +15975,7 @@
         </w:tc>
         <w:tc>
           <w:tcPr>
-            <w:tcW w:type="dxa" w:w="941"/>
+            <w:tcW w:type="dxa" w:w="986"/>
           </w:tcPr>
           <w:p>
             <w:pPr>
@@ -15919,7 +15993,7 @@
         </w:tc>
         <w:tc>
           <w:tcPr>
-            <w:tcW w:type="dxa" w:w="941"/>
+            <w:tcW w:type="dxa" w:w="986"/>
           </w:tcPr>
           <w:p>
             <w:pPr>
@@ -15937,7 +16011,7 @@
         </w:tc>
         <w:tc>
           <w:tcPr>
-            <w:tcW w:type="dxa" w:w="941"/>
+            <w:tcW w:type="dxa" w:w="986"/>
           </w:tcPr>
           <w:p>
             <w:pPr>
@@ -15955,7 +16029,7 @@
         </w:tc>
         <w:tc>
           <w:tcPr>
-            <w:tcW w:type="dxa" w:w="941"/>
+            <w:tcW w:type="dxa" w:w="986"/>
           </w:tcPr>
           <w:p>
             <w:pPr>
@@ -15973,7 +16047,7 @@
         </w:tc>
         <w:tc>
           <w:tcPr>
-            <w:tcW w:type="dxa" w:w="941"/>
+            <w:tcW w:type="dxa" w:w="986"/>
           </w:tcPr>
           <w:p>
             <w:pPr>
@@ -15991,7 +16065,7 @@
         </w:tc>
         <w:tc>
           <w:tcPr>
-            <w:tcW w:type="dxa" w:w="941"/>
+            <w:tcW w:type="dxa" w:w="986"/>
           </w:tcPr>
           <w:p>
             <w:pPr>
@@ -16014,7 +16088,7 @@
         </w:trPr>
         <w:tc>
           <w:tcPr>
-            <w:tcW w:type="dxa" w:w="2608"/>
+            <w:tcW w:type="dxa" w:w="2268"/>
           </w:tcPr>
           <w:p>
             <w:r/>
@@ -16029,7 +16103,7 @@
         </w:tc>
         <w:tc>
           <w:tcPr>
-            <w:tcW w:type="dxa" w:w="941"/>
+            <w:tcW w:type="dxa" w:w="986"/>
           </w:tcPr>
           <w:p>
             <w:pPr>
@@ -16047,7 +16121,7 @@
         </w:tc>
         <w:tc>
           <w:tcPr>
-            <w:tcW w:type="dxa" w:w="941"/>
+            <w:tcW w:type="dxa" w:w="986"/>
           </w:tcPr>
           <w:p>
             <w:pPr>
@@ -16065,7 +16139,7 @@
         </w:tc>
         <w:tc>
           <w:tcPr>
-            <w:tcW w:type="dxa" w:w="941"/>
+            <w:tcW w:type="dxa" w:w="986"/>
           </w:tcPr>
           <w:p>
             <w:pPr>
@@ -16083,7 +16157,7 @@
         </w:tc>
         <w:tc>
           <w:tcPr>
-            <w:tcW w:type="dxa" w:w="941"/>
+            <w:tcW w:type="dxa" w:w="986"/>
           </w:tcPr>
           <w:p>
             <w:pPr>
@@ -16101,7 +16175,7 @@
         </w:tc>
         <w:tc>
           <w:tcPr>
-            <w:tcW w:type="dxa" w:w="941"/>
+            <w:tcW w:type="dxa" w:w="986"/>
           </w:tcPr>
           <w:p>
             <w:pPr>
@@ -16119,7 +16193,7 @@
         </w:tc>
         <w:tc>
           <w:tcPr>
-            <w:tcW w:type="dxa" w:w="941"/>
+            <w:tcW w:type="dxa" w:w="986"/>
           </w:tcPr>
           <w:p>
             <w:pPr>
@@ -16137,7 +16211,7 @@
         </w:tc>
         <w:tc>
           <w:tcPr>
-            <w:tcW w:type="dxa" w:w="941"/>
+            <w:tcW w:type="dxa" w:w="986"/>
           </w:tcPr>
           <w:p>
             <w:pPr>
@@ -16160,7 +16234,7 @@
         </w:trPr>
         <w:tc>
           <w:tcPr>
-            <w:tcW w:type="dxa" w:w="2608"/>
+            <w:tcW w:type="dxa" w:w="2268"/>
           </w:tcPr>
           <w:p>
             <w:r/>
@@ -16175,7 +16249,7 @@
         </w:tc>
         <w:tc>
           <w:tcPr>
-            <w:tcW w:type="dxa" w:w="941"/>
+            <w:tcW w:type="dxa" w:w="986"/>
           </w:tcPr>
           <w:p>
             <w:pPr>
@@ -16193,7 +16267,7 @@
         </w:tc>
         <w:tc>
           <w:tcPr>
-            <w:tcW w:type="dxa" w:w="941"/>
+            <w:tcW w:type="dxa" w:w="986"/>
           </w:tcPr>
           <w:p>
             <w:pPr>
@@ -16211,7 +16285,7 @@
         </w:tc>
         <w:tc>
           <w:tcPr>
-            <w:tcW w:type="dxa" w:w="941"/>
+            <w:tcW w:type="dxa" w:w="986"/>
           </w:tcPr>
           <w:p>
             <w:pPr>
@@ -16229,7 +16303,7 @@
         </w:tc>
         <w:tc>
           <w:tcPr>
-            <w:tcW w:type="dxa" w:w="941"/>
+            <w:tcW w:type="dxa" w:w="986"/>
           </w:tcPr>
           <w:p>
             <w:pPr>
@@ -16247,7 +16321,7 @@
         </w:tc>
         <w:tc>
           <w:tcPr>
-            <w:tcW w:type="dxa" w:w="941"/>
+            <w:tcW w:type="dxa" w:w="986"/>
           </w:tcPr>
           <w:p>
             <w:pPr>
@@ -16265,7 +16339,7 @@
         </w:tc>
         <w:tc>
           <w:tcPr>
-            <w:tcW w:type="dxa" w:w="941"/>
+            <w:tcW w:type="dxa" w:w="986"/>
           </w:tcPr>
           <w:p>
             <w:pPr>
@@ -16283,7 +16357,7 @@
         </w:tc>
         <w:tc>
           <w:tcPr>
-            <w:tcW w:type="dxa" w:w="941"/>
+            <w:tcW w:type="dxa" w:w="986"/>
           </w:tcPr>
           <w:p>
             <w:pPr>
@@ -17754,14 +17828,14 @@
         <w:tblLayout w:type="fixed"/>
       </w:tblPr>
       <w:tblGrid>
-        <w:gridCol w:w="2608"/>
-        <w:gridCol w:w="941"/>
-        <w:gridCol w:w="941"/>
-        <w:gridCol w:w="941"/>
-        <w:gridCol w:w="941"/>
-        <w:gridCol w:w="941"/>
-        <w:gridCol w:w="941"/>
-        <w:gridCol w:w="941"/>
+        <w:gridCol w:w="2268"/>
+        <w:gridCol w:w="987"/>
+        <w:gridCol w:w="987"/>
+        <w:gridCol w:w="987"/>
+        <w:gridCol w:w="987"/>
+        <w:gridCol w:w="987"/>
+        <w:gridCol w:w="987"/>
+        <w:gridCol w:w="987"/>
       </w:tblGrid>
       <w:tr>
         <w:trPr>
@@ -17769,7 +17843,7 @@
         </w:trPr>
         <w:tc>
           <w:tcPr>
-            <w:tcW w:type="dxa" w:w="2608"/>
+            <w:tcW w:type="dxa" w:w="2268"/>
           </w:tcPr>
           <w:p>
             <w:r/>
@@ -17785,7 +17859,7 @@
         </w:tc>
         <w:tc>
           <w:tcPr>
-            <w:tcW w:type="dxa" w:w="941"/>
+            <w:tcW w:type="dxa" w:w="986"/>
           </w:tcPr>
           <w:p>
             <w:r/>
@@ -17801,7 +17875,7 @@
         </w:tc>
         <w:tc>
           <w:tcPr>
-            <w:tcW w:type="dxa" w:w="941"/>
+            <w:tcW w:type="dxa" w:w="986"/>
           </w:tcPr>
           <w:p>
             <w:r/>
@@ -17817,7 +17891,7 @@
         </w:tc>
         <w:tc>
           <w:tcPr>
-            <w:tcW w:type="dxa" w:w="941"/>
+            <w:tcW w:type="dxa" w:w="986"/>
           </w:tcPr>
           <w:p>
             <w:r/>
@@ -17833,7 +17907,7 @@
         </w:tc>
         <w:tc>
           <w:tcPr>
-            <w:tcW w:type="dxa" w:w="941"/>
+            <w:tcW w:type="dxa" w:w="986"/>
           </w:tcPr>
           <w:p>
             <w:r/>
@@ -17849,7 +17923,7 @@
         </w:tc>
         <w:tc>
           <w:tcPr>
-            <w:tcW w:type="dxa" w:w="941"/>
+            <w:tcW w:type="dxa" w:w="986"/>
           </w:tcPr>
           <w:p>
             <w:r/>
@@ -17865,7 +17939,7 @@
         </w:tc>
         <w:tc>
           <w:tcPr>
-            <w:tcW w:type="dxa" w:w="941"/>
+            <w:tcW w:type="dxa" w:w="986"/>
           </w:tcPr>
           <w:p>
             <w:r/>
@@ -17881,7 +17955,7 @@
         </w:tc>
         <w:tc>
           <w:tcPr>
-            <w:tcW w:type="dxa" w:w="941"/>
+            <w:tcW w:type="dxa" w:w="986"/>
           </w:tcPr>
           <w:p>
             <w:r/>
@@ -17902,7 +17976,7 @@
         </w:trPr>
         <w:tc>
           <w:tcPr>
-            <w:tcW w:type="dxa" w:w="2608"/>
+            <w:tcW w:type="dxa" w:w="2268"/>
           </w:tcPr>
           <w:p>
             <w:r/>
@@ -17917,7 +17991,7 @@
         </w:tc>
         <w:tc>
           <w:tcPr>
-            <w:tcW w:type="dxa" w:w="941"/>
+            <w:tcW w:type="dxa" w:w="986"/>
           </w:tcPr>
           <w:p>
             <w:pPr>
@@ -17935,7 +18009,7 @@
         </w:tc>
         <w:tc>
           <w:tcPr>
-            <w:tcW w:type="dxa" w:w="941"/>
+            <w:tcW w:type="dxa" w:w="986"/>
           </w:tcPr>
           <w:p>
             <w:pPr>
@@ -17953,7 +18027,7 @@
         </w:tc>
         <w:tc>
           <w:tcPr>
-            <w:tcW w:type="dxa" w:w="941"/>
+            <w:tcW w:type="dxa" w:w="986"/>
           </w:tcPr>
           <w:p>
             <w:pPr>
@@ -17971,7 +18045,7 @@
         </w:tc>
         <w:tc>
           <w:tcPr>
-            <w:tcW w:type="dxa" w:w="941"/>
+            <w:tcW w:type="dxa" w:w="986"/>
           </w:tcPr>
           <w:p>
             <w:pPr>
@@ -17989,7 +18063,7 @@
         </w:tc>
         <w:tc>
           <w:tcPr>
-            <w:tcW w:type="dxa" w:w="941"/>
+            <w:tcW w:type="dxa" w:w="986"/>
           </w:tcPr>
           <w:p>
             <w:pPr>
@@ -18007,7 +18081,7 @@
         </w:tc>
         <w:tc>
           <w:tcPr>
-            <w:tcW w:type="dxa" w:w="941"/>
+            <w:tcW w:type="dxa" w:w="986"/>
           </w:tcPr>
           <w:p>
             <w:pPr>
@@ -18025,7 +18099,7 @@
         </w:tc>
         <w:tc>
           <w:tcPr>
-            <w:tcW w:type="dxa" w:w="941"/>
+            <w:tcW w:type="dxa" w:w="986"/>
           </w:tcPr>
           <w:p>
             <w:pPr>
@@ -18048,7 +18122,7 @@
         </w:trPr>
         <w:tc>
           <w:tcPr>
-            <w:tcW w:type="dxa" w:w="2608"/>
+            <w:tcW w:type="dxa" w:w="2268"/>
           </w:tcPr>
           <w:p>
             <w:r/>
@@ -18063,7 +18137,7 @@
         </w:tc>
         <w:tc>
           <w:tcPr>
-            <w:tcW w:type="dxa" w:w="941"/>
+            <w:tcW w:type="dxa" w:w="986"/>
           </w:tcPr>
           <w:p>
             <w:pPr>
@@ -18081,7 +18155,7 @@
         </w:tc>
         <w:tc>
           <w:tcPr>
-            <w:tcW w:type="dxa" w:w="941"/>
+            <w:tcW w:type="dxa" w:w="986"/>
           </w:tcPr>
           <w:p>
             <w:pPr>
@@ -18099,7 +18173,7 @@
         </w:tc>
         <w:tc>
           <w:tcPr>
-            <w:tcW w:type="dxa" w:w="941"/>
+            <w:tcW w:type="dxa" w:w="986"/>
           </w:tcPr>
           <w:p>
             <w:pPr>
@@ -18117,7 +18191,7 @@
         </w:tc>
         <w:tc>
           <w:tcPr>
-            <w:tcW w:type="dxa" w:w="941"/>
+            <w:tcW w:type="dxa" w:w="986"/>
           </w:tcPr>
           <w:p>
             <w:pPr>
@@ -18135,7 +18209,7 @@
         </w:tc>
         <w:tc>
           <w:tcPr>
-            <w:tcW w:type="dxa" w:w="941"/>
+            <w:tcW w:type="dxa" w:w="986"/>
           </w:tcPr>
           <w:p>
             <w:pPr>
@@ -18153,7 +18227,7 @@
         </w:tc>
         <w:tc>
           <w:tcPr>
-            <w:tcW w:type="dxa" w:w="941"/>
+            <w:tcW w:type="dxa" w:w="986"/>
           </w:tcPr>
           <w:p>
             <w:pPr>
@@ -18171,7 +18245,7 @@
         </w:tc>
         <w:tc>
           <w:tcPr>
-            <w:tcW w:type="dxa" w:w="941"/>
+            <w:tcW w:type="dxa" w:w="986"/>
           </w:tcPr>
           <w:p>
             <w:pPr>
@@ -18194,7 +18268,7 @@
         </w:trPr>
         <w:tc>
           <w:tcPr>
-            <w:tcW w:type="dxa" w:w="2608"/>
+            <w:tcW w:type="dxa" w:w="2268"/>
           </w:tcPr>
           <w:p>
             <w:r/>
@@ -18209,7 +18283,7 @@
         </w:tc>
         <w:tc>
           <w:tcPr>
-            <w:tcW w:type="dxa" w:w="941"/>
+            <w:tcW w:type="dxa" w:w="986"/>
           </w:tcPr>
           <w:p>
             <w:pPr>
@@ -18227,7 +18301,7 @@
         </w:tc>
         <w:tc>
           <w:tcPr>
-            <w:tcW w:type="dxa" w:w="941"/>
+            <w:tcW w:type="dxa" w:w="986"/>
           </w:tcPr>
           <w:p>
             <w:pPr>
@@ -18245,7 +18319,7 @@
         </w:tc>
         <w:tc>
           <w:tcPr>
-            <w:tcW w:type="dxa" w:w="941"/>
+            <w:tcW w:type="dxa" w:w="986"/>
           </w:tcPr>
           <w:p>
             <w:pPr>
@@ -18263,7 +18337,7 @@
         </w:tc>
         <w:tc>
           <w:tcPr>
-            <w:tcW w:type="dxa" w:w="941"/>
+            <w:tcW w:type="dxa" w:w="986"/>
           </w:tcPr>
           <w:p>
             <w:pPr>
@@ -18281,7 +18355,7 @@
         </w:tc>
         <w:tc>
           <w:tcPr>
-            <w:tcW w:type="dxa" w:w="941"/>
+            <w:tcW w:type="dxa" w:w="986"/>
           </w:tcPr>
           <w:p>
             <w:pPr>
@@ -18299,7 +18373,7 @@
         </w:tc>
         <w:tc>
           <w:tcPr>
-            <w:tcW w:type="dxa" w:w="941"/>
+            <w:tcW w:type="dxa" w:w="986"/>
           </w:tcPr>
           <w:p>
             <w:pPr>
@@ -18317,7 +18391,7 @@
         </w:tc>
         <w:tc>
           <w:tcPr>
-            <w:tcW w:type="dxa" w:w="941"/>
+            <w:tcW w:type="dxa" w:w="986"/>
           </w:tcPr>
           <w:p>
             <w:pPr>
@@ -18340,7 +18414,7 @@
         </w:trPr>
         <w:tc>
           <w:tcPr>
-            <w:tcW w:type="dxa" w:w="2608"/>
+            <w:tcW w:type="dxa" w:w="2268"/>
           </w:tcPr>
           <w:p>
             <w:r/>
@@ -18355,7 +18429,7 @@
         </w:tc>
         <w:tc>
           <w:tcPr>
-            <w:tcW w:type="dxa" w:w="941"/>
+            <w:tcW w:type="dxa" w:w="986"/>
           </w:tcPr>
           <w:p>
             <w:pPr>
@@ -18373,7 +18447,7 @@
         </w:tc>
         <w:tc>
           <w:tcPr>
-            <w:tcW w:type="dxa" w:w="941"/>
+            <w:tcW w:type="dxa" w:w="986"/>
           </w:tcPr>
           <w:p>
             <w:pPr>
@@ -18391,7 +18465,7 @@
         </w:tc>
         <w:tc>
           <w:tcPr>
-            <w:tcW w:type="dxa" w:w="941"/>
+            <w:tcW w:type="dxa" w:w="986"/>
           </w:tcPr>
           <w:p>
             <w:pPr>
@@ -18409,7 +18483,7 @@
         </w:tc>
         <w:tc>
           <w:tcPr>
-            <w:tcW w:type="dxa" w:w="941"/>
+            <w:tcW w:type="dxa" w:w="986"/>
           </w:tcPr>
           <w:p>
             <w:pPr>
@@ -18427,7 +18501,7 @@
         </w:tc>
         <w:tc>
           <w:tcPr>
-            <w:tcW w:type="dxa" w:w="941"/>
+            <w:tcW w:type="dxa" w:w="986"/>
           </w:tcPr>
           <w:p>
             <w:pPr>
@@ -18445,7 +18519,7 @@
         </w:tc>
         <w:tc>
           <w:tcPr>
-            <w:tcW w:type="dxa" w:w="941"/>
+            <w:tcW w:type="dxa" w:w="986"/>
           </w:tcPr>
           <w:p>
             <w:pPr>
@@ -18463,7 +18537,7 @@
         </w:tc>
         <w:tc>
           <w:tcPr>
-            <w:tcW w:type="dxa" w:w="941"/>
+            <w:tcW w:type="dxa" w:w="986"/>
           </w:tcPr>
           <w:p>
             <w:pPr>
@@ -18486,7 +18560,7 @@
         </w:trPr>
         <w:tc>
           <w:tcPr>
-            <w:tcW w:type="dxa" w:w="2608"/>
+            <w:tcW w:type="dxa" w:w="2268"/>
           </w:tcPr>
           <w:p>
             <w:r/>
@@ -18501,7 +18575,7 @@
         </w:tc>
         <w:tc>
           <w:tcPr>
-            <w:tcW w:type="dxa" w:w="941"/>
+            <w:tcW w:type="dxa" w:w="986"/>
           </w:tcPr>
           <w:p>
             <w:pPr>
@@ -18519,7 +18593,7 @@
         </w:tc>
         <w:tc>
           <w:tcPr>
-            <w:tcW w:type="dxa" w:w="941"/>
+            <w:tcW w:type="dxa" w:w="986"/>
           </w:tcPr>
           <w:p>
             <w:pPr>
@@ -18537,7 +18611,7 @@
         </w:tc>
         <w:tc>
           <w:tcPr>
-            <w:tcW w:type="dxa" w:w="941"/>
+            <w:tcW w:type="dxa" w:w="986"/>
           </w:tcPr>
           <w:p>
             <w:pPr>
@@ -18555,7 +18629,7 @@
         </w:tc>
         <w:tc>
           <w:tcPr>
-            <w:tcW w:type="dxa" w:w="941"/>
+            <w:tcW w:type="dxa" w:w="986"/>
           </w:tcPr>
           <w:p>
             <w:pPr>
@@ -18573,7 +18647,7 @@
         </w:tc>
         <w:tc>
           <w:tcPr>
-            <w:tcW w:type="dxa" w:w="941"/>
+            <w:tcW w:type="dxa" w:w="986"/>
           </w:tcPr>
           <w:p>
             <w:pPr>
@@ -18591,7 +18665,7 @@
         </w:tc>
         <w:tc>
           <w:tcPr>
-            <w:tcW w:type="dxa" w:w="941"/>
+            <w:tcW w:type="dxa" w:w="986"/>
           </w:tcPr>
           <w:p>
             <w:pPr>
@@ -18609,7 +18683,7 @@
         </w:tc>
         <w:tc>
           <w:tcPr>
-            <w:tcW w:type="dxa" w:w="941"/>
+            <w:tcW w:type="dxa" w:w="986"/>
           </w:tcPr>
           <w:p>
             <w:pPr>
@@ -18632,7 +18706,7 @@
         </w:trPr>
         <w:tc>
           <w:tcPr>
-            <w:tcW w:type="dxa" w:w="2608"/>
+            <w:tcW w:type="dxa" w:w="2268"/>
           </w:tcPr>
           <w:p>
             <w:r/>
@@ -18647,7 +18721,7 @@
         </w:tc>
         <w:tc>
           <w:tcPr>
-            <w:tcW w:type="dxa" w:w="941"/>
+            <w:tcW w:type="dxa" w:w="986"/>
           </w:tcPr>
           <w:p>
             <w:pPr>
@@ -18665,7 +18739,7 @@
         </w:tc>
         <w:tc>
           <w:tcPr>
-            <w:tcW w:type="dxa" w:w="941"/>
+            <w:tcW w:type="dxa" w:w="986"/>
           </w:tcPr>
           <w:p>
             <w:pPr>
@@ -18683,7 +18757,7 @@
         </w:tc>
         <w:tc>
           <w:tcPr>
-            <w:tcW w:type="dxa" w:w="941"/>
+            <w:tcW w:type="dxa" w:w="986"/>
           </w:tcPr>
           <w:p>
             <w:pPr>
@@ -18701,7 +18775,7 @@
         </w:tc>
         <w:tc>
           <w:tcPr>
-            <w:tcW w:type="dxa" w:w="941"/>
+            <w:tcW w:type="dxa" w:w="986"/>
           </w:tcPr>
           <w:p>
             <w:pPr>
@@ -18719,7 +18793,7 @@
         </w:tc>
         <w:tc>
           <w:tcPr>
-            <w:tcW w:type="dxa" w:w="941"/>
+            <w:tcW w:type="dxa" w:w="986"/>
           </w:tcPr>
           <w:p>
             <w:pPr>
@@ -18737,7 +18811,7 @@
         </w:tc>
         <w:tc>
           <w:tcPr>
-            <w:tcW w:type="dxa" w:w="941"/>
+            <w:tcW w:type="dxa" w:w="986"/>
           </w:tcPr>
           <w:p>
             <w:pPr>
@@ -18755,7 +18829,7 @@
         </w:tc>
         <w:tc>
           <w:tcPr>
-            <w:tcW w:type="dxa" w:w="941"/>
+            <w:tcW w:type="dxa" w:w="986"/>
           </w:tcPr>
           <w:p>
             <w:pPr>
@@ -18778,7 +18852,7 @@
         </w:trPr>
         <w:tc>
           <w:tcPr>
-            <w:tcW w:type="dxa" w:w="2608"/>
+            <w:tcW w:type="dxa" w:w="2268"/>
           </w:tcPr>
           <w:p>
             <w:r/>
@@ -18793,7 +18867,7 @@
         </w:tc>
         <w:tc>
           <w:tcPr>
-            <w:tcW w:type="dxa" w:w="941"/>
+            <w:tcW w:type="dxa" w:w="986"/>
           </w:tcPr>
           <w:p>
             <w:pPr>
@@ -18811,7 +18885,7 @@
         </w:tc>
         <w:tc>
           <w:tcPr>
-            <w:tcW w:type="dxa" w:w="941"/>
+            <w:tcW w:type="dxa" w:w="986"/>
           </w:tcPr>
           <w:p>
             <w:pPr>
@@ -18829,7 +18903,7 @@
         </w:tc>
         <w:tc>
           <w:tcPr>
-            <w:tcW w:type="dxa" w:w="941"/>
+            <w:tcW w:type="dxa" w:w="986"/>
           </w:tcPr>
           <w:p>
             <w:pPr>
@@ -18847,7 +18921,7 @@
         </w:tc>
         <w:tc>
           <w:tcPr>
-            <w:tcW w:type="dxa" w:w="941"/>
+            <w:tcW w:type="dxa" w:w="986"/>
           </w:tcPr>
           <w:p>
             <w:pPr>
@@ -18865,7 +18939,7 @@
         </w:tc>
         <w:tc>
           <w:tcPr>
-            <w:tcW w:type="dxa" w:w="941"/>
+            <w:tcW w:type="dxa" w:w="986"/>
           </w:tcPr>
           <w:p>
             <w:pPr>
@@ -18883,7 +18957,7 @@
         </w:tc>
         <w:tc>
           <w:tcPr>
-            <w:tcW w:type="dxa" w:w="941"/>
+            <w:tcW w:type="dxa" w:w="986"/>
           </w:tcPr>
           <w:p>
             <w:pPr>
@@ -18901,7 +18975,7 @@
         </w:tc>
         <w:tc>
           <w:tcPr>
-            <w:tcW w:type="dxa" w:w="941"/>
+            <w:tcW w:type="dxa" w:w="986"/>
           </w:tcPr>
           <w:p>
             <w:pPr>
@@ -18924,7 +18998,7 @@
         </w:trPr>
         <w:tc>
           <w:tcPr>
-            <w:tcW w:type="dxa" w:w="2608"/>
+            <w:tcW w:type="dxa" w:w="2268"/>
           </w:tcPr>
           <w:p>
             <w:r/>
@@ -18939,7 +19013,7 @@
         </w:tc>
         <w:tc>
           <w:tcPr>
-            <w:tcW w:type="dxa" w:w="941"/>
+            <w:tcW w:type="dxa" w:w="986"/>
           </w:tcPr>
           <w:p>
             <w:pPr>
@@ -18957,7 +19031,7 @@
         </w:tc>
         <w:tc>
           <w:tcPr>
-            <w:tcW w:type="dxa" w:w="941"/>
+            <w:tcW w:type="dxa" w:w="986"/>
           </w:tcPr>
           <w:p>
             <w:pPr>
@@ -18975,7 +19049,7 @@
         </w:tc>
         <w:tc>
           <w:tcPr>
-            <w:tcW w:type="dxa" w:w="941"/>
+            <w:tcW w:type="dxa" w:w="986"/>
           </w:tcPr>
           <w:p>
             <w:pPr>
@@ -18993,7 +19067,7 @@
         </w:tc>
         <w:tc>
           <w:tcPr>
-            <w:tcW w:type="dxa" w:w="941"/>
+            <w:tcW w:type="dxa" w:w="986"/>
           </w:tcPr>
           <w:p>
             <w:pPr>
@@ -19011,7 +19085,7 @@
         </w:tc>
         <w:tc>
           <w:tcPr>
-            <w:tcW w:type="dxa" w:w="941"/>
+            <w:tcW w:type="dxa" w:w="986"/>
           </w:tcPr>
           <w:p>
             <w:pPr>
@@ -19029,7 +19103,7 @@
         </w:tc>
         <w:tc>
           <w:tcPr>
-            <w:tcW w:type="dxa" w:w="941"/>
+            <w:tcW w:type="dxa" w:w="986"/>
           </w:tcPr>
           <w:p>
             <w:pPr>
@@ -19047,7 +19121,7 @@
         </w:tc>
         <w:tc>
           <w:tcPr>
-            <w:tcW w:type="dxa" w:w="941"/>
+            <w:tcW w:type="dxa" w:w="986"/>
           </w:tcPr>
           <w:p>
             <w:pPr>
@@ -19070,7 +19144,7 @@
         </w:trPr>
         <w:tc>
           <w:tcPr>
-            <w:tcW w:type="dxa" w:w="2608"/>
+            <w:tcW w:type="dxa" w:w="2268"/>
           </w:tcPr>
           <w:p>
             <w:r/>
@@ -19085,7 +19159,7 @@
         </w:tc>
         <w:tc>
           <w:tcPr>
-            <w:tcW w:type="dxa" w:w="941"/>
+            <w:tcW w:type="dxa" w:w="986"/>
           </w:tcPr>
           <w:p>
             <w:pPr>
@@ -19103,7 +19177,7 @@
         </w:tc>
         <w:tc>
           <w:tcPr>
-            <w:tcW w:type="dxa" w:w="941"/>
+            <w:tcW w:type="dxa" w:w="986"/>
           </w:tcPr>
           <w:p>
             <w:pPr>
@@ -19121,7 +19195,7 @@
         </w:tc>
         <w:tc>
           <w:tcPr>
-            <w:tcW w:type="dxa" w:w="941"/>
+            <w:tcW w:type="dxa" w:w="986"/>
           </w:tcPr>
           <w:p>
             <w:pPr>
@@ -19139,7 +19213,7 @@
         </w:tc>
         <w:tc>
           <w:tcPr>
-            <w:tcW w:type="dxa" w:w="941"/>
+            <w:tcW w:type="dxa" w:w="986"/>
           </w:tcPr>
           <w:p>
             <w:pPr>
@@ -19157,7 +19231,7 @@
         </w:tc>
         <w:tc>
           <w:tcPr>
-            <w:tcW w:type="dxa" w:w="941"/>
+            <w:tcW w:type="dxa" w:w="986"/>
           </w:tcPr>
           <w:p>
             <w:pPr>
@@ -19175,7 +19249,7 @@
         </w:tc>
         <w:tc>
           <w:tcPr>
-            <w:tcW w:type="dxa" w:w="941"/>
+            <w:tcW w:type="dxa" w:w="986"/>
           </w:tcPr>
           <w:p>
             <w:pPr>
@@ -19193,7 +19267,7 @@
         </w:tc>
         <w:tc>
           <w:tcPr>
-            <w:tcW w:type="dxa" w:w="941"/>
+            <w:tcW w:type="dxa" w:w="986"/>
           </w:tcPr>
           <w:p>
             <w:pPr>
@@ -19216,7 +19290,7 @@
         </w:trPr>
         <w:tc>
           <w:tcPr>
-            <w:tcW w:type="dxa" w:w="2608"/>
+            <w:tcW w:type="dxa" w:w="2268"/>
           </w:tcPr>
           <w:p>
             <w:r/>
@@ -19231,7 +19305,7 @@
         </w:tc>
         <w:tc>
           <w:tcPr>
-            <w:tcW w:type="dxa" w:w="941"/>
+            <w:tcW w:type="dxa" w:w="986"/>
           </w:tcPr>
           <w:p>
             <w:pPr>
@@ -19249,7 +19323,7 @@
         </w:tc>
         <w:tc>
           <w:tcPr>
-            <w:tcW w:type="dxa" w:w="941"/>
+            <w:tcW w:type="dxa" w:w="986"/>
           </w:tcPr>
           <w:p>
             <w:pPr>
@@ -19267,7 +19341,7 @@
         </w:tc>
         <w:tc>
           <w:tcPr>
-            <w:tcW w:type="dxa" w:w="941"/>
+            <w:tcW w:type="dxa" w:w="986"/>
           </w:tcPr>
           <w:p>
             <w:pPr>
@@ -19285,7 +19359,7 @@
         </w:tc>
         <w:tc>
           <w:tcPr>
-            <w:tcW w:type="dxa" w:w="941"/>
+            <w:tcW w:type="dxa" w:w="986"/>
           </w:tcPr>
           <w:p>
             <w:pPr>
@@ -19303,7 +19377,7 @@
         </w:tc>
         <w:tc>
           <w:tcPr>
-            <w:tcW w:type="dxa" w:w="941"/>
+            <w:tcW w:type="dxa" w:w="986"/>
           </w:tcPr>
           <w:p>
             <w:pPr>
@@ -19321,7 +19395,7 @@
         </w:tc>
         <w:tc>
           <w:tcPr>
-            <w:tcW w:type="dxa" w:w="941"/>
+            <w:tcW w:type="dxa" w:w="986"/>
           </w:tcPr>
           <w:p>
             <w:pPr>
@@ -19339,7 +19413,7 @@
         </w:tc>
         <w:tc>
           <w:tcPr>
-            <w:tcW w:type="dxa" w:w="941"/>
+            <w:tcW w:type="dxa" w:w="986"/>
           </w:tcPr>
           <w:p>
             <w:pPr>
@@ -19362,7 +19436,7 @@
         </w:trPr>
         <w:tc>
           <w:tcPr>
-            <w:tcW w:type="dxa" w:w="2608"/>
+            <w:tcW w:type="dxa" w:w="2268"/>
           </w:tcPr>
           <w:p>
             <w:r/>
@@ -19377,7 +19451,7 @@
         </w:tc>
         <w:tc>
           <w:tcPr>
-            <w:tcW w:type="dxa" w:w="941"/>
+            <w:tcW w:type="dxa" w:w="986"/>
           </w:tcPr>
           <w:p>
             <w:pPr>
@@ -19395,7 +19469,7 @@
         </w:tc>
         <w:tc>
           <w:tcPr>
-            <w:tcW w:type="dxa" w:w="941"/>
+            <w:tcW w:type="dxa" w:w="986"/>
           </w:tcPr>
           <w:p>
             <w:pPr>
@@ -19413,7 +19487,7 @@
         </w:tc>
         <w:tc>
           <w:tcPr>
-            <w:tcW w:type="dxa" w:w="941"/>
+            <w:tcW w:type="dxa" w:w="986"/>
           </w:tcPr>
           <w:p>
             <w:pPr>
@@ -19431,7 +19505,7 @@
         </w:tc>
         <w:tc>
           <w:tcPr>
-            <w:tcW w:type="dxa" w:w="941"/>
+            <w:tcW w:type="dxa" w:w="986"/>
           </w:tcPr>
           <w:p>
             <w:pPr>
@@ -19449,7 +19523,7 @@
         </w:tc>
         <w:tc>
           <w:tcPr>
-            <w:tcW w:type="dxa" w:w="941"/>
+            <w:tcW w:type="dxa" w:w="986"/>
           </w:tcPr>
           <w:p>
             <w:pPr>
@@ -19467,7 +19541,7 @@
         </w:tc>
         <w:tc>
           <w:tcPr>
-            <w:tcW w:type="dxa" w:w="941"/>
+            <w:tcW w:type="dxa" w:w="986"/>
           </w:tcPr>
           <w:p>
             <w:pPr>
@@ -19485,7 +19559,7 @@
         </w:tc>
         <w:tc>
           <w:tcPr>
-            <w:tcW w:type="dxa" w:w="941"/>
+            <w:tcW w:type="dxa" w:w="986"/>
           </w:tcPr>
           <w:p>
             <w:pPr>
@@ -19508,7 +19582,7 @@
         </w:trPr>
         <w:tc>
           <w:tcPr>
-            <w:tcW w:type="dxa" w:w="2608"/>
+            <w:tcW w:type="dxa" w:w="2268"/>
           </w:tcPr>
           <w:p>
             <w:r/>
@@ -19523,7 +19597,7 @@
         </w:tc>
         <w:tc>
           <w:tcPr>
-            <w:tcW w:type="dxa" w:w="941"/>
+            <w:tcW w:type="dxa" w:w="986"/>
           </w:tcPr>
           <w:p>
             <w:pPr>
@@ -19541,7 +19615,7 @@
         </w:tc>
         <w:tc>
           <w:tcPr>
-            <w:tcW w:type="dxa" w:w="941"/>
+            <w:tcW w:type="dxa" w:w="986"/>
           </w:tcPr>
           <w:p>
             <w:pPr>
@@ -19559,7 +19633,7 @@
         </w:tc>
         <w:tc>
           <w:tcPr>
-            <w:tcW w:type="dxa" w:w="941"/>
+            <w:tcW w:type="dxa" w:w="986"/>
           </w:tcPr>
           <w:p>
             <w:pPr>
@@ -19577,7 +19651,7 @@
         </w:tc>
         <w:tc>
           <w:tcPr>
-            <w:tcW w:type="dxa" w:w="941"/>
+            <w:tcW w:type="dxa" w:w="986"/>
           </w:tcPr>
           <w:p>
             <w:pPr>
@@ -19595,7 +19669,7 @@
         </w:tc>
         <w:tc>
           <w:tcPr>
-            <w:tcW w:type="dxa" w:w="941"/>
+            <w:tcW w:type="dxa" w:w="986"/>
           </w:tcPr>
           <w:p>
             <w:pPr>
@@ -19613,7 +19687,7 @@
         </w:tc>
         <w:tc>
           <w:tcPr>
-            <w:tcW w:type="dxa" w:w="941"/>
+            <w:tcW w:type="dxa" w:w="986"/>
           </w:tcPr>
           <w:p>
             <w:pPr>
@@ -19631,7 +19705,7 @@
         </w:tc>
         <w:tc>
           <w:tcPr>
-            <w:tcW w:type="dxa" w:w="941"/>
+            <w:tcW w:type="dxa" w:w="986"/>
           </w:tcPr>
           <w:p>
             <w:pPr>
@@ -19654,7 +19728,7 @@
         </w:trPr>
         <w:tc>
           <w:tcPr>
-            <w:tcW w:type="dxa" w:w="2608"/>
+            <w:tcW w:type="dxa" w:w="2268"/>
           </w:tcPr>
           <w:p>
             <w:r/>
@@ -19669,7 +19743,7 @@
         </w:tc>
         <w:tc>
           <w:tcPr>
-            <w:tcW w:type="dxa" w:w="941"/>
+            <w:tcW w:type="dxa" w:w="986"/>
           </w:tcPr>
           <w:p>
             <w:pPr>
@@ -19687,7 +19761,7 @@
         </w:tc>
         <w:tc>
           <w:tcPr>
-            <w:tcW w:type="dxa" w:w="941"/>
+            <w:tcW w:type="dxa" w:w="986"/>
           </w:tcPr>
           <w:p>
             <w:pPr>
@@ -19705,7 +19779,7 @@
         </w:tc>
         <w:tc>
           <w:tcPr>
-            <w:tcW w:type="dxa" w:w="941"/>
+            <w:tcW w:type="dxa" w:w="986"/>
           </w:tcPr>
           <w:p>
             <w:pPr>
@@ -19723,7 +19797,7 @@
         </w:tc>
         <w:tc>
           <w:tcPr>
-            <w:tcW w:type="dxa" w:w="941"/>
+            <w:tcW w:type="dxa" w:w="986"/>
           </w:tcPr>
           <w:p>
             <w:pPr>
@@ -19741,7 +19815,7 @@
         </w:tc>
         <w:tc>
           <w:tcPr>
-            <w:tcW w:type="dxa" w:w="941"/>
+            <w:tcW w:type="dxa" w:w="986"/>
           </w:tcPr>
           <w:p>
             <w:pPr>
@@ -19759,7 +19833,7 @@
         </w:tc>
         <w:tc>
           <w:tcPr>
-            <w:tcW w:type="dxa" w:w="941"/>
+            <w:tcW w:type="dxa" w:w="986"/>
           </w:tcPr>
           <w:p>
             <w:pPr>
@@ -19777,7 +19851,7 @@
         </w:tc>
         <w:tc>
           <w:tcPr>
-            <w:tcW w:type="dxa" w:w="941"/>
+            <w:tcW w:type="dxa" w:w="986"/>
           </w:tcPr>
           <w:p>
             <w:pPr>
@@ -19800,7 +19874,7 @@
         </w:trPr>
         <w:tc>
           <w:tcPr>
-            <w:tcW w:type="dxa" w:w="2608"/>
+            <w:tcW w:type="dxa" w:w="2268"/>
           </w:tcPr>
           <w:p>
             <w:r/>
@@ -19815,7 +19889,7 @@
         </w:tc>
         <w:tc>
           <w:tcPr>
-            <w:tcW w:type="dxa" w:w="941"/>
+            <w:tcW w:type="dxa" w:w="986"/>
           </w:tcPr>
           <w:p>
             <w:pPr>
@@ -19833,7 +19907,7 @@
         </w:tc>
         <w:tc>
           <w:tcPr>
-            <w:tcW w:type="dxa" w:w="941"/>
+            <w:tcW w:type="dxa" w:w="986"/>
           </w:tcPr>
           <w:p>
             <w:pPr>
@@ -19851,7 +19925,7 @@
         </w:tc>
         <w:tc>
           <w:tcPr>
-            <w:tcW w:type="dxa" w:w="941"/>
+            <w:tcW w:type="dxa" w:w="986"/>
           </w:tcPr>
           <w:p>
             <w:pPr>
@@ -19869,7 +19943,7 @@
         </w:tc>
         <w:tc>
           <w:tcPr>
-            <w:tcW w:type="dxa" w:w="941"/>
+            <w:tcW w:type="dxa" w:w="986"/>
           </w:tcPr>
           <w:p>
             <w:pPr>
@@ -19887,7 +19961,7 @@
         </w:tc>
         <w:tc>
           <w:tcPr>
-            <w:tcW w:type="dxa" w:w="941"/>
+            <w:tcW w:type="dxa" w:w="986"/>
           </w:tcPr>
           <w:p>
             <w:pPr>
@@ -19905,7 +19979,7 @@
         </w:tc>
         <w:tc>
           <w:tcPr>
-            <w:tcW w:type="dxa" w:w="941"/>
+            <w:tcW w:type="dxa" w:w="986"/>
           </w:tcPr>
           <w:p>
             <w:pPr>
@@ -19923,7 +19997,7 @@
         </w:tc>
         <w:tc>
           <w:tcPr>
-            <w:tcW w:type="dxa" w:w="941"/>
+            <w:tcW w:type="dxa" w:w="986"/>
           </w:tcPr>
           <w:p>
             <w:pPr>
@@ -19946,7 +20020,7 @@
         </w:trPr>
         <w:tc>
           <w:tcPr>
-            <w:tcW w:type="dxa" w:w="2608"/>
+            <w:tcW w:type="dxa" w:w="2268"/>
           </w:tcPr>
           <w:p>
             <w:r/>
@@ -19961,7 +20035,7 @@
         </w:tc>
         <w:tc>
           <w:tcPr>
-            <w:tcW w:type="dxa" w:w="941"/>
+            <w:tcW w:type="dxa" w:w="986"/>
           </w:tcPr>
           <w:p>
             <w:pPr>
@@ -19979,7 +20053,7 @@
         </w:tc>
         <w:tc>
           <w:tcPr>
-            <w:tcW w:type="dxa" w:w="941"/>
+            <w:tcW w:type="dxa" w:w="986"/>
           </w:tcPr>
           <w:p>
             <w:pPr>
@@ -19997,7 +20071,7 @@
         </w:tc>
         <w:tc>
           <w:tcPr>
-            <w:tcW w:type="dxa" w:w="941"/>
+            <w:tcW w:type="dxa" w:w="986"/>
           </w:tcPr>
           <w:p>
             <w:pPr>
@@ -20015,7 +20089,7 @@
         </w:tc>
         <w:tc>
           <w:tcPr>
-            <w:tcW w:type="dxa" w:w="941"/>
+            <w:tcW w:type="dxa" w:w="986"/>
           </w:tcPr>
           <w:p>
             <w:pPr>
@@ -20033,7 +20107,7 @@
         </w:tc>
         <w:tc>
           <w:tcPr>
-            <w:tcW w:type="dxa" w:w="941"/>
+            <w:tcW w:type="dxa" w:w="986"/>
           </w:tcPr>
           <w:p>
             <w:pPr>
@@ -20051,7 +20125,7 @@
         </w:tc>
         <w:tc>
           <w:tcPr>
-            <w:tcW w:type="dxa" w:w="941"/>
+            <w:tcW w:type="dxa" w:w="986"/>
           </w:tcPr>
           <w:p>
             <w:pPr>
@@ -20069,7 +20143,7 @@
         </w:tc>
         <w:tc>
           <w:tcPr>
-            <w:tcW w:type="dxa" w:w="941"/>
+            <w:tcW w:type="dxa" w:w="986"/>
           </w:tcPr>
           <w:p>
             <w:pPr>
@@ -20092,7 +20166,7 @@
         </w:trPr>
         <w:tc>
           <w:tcPr>
-            <w:tcW w:type="dxa" w:w="2608"/>
+            <w:tcW w:type="dxa" w:w="2268"/>
           </w:tcPr>
           <w:p>
             <w:r/>
@@ -20107,7 +20181,7 @@
         </w:tc>
         <w:tc>
           <w:tcPr>
-            <w:tcW w:type="dxa" w:w="941"/>
+            <w:tcW w:type="dxa" w:w="986"/>
           </w:tcPr>
           <w:p>
             <w:pPr>
@@ -20125,7 +20199,7 @@
         </w:tc>
         <w:tc>
           <w:tcPr>
-            <w:tcW w:type="dxa" w:w="941"/>
+            <w:tcW w:type="dxa" w:w="986"/>
           </w:tcPr>
           <w:p>
             <w:pPr>
@@ -20143,7 +20217,7 @@
         </w:tc>
         <w:tc>
           <w:tcPr>
-            <w:tcW w:type="dxa" w:w="941"/>
+            <w:tcW w:type="dxa" w:w="986"/>
           </w:tcPr>
           <w:p>
             <w:pPr>
@@ -20161,7 +20235,7 @@
         </w:tc>
         <w:tc>
           <w:tcPr>
-            <w:tcW w:type="dxa" w:w="941"/>
+            <w:tcW w:type="dxa" w:w="986"/>
           </w:tcPr>
           <w:p>
             <w:pPr>
@@ -20179,7 +20253,7 @@
         </w:tc>
         <w:tc>
           <w:tcPr>
-            <w:tcW w:type="dxa" w:w="941"/>
+            <w:tcW w:type="dxa" w:w="986"/>
           </w:tcPr>
           <w:p>
             <w:pPr>
@@ -20197,7 +20271,7 @@
         </w:tc>
         <w:tc>
           <w:tcPr>
-            <w:tcW w:type="dxa" w:w="941"/>
+            <w:tcW w:type="dxa" w:w="986"/>
           </w:tcPr>
           <w:p>
             <w:pPr>
@@ -20215,7 +20289,7 @@
         </w:tc>
         <w:tc>
           <w:tcPr>
-            <w:tcW w:type="dxa" w:w="941"/>
+            <w:tcW w:type="dxa" w:w="986"/>
           </w:tcPr>
           <w:p>
             <w:pPr>
@@ -20238,7 +20312,7 @@
         </w:trPr>
         <w:tc>
           <w:tcPr>
-            <w:tcW w:type="dxa" w:w="2608"/>
+            <w:tcW w:type="dxa" w:w="2268"/>
           </w:tcPr>
           <w:p>
             <w:r/>
@@ -20253,7 +20327,7 @@
         </w:tc>
         <w:tc>
           <w:tcPr>
-            <w:tcW w:type="dxa" w:w="941"/>
+            <w:tcW w:type="dxa" w:w="986"/>
           </w:tcPr>
           <w:p>
             <w:pPr>
@@ -20271,7 +20345,7 @@
         </w:tc>
         <w:tc>
           <w:tcPr>
-            <w:tcW w:type="dxa" w:w="941"/>
+            <w:tcW w:type="dxa" w:w="986"/>
           </w:tcPr>
           <w:p>
             <w:pPr>
@@ -20289,7 +20363,7 @@
         </w:tc>
         <w:tc>
           <w:tcPr>
-            <w:tcW w:type="dxa" w:w="941"/>
+            <w:tcW w:type="dxa" w:w="986"/>
           </w:tcPr>
           <w:p>
             <w:pPr>
@@ -20307,7 +20381,7 @@
         </w:tc>
         <w:tc>
           <w:tcPr>
-            <w:tcW w:type="dxa" w:w="941"/>
+            <w:tcW w:type="dxa" w:w="986"/>
           </w:tcPr>
           <w:p>
             <w:pPr>
@@ -20325,7 +20399,7 @@
         </w:tc>
         <w:tc>
           <w:tcPr>
-            <w:tcW w:type="dxa" w:w="941"/>
+            <w:tcW w:type="dxa" w:w="986"/>
           </w:tcPr>
           <w:p>
             <w:pPr>
@@ -20343,7 +20417,7 @@
         </w:tc>
         <w:tc>
           <w:tcPr>
-            <w:tcW w:type="dxa" w:w="941"/>
+            <w:tcW w:type="dxa" w:w="986"/>
           </w:tcPr>
           <w:p>
             <w:pPr>
@@ -20361,7 +20435,7 @@
         </w:tc>
         <w:tc>
           <w:tcPr>
-            <w:tcW w:type="dxa" w:w="941"/>
+            <w:tcW w:type="dxa" w:w="986"/>
           </w:tcPr>
           <w:p>
             <w:pPr>
@@ -20403,14 +20477,14 @@
         <w:tblLayout w:type="fixed"/>
       </w:tblPr>
       <w:tblGrid>
-        <w:gridCol w:w="2608"/>
-        <w:gridCol w:w="941"/>
-        <w:gridCol w:w="941"/>
-        <w:gridCol w:w="941"/>
-        <w:gridCol w:w="941"/>
-        <w:gridCol w:w="941"/>
-        <w:gridCol w:w="941"/>
-        <w:gridCol w:w="941"/>
+        <w:gridCol w:w="2268"/>
+        <w:gridCol w:w="987"/>
+        <w:gridCol w:w="987"/>
+        <w:gridCol w:w="987"/>
+        <w:gridCol w:w="987"/>
+        <w:gridCol w:w="987"/>
+        <w:gridCol w:w="987"/>
+        <w:gridCol w:w="987"/>
       </w:tblGrid>
       <w:tr>
         <w:trPr>
@@ -20418,7 +20492,7 @@
         </w:trPr>
         <w:tc>
           <w:tcPr>
-            <w:tcW w:type="dxa" w:w="2608"/>
+            <w:tcW w:type="dxa" w:w="2268"/>
           </w:tcPr>
           <w:p>
             <w:r/>
@@ -20434,7 +20508,7 @@
         </w:tc>
         <w:tc>
           <w:tcPr>
-            <w:tcW w:type="dxa" w:w="941"/>
+            <w:tcW w:type="dxa" w:w="986"/>
           </w:tcPr>
           <w:p>
             <w:r/>
@@ -20450,7 +20524,7 @@
         </w:tc>
         <w:tc>
           <w:tcPr>
-            <w:tcW w:type="dxa" w:w="941"/>
+            <w:tcW w:type="dxa" w:w="986"/>
           </w:tcPr>
           <w:p>
             <w:r/>
@@ -20466,7 +20540,7 @@
         </w:tc>
         <w:tc>
           <w:tcPr>
-            <w:tcW w:type="dxa" w:w="941"/>
+            <w:tcW w:type="dxa" w:w="986"/>
           </w:tcPr>
           <w:p>
             <w:r/>
@@ -20482,7 +20556,7 @@
         </w:tc>
         <w:tc>
           <w:tcPr>
-            <w:tcW w:type="dxa" w:w="941"/>
+            <w:tcW w:type="dxa" w:w="986"/>
           </w:tcPr>
           <w:p>
             <w:r/>
@@ -20498,7 +20572,7 @@
         </w:tc>
         <w:tc>
           <w:tcPr>
-            <w:tcW w:type="dxa" w:w="941"/>
+            <w:tcW w:type="dxa" w:w="986"/>
           </w:tcPr>
           <w:p>
             <w:r/>
@@ -20514,7 +20588,7 @@
         </w:tc>
         <w:tc>
           <w:tcPr>
-            <w:tcW w:type="dxa" w:w="941"/>
+            <w:tcW w:type="dxa" w:w="986"/>
           </w:tcPr>
           <w:p>
             <w:r/>
@@ -20530,7 +20604,7 @@
         </w:tc>
         <w:tc>
           <w:tcPr>
-            <w:tcW w:type="dxa" w:w="941"/>
+            <w:tcW w:type="dxa" w:w="986"/>
           </w:tcPr>
           <w:p>
             <w:r/>
@@ -20551,7 +20625,7 @@
         </w:trPr>
         <w:tc>
           <w:tcPr>
-            <w:tcW w:type="dxa" w:w="2608"/>
+            <w:tcW w:type="dxa" w:w="2268"/>
           </w:tcPr>
           <w:p>
             <w:r/>
@@ -20566,7 +20640,7 @@
         </w:tc>
         <w:tc>
           <w:tcPr>
-            <w:tcW w:type="dxa" w:w="941"/>
+            <w:tcW w:type="dxa" w:w="986"/>
           </w:tcPr>
           <w:p>
             <w:pPr>
@@ -20584,7 +20658,7 @@
         </w:tc>
         <w:tc>
           <w:tcPr>
-            <w:tcW w:type="dxa" w:w="941"/>
+            <w:tcW w:type="dxa" w:w="986"/>
           </w:tcPr>
           <w:p>
             <w:pPr>
@@ -20602,7 +20676,7 @@
         </w:tc>
         <w:tc>
           <w:tcPr>
-            <w:tcW w:type="dxa" w:w="941"/>
+            <w:tcW w:type="dxa" w:w="986"/>
           </w:tcPr>
           <w:p>
             <w:pPr>
@@ -20620,7 +20694,7 @@
         </w:tc>
         <w:tc>
           <w:tcPr>
-            <w:tcW w:type="dxa" w:w="941"/>
+            <w:tcW w:type="dxa" w:w="986"/>
           </w:tcPr>
           <w:p>
             <w:pPr>
@@ -20638,7 +20712,7 @@
         </w:tc>
         <w:tc>
           <w:tcPr>
-            <w:tcW w:type="dxa" w:w="941"/>
+            <w:tcW w:type="dxa" w:w="986"/>
           </w:tcPr>
           <w:p>
             <w:pPr>
@@ -20656,7 +20730,7 @@
         </w:tc>
         <w:tc>
           <w:tcPr>
-            <w:tcW w:type="dxa" w:w="941"/>
+            <w:tcW w:type="dxa" w:w="986"/>
           </w:tcPr>
           <w:p>
             <w:pPr>
@@ -20674,7 +20748,7 @@
         </w:tc>
         <w:tc>
           <w:tcPr>
-            <w:tcW w:type="dxa" w:w="941"/>
+            <w:tcW w:type="dxa" w:w="986"/>
           </w:tcPr>
           <w:p>
             <w:pPr>
@@ -20697,7 +20771,7 @@
         </w:trPr>
         <w:tc>
           <w:tcPr>
-            <w:tcW w:type="dxa" w:w="2608"/>
+            <w:tcW w:type="dxa" w:w="2268"/>
           </w:tcPr>
           <w:p>
             <w:r/>
@@ -20712,7 +20786,7 @@
         </w:tc>
         <w:tc>
           <w:tcPr>
-            <w:tcW w:type="dxa" w:w="941"/>
+            <w:tcW w:type="dxa" w:w="986"/>
           </w:tcPr>
           <w:p>
             <w:pPr>
@@ -20730,7 +20804,7 @@
         </w:tc>
         <w:tc>
           <w:tcPr>
-            <w:tcW w:type="dxa" w:w="941"/>
+            <w:tcW w:type="dxa" w:w="986"/>
           </w:tcPr>
           <w:p>
             <w:pPr>
@@ -20748,7 +20822,7 @@
         </w:tc>
         <w:tc>
           <w:tcPr>
-            <w:tcW w:type="dxa" w:w="941"/>
+            <w:tcW w:type="dxa" w:w="986"/>
           </w:tcPr>
           <w:p>
             <w:pPr>
@@ -20766,7 +20840,7 @@
         </w:tc>
         <w:tc>
           <w:tcPr>
-            <w:tcW w:type="dxa" w:w="941"/>
+            <w:tcW w:type="dxa" w:w="986"/>
           </w:tcPr>
           <w:p>
             <w:pPr>
@@ -20784,7 +20858,7 @@
         </w:tc>
         <w:tc>
           <w:tcPr>
-            <w:tcW w:type="dxa" w:w="941"/>
+            <w:tcW w:type="dxa" w:w="986"/>
           </w:tcPr>
           <w:p>
             <w:pPr>
@@ -20802,7 +20876,7 @@
         </w:tc>
         <w:tc>
           <w:tcPr>
-            <w:tcW w:type="dxa" w:w="941"/>
+            <w:tcW w:type="dxa" w:w="986"/>
           </w:tcPr>
           <w:p>
             <w:pPr>
@@ -20820,7 +20894,7 @@
         </w:tc>
         <w:tc>
           <w:tcPr>
-            <w:tcW w:type="dxa" w:w="941"/>
+            <w:tcW w:type="dxa" w:w="986"/>
           </w:tcPr>
           <w:p>
             <w:pPr>
@@ -20843,7 +20917,7 @@
         </w:trPr>
         <w:tc>
           <w:tcPr>
-            <w:tcW w:type="dxa" w:w="2608"/>
+            <w:tcW w:type="dxa" w:w="2268"/>
           </w:tcPr>
           <w:p>
             <w:r/>
@@ -20858,7 +20932,7 @@
         </w:tc>
         <w:tc>
           <w:tcPr>
-            <w:tcW w:type="dxa" w:w="941"/>
+            <w:tcW w:type="dxa" w:w="986"/>
           </w:tcPr>
           <w:p>
             <w:pPr>
@@ -20876,7 +20950,7 @@
         </w:tc>
         <w:tc>
           <w:tcPr>
-            <w:tcW w:type="dxa" w:w="941"/>
+            <w:tcW w:type="dxa" w:w="986"/>
           </w:tcPr>
           <w:p>
             <w:pPr>
@@ -20894,7 +20968,7 @@
         </w:tc>
         <w:tc>
           <w:tcPr>
-            <w:tcW w:type="dxa" w:w="941"/>
+            <w:tcW w:type="dxa" w:w="986"/>
           </w:tcPr>
           <w:p>
             <w:pPr>
@@ -20912,7 +20986,7 @@
         </w:tc>
         <w:tc>
           <w:tcPr>
-            <w:tcW w:type="dxa" w:w="941"/>
+            <w:tcW w:type="dxa" w:w="986"/>
           </w:tcPr>
           <w:p>
             <w:pPr>
@@ -20930,7 +21004,7 @@
         </w:tc>
         <w:tc>
           <w:tcPr>
-            <w:tcW w:type="dxa" w:w="941"/>
+            <w:tcW w:type="dxa" w:w="986"/>
           </w:tcPr>
           <w:p>
             <w:pPr>
@@ -20948,7 +21022,7 @@
         </w:tc>
         <w:tc>
           <w:tcPr>
-            <w:tcW w:type="dxa" w:w="941"/>
+            <w:tcW w:type="dxa" w:w="986"/>
           </w:tcPr>
           <w:p>
             <w:pPr>
@@ -20966,7 +21040,7 @@
         </w:tc>
         <w:tc>
           <w:tcPr>
-            <w:tcW w:type="dxa" w:w="941"/>
+            <w:tcW w:type="dxa" w:w="986"/>
           </w:tcPr>
           <w:p>
             <w:pPr>
@@ -20989,7 +21063,7 @@
         </w:trPr>
         <w:tc>
           <w:tcPr>
-            <w:tcW w:type="dxa" w:w="2608"/>
+            <w:tcW w:type="dxa" w:w="2268"/>
           </w:tcPr>
           <w:p>
             <w:r/>
@@ -21004,7 +21078,7 @@
         </w:tc>
         <w:tc>
           <w:tcPr>
-            <w:tcW w:type="dxa" w:w="941"/>
+            <w:tcW w:type="dxa" w:w="986"/>
           </w:tcPr>
           <w:p>
             <w:pPr>
@@ -21022,7 +21096,7 @@
         </w:tc>
         <w:tc>
           <w:tcPr>
-            <w:tcW w:type="dxa" w:w="941"/>
+            <w:tcW w:type="dxa" w:w="986"/>
           </w:tcPr>
           <w:p>
             <w:pPr>
@@ -21040,7 +21114,7 @@
         </w:tc>
         <w:tc>
           <w:tcPr>
-            <w:tcW w:type="dxa" w:w="941"/>
+            <w:tcW w:type="dxa" w:w="986"/>
           </w:tcPr>
           <w:p>
             <w:pPr>
@@ -21058,7 +21132,7 @@
         </w:tc>
         <w:tc>
           <w:tcPr>
-            <w:tcW w:type="dxa" w:w="941"/>
+            <w:tcW w:type="dxa" w:w="986"/>
           </w:tcPr>
           <w:p>
             <w:pPr>
@@ -21076,7 +21150,7 @@
         </w:tc>
         <w:tc>
           <w:tcPr>
-            <w:tcW w:type="dxa" w:w="941"/>
+            <w:tcW w:type="dxa" w:w="986"/>
           </w:tcPr>
           <w:p>
             <w:pPr>
@@ -21094,7 +21168,7 @@
         </w:tc>
         <w:tc>
           <w:tcPr>
-            <w:tcW w:type="dxa" w:w="941"/>
+            <w:tcW w:type="dxa" w:w="986"/>
           </w:tcPr>
           <w:p>
             <w:pPr>
@@ -21112,7 +21186,7 @@
         </w:tc>
         <w:tc>
           <w:tcPr>
-            <w:tcW w:type="dxa" w:w="941"/>
+            <w:tcW w:type="dxa" w:w="986"/>
           </w:tcPr>
           <w:p>
             <w:pPr>
@@ -21135,7 +21209,7 @@
         </w:trPr>
         <w:tc>
           <w:tcPr>
-            <w:tcW w:type="dxa" w:w="2608"/>
+            <w:tcW w:type="dxa" w:w="2268"/>
           </w:tcPr>
           <w:p>
             <w:r/>
@@ -21150,7 +21224,7 @@
         </w:tc>
         <w:tc>
           <w:tcPr>
-            <w:tcW w:type="dxa" w:w="941"/>
+            <w:tcW w:type="dxa" w:w="986"/>
           </w:tcPr>
           <w:p>
             <w:pPr>
@@ -21168,7 +21242,7 @@
         </w:tc>
         <w:tc>
           <w:tcPr>
-            <w:tcW w:type="dxa" w:w="941"/>
+            <w:tcW w:type="dxa" w:w="986"/>
           </w:tcPr>
           <w:p>
             <w:pPr>
@@ -21186,7 +21260,7 @@
         </w:tc>
         <w:tc>
           <w:tcPr>
-            <w:tcW w:type="dxa" w:w="941"/>
+            <w:tcW w:type="dxa" w:w="986"/>
           </w:tcPr>
           <w:p>
             <w:pPr>
@@ -21204,7 +21278,7 @@
         </w:tc>
         <w:tc>
           <w:tcPr>
-            <w:tcW w:type="dxa" w:w="941"/>
+            <w:tcW w:type="dxa" w:w="986"/>
           </w:tcPr>
           <w:p>
             <w:pPr>
@@ -21222,7 +21296,7 @@
         </w:tc>
         <w:tc>
           <w:tcPr>
-            <w:tcW w:type="dxa" w:w="941"/>
+            <w:tcW w:type="dxa" w:w="986"/>
           </w:tcPr>
           <w:p>
             <w:pPr>
@@ -21240,7 +21314,7 @@
         </w:tc>
         <w:tc>
           <w:tcPr>
-            <w:tcW w:type="dxa" w:w="941"/>
+            <w:tcW w:type="dxa" w:w="986"/>
           </w:tcPr>
           <w:p>
             <w:pPr>
@@ -21258,7 +21332,7 @@
         </w:tc>
         <w:tc>
           <w:tcPr>
-            <w:tcW w:type="dxa" w:w="941"/>
+            <w:tcW w:type="dxa" w:w="986"/>
           </w:tcPr>
           <w:p>
             <w:pPr>
@@ -21281,7 +21355,7 @@
         </w:trPr>
         <w:tc>
           <w:tcPr>
-            <w:tcW w:type="dxa" w:w="2608"/>
+            <w:tcW w:type="dxa" w:w="2268"/>
           </w:tcPr>
           <w:p>
             <w:r/>
@@ -21296,7 +21370,7 @@
         </w:tc>
         <w:tc>
           <w:tcPr>
-            <w:tcW w:type="dxa" w:w="941"/>
+            <w:tcW w:type="dxa" w:w="986"/>
           </w:tcPr>
           <w:p>
             <w:pPr>
@@ -21314,7 +21388,7 @@
         </w:tc>
         <w:tc>
           <w:tcPr>
-            <w:tcW w:type="dxa" w:w="941"/>
+            <w:tcW w:type="dxa" w:w="986"/>
           </w:tcPr>
           <w:p>
             <w:pPr>
@@ -21332,7 +21406,7 @@
         </w:tc>
         <w:tc>
           <w:tcPr>
-            <w:tcW w:type="dxa" w:w="941"/>
+            <w:tcW w:type="dxa" w:w="986"/>
           </w:tcPr>
           <w:p>
             <w:pPr>
@@ -21350,7 +21424,7 @@
         </w:tc>
         <w:tc>
           <w:tcPr>
-            <w:tcW w:type="dxa" w:w="941"/>
+            <w:tcW w:type="dxa" w:w="986"/>
           </w:tcPr>
           <w:p>
             <w:pPr>
@@ -21368,7 +21442,7 @@
         </w:tc>
         <w:tc>
           <w:tcPr>
-            <w:tcW w:type="dxa" w:w="941"/>
+            <w:tcW w:type="dxa" w:w="986"/>
           </w:tcPr>
           <w:p>
             <w:pPr>
@@ -21386,7 +21460,7 @@
         </w:tc>
         <w:tc>
           <w:tcPr>
-            <w:tcW w:type="dxa" w:w="941"/>
+            <w:tcW w:type="dxa" w:w="986"/>
           </w:tcPr>
           <w:p>
             <w:pPr>
@@ -21404,7 +21478,7 @@
         </w:tc>
         <w:tc>
           <w:tcPr>
-            <w:tcW w:type="dxa" w:w="941"/>
+            <w:tcW w:type="dxa" w:w="986"/>
           </w:tcPr>
           <w:p>
             <w:pPr>
@@ -21427,7 +21501,7 @@
         </w:trPr>
         <w:tc>
           <w:tcPr>
-            <w:tcW w:type="dxa" w:w="2608"/>
+            <w:tcW w:type="dxa" w:w="2268"/>
           </w:tcPr>
           <w:p>
             <w:r/>
@@ -21442,7 +21516,7 @@
         </w:tc>
         <w:tc>
           <w:tcPr>
-            <w:tcW w:type="dxa" w:w="941"/>
+            <w:tcW w:type="dxa" w:w="986"/>
           </w:tcPr>
           <w:p>
             <w:pPr>
@@ -21460,7 +21534,7 @@
         </w:tc>
         <w:tc>
           <w:tcPr>
-            <w:tcW w:type="dxa" w:w="941"/>
+            <w:tcW w:type="dxa" w:w="986"/>
           </w:tcPr>
           <w:p>
             <w:pPr>
@@ -21478,7 +21552,7 @@
         </w:tc>
         <w:tc>
           <w:tcPr>
-            <w:tcW w:type="dxa" w:w="941"/>
+            <w:tcW w:type="dxa" w:w="986"/>
           </w:tcPr>
           <w:p>
             <w:pPr>
@@ -21496,7 +21570,7 @@
         </w:tc>
         <w:tc>
           <w:tcPr>
-            <w:tcW w:type="dxa" w:w="941"/>
+            <w:tcW w:type="dxa" w:w="986"/>
           </w:tcPr>
           <w:p>
             <w:pPr>
@@ -21514,7 +21588,7 @@
         </w:tc>
         <w:tc>
           <w:tcPr>
-            <w:tcW w:type="dxa" w:w="941"/>
+            <w:tcW w:type="dxa" w:w="986"/>
           </w:tcPr>
           <w:p>
             <w:pPr>
@@ -21532,7 +21606,7 @@
         </w:tc>
         <w:tc>
           <w:tcPr>
-            <w:tcW w:type="dxa" w:w="941"/>
+            <w:tcW w:type="dxa" w:w="986"/>
           </w:tcPr>
           <w:p>
             <w:pPr>
@@ -21550,7 +21624,7 @@
         </w:tc>
         <w:tc>
           <w:tcPr>
-            <w:tcW w:type="dxa" w:w="941"/>
+            <w:tcW w:type="dxa" w:w="986"/>
           </w:tcPr>
           <w:p>
             <w:pPr>
@@ -21573,7 +21647,7 @@
         </w:trPr>
         <w:tc>
           <w:tcPr>
-            <w:tcW w:type="dxa" w:w="2608"/>
+            <w:tcW w:type="dxa" w:w="2268"/>
           </w:tcPr>
           <w:p>
             <w:r/>
@@ -21588,7 +21662,7 @@
         </w:tc>
         <w:tc>
           <w:tcPr>
-            <w:tcW w:type="dxa" w:w="941"/>
+            <w:tcW w:type="dxa" w:w="986"/>
           </w:tcPr>
           <w:p>
             <w:pPr>
@@ -21606,7 +21680,7 @@
         </w:tc>
         <w:tc>
           <w:tcPr>
-            <w:tcW w:type="dxa" w:w="941"/>
+            <w:tcW w:type="dxa" w:w="986"/>
           </w:tcPr>
           <w:p>
             <w:pPr>
@@ -21624,7 +21698,7 @@
         </w:tc>
         <w:tc>
           <w:tcPr>
-            <w:tcW w:type="dxa" w:w="941"/>
+            <w:tcW w:type="dxa" w:w="986"/>
           </w:tcPr>
           <w:p>
             <w:pPr>
@@ -21642,7 +21716,7 @@
         </w:tc>
         <w:tc>
           <w:tcPr>
-            <w:tcW w:type="dxa" w:w="941"/>
+            <w:tcW w:type="dxa" w:w="986"/>
           </w:tcPr>
           <w:p>
             <w:pPr>
@@ -21660,7 +21734,7 @@
         </w:tc>
         <w:tc>
           <w:tcPr>
-            <w:tcW w:type="dxa" w:w="941"/>
+            <w:tcW w:type="dxa" w:w="986"/>
           </w:tcPr>
           <w:p>
             <w:pPr>
@@ -21678,7 +21752,7 @@
         </w:tc>
         <w:tc>
           <w:tcPr>
-            <w:tcW w:type="dxa" w:w="941"/>
+            <w:tcW w:type="dxa" w:w="986"/>
           </w:tcPr>
           <w:p>
             <w:pPr>
@@ -21696,7 +21770,7 @@
         </w:tc>
         <w:tc>
           <w:tcPr>
-            <w:tcW w:type="dxa" w:w="941"/>
+            <w:tcW w:type="dxa" w:w="986"/>
           </w:tcPr>
           <w:p>
             <w:pPr>
@@ -21737,14 +21811,14 @@
         <w:tblLayout w:type="fixed"/>
       </w:tblPr>
       <w:tblGrid>
-        <w:gridCol w:w="2608"/>
-        <w:gridCol w:w="941"/>
-        <w:gridCol w:w="941"/>
-        <w:gridCol w:w="941"/>
-        <w:gridCol w:w="941"/>
-        <w:gridCol w:w="941"/>
-        <w:gridCol w:w="941"/>
-        <w:gridCol w:w="941"/>
+        <w:gridCol w:w="2268"/>
+        <w:gridCol w:w="987"/>
+        <w:gridCol w:w="987"/>
+        <w:gridCol w:w="987"/>
+        <w:gridCol w:w="987"/>
+        <w:gridCol w:w="987"/>
+        <w:gridCol w:w="987"/>
+        <w:gridCol w:w="987"/>
       </w:tblGrid>
       <w:tr>
         <w:trPr>
@@ -21752,7 +21826,7 @@
         </w:trPr>
         <w:tc>
           <w:tcPr>
-            <w:tcW w:type="dxa" w:w="2608"/>
+            <w:tcW w:type="dxa" w:w="2268"/>
           </w:tcPr>
           <w:p>
             <w:r/>
@@ -21768,7 +21842,7 @@
         </w:tc>
         <w:tc>
           <w:tcPr>
-            <w:tcW w:type="dxa" w:w="941"/>
+            <w:tcW w:type="dxa" w:w="986"/>
           </w:tcPr>
           <w:p>
             <w:r/>
@@ -21784,7 +21858,7 @@
         </w:tc>
         <w:tc>
           <w:tcPr>
-            <w:tcW w:type="dxa" w:w="941"/>
+            <w:tcW w:type="dxa" w:w="986"/>
           </w:tcPr>
           <w:p>
             <w:r/>
@@ -21800,7 +21874,7 @@
         </w:tc>
         <w:tc>
           <w:tcPr>
-            <w:tcW w:type="dxa" w:w="941"/>
+            <w:tcW w:type="dxa" w:w="986"/>
           </w:tcPr>
           <w:p>
             <w:r/>
@@ -21816,7 +21890,7 @@
         </w:tc>
         <w:tc>
           <w:tcPr>
-            <w:tcW w:type="dxa" w:w="941"/>
+            <w:tcW w:type="dxa" w:w="986"/>
           </w:tcPr>
           <w:p>
             <w:r/>
@@ -21832,7 +21906,7 @@
         </w:tc>
         <w:tc>
           <w:tcPr>
-            <w:tcW w:type="dxa" w:w="941"/>
+            <w:tcW w:type="dxa" w:w="986"/>
           </w:tcPr>
           <w:p>
             <w:r/>
@@ -21848,7 +21922,7 @@
         </w:tc>
         <w:tc>
           <w:tcPr>
-            <w:tcW w:type="dxa" w:w="941"/>
+            <w:tcW w:type="dxa" w:w="986"/>
           </w:tcPr>
           <w:p>
             <w:r/>
@@ -21864,7 +21938,7 @@
         </w:tc>
         <w:tc>
           <w:tcPr>
-            <w:tcW w:type="dxa" w:w="941"/>
+            <w:tcW w:type="dxa" w:w="986"/>
           </w:tcPr>
           <w:p>
             <w:r/>
@@ -21885,7 +21959,7 @@
         </w:trPr>
         <w:tc>
           <w:tcPr>
-            <w:tcW w:type="dxa" w:w="2608"/>
+            <w:tcW w:type="dxa" w:w="2268"/>
           </w:tcPr>
           <w:p>
             <w:r/>
@@ -21900,7 +21974,7 @@
         </w:tc>
         <w:tc>
           <w:tcPr>
-            <w:tcW w:type="dxa" w:w="941"/>
+            <w:tcW w:type="dxa" w:w="986"/>
           </w:tcPr>
           <w:p>
             <w:pPr>
@@ -21918,7 +21992,7 @@
         </w:tc>
         <w:tc>
           <w:tcPr>
-            <w:tcW w:type="dxa" w:w="941"/>
+            <w:tcW w:type="dxa" w:w="986"/>
           </w:tcPr>
           <w:p>
             <w:pPr>
@@ -21936,7 +22010,7 @@
         </w:tc>
         <w:tc>
           <w:tcPr>
-            <w:tcW w:type="dxa" w:w="941"/>
+            <w:tcW w:type="dxa" w:w="986"/>
           </w:tcPr>
           <w:p>
             <w:pPr>
@@ -21954,7 +22028,7 @@
         </w:tc>
         <w:tc>
           <w:tcPr>
-            <w:tcW w:type="dxa" w:w="941"/>
+            <w:tcW w:type="dxa" w:w="986"/>
           </w:tcPr>
           <w:p>
             <w:pPr>
@@ -21972,7 +22046,7 @@
         </w:tc>
         <w:tc>
           <w:tcPr>
-            <w:tcW w:type="dxa" w:w="941"/>
+            <w:tcW w:type="dxa" w:w="986"/>
           </w:tcPr>
           <w:p>
             <w:pPr>
@@ -21990,7 +22064,7 @@
         </w:tc>
         <w:tc>
           <w:tcPr>
-            <w:tcW w:type="dxa" w:w="941"/>
+            <w:tcW w:type="dxa" w:w="986"/>
           </w:tcPr>
           <w:p>
             <w:pPr>
@@ -22008,7 +22082,7 @@
         </w:tc>
         <w:tc>
           <w:tcPr>
-            <w:tcW w:type="dxa" w:w="941"/>
+            <w:tcW w:type="dxa" w:w="986"/>
           </w:tcPr>
           <w:p>
             <w:pPr>
@@ -22031,7 +22105,7 @@
         </w:trPr>
         <w:tc>
           <w:tcPr>
-            <w:tcW w:type="dxa" w:w="2608"/>
+            <w:tcW w:type="dxa" w:w="2268"/>
           </w:tcPr>
           <w:p>
             <w:r/>
@@ -22046,7 +22120,7 @@
         </w:tc>
         <w:tc>
           <w:tcPr>
-            <w:tcW w:type="dxa" w:w="941"/>
+            <w:tcW w:type="dxa" w:w="986"/>
           </w:tcPr>
           <w:p>
             <w:pPr>
@@ -22064,7 +22138,7 @@
         </w:tc>
         <w:tc>
           <w:tcPr>
-            <w:tcW w:type="dxa" w:w="941"/>
+            <w:tcW w:type="dxa" w:w="986"/>
           </w:tcPr>
           <w:p>
             <w:pPr>
@@ -22082,7 +22156,7 @@
         </w:tc>
         <w:tc>
           <w:tcPr>
-            <w:tcW w:type="dxa" w:w="941"/>
+            <w:tcW w:type="dxa" w:w="986"/>
           </w:tcPr>
           <w:p>
             <w:pPr>
@@ -22100,7 +22174,7 @@
         </w:tc>
         <w:tc>
           <w:tcPr>
-            <w:tcW w:type="dxa" w:w="941"/>
+            <w:tcW w:type="dxa" w:w="986"/>
           </w:tcPr>
           <w:p>
             <w:pPr>
@@ -22118,7 +22192,7 @@
         </w:tc>
         <w:tc>
           <w:tcPr>
-            <w:tcW w:type="dxa" w:w="941"/>
+            <w:tcW w:type="dxa" w:w="986"/>
           </w:tcPr>
           <w:p>
             <w:pPr>
@@ -22136,7 +22210,7 @@
         </w:tc>
         <w:tc>
           <w:tcPr>
-            <w:tcW w:type="dxa" w:w="941"/>
+            <w:tcW w:type="dxa" w:w="986"/>
           </w:tcPr>
           <w:p>
             <w:pPr>
@@ -22154,7 +22228,7 @@
         </w:tc>
         <w:tc>
           <w:tcPr>
-            <w:tcW w:type="dxa" w:w="941"/>
+            <w:tcW w:type="dxa" w:w="986"/>
           </w:tcPr>
           <w:p>
             <w:pPr>
@@ -22177,7 +22251,7 @@
         </w:trPr>
         <w:tc>
           <w:tcPr>
-            <w:tcW w:type="dxa" w:w="2608"/>
+            <w:tcW w:type="dxa" w:w="2268"/>
           </w:tcPr>
           <w:p>
             <w:r/>
@@ -22192,7 +22266,7 @@
         </w:tc>
         <w:tc>
           <w:tcPr>
-            <w:tcW w:type="dxa" w:w="941"/>
+            <w:tcW w:type="dxa" w:w="986"/>
           </w:tcPr>
           <w:p>
             <w:pPr>
@@ -22210,7 +22284,7 @@
         </w:tc>
         <w:tc>
           <w:tcPr>
-            <w:tcW w:type="dxa" w:w="941"/>
+            <w:tcW w:type="dxa" w:w="986"/>
           </w:tcPr>
           <w:p>
             <w:pPr>
@@ -22228,7 +22302,7 @@
         </w:tc>
         <w:tc>
           <w:tcPr>
-            <w:tcW w:type="dxa" w:w="941"/>
+            <w:tcW w:type="dxa" w:w="986"/>
           </w:tcPr>
           <w:p>
             <w:pPr>
@@ -22246,7 +22320,7 @@
         </w:tc>
         <w:tc>
           <w:tcPr>
-            <w:tcW w:type="dxa" w:w="941"/>
+            <w:tcW w:type="dxa" w:w="986"/>
           </w:tcPr>
           <w:p>
             <w:pPr>
@@ -22264,7 +22338,7 @@
         </w:tc>
         <w:tc>
           <w:tcPr>
-            <w:tcW w:type="dxa" w:w="941"/>
+            <w:tcW w:type="dxa" w:w="986"/>
           </w:tcPr>
           <w:p>
             <w:pPr>
@@ -22282,7 +22356,7 @@
         </w:tc>
         <w:tc>
           <w:tcPr>
-            <w:tcW w:type="dxa" w:w="941"/>
+            <w:tcW w:type="dxa" w:w="986"/>
           </w:tcPr>
           <w:p>
             <w:pPr>
@@ -22300,7 +22374,7 @@
         </w:tc>
         <w:tc>
           <w:tcPr>
-            <w:tcW w:type="dxa" w:w="941"/>
+            <w:tcW w:type="dxa" w:w="986"/>
           </w:tcPr>
           <w:p>
             <w:pPr>
@@ -22323,7 +22397,7 @@
         </w:trPr>
         <w:tc>
           <w:tcPr>
-            <w:tcW w:type="dxa" w:w="2608"/>
+            <w:tcW w:type="dxa" w:w="2268"/>
           </w:tcPr>
           <w:p>
             <w:r/>
@@ -22338,7 +22412,7 @@
         </w:tc>
         <w:tc>
           <w:tcPr>
-            <w:tcW w:type="dxa" w:w="941"/>
+            <w:tcW w:type="dxa" w:w="986"/>
           </w:tcPr>
           <w:p>
             <w:pPr>
@@ -22356,7 +22430,7 @@
         </w:tc>
         <w:tc>
           <w:tcPr>
-            <w:tcW w:type="dxa" w:w="941"/>
+            <w:tcW w:type="dxa" w:w="986"/>
           </w:tcPr>
           <w:p>
             <w:pPr>
@@ -22374,7 +22448,7 @@
         </w:tc>
         <w:tc>
           <w:tcPr>
-            <w:tcW w:type="dxa" w:w="941"/>
+            <w:tcW w:type="dxa" w:w="986"/>
           </w:tcPr>
           <w:p>
             <w:pPr>
@@ -22392,7 +22466,7 @@
         </w:tc>
         <w:tc>
           <w:tcPr>
-            <w:tcW w:type="dxa" w:w="941"/>
+            <w:tcW w:type="dxa" w:w="986"/>
           </w:tcPr>
           <w:p>
             <w:pPr>
@@ -22410,7 +22484,7 @@
         </w:tc>
         <w:tc>
           <w:tcPr>
-            <w:tcW w:type="dxa" w:w="941"/>
+            <w:tcW w:type="dxa" w:w="986"/>
           </w:tcPr>
           <w:p>
             <w:pPr>
@@ -22428,7 +22502,7 @@
         </w:tc>
         <w:tc>
           <w:tcPr>
-            <w:tcW w:type="dxa" w:w="941"/>
+            <w:tcW w:type="dxa" w:w="986"/>
           </w:tcPr>
           <w:p>
             <w:pPr>
@@ -22446,7 +22520,7 @@
         </w:tc>
         <w:tc>
           <w:tcPr>
-            <w:tcW w:type="dxa" w:w="941"/>
+            <w:tcW w:type="dxa" w:w="986"/>
           </w:tcPr>
           <w:p>
             <w:pPr>
@@ -22469,7 +22543,7 @@
         </w:trPr>
         <w:tc>
           <w:tcPr>
-            <w:tcW w:type="dxa" w:w="2608"/>
+            <w:tcW w:type="dxa" w:w="2268"/>
           </w:tcPr>
           <w:p>
             <w:r/>
@@ -22484,7 +22558,7 @@
         </w:tc>
         <w:tc>
           <w:tcPr>
-            <w:tcW w:type="dxa" w:w="941"/>
+            <w:tcW w:type="dxa" w:w="986"/>
           </w:tcPr>
           <w:p>
             <w:pPr>
@@ -22502,7 +22576,7 @@
         </w:tc>
         <w:tc>
           <w:tcPr>
-            <w:tcW w:type="dxa" w:w="941"/>
+            <w:tcW w:type="dxa" w:w="986"/>
           </w:tcPr>
           <w:p>
             <w:pPr>
@@ -22520,7 +22594,7 @@
         </w:tc>
         <w:tc>
           <w:tcPr>
-            <w:tcW w:type="dxa" w:w="941"/>
+            <w:tcW w:type="dxa" w:w="986"/>
           </w:tcPr>
           <w:p>
             <w:pPr>
@@ -22538,7 +22612,7 @@
         </w:tc>
         <w:tc>
           <w:tcPr>
-            <w:tcW w:type="dxa" w:w="941"/>
+            <w:tcW w:type="dxa" w:w="986"/>
           </w:tcPr>
           <w:p>
             <w:pPr>
@@ -22556,7 +22630,7 @@
         </w:tc>
         <w:tc>
           <w:tcPr>
-            <w:tcW w:type="dxa" w:w="941"/>
+            <w:tcW w:type="dxa" w:w="986"/>
           </w:tcPr>
           <w:p>
             <w:pPr>
@@ -22574,7 +22648,7 @@
         </w:tc>
         <w:tc>
           <w:tcPr>
-            <w:tcW w:type="dxa" w:w="941"/>
+            <w:tcW w:type="dxa" w:w="986"/>
           </w:tcPr>
           <w:p>
             <w:pPr>
@@ -22592,7 +22666,7 @@
         </w:tc>
         <w:tc>
           <w:tcPr>
-            <w:tcW w:type="dxa" w:w="941"/>
+            <w:tcW w:type="dxa" w:w="986"/>
           </w:tcPr>
           <w:p>
             <w:pPr>
@@ -22615,7 +22689,7 @@
         </w:trPr>
         <w:tc>
           <w:tcPr>
-            <w:tcW w:type="dxa" w:w="2608"/>
+            <w:tcW w:type="dxa" w:w="2268"/>
           </w:tcPr>
           <w:p>
             <w:r/>
@@ -22630,7 +22704,7 @@
         </w:tc>
         <w:tc>
           <w:tcPr>
-            <w:tcW w:type="dxa" w:w="941"/>
+            <w:tcW w:type="dxa" w:w="986"/>
           </w:tcPr>
           <w:p>
             <w:pPr>
@@ -22648,7 +22722,7 @@
         </w:tc>
         <w:tc>
           <w:tcPr>
-            <w:tcW w:type="dxa" w:w="941"/>
+            <w:tcW w:type="dxa" w:w="986"/>
           </w:tcPr>
           <w:p>
             <w:pPr>
@@ -22666,7 +22740,7 @@
         </w:tc>
         <w:tc>
           <w:tcPr>
-            <w:tcW w:type="dxa" w:w="941"/>
+            <w:tcW w:type="dxa" w:w="986"/>
           </w:tcPr>
           <w:p>
             <w:pPr>
@@ -22684,7 +22758,7 @@
         </w:tc>
         <w:tc>
           <w:tcPr>
-            <w:tcW w:type="dxa" w:w="941"/>
+            <w:tcW w:type="dxa" w:w="986"/>
           </w:tcPr>
           <w:p>
             <w:pPr>
@@ -22702,7 +22776,7 @@
         </w:tc>
         <w:tc>
           <w:tcPr>
-            <w:tcW w:type="dxa" w:w="941"/>
+            <w:tcW w:type="dxa" w:w="986"/>
           </w:tcPr>
           <w:p>
             <w:pPr>
@@ -22720,7 +22794,7 @@
         </w:tc>
         <w:tc>
           <w:tcPr>
-            <w:tcW w:type="dxa" w:w="941"/>
+            <w:tcW w:type="dxa" w:w="986"/>
           </w:tcPr>
           <w:p>
             <w:pPr>
@@ -22738,7 +22812,7 @@
         </w:tc>
         <w:tc>
           <w:tcPr>
-            <w:tcW w:type="dxa" w:w="941"/>
+            <w:tcW w:type="dxa" w:w="986"/>
           </w:tcPr>
           <w:p>
             <w:pPr>
@@ -22780,14 +22854,14 @@
         <w:tblLayout w:type="fixed"/>
       </w:tblPr>
       <w:tblGrid>
-        <w:gridCol w:w="2608"/>
-        <w:gridCol w:w="941"/>
-        <w:gridCol w:w="941"/>
-        <w:gridCol w:w="941"/>
-        <w:gridCol w:w="941"/>
-        <w:gridCol w:w="941"/>
-        <w:gridCol w:w="941"/>
-        <w:gridCol w:w="941"/>
+        <w:gridCol w:w="2268"/>
+        <w:gridCol w:w="987"/>
+        <w:gridCol w:w="987"/>
+        <w:gridCol w:w="987"/>
+        <w:gridCol w:w="987"/>
+        <w:gridCol w:w="987"/>
+        <w:gridCol w:w="987"/>
+        <w:gridCol w:w="987"/>
       </w:tblGrid>
       <w:tr>
         <w:trPr>
@@ -22795,7 +22869,7 @@
         </w:trPr>
         <w:tc>
           <w:tcPr>
-            <w:tcW w:type="dxa" w:w="2608"/>
+            <w:tcW w:type="dxa" w:w="2268"/>
           </w:tcPr>
           <w:p>
             <w:r/>
@@ -22811,7 +22885,7 @@
         </w:tc>
         <w:tc>
           <w:tcPr>
-            <w:tcW w:type="dxa" w:w="941"/>
+            <w:tcW w:type="dxa" w:w="986"/>
           </w:tcPr>
           <w:p>
             <w:r/>
@@ -22827,7 +22901,7 @@
         </w:tc>
         <w:tc>
           <w:tcPr>
-            <w:tcW w:type="dxa" w:w="941"/>
+            <w:tcW w:type="dxa" w:w="986"/>
           </w:tcPr>
           <w:p>
             <w:r/>
@@ -22843,7 +22917,7 @@
         </w:tc>
         <w:tc>
           <w:tcPr>
-            <w:tcW w:type="dxa" w:w="941"/>
+            <w:tcW w:type="dxa" w:w="986"/>
           </w:tcPr>
           <w:p>
             <w:r/>
@@ -22859,7 +22933,7 @@
         </w:tc>
         <w:tc>
           <w:tcPr>
-            <w:tcW w:type="dxa" w:w="941"/>
+            <w:tcW w:type="dxa" w:w="986"/>
           </w:tcPr>
           <w:p>
             <w:r/>
@@ -22875,7 +22949,7 @@
         </w:tc>
         <w:tc>
           <w:tcPr>
-            <w:tcW w:type="dxa" w:w="941"/>
+            <w:tcW w:type="dxa" w:w="986"/>
           </w:tcPr>
           <w:p>
             <w:r/>
@@ -22891,7 +22965,7 @@
         </w:tc>
         <w:tc>
           <w:tcPr>
-            <w:tcW w:type="dxa" w:w="941"/>
+            <w:tcW w:type="dxa" w:w="986"/>
           </w:tcPr>
           <w:p>
             <w:r/>
@@ -22907,7 +22981,7 @@
         </w:tc>
         <w:tc>
           <w:tcPr>
-            <w:tcW w:type="dxa" w:w="941"/>
+            <w:tcW w:type="dxa" w:w="986"/>
           </w:tcPr>
           <w:p>
             <w:r/>
@@ -22928,7 +23002,7 @@
         </w:trPr>
         <w:tc>
           <w:tcPr>
-            <w:tcW w:type="dxa" w:w="2608"/>
+            <w:tcW w:type="dxa" w:w="2268"/>
           </w:tcPr>
           <w:p>
             <w:r/>
@@ -22943,7 +23017,7 @@
         </w:tc>
         <w:tc>
           <w:tcPr>
-            <w:tcW w:type="dxa" w:w="941"/>
+            <w:tcW w:type="dxa" w:w="986"/>
           </w:tcPr>
           <w:p>
             <w:pPr>
@@ -22961,7 +23035,7 @@
         </w:tc>
         <w:tc>
           <w:tcPr>
-            <w:tcW w:type="dxa" w:w="941"/>
+            <w:tcW w:type="dxa" w:w="986"/>
           </w:tcPr>
           <w:p>
             <w:pPr>
@@ -22979,7 +23053,7 @@
         </w:tc>
         <w:tc>
           <w:tcPr>
-            <w:tcW w:type="dxa" w:w="941"/>
+            <w:tcW w:type="dxa" w:w="986"/>
           </w:tcPr>
           <w:p>
             <w:pPr>
@@ -22997,7 +23071,7 @@
         </w:tc>
         <w:tc>
           <w:tcPr>
-            <w:tcW w:type="dxa" w:w="941"/>
+            <w:tcW w:type="dxa" w:w="986"/>
           </w:tcPr>
           <w:p>
             <w:pPr>
@@ -23015,7 +23089,7 @@
         </w:tc>
         <w:tc>
           <w:tcPr>
-            <w:tcW w:type="dxa" w:w="941"/>
+            <w:tcW w:type="dxa" w:w="986"/>
           </w:tcPr>
           <w:p>
             <w:pPr>
@@ -23033,7 +23107,7 @@
         </w:tc>
         <w:tc>
           <w:tcPr>
-            <w:tcW w:type="dxa" w:w="941"/>
+            <w:tcW w:type="dxa" w:w="986"/>
           </w:tcPr>
           <w:p>
             <w:pPr>
@@ -23051,7 +23125,7 @@
         </w:tc>
         <w:tc>
           <w:tcPr>
-            <w:tcW w:type="dxa" w:w="941"/>
+            <w:tcW w:type="dxa" w:w="986"/>
           </w:tcPr>
           <w:p>
             <w:pPr>
@@ -23074,7 +23148,7 @@
         </w:trPr>
         <w:tc>
           <w:tcPr>
-            <w:tcW w:type="dxa" w:w="2608"/>
+            <w:tcW w:type="dxa" w:w="2268"/>
           </w:tcPr>
           <w:p>
             <w:r/>
@@ -23089,7 +23163,7 @@
         </w:tc>
         <w:tc>
           <w:tcPr>
-            <w:tcW w:type="dxa" w:w="941"/>
+            <w:tcW w:type="dxa" w:w="986"/>
           </w:tcPr>
           <w:p>
             <w:pPr>
@@ -23107,7 +23181,7 @@
         </w:tc>
         <w:tc>
           <w:tcPr>
-            <w:tcW w:type="dxa" w:w="941"/>
+            <w:tcW w:type="dxa" w:w="986"/>
           </w:tcPr>
           <w:p>
             <w:pPr>
@@ -23125,7 +23199,7 @@
         </w:tc>
         <w:tc>
           <w:tcPr>
-            <w:tcW w:type="dxa" w:w="941"/>
+            <w:tcW w:type="dxa" w:w="986"/>
           </w:tcPr>
           <w:p>
             <w:pPr>
@@ -23143,7 +23217,7 @@
         </w:tc>
         <w:tc>
           <w:tcPr>
-            <w:tcW w:type="dxa" w:w="941"/>
+            <w:tcW w:type="dxa" w:w="986"/>
           </w:tcPr>
           <w:p>
             <w:pPr>
@@ -23161,7 +23235,7 @@
         </w:tc>
         <w:tc>
           <w:tcPr>
-            <w:tcW w:type="dxa" w:w="941"/>
+            <w:tcW w:type="dxa" w:w="986"/>
           </w:tcPr>
           <w:p>
             <w:pPr>
@@ -23179,7 +23253,7 @@
         </w:tc>
         <w:tc>
           <w:tcPr>
-            <w:tcW w:type="dxa" w:w="941"/>
+            <w:tcW w:type="dxa" w:w="986"/>
           </w:tcPr>
           <w:p>
             <w:pPr>
@@ -23197,7 +23271,7 @@
         </w:tc>
         <w:tc>
           <w:tcPr>
-            <w:tcW w:type="dxa" w:w="941"/>
+            <w:tcW w:type="dxa" w:w="986"/>
           </w:tcPr>
           <w:p>
             <w:pPr>
@@ -23220,7 +23294,7 @@
         </w:trPr>
         <w:tc>
           <w:tcPr>
-            <w:tcW w:type="dxa" w:w="2608"/>
+            <w:tcW w:type="dxa" w:w="2268"/>
           </w:tcPr>
           <w:p>
             <w:r/>
@@ -23235,7 +23309,7 @@
         </w:tc>
         <w:tc>
           <w:tcPr>
-            <w:tcW w:type="dxa" w:w="941"/>
+            <w:tcW w:type="dxa" w:w="986"/>
           </w:tcPr>
           <w:p>
             <w:pPr>
@@ -23253,7 +23327,7 @@
         </w:tc>
         <w:tc>
           <w:tcPr>
-            <w:tcW w:type="dxa" w:w="941"/>
+            <w:tcW w:type="dxa" w:w="986"/>
           </w:tcPr>
           <w:p>
             <w:pPr>
@@ -23271,7 +23345,7 @@
         </w:tc>
         <w:tc>
           <w:tcPr>
-            <w:tcW w:type="dxa" w:w="941"/>
+            <w:tcW w:type="dxa" w:w="986"/>
           </w:tcPr>
           <w:p>
             <w:pPr>
@@ -23289,7 +23363,7 @@
         </w:tc>
         <w:tc>
           <w:tcPr>
-            <w:tcW w:type="dxa" w:w="941"/>
+            <w:tcW w:type="dxa" w:w="986"/>
           </w:tcPr>
           <w:p>
             <w:pPr>
@@ -23307,7 +23381,7 @@
         </w:tc>
         <w:tc>
           <w:tcPr>
-            <w:tcW w:type="dxa" w:w="941"/>
+            <w:tcW w:type="dxa" w:w="986"/>
           </w:tcPr>
           <w:p>
             <w:pPr>
@@ -23325,7 +23399,7 @@
         </w:tc>
         <w:tc>
           <w:tcPr>
-            <w:tcW w:type="dxa" w:w="941"/>
+            <w:tcW w:type="dxa" w:w="986"/>
           </w:tcPr>
           <w:p>
             <w:pPr>
@@ -23343,7 +23417,7 @@
         </w:tc>
         <w:tc>
           <w:tcPr>
-            <w:tcW w:type="dxa" w:w="941"/>
+            <w:tcW w:type="dxa" w:w="986"/>
           </w:tcPr>
           <w:p>
             <w:pPr>
@@ -23366,7 +23440,7 @@
         </w:trPr>
         <w:tc>
           <w:tcPr>
-            <w:tcW w:type="dxa" w:w="2608"/>
+            <w:tcW w:type="dxa" w:w="2268"/>
           </w:tcPr>
           <w:p>
             <w:r/>
@@ -23381,7 +23455,7 @@
         </w:tc>
         <w:tc>
           <w:tcPr>
-            <w:tcW w:type="dxa" w:w="941"/>
+            <w:tcW w:type="dxa" w:w="986"/>
           </w:tcPr>
           <w:p>
             <w:pPr>
@@ -23399,7 +23473,7 @@
         </w:tc>
         <w:tc>
           <w:tcPr>
-            <w:tcW w:type="dxa" w:w="941"/>
+            <w:tcW w:type="dxa" w:w="986"/>
           </w:tcPr>
           <w:p>
             <w:pPr>
@@ -23417,7 +23491,7 @@
         </w:tc>
         <w:tc>
           <w:tcPr>
-            <w:tcW w:type="dxa" w:w="941"/>
+            <w:tcW w:type="dxa" w:w="986"/>
           </w:tcPr>
           <w:p>
             <w:pPr>
@@ -23435,7 +23509,7 @@
         </w:tc>
         <w:tc>
           <w:tcPr>
-            <w:tcW w:type="dxa" w:w="941"/>
+            <w:tcW w:type="dxa" w:w="986"/>
           </w:tcPr>
           <w:p>
             <w:pPr>
@@ -23453,7 +23527,7 @@
         </w:tc>
         <w:tc>
           <w:tcPr>
-            <w:tcW w:type="dxa" w:w="941"/>
+            <w:tcW w:type="dxa" w:w="986"/>
           </w:tcPr>
           <w:p>
             <w:pPr>
@@ -23471,7 +23545,7 @@
         </w:tc>
         <w:tc>
           <w:tcPr>
-            <w:tcW w:type="dxa" w:w="941"/>
+            <w:tcW w:type="dxa" w:w="986"/>
           </w:tcPr>
           <w:p>
             <w:pPr>
@@ -23489,7 +23563,7 @@
         </w:tc>
         <w:tc>
           <w:tcPr>
-            <w:tcW w:type="dxa" w:w="941"/>
+            <w:tcW w:type="dxa" w:w="986"/>
           </w:tcPr>
           <w:p>
             <w:pPr>
@@ -23512,7 +23586,7 @@
         </w:trPr>
         <w:tc>
           <w:tcPr>
-            <w:tcW w:type="dxa" w:w="2608"/>
+            <w:tcW w:type="dxa" w:w="2268"/>
           </w:tcPr>
           <w:p>
             <w:r/>
@@ -23527,7 +23601,7 @@
         </w:tc>
         <w:tc>
           <w:tcPr>
-            <w:tcW w:type="dxa" w:w="941"/>
+            <w:tcW w:type="dxa" w:w="986"/>
           </w:tcPr>
           <w:p>
             <w:pPr>
@@ -23545,7 +23619,7 @@
         </w:tc>
         <w:tc>
           <w:tcPr>
-            <w:tcW w:type="dxa" w:w="941"/>
+            <w:tcW w:type="dxa" w:w="986"/>
           </w:tcPr>
           <w:p>
             <w:pPr>
@@ -23563,7 +23637,7 @@
         </w:tc>
         <w:tc>
           <w:tcPr>
-            <w:tcW w:type="dxa" w:w="941"/>
+            <w:tcW w:type="dxa" w:w="986"/>
           </w:tcPr>
           <w:p>
             <w:pPr>
@@ -23581,7 +23655,7 @@
         </w:tc>
         <w:tc>
           <w:tcPr>
-            <w:tcW w:type="dxa" w:w="941"/>
+            <w:tcW w:type="dxa" w:w="986"/>
           </w:tcPr>
           <w:p>
             <w:pPr>
@@ -23599,7 +23673,7 @@
         </w:tc>
         <w:tc>
           <w:tcPr>
-            <w:tcW w:type="dxa" w:w="941"/>
+            <w:tcW w:type="dxa" w:w="986"/>
           </w:tcPr>
           <w:p>
             <w:pPr>
@@ -23617,7 +23691,7 @@
         </w:tc>
         <w:tc>
           <w:tcPr>
-            <w:tcW w:type="dxa" w:w="941"/>
+            <w:tcW w:type="dxa" w:w="986"/>
           </w:tcPr>
           <w:p>
             <w:pPr>
@@ -23635,7 +23709,7 @@
         </w:tc>
         <w:tc>
           <w:tcPr>
-            <w:tcW w:type="dxa" w:w="941"/>
+            <w:tcW w:type="dxa" w:w="986"/>
           </w:tcPr>
           <w:p>
             <w:pPr>
@@ -23685,14 +23759,14 @@
         <w:tblLayout w:type="fixed"/>
       </w:tblPr>
       <w:tblGrid>
-        <w:gridCol w:w="2608"/>
-        <w:gridCol w:w="941"/>
-        <w:gridCol w:w="941"/>
-        <w:gridCol w:w="941"/>
-        <w:gridCol w:w="941"/>
-        <w:gridCol w:w="941"/>
-        <w:gridCol w:w="941"/>
-        <w:gridCol w:w="941"/>
+        <w:gridCol w:w="2268"/>
+        <w:gridCol w:w="987"/>
+        <w:gridCol w:w="987"/>
+        <w:gridCol w:w="987"/>
+        <w:gridCol w:w="987"/>
+        <w:gridCol w:w="987"/>
+        <w:gridCol w:w="987"/>
+        <w:gridCol w:w="987"/>
       </w:tblGrid>
       <w:tr>
         <w:trPr>
@@ -23700,7 +23774,7 @@
         </w:trPr>
         <w:tc>
           <w:tcPr>
-            <w:tcW w:type="dxa" w:w="2608"/>
+            <w:tcW w:type="dxa" w:w="2268"/>
           </w:tcPr>
           <w:p>
             <w:r/>
@@ -23716,7 +23790,7 @@
         </w:tc>
         <w:tc>
           <w:tcPr>
-            <w:tcW w:type="dxa" w:w="941"/>
+            <w:tcW w:type="dxa" w:w="986"/>
           </w:tcPr>
           <w:p>
             <w:r/>
@@ -23732,7 +23806,7 @@
         </w:tc>
         <w:tc>
           <w:tcPr>
-            <w:tcW w:type="dxa" w:w="941"/>
+            <w:tcW w:type="dxa" w:w="986"/>
           </w:tcPr>
           <w:p>
             <w:r/>
@@ -23748,7 +23822,7 @@
         </w:tc>
         <w:tc>
           <w:tcPr>
-            <w:tcW w:type="dxa" w:w="941"/>
+            <w:tcW w:type="dxa" w:w="986"/>
           </w:tcPr>
           <w:p>
             <w:r/>
@@ -23764,7 +23838,7 @@
         </w:tc>
         <w:tc>
           <w:tcPr>
-            <w:tcW w:type="dxa" w:w="941"/>
+            <w:tcW w:type="dxa" w:w="986"/>
           </w:tcPr>
           <w:p>
             <w:r/>
@@ -23780,7 +23854,7 @@
         </w:tc>
         <w:tc>
           <w:tcPr>
-            <w:tcW w:type="dxa" w:w="941"/>
+            <w:tcW w:type="dxa" w:w="986"/>
           </w:tcPr>
           <w:p>
             <w:r/>
@@ -23796,7 +23870,7 @@
         </w:tc>
         <w:tc>
           <w:tcPr>
-            <w:tcW w:type="dxa" w:w="941"/>
+            <w:tcW w:type="dxa" w:w="986"/>
           </w:tcPr>
           <w:p>
             <w:r/>
@@ -23812,7 +23886,7 @@
         </w:tc>
         <w:tc>
           <w:tcPr>
-            <w:tcW w:type="dxa" w:w="941"/>
+            <w:tcW w:type="dxa" w:w="986"/>
           </w:tcPr>
           <w:p>
             <w:r/>
@@ -23833,7 +23907,7 @@
         </w:trPr>
         <w:tc>
           <w:tcPr>
-            <w:tcW w:type="dxa" w:w="2608"/>
+            <w:tcW w:type="dxa" w:w="2268"/>
           </w:tcPr>
           <w:p>
             <w:r/>
@@ -23848,7 +23922,7 @@
         </w:tc>
         <w:tc>
           <w:tcPr>
-            <w:tcW w:type="dxa" w:w="941"/>
+            <w:tcW w:type="dxa" w:w="986"/>
           </w:tcPr>
           <w:p>
             <w:pPr>
@@ -23866,7 +23940,7 @@
         </w:tc>
         <w:tc>
           <w:tcPr>
-            <w:tcW w:type="dxa" w:w="941"/>
+            <w:tcW w:type="dxa" w:w="986"/>
           </w:tcPr>
           <w:p>
             <w:pPr>
@@ -23884,7 +23958,7 @@
         </w:tc>
         <w:tc>
           <w:tcPr>
-            <w:tcW w:type="dxa" w:w="941"/>
+            <w:tcW w:type="dxa" w:w="986"/>
           </w:tcPr>
           <w:p>
             <w:pPr>
@@ -23902,7 +23976,7 @@
         </w:tc>
         <w:tc>
           <w:tcPr>
-            <w:tcW w:type="dxa" w:w="941"/>
+            <w:tcW w:type="dxa" w:w="986"/>
           </w:tcPr>
           <w:p>
             <w:pPr>
@@ -23920,7 +23994,7 @@
         </w:tc>
         <w:tc>
           <w:tcPr>
-            <w:tcW w:type="dxa" w:w="941"/>
+            <w:tcW w:type="dxa" w:w="986"/>
           </w:tcPr>
           <w:p>
             <w:pPr>
@@ -23938,7 +24012,7 @@
         </w:tc>
         <w:tc>
           <w:tcPr>
-            <w:tcW w:type="dxa" w:w="941"/>
+            <w:tcW w:type="dxa" w:w="986"/>
           </w:tcPr>
           <w:p>
             <w:pPr>
@@ -23956,7 +24030,7 @@
         </w:tc>
         <w:tc>
           <w:tcPr>
-            <w:tcW w:type="dxa" w:w="941"/>
+            <w:tcW w:type="dxa" w:w="986"/>
           </w:tcPr>
           <w:p>
             <w:pPr>
@@ -23979,7 +24053,7 @@
         </w:trPr>
         <w:tc>
           <w:tcPr>
-            <w:tcW w:type="dxa" w:w="2608"/>
+            <w:tcW w:type="dxa" w:w="2268"/>
           </w:tcPr>
           <w:p>
             <w:r/>
@@ -23994,7 +24068,7 @@
         </w:tc>
         <w:tc>
           <w:tcPr>
-            <w:tcW w:type="dxa" w:w="941"/>
+            <w:tcW w:type="dxa" w:w="986"/>
           </w:tcPr>
           <w:p>
             <w:pPr>
@@ -24012,7 +24086,7 @@
         </w:tc>
         <w:tc>
           <w:tcPr>
-            <w:tcW w:type="dxa" w:w="941"/>
+            <w:tcW w:type="dxa" w:w="986"/>
           </w:tcPr>
           <w:p>
             <w:pPr>
@@ -24030,7 +24104,7 @@
         </w:tc>
         <w:tc>
           <w:tcPr>
-            <w:tcW w:type="dxa" w:w="941"/>
+            <w:tcW w:type="dxa" w:w="986"/>
           </w:tcPr>
           <w:p>
             <w:pPr>
@@ -24048,7 +24122,7 @@
         </w:tc>
         <w:tc>
           <w:tcPr>
-            <w:tcW w:type="dxa" w:w="941"/>
+            <w:tcW w:type="dxa" w:w="986"/>
           </w:tcPr>
           <w:p>
             <w:pPr>
@@ -24066,7 +24140,7 @@
         </w:tc>
         <w:tc>
           <w:tcPr>
-            <w:tcW w:type="dxa" w:w="941"/>
+            <w:tcW w:type="dxa" w:w="986"/>
           </w:tcPr>
           <w:p>
             <w:pPr>
@@ -24084,7 +24158,7 @@
         </w:tc>
         <w:tc>
           <w:tcPr>
-            <w:tcW w:type="dxa" w:w="941"/>
+            <w:tcW w:type="dxa" w:w="986"/>
           </w:tcPr>
           <w:p>
             <w:pPr>
@@ -24102,7 +24176,7 @@
         </w:tc>
         <w:tc>
           <w:tcPr>
-            <w:tcW w:type="dxa" w:w="941"/>
+            <w:tcW w:type="dxa" w:w="986"/>
           </w:tcPr>
           <w:p>
             <w:pPr>
@@ -24125,7 +24199,7 @@
         </w:trPr>
         <w:tc>
           <w:tcPr>
-            <w:tcW w:type="dxa" w:w="2608"/>
+            <w:tcW w:type="dxa" w:w="2268"/>
           </w:tcPr>
           <w:p>
             <w:r/>
@@ -24140,7 +24214,7 @@
         </w:tc>
         <w:tc>
           <w:tcPr>
-            <w:tcW w:type="dxa" w:w="941"/>
+            <w:tcW w:type="dxa" w:w="986"/>
           </w:tcPr>
           <w:p>
             <w:pPr>
@@ -24158,7 +24232,7 @@
         </w:tc>
         <w:tc>
           <w:tcPr>
-            <w:tcW w:type="dxa" w:w="941"/>
+            <w:tcW w:type="dxa" w:w="986"/>
           </w:tcPr>
           <w:p>
             <w:pPr>
@@ -24176,7 +24250,7 @@
         </w:tc>
         <w:tc>
           <w:tcPr>
-            <w:tcW w:type="dxa" w:w="941"/>
+            <w:tcW w:type="dxa" w:w="986"/>
           </w:tcPr>
           <w:p>
             <w:pPr>
@@ -24194,7 +24268,7 @@
         </w:tc>
         <w:tc>
           <w:tcPr>
-            <w:tcW w:type="dxa" w:w="941"/>
+            <w:tcW w:type="dxa" w:w="986"/>
           </w:tcPr>
           <w:p>
             <w:pPr>
@@ -24212,7 +24286,7 @@
         </w:tc>
         <w:tc>
           <w:tcPr>
-            <w:tcW w:type="dxa" w:w="941"/>
+            <w:tcW w:type="dxa" w:w="986"/>
           </w:tcPr>
           <w:p>
             <w:pPr>
@@ -24230,7 +24304,7 @@
         </w:tc>
         <w:tc>
           <w:tcPr>
-            <w:tcW w:type="dxa" w:w="941"/>
+            <w:tcW w:type="dxa" w:w="986"/>
           </w:tcPr>
           <w:p>
             <w:pPr>
@@ -24248,7 +24322,7 @@
         </w:tc>
         <w:tc>
           <w:tcPr>
-            <w:tcW w:type="dxa" w:w="941"/>
+            <w:tcW w:type="dxa" w:w="986"/>
           </w:tcPr>
           <w:p>
             <w:pPr>
@@ -24271,7 +24345,7 @@
         </w:trPr>
         <w:tc>
           <w:tcPr>
-            <w:tcW w:type="dxa" w:w="2608"/>
+            <w:tcW w:type="dxa" w:w="2268"/>
           </w:tcPr>
           <w:p>
             <w:r/>
@@ -24286,7 +24360,7 @@
         </w:tc>
         <w:tc>
           <w:tcPr>
-            <w:tcW w:type="dxa" w:w="941"/>
+            <w:tcW w:type="dxa" w:w="986"/>
           </w:tcPr>
           <w:p>
             <w:pPr>
@@ -24304,7 +24378,7 @@
         </w:tc>
         <w:tc>
           <w:tcPr>
-            <w:tcW w:type="dxa" w:w="941"/>
+            <w:tcW w:type="dxa" w:w="986"/>
           </w:tcPr>
           <w:p>
             <w:pPr>
@@ -24322,7 +24396,7 @@
         </w:tc>
         <w:tc>
           <w:tcPr>
-            <w:tcW w:type="dxa" w:w="941"/>
+            <w:tcW w:type="dxa" w:w="986"/>
           </w:tcPr>
           <w:p>
             <w:pPr>
@@ -24340,7 +24414,7 @@
         </w:tc>
         <w:tc>
           <w:tcPr>
-            <w:tcW w:type="dxa" w:w="941"/>
+            <w:tcW w:type="dxa" w:w="986"/>
           </w:tcPr>
           <w:p>
             <w:pPr>
@@ -24358,7 +24432,7 @@
         </w:tc>
         <w:tc>
           <w:tcPr>
-            <w:tcW w:type="dxa" w:w="941"/>
+            <w:tcW w:type="dxa" w:w="986"/>
           </w:tcPr>
           <w:p>
             <w:pPr>
@@ -24376,7 +24450,7 @@
         </w:tc>
         <w:tc>
           <w:tcPr>
-            <w:tcW w:type="dxa" w:w="941"/>
+            <w:tcW w:type="dxa" w:w="986"/>
           </w:tcPr>
           <w:p>
             <w:pPr>
@@ -24394,7 +24468,7 @@
         </w:tc>
         <w:tc>
           <w:tcPr>
-            <w:tcW w:type="dxa" w:w="941"/>
+            <w:tcW w:type="dxa" w:w="986"/>
           </w:tcPr>
           <w:p>
             <w:pPr>
@@ -24417,7 +24491,7 @@
         </w:trPr>
         <w:tc>
           <w:tcPr>
-            <w:tcW w:type="dxa" w:w="2608"/>
+            <w:tcW w:type="dxa" w:w="2268"/>
           </w:tcPr>
           <w:p>
             <w:r/>
@@ -24432,7 +24506,7 @@
         </w:tc>
         <w:tc>
           <w:tcPr>
-            <w:tcW w:type="dxa" w:w="941"/>
+            <w:tcW w:type="dxa" w:w="986"/>
           </w:tcPr>
           <w:p>
             <w:pPr>
@@ -24450,7 +24524,7 @@
         </w:tc>
         <w:tc>
           <w:tcPr>
-            <w:tcW w:type="dxa" w:w="941"/>
+            <w:tcW w:type="dxa" w:w="986"/>
           </w:tcPr>
           <w:p>
             <w:pPr>
@@ -24468,7 +24542,7 @@
         </w:tc>
         <w:tc>
           <w:tcPr>
-            <w:tcW w:type="dxa" w:w="941"/>
+            <w:tcW w:type="dxa" w:w="986"/>
           </w:tcPr>
           <w:p>
             <w:pPr>
@@ -24486,7 +24560,7 @@
         </w:tc>
         <w:tc>
           <w:tcPr>
-            <w:tcW w:type="dxa" w:w="941"/>
+            <w:tcW w:type="dxa" w:w="986"/>
           </w:tcPr>
           <w:p>
             <w:pPr>
@@ -24504,7 +24578,7 @@
         </w:tc>
         <w:tc>
           <w:tcPr>
-            <w:tcW w:type="dxa" w:w="941"/>
+            <w:tcW w:type="dxa" w:w="986"/>
           </w:tcPr>
           <w:p>
             <w:pPr>
@@ -24522,7 +24596,7 @@
         </w:tc>
         <w:tc>
           <w:tcPr>
-            <w:tcW w:type="dxa" w:w="941"/>
+            <w:tcW w:type="dxa" w:w="986"/>
           </w:tcPr>
           <w:p>
             <w:pPr>
@@ -24540,7 +24614,7 @@
         </w:tc>
         <w:tc>
           <w:tcPr>
-            <w:tcW w:type="dxa" w:w="941"/>
+            <w:tcW w:type="dxa" w:w="986"/>
           </w:tcPr>
           <w:p>
             <w:pPr>
@@ -24563,7 +24637,7 @@
         </w:trPr>
         <w:tc>
           <w:tcPr>
-            <w:tcW w:type="dxa" w:w="2608"/>
+            <w:tcW w:type="dxa" w:w="2268"/>
           </w:tcPr>
           <w:p>
             <w:r/>
@@ -24578,7 +24652,7 @@
         </w:tc>
         <w:tc>
           <w:tcPr>
-            <w:tcW w:type="dxa" w:w="941"/>
+            <w:tcW w:type="dxa" w:w="986"/>
           </w:tcPr>
           <w:p>
             <w:pPr>
@@ -24596,7 +24670,7 @@
         </w:tc>
         <w:tc>
           <w:tcPr>
-            <w:tcW w:type="dxa" w:w="941"/>
+            <w:tcW w:type="dxa" w:w="986"/>
           </w:tcPr>
           <w:p>
             <w:pPr>
@@ -24614,7 +24688,7 @@
         </w:tc>
         <w:tc>
           <w:tcPr>
-            <w:tcW w:type="dxa" w:w="941"/>
+            <w:tcW w:type="dxa" w:w="986"/>
           </w:tcPr>
           <w:p>
             <w:pPr>
@@ -24632,7 +24706,7 @@
         </w:tc>
         <w:tc>
           <w:tcPr>
-            <w:tcW w:type="dxa" w:w="941"/>
+            <w:tcW w:type="dxa" w:w="986"/>
           </w:tcPr>
           <w:p>
             <w:pPr>
@@ -24650,7 +24724,7 @@
         </w:tc>
         <w:tc>
           <w:tcPr>
-            <w:tcW w:type="dxa" w:w="941"/>
+            <w:tcW w:type="dxa" w:w="986"/>
           </w:tcPr>
           <w:p>
             <w:pPr>
@@ -24668,7 +24742,7 @@
         </w:tc>
         <w:tc>
           <w:tcPr>
-            <w:tcW w:type="dxa" w:w="941"/>
+            <w:tcW w:type="dxa" w:w="986"/>
           </w:tcPr>
           <w:p>
             <w:pPr>
@@ -24686,7 +24760,7 @@
         </w:tc>
         <w:tc>
           <w:tcPr>
-            <w:tcW w:type="dxa" w:w="941"/>
+            <w:tcW w:type="dxa" w:w="986"/>
           </w:tcPr>
           <w:p>
             <w:pPr>
@@ -24709,7 +24783,7 @@
         </w:trPr>
         <w:tc>
           <w:tcPr>
-            <w:tcW w:type="dxa" w:w="2608"/>
+            <w:tcW w:type="dxa" w:w="2268"/>
           </w:tcPr>
           <w:p>
             <w:r/>
@@ -24724,7 +24798,7 @@
         </w:tc>
         <w:tc>
           <w:tcPr>
-            <w:tcW w:type="dxa" w:w="941"/>
+            <w:tcW w:type="dxa" w:w="986"/>
           </w:tcPr>
           <w:p>
             <w:pPr>
@@ -24742,7 +24816,7 @@
         </w:tc>
         <w:tc>
           <w:tcPr>
-            <w:tcW w:type="dxa" w:w="941"/>
+            <w:tcW w:type="dxa" w:w="986"/>
           </w:tcPr>
           <w:p>
             <w:pPr>
@@ -24760,7 +24834,7 @@
         </w:tc>
         <w:tc>
           <w:tcPr>
-            <w:tcW w:type="dxa" w:w="941"/>
+            <w:tcW w:type="dxa" w:w="986"/>
           </w:tcPr>
           <w:p>
             <w:pPr>
@@ -24778,7 +24852,7 @@
         </w:tc>
         <w:tc>
           <w:tcPr>
-            <w:tcW w:type="dxa" w:w="941"/>
+            <w:tcW w:type="dxa" w:w="986"/>
           </w:tcPr>
           <w:p>
             <w:pPr>
@@ -24796,7 +24870,7 @@
         </w:tc>
         <w:tc>
           <w:tcPr>
-            <w:tcW w:type="dxa" w:w="941"/>
+            <w:tcW w:type="dxa" w:w="986"/>
           </w:tcPr>
           <w:p>
             <w:pPr>
@@ -24814,7 +24888,7 @@
         </w:tc>
         <w:tc>
           <w:tcPr>
-            <w:tcW w:type="dxa" w:w="941"/>
+            <w:tcW w:type="dxa" w:w="986"/>
           </w:tcPr>
           <w:p>
             <w:pPr>
@@ -24832,7 +24906,7 @@
         </w:tc>
         <w:tc>
           <w:tcPr>
-            <w:tcW w:type="dxa" w:w="941"/>
+            <w:tcW w:type="dxa" w:w="986"/>
           </w:tcPr>
           <w:p>
             <w:pPr>
@@ -24855,7 +24929,7 @@
         </w:trPr>
         <w:tc>
           <w:tcPr>
-            <w:tcW w:type="dxa" w:w="2608"/>
+            <w:tcW w:type="dxa" w:w="2268"/>
           </w:tcPr>
           <w:p>
             <w:r/>
@@ -24870,7 +24944,7 @@
         </w:tc>
         <w:tc>
           <w:tcPr>
-            <w:tcW w:type="dxa" w:w="941"/>
+            <w:tcW w:type="dxa" w:w="986"/>
           </w:tcPr>
           <w:p>
             <w:pPr>
@@ -24888,7 +24962,7 @@
         </w:tc>
         <w:tc>
           <w:tcPr>
-            <w:tcW w:type="dxa" w:w="941"/>
+            <w:tcW w:type="dxa" w:w="986"/>
           </w:tcPr>
           <w:p>
             <w:pPr>
@@ -24906,7 +24980,7 @@
         </w:tc>
         <w:tc>
           <w:tcPr>
-            <w:tcW w:type="dxa" w:w="941"/>
+            <w:tcW w:type="dxa" w:w="986"/>
           </w:tcPr>
           <w:p>
             <w:pPr>
@@ -24924,7 +24998,7 @@
         </w:tc>
         <w:tc>
           <w:tcPr>
-            <w:tcW w:type="dxa" w:w="941"/>
+            <w:tcW w:type="dxa" w:w="986"/>
           </w:tcPr>
           <w:p>
             <w:pPr>
@@ -24942,7 +25016,7 @@
         </w:tc>
         <w:tc>
           <w:tcPr>
-            <w:tcW w:type="dxa" w:w="941"/>
+            <w:tcW w:type="dxa" w:w="986"/>
           </w:tcPr>
           <w:p>
             <w:pPr>
@@ -24960,7 +25034,7 @@
         </w:tc>
         <w:tc>
           <w:tcPr>
-            <w:tcW w:type="dxa" w:w="941"/>
+            <w:tcW w:type="dxa" w:w="986"/>
           </w:tcPr>
           <w:p>
             <w:pPr>
@@ -24978,7 +25052,7 @@
         </w:tc>
         <w:tc>
           <w:tcPr>
-            <w:tcW w:type="dxa" w:w="941"/>
+            <w:tcW w:type="dxa" w:w="986"/>
           </w:tcPr>
           <w:p>
             <w:pPr>
@@ -25001,7 +25075,7 @@
         </w:trPr>
         <w:tc>
           <w:tcPr>
-            <w:tcW w:type="dxa" w:w="2608"/>
+            <w:tcW w:type="dxa" w:w="2268"/>
           </w:tcPr>
           <w:p>
             <w:r/>
@@ -25016,7 +25090,7 @@
         </w:tc>
         <w:tc>
           <w:tcPr>
-            <w:tcW w:type="dxa" w:w="941"/>
+            <w:tcW w:type="dxa" w:w="986"/>
           </w:tcPr>
           <w:p>
             <w:pPr>
@@ -25034,7 +25108,7 @@
         </w:tc>
         <w:tc>
           <w:tcPr>
-            <w:tcW w:type="dxa" w:w="941"/>
+            <w:tcW w:type="dxa" w:w="986"/>
           </w:tcPr>
           <w:p>
             <w:pPr>
@@ -25052,7 +25126,7 @@
         </w:tc>
         <w:tc>
           <w:tcPr>
-            <w:tcW w:type="dxa" w:w="941"/>
+            <w:tcW w:type="dxa" w:w="986"/>
           </w:tcPr>
           <w:p>
             <w:pPr>
@@ -25070,7 +25144,7 @@
         </w:tc>
         <w:tc>
           <w:tcPr>
-            <w:tcW w:type="dxa" w:w="941"/>
+            <w:tcW w:type="dxa" w:w="986"/>
           </w:tcPr>
           <w:p>
             <w:pPr>
@@ -25088,7 +25162,7 @@
         </w:tc>
         <w:tc>
           <w:tcPr>
-            <w:tcW w:type="dxa" w:w="941"/>
+            <w:tcW w:type="dxa" w:w="986"/>
           </w:tcPr>
           <w:p>
             <w:pPr>
@@ -25106,7 +25180,7 @@
         </w:tc>
         <w:tc>
           <w:tcPr>
-            <w:tcW w:type="dxa" w:w="941"/>
+            <w:tcW w:type="dxa" w:w="986"/>
           </w:tcPr>
           <w:p>
             <w:pPr>
@@ -25124,7 +25198,7 @@
         </w:tc>
         <w:tc>
           <w:tcPr>
-            <w:tcW w:type="dxa" w:w="941"/>
+            <w:tcW w:type="dxa" w:w="986"/>
           </w:tcPr>
           <w:p>
             <w:pPr>
@@ -25147,7 +25221,7 @@
         </w:trPr>
         <w:tc>
           <w:tcPr>
-            <w:tcW w:type="dxa" w:w="2608"/>
+            <w:tcW w:type="dxa" w:w="2268"/>
           </w:tcPr>
           <w:p>
             <w:r/>
@@ -25162,7 +25236,7 @@
         </w:tc>
         <w:tc>
           <w:tcPr>
-            <w:tcW w:type="dxa" w:w="941"/>
+            <w:tcW w:type="dxa" w:w="986"/>
           </w:tcPr>
           <w:p>
             <w:pPr>
@@ -25180,7 +25254,7 @@
         </w:tc>
         <w:tc>
           <w:tcPr>
-            <w:tcW w:type="dxa" w:w="941"/>
+            <w:tcW w:type="dxa" w:w="986"/>
           </w:tcPr>
           <w:p>
             <w:pPr>
@@ -25198,7 +25272,7 @@
         </w:tc>
         <w:tc>
           <w:tcPr>
-            <w:tcW w:type="dxa" w:w="941"/>
+            <w:tcW w:type="dxa" w:w="986"/>
           </w:tcPr>
           <w:p>
             <w:pPr>
@@ -25216,7 +25290,7 @@
         </w:tc>
         <w:tc>
           <w:tcPr>
-            <w:tcW w:type="dxa" w:w="941"/>
+            <w:tcW w:type="dxa" w:w="986"/>
           </w:tcPr>
           <w:p>
             <w:pPr>
@@ -25234,7 +25308,7 @@
         </w:tc>
         <w:tc>
           <w:tcPr>
-            <w:tcW w:type="dxa" w:w="941"/>
+            <w:tcW w:type="dxa" w:w="986"/>
           </w:tcPr>
           <w:p>
             <w:pPr>
@@ -25252,7 +25326,7 @@
         </w:tc>
         <w:tc>
           <w:tcPr>
-            <w:tcW w:type="dxa" w:w="941"/>
+            <w:tcW w:type="dxa" w:w="986"/>
           </w:tcPr>
           <w:p>
             <w:pPr>
@@ -25270,7 +25344,7 @@
         </w:tc>
         <w:tc>
           <w:tcPr>
-            <w:tcW w:type="dxa" w:w="941"/>
+            <w:tcW w:type="dxa" w:w="986"/>
           </w:tcPr>
           <w:p>
             <w:pPr>
@@ -25293,7 +25367,7 @@
         </w:trPr>
         <w:tc>
           <w:tcPr>
-            <w:tcW w:type="dxa" w:w="2608"/>
+            <w:tcW w:type="dxa" w:w="2268"/>
           </w:tcPr>
           <w:p>
             <w:r/>
@@ -25308,7 +25382,7 @@
         </w:tc>
         <w:tc>
           <w:tcPr>
-            <w:tcW w:type="dxa" w:w="941"/>
+            <w:tcW w:type="dxa" w:w="986"/>
           </w:tcPr>
           <w:p>
             <w:pPr>
@@ -25326,7 +25400,7 @@
         </w:tc>
         <w:tc>
           <w:tcPr>
-            <w:tcW w:type="dxa" w:w="941"/>
+            <w:tcW w:type="dxa" w:w="986"/>
           </w:tcPr>
           <w:p>
             <w:pPr>
@@ -25344,7 +25418,7 @@
         </w:tc>
         <w:tc>
           <w:tcPr>
-            <w:tcW w:type="dxa" w:w="941"/>
+            <w:tcW w:type="dxa" w:w="986"/>
           </w:tcPr>
           <w:p>
             <w:pPr>
@@ -25362,7 +25436,7 @@
         </w:tc>
         <w:tc>
           <w:tcPr>
-            <w:tcW w:type="dxa" w:w="941"/>
+            <w:tcW w:type="dxa" w:w="986"/>
           </w:tcPr>
           <w:p>
             <w:pPr>
@@ -25380,7 +25454,7 @@
         </w:tc>
         <w:tc>
           <w:tcPr>
-            <w:tcW w:type="dxa" w:w="941"/>
+            <w:tcW w:type="dxa" w:w="986"/>
           </w:tcPr>
           <w:p>
             <w:pPr>
@@ -25398,7 +25472,7 @@
         </w:tc>
         <w:tc>
           <w:tcPr>
-            <w:tcW w:type="dxa" w:w="941"/>
+            <w:tcW w:type="dxa" w:w="986"/>
           </w:tcPr>
           <w:p>
             <w:pPr>
@@ -25416,7 +25490,7 @@
         </w:tc>
         <w:tc>
           <w:tcPr>
-            <w:tcW w:type="dxa" w:w="941"/>
+            <w:tcW w:type="dxa" w:w="986"/>
           </w:tcPr>
           <w:p>
             <w:pPr>
@@ -25439,7 +25513,7 @@
         </w:trPr>
         <w:tc>
           <w:tcPr>
-            <w:tcW w:type="dxa" w:w="2608"/>
+            <w:tcW w:type="dxa" w:w="2268"/>
           </w:tcPr>
           <w:p>
             <w:r/>
@@ -25454,7 +25528,7 @@
         </w:tc>
         <w:tc>
           <w:tcPr>
-            <w:tcW w:type="dxa" w:w="941"/>
+            <w:tcW w:type="dxa" w:w="986"/>
           </w:tcPr>
           <w:p>
             <w:pPr>
@@ -25472,7 +25546,7 @@
         </w:tc>
         <w:tc>
           <w:tcPr>
-            <w:tcW w:type="dxa" w:w="941"/>
+            <w:tcW w:type="dxa" w:w="986"/>
           </w:tcPr>
           <w:p>
             <w:pPr>
@@ -25490,7 +25564,7 @@
         </w:tc>
         <w:tc>
           <w:tcPr>
-            <w:tcW w:type="dxa" w:w="941"/>
+            <w:tcW w:type="dxa" w:w="986"/>
           </w:tcPr>
           <w:p>
             <w:pPr>
@@ -25508,7 +25582,7 @@
         </w:tc>
         <w:tc>
           <w:tcPr>
-            <w:tcW w:type="dxa" w:w="941"/>
+            <w:tcW w:type="dxa" w:w="986"/>
           </w:tcPr>
           <w:p>
             <w:pPr>
@@ -25526,7 +25600,7 @@
         </w:tc>
         <w:tc>
           <w:tcPr>
-            <w:tcW w:type="dxa" w:w="941"/>
+            <w:tcW w:type="dxa" w:w="986"/>
           </w:tcPr>
           <w:p>
             <w:pPr>
@@ -25544,7 +25618,7 @@
         </w:tc>
         <w:tc>
           <w:tcPr>
-            <w:tcW w:type="dxa" w:w="941"/>
+            <w:tcW w:type="dxa" w:w="986"/>
           </w:tcPr>
           <w:p>
             <w:pPr>
@@ -25562,7 +25636,7 @@
         </w:tc>
         <w:tc>
           <w:tcPr>
-            <w:tcW w:type="dxa" w:w="941"/>
+            <w:tcW w:type="dxa" w:w="986"/>
           </w:tcPr>
           <w:p>
             <w:pPr>
@@ -25585,7 +25659,7 @@
         </w:trPr>
         <w:tc>
           <w:tcPr>
-            <w:tcW w:type="dxa" w:w="2608"/>
+            <w:tcW w:type="dxa" w:w="2268"/>
           </w:tcPr>
           <w:p>
             <w:r/>
@@ -25600,7 +25674,7 @@
         </w:tc>
         <w:tc>
           <w:tcPr>
-            <w:tcW w:type="dxa" w:w="941"/>
+            <w:tcW w:type="dxa" w:w="986"/>
           </w:tcPr>
           <w:p>
             <w:pPr>
@@ -25618,7 +25692,7 @@
         </w:tc>
         <w:tc>
           <w:tcPr>
-            <w:tcW w:type="dxa" w:w="941"/>
+            <w:tcW w:type="dxa" w:w="986"/>
           </w:tcPr>
           <w:p>
             <w:pPr>
@@ -25636,7 +25710,7 @@
         </w:tc>
         <w:tc>
           <w:tcPr>
-            <w:tcW w:type="dxa" w:w="941"/>
+            <w:tcW w:type="dxa" w:w="986"/>
           </w:tcPr>
           <w:p>
             <w:pPr>
@@ -25654,7 +25728,7 @@
         </w:tc>
         <w:tc>
           <w:tcPr>
-            <w:tcW w:type="dxa" w:w="941"/>
+            <w:tcW w:type="dxa" w:w="986"/>
           </w:tcPr>
           <w:p>
             <w:pPr>
@@ -25672,7 +25746,7 @@
         </w:tc>
         <w:tc>
           <w:tcPr>
-            <w:tcW w:type="dxa" w:w="941"/>
+            <w:tcW w:type="dxa" w:w="986"/>
           </w:tcPr>
           <w:p>
             <w:pPr>
@@ -25690,7 +25764,7 @@
         </w:tc>
         <w:tc>
           <w:tcPr>
-            <w:tcW w:type="dxa" w:w="941"/>
+            <w:tcW w:type="dxa" w:w="986"/>
           </w:tcPr>
           <w:p>
             <w:pPr>
@@ -25708,7 +25782,7 @@
         </w:tc>
         <w:tc>
           <w:tcPr>
-            <w:tcW w:type="dxa" w:w="941"/>
+            <w:tcW w:type="dxa" w:w="986"/>
           </w:tcPr>
           <w:p>
             <w:pPr>
@@ -25731,7 +25805,7 @@
         </w:trPr>
         <w:tc>
           <w:tcPr>
-            <w:tcW w:type="dxa" w:w="2608"/>
+            <w:tcW w:type="dxa" w:w="2268"/>
           </w:tcPr>
           <w:p>
             <w:r/>
@@ -25746,7 +25820,7 @@
         </w:tc>
         <w:tc>
           <w:tcPr>
-            <w:tcW w:type="dxa" w:w="941"/>
+            <w:tcW w:type="dxa" w:w="986"/>
           </w:tcPr>
           <w:p>
             <w:pPr>
@@ -25764,7 +25838,7 @@
         </w:tc>
         <w:tc>
           <w:tcPr>
-            <w:tcW w:type="dxa" w:w="941"/>
+            <w:tcW w:type="dxa" w:w="986"/>
           </w:tcPr>
           <w:p>
             <w:pPr>
@@ -25782,7 +25856,7 @@
         </w:tc>
         <w:tc>
           <w:tcPr>
-            <w:tcW w:type="dxa" w:w="941"/>
+            <w:tcW w:type="dxa" w:w="986"/>
           </w:tcPr>
           <w:p>
             <w:pPr>
@@ -25800,7 +25874,7 @@
         </w:tc>
         <w:tc>
           <w:tcPr>
-            <w:tcW w:type="dxa" w:w="941"/>
+            <w:tcW w:type="dxa" w:w="986"/>
           </w:tcPr>
           <w:p>
             <w:pPr>
@@ -25818,7 +25892,7 @@
         </w:tc>
         <w:tc>
           <w:tcPr>
-            <w:tcW w:type="dxa" w:w="941"/>
+            <w:tcW w:type="dxa" w:w="986"/>
           </w:tcPr>
           <w:p>
             <w:pPr>
@@ -25836,7 +25910,7 @@
         </w:tc>
         <w:tc>
           <w:tcPr>
-            <w:tcW w:type="dxa" w:w="941"/>
+            <w:tcW w:type="dxa" w:w="986"/>
           </w:tcPr>
           <w:p>
             <w:pPr>
@@ -25854,7 +25928,7 @@
         </w:tc>
         <w:tc>
           <w:tcPr>
-            <w:tcW w:type="dxa" w:w="941"/>
+            <w:tcW w:type="dxa" w:w="986"/>
           </w:tcPr>
           <w:p>
             <w:pPr>
@@ -25877,7 +25951,7 @@
         </w:trPr>
         <w:tc>
           <w:tcPr>
-            <w:tcW w:type="dxa" w:w="2608"/>
+            <w:tcW w:type="dxa" w:w="2268"/>
           </w:tcPr>
           <w:p>
             <w:r/>
@@ -25892,7 +25966,7 @@
         </w:tc>
         <w:tc>
           <w:tcPr>
-            <w:tcW w:type="dxa" w:w="941"/>
+            <w:tcW w:type="dxa" w:w="986"/>
           </w:tcPr>
           <w:p>
             <w:pPr>
@@ -25910,7 +25984,7 @@
         </w:tc>
         <w:tc>
           <w:tcPr>
-            <w:tcW w:type="dxa" w:w="941"/>
+            <w:tcW w:type="dxa" w:w="986"/>
           </w:tcPr>
           <w:p>
             <w:pPr>
@@ -25928,7 +26002,7 @@
         </w:tc>
         <w:tc>
           <w:tcPr>
-            <w:tcW w:type="dxa" w:w="941"/>
+            <w:tcW w:type="dxa" w:w="986"/>
           </w:tcPr>
           <w:p>
             <w:pPr>
@@ -25946,7 +26020,7 @@
         </w:tc>
         <w:tc>
           <w:tcPr>
-            <w:tcW w:type="dxa" w:w="941"/>
+            <w:tcW w:type="dxa" w:w="986"/>
           </w:tcPr>
           <w:p>
             <w:pPr>
@@ -25964,7 +26038,7 @@
         </w:tc>
         <w:tc>
           <w:tcPr>
-            <w:tcW w:type="dxa" w:w="941"/>
+            <w:tcW w:type="dxa" w:w="986"/>
           </w:tcPr>
           <w:p>
             <w:pPr>
@@ -25982,7 +26056,7 @@
         </w:tc>
         <w:tc>
           <w:tcPr>
-            <w:tcW w:type="dxa" w:w="941"/>
+            <w:tcW w:type="dxa" w:w="986"/>
           </w:tcPr>
           <w:p>
             <w:pPr>
@@ -26000,7 +26074,7 @@
         </w:tc>
         <w:tc>
           <w:tcPr>
-            <w:tcW w:type="dxa" w:w="941"/>
+            <w:tcW w:type="dxa" w:w="986"/>
           </w:tcPr>
           <w:p>
             <w:pPr>
@@ -26023,7 +26097,7 @@
         </w:trPr>
         <w:tc>
           <w:tcPr>
-            <w:tcW w:type="dxa" w:w="2608"/>
+            <w:tcW w:type="dxa" w:w="2268"/>
           </w:tcPr>
           <w:p>
             <w:r/>
@@ -26038,7 +26112,7 @@
         </w:tc>
         <w:tc>
           <w:tcPr>
-            <w:tcW w:type="dxa" w:w="941"/>
+            <w:tcW w:type="dxa" w:w="986"/>
           </w:tcPr>
           <w:p>
             <w:pPr>
@@ -26056,7 +26130,7 @@
         </w:tc>
         <w:tc>
           <w:tcPr>
-            <w:tcW w:type="dxa" w:w="941"/>
+            <w:tcW w:type="dxa" w:w="986"/>
           </w:tcPr>
           <w:p>
             <w:pPr>
@@ -26074,7 +26148,7 @@
         </w:tc>
         <w:tc>
           <w:tcPr>
-            <w:tcW w:type="dxa" w:w="941"/>
+            <w:tcW w:type="dxa" w:w="986"/>
           </w:tcPr>
           <w:p>
             <w:pPr>
@@ -26092,7 +26166,7 @@
         </w:tc>
         <w:tc>
           <w:tcPr>
-            <w:tcW w:type="dxa" w:w="941"/>
+            <w:tcW w:type="dxa" w:w="986"/>
           </w:tcPr>
           <w:p>
             <w:pPr>
@@ -26110,7 +26184,7 @@
         </w:tc>
         <w:tc>
           <w:tcPr>
-            <w:tcW w:type="dxa" w:w="941"/>
+            <w:tcW w:type="dxa" w:w="986"/>
           </w:tcPr>
           <w:p>
             <w:pPr>
@@ -26128,7 +26202,7 @@
         </w:tc>
         <w:tc>
           <w:tcPr>
-            <w:tcW w:type="dxa" w:w="941"/>
+            <w:tcW w:type="dxa" w:w="986"/>
           </w:tcPr>
           <w:p>
             <w:pPr>
@@ -26146,7 +26220,7 @@
         </w:tc>
         <w:tc>
           <w:tcPr>
-            <w:tcW w:type="dxa" w:w="941"/>
+            <w:tcW w:type="dxa" w:w="986"/>
           </w:tcPr>
           <w:p>
             <w:pPr>
@@ -26169,7 +26243,7 @@
         </w:trPr>
         <w:tc>
           <w:tcPr>
-            <w:tcW w:type="dxa" w:w="2608"/>
+            <w:tcW w:type="dxa" w:w="2268"/>
           </w:tcPr>
           <w:p>
             <w:r/>
@@ -26184,7 +26258,7 @@
         </w:tc>
         <w:tc>
           <w:tcPr>
-            <w:tcW w:type="dxa" w:w="941"/>
+            <w:tcW w:type="dxa" w:w="986"/>
           </w:tcPr>
           <w:p>
             <w:pPr>
@@ -26202,7 +26276,7 @@
         </w:tc>
         <w:tc>
           <w:tcPr>
-            <w:tcW w:type="dxa" w:w="941"/>
+            <w:tcW w:type="dxa" w:w="986"/>
           </w:tcPr>
           <w:p>
             <w:pPr>
@@ -26220,7 +26294,7 @@
         </w:tc>
         <w:tc>
           <w:tcPr>
-            <w:tcW w:type="dxa" w:w="941"/>
+            <w:tcW w:type="dxa" w:w="986"/>
           </w:tcPr>
           <w:p>
             <w:pPr>
@@ -26238,7 +26312,7 @@
         </w:tc>
         <w:tc>
           <w:tcPr>
-            <w:tcW w:type="dxa" w:w="941"/>
+            <w:tcW w:type="dxa" w:w="986"/>
           </w:tcPr>
           <w:p>
             <w:pPr>
@@ -26256,7 +26330,7 @@
         </w:tc>
         <w:tc>
           <w:tcPr>
-            <w:tcW w:type="dxa" w:w="941"/>
+            <w:tcW w:type="dxa" w:w="986"/>
           </w:tcPr>
           <w:p>
             <w:pPr>
@@ -26274,7 +26348,7 @@
         </w:tc>
         <w:tc>
           <w:tcPr>
-            <w:tcW w:type="dxa" w:w="941"/>
+            <w:tcW w:type="dxa" w:w="986"/>
           </w:tcPr>
           <w:p>
             <w:pPr>
@@ -26292,7 +26366,7 @@
         </w:tc>
         <w:tc>
           <w:tcPr>
-            <w:tcW w:type="dxa" w:w="941"/>
+            <w:tcW w:type="dxa" w:w="986"/>
           </w:tcPr>
           <w:p>
             <w:pPr>
@@ -26334,14 +26408,14 @@
         <w:tblLayout w:type="fixed"/>
       </w:tblPr>
       <w:tblGrid>
-        <w:gridCol w:w="2608"/>
-        <w:gridCol w:w="941"/>
-        <w:gridCol w:w="941"/>
-        <w:gridCol w:w="941"/>
-        <w:gridCol w:w="941"/>
-        <w:gridCol w:w="941"/>
-        <w:gridCol w:w="941"/>
-        <w:gridCol w:w="941"/>
+        <w:gridCol w:w="2268"/>
+        <w:gridCol w:w="987"/>
+        <w:gridCol w:w="987"/>
+        <w:gridCol w:w="987"/>
+        <w:gridCol w:w="987"/>
+        <w:gridCol w:w="987"/>
+        <w:gridCol w:w="987"/>
+        <w:gridCol w:w="987"/>
       </w:tblGrid>
       <w:tr>
         <w:trPr>
@@ -26349,7 +26423,7 @@
         </w:trPr>
         <w:tc>
           <w:tcPr>
-            <w:tcW w:type="dxa" w:w="2608"/>
+            <w:tcW w:type="dxa" w:w="2268"/>
           </w:tcPr>
           <w:p>
             <w:r/>
@@ -26365,7 +26439,7 @@
         </w:tc>
         <w:tc>
           <w:tcPr>
-            <w:tcW w:type="dxa" w:w="941"/>
+            <w:tcW w:type="dxa" w:w="986"/>
           </w:tcPr>
           <w:p>
             <w:r/>
@@ -26381,7 +26455,7 @@
         </w:tc>
         <w:tc>
           <w:tcPr>
-            <w:tcW w:type="dxa" w:w="941"/>
+            <w:tcW w:type="dxa" w:w="986"/>
           </w:tcPr>
           <w:p>
             <w:r/>
@@ -26397,7 +26471,7 @@
         </w:tc>
         <w:tc>
           <w:tcPr>
-            <w:tcW w:type="dxa" w:w="941"/>
+            <w:tcW w:type="dxa" w:w="986"/>
           </w:tcPr>
           <w:p>
             <w:r/>
@@ -26413,7 +26487,7 @@
         </w:tc>
         <w:tc>
           <w:tcPr>
-            <w:tcW w:type="dxa" w:w="941"/>
+            <w:tcW w:type="dxa" w:w="986"/>
           </w:tcPr>
           <w:p>
             <w:r/>
@@ -26429,7 +26503,7 @@
         </w:tc>
         <w:tc>
           <w:tcPr>
-            <w:tcW w:type="dxa" w:w="941"/>
+            <w:tcW w:type="dxa" w:w="986"/>
           </w:tcPr>
           <w:p>
             <w:r/>
@@ -26445,7 +26519,7 @@
         </w:tc>
         <w:tc>
           <w:tcPr>
-            <w:tcW w:type="dxa" w:w="941"/>
+            <w:tcW w:type="dxa" w:w="986"/>
           </w:tcPr>
           <w:p>
             <w:r/>
@@ -26461,7 +26535,7 @@
         </w:tc>
         <w:tc>
           <w:tcPr>
-            <w:tcW w:type="dxa" w:w="941"/>
+            <w:tcW w:type="dxa" w:w="986"/>
           </w:tcPr>
           <w:p>
             <w:r/>
@@ -26482,7 +26556,7 @@
         </w:trPr>
         <w:tc>
           <w:tcPr>
-            <w:tcW w:type="dxa" w:w="2608"/>
+            <w:tcW w:type="dxa" w:w="2268"/>
           </w:tcPr>
           <w:p>
             <w:r/>
@@ -26497,7 +26571,7 @@
         </w:tc>
         <w:tc>
           <w:tcPr>
-            <w:tcW w:type="dxa" w:w="941"/>
+            <w:tcW w:type="dxa" w:w="986"/>
           </w:tcPr>
           <w:p>
             <w:pPr>
@@ -26515,7 +26589,7 @@
         </w:tc>
         <w:tc>
           <w:tcPr>
-            <w:tcW w:type="dxa" w:w="941"/>
+            <w:tcW w:type="dxa" w:w="986"/>
           </w:tcPr>
           <w:p>
             <w:pPr>
@@ -26533,7 +26607,7 @@
         </w:tc>
         <w:tc>
           <w:tcPr>
-            <w:tcW w:type="dxa" w:w="941"/>
+            <w:tcW w:type="dxa" w:w="986"/>
           </w:tcPr>
           <w:p>
             <w:pPr>
@@ -26551,7 +26625,7 @@
         </w:tc>
         <w:tc>
           <w:tcPr>
-            <w:tcW w:type="dxa" w:w="941"/>
+            <w:tcW w:type="dxa" w:w="986"/>
           </w:tcPr>
           <w:p>
             <w:pPr>
@@ -26569,7 +26643,7 @@
         </w:tc>
         <w:tc>
           <w:tcPr>
-            <w:tcW w:type="dxa" w:w="941"/>
+            <w:tcW w:type="dxa" w:w="986"/>
           </w:tcPr>
           <w:p>
             <w:pPr>
@@ -26587,7 +26661,7 @@
         </w:tc>
         <w:tc>
           <w:tcPr>
-            <w:tcW w:type="dxa" w:w="941"/>
+            <w:tcW w:type="dxa" w:w="986"/>
           </w:tcPr>
           <w:p>
             <w:pPr>
@@ -26605,7 +26679,7 @@
         </w:tc>
         <w:tc>
           <w:tcPr>
-            <w:tcW w:type="dxa" w:w="941"/>
+            <w:tcW w:type="dxa" w:w="986"/>
           </w:tcPr>
           <w:p>
             <w:pPr>
@@ -26628,7 +26702,7 @@
         </w:trPr>
         <w:tc>
           <w:tcPr>
-            <w:tcW w:type="dxa" w:w="2608"/>
+            <w:tcW w:type="dxa" w:w="2268"/>
           </w:tcPr>
           <w:p>
             <w:r/>
@@ -26643,7 +26717,7 @@
         </w:tc>
         <w:tc>
           <w:tcPr>
-            <w:tcW w:type="dxa" w:w="941"/>
+            <w:tcW w:type="dxa" w:w="986"/>
           </w:tcPr>
           <w:p>
             <w:pPr>
@@ -26661,7 +26735,7 @@
         </w:tc>
         <w:tc>
           <w:tcPr>
-            <w:tcW w:type="dxa" w:w="941"/>
+            <w:tcW w:type="dxa" w:w="986"/>
           </w:tcPr>
           <w:p>
             <w:pPr>
@@ -26679,7 +26753,7 @@
         </w:tc>
         <w:tc>
           <w:tcPr>
-            <w:tcW w:type="dxa" w:w="941"/>
+            <w:tcW w:type="dxa" w:w="986"/>
           </w:tcPr>
           <w:p>
             <w:pPr>
@@ -26697,7 +26771,7 @@
         </w:tc>
         <w:tc>
           <w:tcPr>
-            <w:tcW w:type="dxa" w:w="941"/>
+            <w:tcW w:type="dxa" w:w="986"/>
           </w:tcPr>
           <w:p>
             <w:pPr>
@@ -26715,7 +26789,7 @@
         </w:tc>
         <w:tc>
           <w:tcPr>
-            <w:tcW w:type="dxa" w:w="941"/>
+            <w:tcW w:type="dxa" w:w="986"/>
           </w:tcPr>
           <w:p>
             <w:pPr>
@@ -26733,7 +26807,7 @@
         </w:tc>
         <w:tc>
           <w:tcPr>
-            <w:tcW w:type="dxa" w:w="941"/>
+            <w:tcW w:type="dxa" w:w="986"/>
           </w:tcPr>
           <w:p>
             <w:pPr>
@@ -26751,7 +26825,7 @@
         </w:tc>
         <w:tc>
           <w:tcPr>
-            <w:tcW w:type="dxa" w:w="941"/>
+            <w:tcW w:type="dxa" w:w="986"/>
           </w:tcPr>
           <w:p>
             <w:pPr>
@@ -26774,7 +26848,7 @@
         </w:trPr>
         <w:tc>
           <w:tcPr>
-            <w:tcW w:type="dxa" w:w="2608"/>
+            <w:tcW w:type="dxa" w:w="2268"/>
           </w:tcPr>
           <w:p>
             <w:r/>
@@ -26789,7 +26863,7 @@
         </w:tc>
         <w:tc>
           <w:tcPr>
-            <w:tcW w:type="dxa" w:w="941"/>
+            <w:tcW w:type="dxa" w:w="986"/>
           </w:tcPr>
           <w:p>
             <w:pPr>
@@ -26807,7 +26881,7 @@
         </w:tc>
         <w:tc>
           <w:tcPr>
-            <w:tcW w:type="dxa" w:w="941"/>
+            <w:tcW w:type="dxa" w:w="986"/>
           </w:tcPr>
           <w:p>
             <w:pPr>
@@ -26825,7 +26899,7 @@
         </w:tc>
         <w:tc>
           <w:tcPr>
-            <w:tcW w:type="dxa" w:w="941"/>
+            <w:tcW w:type="dxa" w:w="986"/>
           </w:tcPr>
           <w:p>
             <w:pPr>
@@ -26843,7 +26917,7 @@
         </w:tc>
         <w:tc>
           <w:tcPr>
-            <w:tcW w:type="dxa" w:w="941"/>
+            <w:tcW w:type="dxa" w:w="986"/>
           </w:tcPr>
           <w:p>
             <w:pPr>
@@ -26861,7 +26935,7 @@
         </w:tc>
         <w:tc>
           <w:tcPr>
-            <w:tcW w:type="dxa" w:w="941"/>
+            <w:tcW w:type="dxa" w:w="986"/>
           </w:tcPr>
           <w:p>
             <w:pPr>
@@ -26879,7 +26953,7 @@
         </w:tc>
         <w:tc>
           <w:tcPr>
-            <w:tcW w:type="dxa" w:w="941"/>
+            <w:tcW w:type="dxa" w:w="986"/>
           </w:tcPr>
           <w:p>
             <w:pPr>
@@ -26897,7 +26971,7 @@
         </w:tc>
         <w:tc>
           <w:tcPr>
-            <w:tcW w:type="dxa" w:w="941"/>
+            <w:tcW w:type="dxa" w:w="986"/>
           </w:tcPr>
           <w:p>
             <w:pPr>
@@ -26920,7 +26994,7 @@
         </w:trPr>
         <w:tc>
           <w:tcPr>
-            <w:tcW w:type="dxa" w:w="2608"/>
+            <w:tcW w:type="dxa" w:w="2268"/>
           </w:tcPr>
           <w:p>
             <w:r/>
@@ -26935,7 +27009,7 @@
         </w:tc>
         <w:tc>
           <w:tcPr>
-            <w:tcW w:type="dxa" w:w="941"/>
+            <w:tcW w:type="dxa" w:w="986"/>
           </w:tcPr>
           <w:p>
             <w:pPr>
@@ -26953,7 +27027,7 @@
         </w:tc>
         <w:tc>
           <w:tcPr>
-            <w:tcW w:type="dxa" w:w="941"/>
+            <w:tcW w:type="dxa" w:w="986"/>
           </w:tcPr>
           <w:p>
             <w:pPr>
@@ -26971,7 +27045,7 @@
         </w:tc>
         <w:tc>
           <w:tcPr>
-            <w:tcW w:type="dxa" w:w="941"/>
+            <w:tcW w:type="dxa" w:w="986"/>
           </w:tcPr>
           <w:p>
             <w:pPr>
@@ -26989,7 +27063,7 @@
         </w:tc>
         <w:tc>
           <w:tcPr>
-            <w:tcW w:type="dxa" w:w="941"/>
+            <w:tcW w:type="dxa" w:w="986"/>
           </w:tcPr>
           <w:p>
             <w:pPr>
@@ -27007,7 +27081,7 @@
         </w:tc>
         <w:tc>
           <w:tcPr>
-            <w:tcW w:type="dxa" w:w="941"/>
+            <w:tcW w:type="dxa" w:w="986"/>
           </w:tcPr>
           <w:p>
             <w:pPr>
@@ -27025,7 +27099,7 @@
         </w:tc>
         <w:tc>
           <w:tcPr>
-            <w:tcW w:type="dxa" w:w="941"/>
+            <w:tcW w:type="dxa" w:w="986"/>
           </w:tcPr>
           <w:p>
             <w:pPr>
@@ -27043,7 +27117,7 @@
         </w:tc>
         <w:tc>
           <w:tcPr>
-            <w:tcW w:type="dxa" w:w="941"/>
+            <w:tcW w:type="dxa" w:w="986"/>
           </w:tcPr>
           <w:p>
             <w:pPr>
@@ -27066,7 +27140,7 @@
         </w:trPr>
         <w:tc>
           <w:tcPr>
-            <w:tcW w:type="dxa" w:w="2608"/>
+            <w:tcW w:type="dxa" w:w="2268"/>
           </w:tcPr>
           <w:p>
             <w:r/>
@@ -27081,7 +27155,7 @@
         </w:tc>
         <w:tc>
           <w:tcPr>
-            <w:tcW w:type="dxa" w:w="941"/>
+            <w:tcW w:type="dxa" w:w="986"/>
           </w:tcPr>
           <w:p>
             <w:pPr>
@@ -27099,7 +27173,7 @@
         </w:tc>
         <w:tc>
           <w:tcPr>
-            <w:tcW w:type="dxa" w:w="941"/>
+            <w:tcW w:type="dxa" w:w="986"/>
           </w:tcPr>
           <w:p>
             <w:pPr>
@@ -27117,7 +27191,7 @@
         </w:tc>
         <w:tc>
           <w:tcPr>
-            <w:tcW w:type="dxa" w:w="941"/>
+            <w:tcW w:type="dxa" w:w="986"/>
           </w:tcPr>
           <w:p>
             <w:pPr>
@@ -27135,7 +27209,7 @@
         </w:tc>
         <w:tc>
           <w:tcPr>
-            <w:tcW w:type="dxa" w:w="941"/>
+            <w:tcW w:type="dxa" w:w="986"/>
           </w:tcPr>
           <w:p>
             <w:pPr>
@@ -27153,7 +27227,7 @@
         </w:tc>
         <w:tc>
           <w:tcPr>
-            <w:tcW w:type="dxa" w:w="941"/>
+            <w:tcW w:type="dxa" w:w="986"/>
           </w:tcPr>
           <w:p>
             <w:pPr>
@@ -27171,7 +27245,7 @@
         </w:tc>
         <w:tc>
           <w:tcPr>
-            <w:tcW w:type="dxa" w:w="941"/>
+            <w:tcW w:type="dxa" w:w="986"/>
           </w:tcPr>
           <w:p>
             <w:pPr>
@@ -27189,7 +27263,7 @@
         </w:tc>
         <w:tc>
           <w:tcPr>
-            <w:tcW w:type="dxa" w:w="941"/>
+            <w:tcW w:type="dxa" w:w="986"/>
           </w:tcPr>
           <w:p>
             <w:pPr>
@@ -27212,7 +27286,7 @@
         </w:trPr>
         <w:tc>
           <w:tcPr>
-            <w:tcW w:type="dxa" w:w="2608"/>
+            <w:tcW w:type="dxa" w:w="2268"/>
           </w:tcPr>
           <w:p>
             <w:r/>
@@ -27227,7 +27301,7 @@
         </w:tc>
         <w:tc>
           <w:tcPr>
-            <w:tcW w:type="dxa" w:w="941"/>
+            <w:tcW w:type="dxa" w:w="986"/>
           </w:tcPr>
           <w:p>
             <w:pPr>
@@ -27245,7 +27319,7 @@
         </w:tc>
         <w:tc>
           <w:tcPr>
-            <w:tcW w:type="dxa" w:w="941"/>
+            <w:tcW w:type="dxa" w:w="986"/>
           </w:tcPr>
           <w:p>
             <w:pPr>
@@ -27263,7 +27337,7 @@
         </w:tc>
         <w:tc>
           <w:tcPr>
-            <w:tcW w:type="dxa" w:w="941"/>
+            <w:tcW w:type="dxa" w:w="986"/>
           </w:tcPr>
           <w:p>
             <w:pPr>
@@ -27281,7 +27355,7 @@
         </w:tc>
         <w:tc>
           <w:tcPr>
-            <w:tcW w:type="dxa" w:w="941"/>
+            <w:tcW w:type="dxa" w:w="986"/>
           </w:tcPr>
           <w:p>
             <w:pPr>
@@ -27299,7 +27373,7 @@
         </w:tc>
         <w:tc>
           <w:tcPr>
-            <w:tcW w:type="dxa" w:w="941"/>
+            <w:tcW w:type="dxa" w:w="986"/>
           </w:tcPr>
           <w:p>
             <w:pPr>
@@ -27317,7 +27391,7 @@
         </w:tc>
         <w:tc>
           <w:tcPr>
-            <w:tcW w:type="dxa" w:w="941"/>
+            <w:tcW w:type="dxa" w:w="986"/>
           </w:tcPr>
           <w:p>
             <w:pPr>
@@ -27335,7 +27409,7 @@
         </w:tc>
         <w:tc>
           <w:tcPr>
-            <w:tcW w:type="dxa" w:w="941"/>
+            <w:tcW w:type="dxa" w:w="986"/>
           </w:tcPr>
           <w:p>
             <w:pPr>
@@ -27358,7 +27432,7 @@
         </w:trPr>
         <w:tc>
           <w:tcPr>
-            <w:tcW w:type="dxa" w:w="2608"/>
+            <w:tcW w:type="dxa" w:w="2268"/>
           </w:tcPr>
           <w:p>
             <w:r/>
@@ -27373,7 +27447,7 @@
         </w:tc>
         <w:tc>
           <w:tcPr>
-            <w:tcW w:type="dxa" w:w="941"/>
+            <w:tcW w:type="dxa" w:w="986"/>
           </w:tcPr>
           <w:p>
             <w:pPr>
@@ -27391,7 +27465,7 @@
         </w:tc>
         <w:tc>
           <w:tcPr>
-            <w:tcW w:type="dxa" w:w="941"/>
+            <w:tcW w:type="dxa" w:w="986"/>
           </w:tcPr>
           <w:p>
             <w:pPr>
@@ -27409,7 +27483,7 @@
         </w:tc>
         <w:tc>
           <w:tcPr>
-            <w:tcW w:type="dxa" w:w="941"/>
+            <w:tcW w:type="dxa" w:w="986"/>
           </w:tcPr>
           <w:p>
             <w:pPr>
@@ -27427,7 +27501,7 @@
         </w:tc>
         <w:tc>
           <w:tcPr>
-            <w:tcW w:type="dxa" w:w="941"/>
+            <w:tcW w:type="dxa" w:w="986"/>
           </w:tcPr>
           <w:p>
             <w:pPr>
@@ -27445,7 +27519,7 @@
         </w:tc>
         <w:tc>
           <w:tcPr>
-            <w:tcW w:type="dxa" w:w="941"/>
+            <w:tcW w:type="dxa" w:w="986"/>
           </w:tcPr>
           <w:p>
             <w:pPr>
@@ -27463,7 +27537,7 @@
         </w:tc>
         <w:tc>
           <w:tcPr>
-            <w:tcW w:type="dxa" w:w="941"/>
+            <w:tcW w:type="dxa" w:w="986"/>
           </w:tcPr>
           <w:p>
             <w:pPr>
@@ -27481,7 +27555,7 @@
         </w:tc>
         <w:tc>
           <w:tcPr>
-            <w:tcW w:type="dxa" w:w="941"/>
+            <w:tcW w:type="dxa" w:w="986"/>
           </w:tcPr>
           <w:p>
             <w:pPr>
@@ -27504,7 +27578,7 @@
         </w:trPr>
         <w:tc>
           <w:tcPr>
-            <w:tcW w:type="dxa" w:w="2608"/>
+            <w:tcW w:type="dxa" w:w="2268"/>
           </w:tcPr>
           <w:p>
             <w:r/>
@@ -27519,7 +27593,7 @@
         </w:tc>
         <w:tc>
           <w:tcPr>
-            <w:tcW w:type="dxa" w:w="941"/>
+            <w:tcW w:type="dxa" w:w="986"/>
           </w:tcPr>
           <w:p>
             <w:pPr>
@@ -27537,7 +27611,7 @@
         </w:tc>
         <w:tc>
           <w:tcPr>
-            <w:tcW w:type="dxa" w:w="941"/>
+            <w:tcW w:type="dxa" w:w="986"/>
           </w:tcPr>
           <w:p>
             <w:pPr>
@@ -27555,7 +27629,7 @@
         </w:tc>
         <w:tc>
           <w:tcPr>
-            <w:tcW w:type="dxa" w:w="941"/>
+            <w:tcW w:type="dxa" w:w="986"/>
           </w:tcPr>
           <w:p>
             <w:pPr>
@@ -27573,7 +27647,7 @@
         </w:tc>
         <w:tc>
           <w:tcPr>
-            <w:tcW w:type="dxa" w:w="941"/>
+            <w:tcW w:type="dxa" w:w="986"/>
           </w:tcPr>
           <w:p>
             <w:pPr>
@@ -27591,7 +27665,7 @@
         </w:tc>
         <w:tc>
           <w:tcPr>
-            <w:tcW w:type="dxa" w:w="941"/>
+            <w:tcW w:type="dxa" w:w="986"/>
           </w:tcPr>
           <w:p>
             <w:pPr>
@@ -27609,7 +27683,7 @@
         </w:tc>
         <w:tc>
           <w:tcPr>
-            <w:tcW w:type="dxa" w:w="941"/>
+            <w:tcW w:type="dxa" w:w="986"/>
           </w:tcPr>
           <w:p>
             <w:pPr>
@@ -27627,7 +27701,7 @@
         </w:tc>
         <w:tc>
           <w:tcPr>
-            <w:tcW w:type="dxa" w:w="941"/>
+            <w:tcW w:type="dxa" w:w="986"/>
           </w:tcPr>
           <w:p>
             <w:pPr>
@@ -27668,14 +27742,14 @@
         <w:tblLayout w:type="fixed"/>
       </w:tblPr>
       <w:tblGrid>
-        <w:gridCol w:w="2608"/>
-        <w:gridCol w:w="941"/>
-        <w:gridCol w:w="941"/>
-        <w:gridCol w:w="941"/>
-        <w:gridCol w:w="941"/>
-        <w:gridCol w:w="941"/>
-        <w:gridCol w:w="941"/>
-        <w:gridCol w:w="941"/>
+        <w:gridCol w:w="2268"/>
+        <w:gridCol w:w="987"/>
+        <w:gridCol w:w="987"/>
+        <w:gridCol w:w="987"/>
+        <w:gridCol w:w="987"/>
+        <w:gridCol w:w="987"/>
+        <w:gridCol w:w="987"/>
+        <w:gridCol w:w="987"/>
       </w:tblGrid>
       <w:tr>
         <w:trPr>
@@ -27683,7 +27757,7 @@
         </w:trPr>
         <w:tc>
           <w:tcPr>
-            <w:tcW w:type="dxa" w:w="2608"/>
+            <w:tcW w:type="dxa" w:w="2268"/>
           </w:tcPr>
           <w:p>
             <w:r/>
@@ -27699,7 +27773,7 @@
         </w:tc>
         <w:tc>
           <w:tcPr>
-            <w:tcW w:type="dxa" w:w="941"/>
+            <w:tcW w:type="dxa" w:w="986"/>
           </w:tcPr>
           <w:p>
             <w:r/>
@@ -27715,7 +27789,7 @@
         </w:tc>
         <w:tc>
           <w:tcPr>
-            <w:tcW w:type="dxa" w:w="941"/>
+            <w:tcW w:type="dxa" w:w="986"/>
           </w:tcPr>
           <w:p>
             <w:r/>
@@ -27731,7 +27805,7 @@
         </w:tc>
         <w:tc>
           <w:tcPr>
-            <w:tcW w:type="dxa" w:w="941"/>
+            <w:tcW w:type="dxa" w:w="986"/>
           </w:tcPr>
           <w:p>
             <w:r/>
@@ -27747,7 +27821,7 @@
         </w:tc>
         <w:tc>
           <w:tcPr>
-            <w:tcW w:type="dxa" w:w="941"/>
+            <w:tcW w:type="dxa" w:w="986"/>
           </w:tcPr>
           <w:p>
             <w:r/>
@@ -27763,7 +27837,7 @@
         </w:tc>
         <w:tc>
           <w:tcPr>
-            <w:tcW w:type="dxa" w:w="941"/>
+            <w:tcW w:type="dxa" w:w="986"/>
           </w:tcPr>
           <w:p>
             <w:r/>
@@ -27779,7 +27853,7 @@
         </w:tc>
         <w:tc>
           <w:tcPr>
-            <w:tcW w:type="dxa" w:w="941"/>
+            <w:tcW w:type="dxa" w:w="986"/>
           </w:tcPr>
           <w:p>
             <w:r/>
@@ -27795,7 +27869,7 @@
         </w:tc>
         <w:tc>
           <w:tcPr>
-            <w:tcW w:type="dxa" w:w="941"/>
+            <w:tcW w:type="dxa" w:w="986"/>
           </w:tcPr>
           <w:p>
             <w:r/>
@@ -27816,7 +27890,7 @@
         </w:trPr>
         <w:tc>
           <w:tcPr>
-            <w:tcW w:type="dxa" w:w="2608"/>
+            <w:tcW w:type="dxa" w:w="2268"/>
           </w:tcPr>
           <w:p>
             <w:r/>
@@ -27831,7 +27905,7 @@
         </w:tc>
         <w:tc>
           <w:tcPr>
-            <w:tcW w:type="dxa" w:w="941"/>
+            <w:tcW w:type="dxa" w:w="986"/>
           </w:tcPr>
           <w:p>
             <w:pPr>
@@ -27849,7 +27923,7 @@
         </w:tc>
         <w:tc>
           <w:tcPr>
-            <w:tcW w:type="dxa" w:w="941"/>
+            <w:tcW w:type="dxa" w:w="986"/>
           </w:tcPr>
           <w:p>
             <w:pPr>
@@ -27867,7 +27941,7 @@
         </w:tc>
         <w:tc>
           <w:tcPr>
-            <w:tcW w:type="dxa" w:w="941"/>
+            <w:tcW w:type="dxa" w:w="986"/>
           </w:tcPr>
           <w:p>
             <w:pPr>
@@ -27885,7 +27959,7 @@
         </w:tc>
         <w:tc>
           <w:tcPr>
-            <w:tcW w:type="dxa" w:w="941"/>
+            <w:tcW w:type="dxa" w:w="986"/>
           </w:tcPr>
           <w:p>
             <w:pPr>
@@ -27903,7 +27977,7 @@
         </w:tc>
         <w:tc>
           <w:tcPr>
-            <w:tcW w:type="dxa" w:w="941"/>
+            <w:tcW w:type="dxa" w:w="986"/>
           </w:tcPr>
           <w:p>
             <w:pPr>
@@ -27921,7 +27995,7 @@
         </w:tc>
         <w:tc>
           <w:tcPr>
-            <w:tcW w:type="dxa" w:w="941"/>
+            <w:tcW w:type="dxa" w:w="986"/>
           </w:tcPr>
           <w:p>
             <w:pPr>
@@ -27939,7 +28013,7 @@
         </w:tc>
         <w:tc>
           <w:tcPr>
-            <w:tcW w:type="dxa" w:w="941"/>
+            <w:tcW w:type="dxa" w:w="986"/>
           </w:tcPr>
           <w:p>
             <w:pPr>
@@ -27962,7 +28036,7 @@
         </w:trPr>
         <w:tc>
           <w:tcPr>
-            <w:tcW w:type="dxa" w:w="2608"/>
+            <w:tcW w:type="dxa" w:w="2268"/>
           </w:tcPr>
           <w:p>
             <w:r/>
@@ -27977,7 +28051,7 @@
         </w:tc>
         <w:tc>
           <w:tcPr>
-            <w:tcW w:type="dxa" w:w="941"/>
+            <w:tcW w:type="dxa" w:w="986"/>
           </w:tcPr>
           <w:p>
             <w:pPr>
@@ -27995,7 +28069,7 @@
         </w:tc>
         <w:tc>
           <w:tcPr>
-            <w:tcW w:type="dxa" w:w="941"/>
+            <w:tcW w:type="dxa" w:w="986"/>
           </w:tcPr>
           <w:p>
             <w:pPr>
@@ -28013,7 +28087,7 @@
         </w:tc>
         <w:tc>
           <w:tcPr>
-            <w:tcW w:type="dxa" w:w="941"/>
+            <w:tcW w:type="dxa" w:w="986"/>
           </w:tcPr>
           <w:p>
             <w:pPr>
@@ -28031,7 +28105,7 @@
         </w:tc>
         <w:tc>
           <w:tcPr>
-            <w:tcW w:type="dxa" w:w="941"/>
+            <w:tcW w:type="dxa" w:w="986"/>
           </w:tcPr>
           <w:p>
             <w:pPr>
@@ -28049,7 +28123,7 @@
         </w:tc>
         <w:tc>
           <w:tcPr>
-            <w:tcW w:type="dxa" w:w="941"/>
+            <w:tcW w:type="dxa" w:w="986"/>
           </w:tcPr>
           <w:p>
             <w:pPr>
@@ -28067,7 +28141,7 @@
         </w:tc>
         <w:tc>
           <w:tcPr>
-            <w:tcW w:type="dxa" w:w="941"/>
+            <w:tcW w:type="dxa" w:w="986"/>
           </w:tcPr>
           <w:p>
             <w:pPr>
@@ -28085,7 +28159,7 @@
         </w:tc>
         <w:tc>
           <w:tcPr>
-            <w:tcW w:type="dxa" w:w="941"/>
+            <w:tcW w:type="dxa" w:w="986"/>
           </w:tcPr>
           <w:p>
             <w:pPr>
@@ -28108,7 +28182,7 @@
         </w:trPr>
         <w:tc>
           <w:tcPr>
-            <w:tcW w:type="dxa" w:w="2608"/>
+            <w:tcW w:type="dxa" w:w="2268"/>
           </w:tcPr>
           <w:p>
             <w:r/>
@@ -28123,7 +28197,7 @@
         </w:tc>
         <w:tc>
           <w:tcPr>
-            <w:tcW w:type="dxa" w:w="941"/>
+            <w:tcW w:type="dxa" w:w="986"/>
           </w:tcPr>
           <w:p>
             <w:pPr>
@@ -28141,7 +28215,7 @@
         </w:tc>
         <w:tc>
           <w:tcPr>
-            <w:tcW w:type="dxa" w:w="941"/>
+            <w:tcW w:type="dxa" w:w="986"/>
           </w:tcPr>
           <w:p>
             <w:pPr>
@@ -28159,7 +28233,7 @@
         </w:tc>
         <w:tc>
           <w:tcPr>
-            <w:tcW w:type="dxa" w:w="941"/>
+            <w:tcW w:type="dxa" w:w="986"/>
           </w:tcPr>
           <w:p>
             <w:pPr>
@@ -28177,7 +28251,7 @@
         </w:tc>
         <w:tc>
           <w:tcPr>
-            <w:tcW w:type="dxa" w:w="941"/>
+            <w:tcW w:type="dxa" w:w="986"/>
           </w:tcPr>
           <w:p>
             <w:pPr>
@@ -28195,7 +28269,7 @@
         </w:tc>
         <w:tc>
           <w:tcPr>
-            <w:tcW w:type="dxa" w:w="941"/>
+            <w:tcW w:type="dxa" w:w="986"/>
           </w:tcPr>
           <w:p>
             <w:pPr>
@@ -28213,7 +28287,7 @@
         </w:tc>
         <w:tc>
           <w:tcPr>
-            <w:tcW w:type="dxa" w:w="941"/>
+            <w:tcW w:type="dxa" w:w="986"/>
           </w:tcPr>
           <w:p>
             <w:pPr>
@@ -28231,7 +28305,7 @@
         </w:tc>
         <w:tc>
           <w:tcPr>
-            <w:tcW w:type="dxa" w:w="941"/>
+            <w:tcW w:type="dxa" w:w="986"/>
           </w:tcPr>
           <w:p>
             <w:pPr>
@@ -28254,7 +28328,7 @@
         </w:trPr>
         <w:tc>
           <w:tcPr>
-            <w:tcW w:type="dxa" w:w="2608"/>
+            <w:tcW w:type="dxa" w:w="2268"/>
           </w:tcPr>
           <w:p>
             <w:r/>
@@ -28269,7 +28343,7 @@
         </w:tc>
         <w:tc>
           <w:tcPr>
-            <w:tcW w:type="dxa" w:w="941"/>
+            <w:tcW w:type="dxa" w:w="986"/>
           </w:tcPr>
           <w:p>
             <w:pPr>
@@ -28287,7 +28361,7 @@
         </w:tc>
         <w:tc>
           <w:tcPr>
-            <w:tcW w:type="dxa" w:w="941"/>
+            <w:tcW w:type="dxa" w:w="986"/>
           </w:tcPr>
           <w:p>
             <w:pPr>
@@ -28305,7 +28379,7 @@
         </w:tc>
         <w:tc>
           <w:tcPr>
-            <w:tcW w:type="dxa" w:w="941"/>
+            <w:tcW w:type="dxa" w:w="986"/>
           </w:tcPr>
           <w:p>
             <w:pPr>
@@ -28323,7 +28397,7 @@
         </w:tc>
         <w:tc>
           <w:tcPr>
-            <w:tcW w:type="dxa" w:w="941"/>
+            <w:tcW w:type="dxa" w:w="986"/>
           </w:tcPr>
           <w:p>
             <w:pPr>
@@ -28341,7 +28415,7 @@
         </w:tc>
         <w:tc>
           <w:tcPr>
-            <w:tcW w:type="dxa" w:w="941"/>
+            <w:tcW w:type="dxa" w:w="986"/>
           </w:tcPr>
           <w:p>
             <w:pPr>
@@ -28359,7 +28433,7 @@
         </w:tc>
         <w:tc>
           <w:tcPr>
-            <w:tcW w:type="dxa" w:w="941"/>
+            <w:tcW w:type="dxa" w:w="986"/>
           </w:tcPr>
           <w:p>
             <w:pPr>
@@ -28377,7 +28451,7 @@
         </w:tc>
         <w:tc>
           <w:tcPr>
-            <w:tcW w:type="dxa" w:w="941"/>
+            <w:tcW w:type="dxa" w:w="986"/>
           </w:tcPr>
           <w:p>
             <w:pPr>
@@ -28400,7 +28474,7 @@
         </w:trPr>
         <w:tc>
           <w:tcPr>
-            <w:tcW w:type="dxa" w:w="2608"/>
+            <w:tcW w:type="dxa" w:w="2268"/>
           </w:tcPr>
           <w:p>
             <w:r/>
@@ -28415,7 +28489,7 @@
         </w:tc>
         <w:tc>
           <w:tcPr>
-            <w:tcW w:type="dxa" w:w="941"/>
+            <w:tcW w:type="dxa" w:w="986"/>
           </w:tcPr>
           <w:p>
             <w:pPr>
@@ -28433,7 +28507,7 @@
         </w:tc>
         <w:tc>
           <w:tcPr>
-            <w:tcW w:type="dxa" w:w="941"/>
+            <w:tcW w:type="dxa" w:w="986"/>
           </w:tcPr>
           <w:p>
             <w:pPr>
@@ -28451,7 +28525,7 @@
         </w:tc>
         <w:tc>
           <w:tcPr>
-            <w:tcW w:type="dxa" w:w="941"/>
+            <w:tcW w:type="dxa" w:w="986"/>
           </w:tcPr>
           <w:p>
             <w:pPr>
@@ -28469,7 +28543,7 @@
         </w:tc>
         <w:tc>
           <w:tcPr>
-            <w:tcW w:type="dxa" w:w="941"/>
+            <w:tcW w:type="dxa" w:w="986"/>
           </w:tcPr>
           <w:p>
             <w:pPr>
@@ -28487,7 +28561,7 @@
         </w:tc>
         <w:tc>
           <w:tcPr>
-            <w:tcW w:type="dxa" w:w="941"/>
+            <w:tcW w:type="dxa" w:w="986"/>
           </w:tcPr>
           <w:p>
             <w:pPr>
@@ -28505,7 +28579,7 @@
         </w:tc>
         <w:tc>
           <w:tcPr>
-            <w:tcW w:type="dxa" w:w="941"/>
+            <w:tcW w:type="dxa" w:w="986"/>
           </w:tcPr>
           <w:p>
             <w:pPr>
@@ -28523,7 +28597,7 @@
         </w:tc>
         <w:tc>
           <w:tcPr>
-            <w:tcW w:type="dxa" w:w="941"/>
+            <w:tcW w:type="dxa" w:w="986"/>
           </w:tcPr>
           <w:p>
             <w:pPr>
@@ -28546,7 +28620,7 @@
         </w:trPr>
         <w:tc>
           <w:tcPr>
-            <w:tcW w:type="dxa" w:w="2608"/>
+            <w:tcW w:type="dxa" w:w="2268"/>
           </w:tcPr>
           <w:p>
             <w:r/>
@@ -28561,7 +28635,7 @@
         </w:tc>
         <w:tc>
           <w:tcPr>
-            <w:tcW w:type="dxa" w:w="941"/>
+            <w:tcW w:type="dxa" w:w="986"/>
           </w:tcPr>
           <w:p>
             <w:pPr>
@@ -28579,7 +28653,7 @@
         </w:tc>
         <w:tc>
           <w:tcPr>
-            <w:tcW w:type="dxa" w:w="941"/>
+            <w:tcW w:type="dxa" w:w="986"/>
           </w:tcPr>
           <w:p>
             <w:pPr>
@@ -28597,7 +28671,7 @@
         </w:tc>
         <w:tc>
           <w:tcPr>
-            <w:tcW w:type="dxa" w:w="941"/>
+            <w:tcW w:type="dxa" w:w="986"/>
           </w:tcPr>
           <w:p>
             <w:pPr>
@@ -28615,7 +28689,7 @@
         </w:tc>
         <w:tc>
           <w:tcPr>
-            <w:tcW w:type="dxa" w:w="941"/>
+            <w:tcW w:type="dxa" w:w="986"/>
           </w:tcPr>
           <w:p>
             <w:pPr>
@@ -28633,7 +28707,7 @@
         </w:tc>
         <w:tc>
           <w:tcPr>
-            <w:tcW w:type="dxa" w:w="941"/>
+            <w:tcW w:type="dxa" w:w="986"/>
           </w:tcPr>
           <w:p>
             <w:pPr>
@@ -28651,7 +28725,7 @@
         </w:tc>
         <w:tc>
           <w:tcPr>
-            <w:tcW w:type="dxa" w:w="941"/>
+            <w:tcW w:type="dxa" w:w="986"/>
           </w:tcPr>
           <w:p>
             <w:pPr>
@@ -28669,7 +28743,7 @@
         </w:tc>
         <w:tc>
           <w:tcPr>
-            <w:tcW w:type="dxa" w:w="941"/>
+            <w:tcW w:type="dxa" w:w="986"/>
           </w:tcPr>
           <w:p>
             <w:pPr>

--- a/engine/phdc_study/PHDC_Valuation_Study_03-09-2026.docx
+++ b/engine/phdc_study/PHDC_Valuation_Study_03-09-2026.docx
@@ -1416,14 +1416,14 @@
         <w:tblLayout w:type="fixed"/>
       </w:tblPr>
       <w:tblGrid>
-        <w:gridCol w:w="2268"/>
-        <w:gridCol w:w="987"/>
-        <w:gridCol w:w="987"/>
-        <w:gridCol w:w="987"/>
-        <w:gridCol w:w="987"/>
-        <w:gridCol w:w="987"/>
-        <w:gridCol w:w="987"/>
-        <w:gridCol w:w="987"/>
+        <w:gridCol w:w="1984"/>
+        <w:gridCol w:w="1026"/>
+        <w:gridCol w:w="1026"/>
+        <w:gridCol w:w="1026"/>
+        <w:gridCol w:w="1026"/>
+        <w:gridCol w:w="1026"/>
+        <w:gridCol w:w="1026"/>
+        <w:gridCol w:w="1026"/>
       </w:tblGrid>
       <w:tr>
         <w:trPr>
@@ -1431,7 +1431,7 @@
         </w:trPr>
         <w:tc>
           <w:tcPr>
-            <w:tcW w:type="dxa" w:w="2268"/>
+            <w:tcW w:type="dxa" w:w="1984"/>
           </w:tcPr>
           <w:p>
             <w:r/>
@@ -1447,7 +1447,7 @@
         </w:tc>
         <w:tc>
           <w:tcPr>
-            <w:tcW w:type="dxa" w:w="986"/>
+            <w:tcW w:type="dxa" w:w="1026"/>
           </w:tcPr>
           <w:p>
             <w:r/>
@@ -1463,7 +1463,7 @@
         </w:tc>
         <w:tc>
           <w:tcPr>
-            <w:tcW w:type="dxa" w:w="986"/>
+            <w:tcW w:type="dxa" w:w="1026"/>
           </w:tcPr>
           <w:p>
             <w:r/>
@@ -1479,7 +1479,7 @@
         </w:tc>
         <w:tc>
           <w:tcPr>
-            <w:tcW w:type="dxa" w:w="986"/>
+            <w:tcW w:type="dxa" w:w="1026"/>
           </w:tcPr>
           <w:p>
             <w:r/>
@@ -1495,7 +1495,7 @@
         </w:tc>
         <w:tc>
           <w:tcPr>
-            <w:tcW w:type="dxa" w:w="986"/>
+            <w:tcW w:type="dxa" w:w="1026"/>
           </w:tcPr>
           <w:p>
             <w:r/>
@@ -1511,7 +1511,7 @@
         </w:tc>
         <w:tc>
           <w:tcPr>
-            <w:tcW w:type="dxa" w:w="986"/>
+            <w:tcW w:type="dxa" w:w="1026"/>
           </w:tcPr>
           <w:p>
             <w:r/>
@@ -1527,7 +1527,7 @@
         </w:tc>
         <w:tc>
           <w:tcPr>
-            <w:tcW w:type="dxa" w:w="986"/>
+            <w:tcW w:type="dxa" w:w="1026"/>
           </w:tcPr>
           <w:p>
             <w:r/>
@@ -1543,7 +1543,7 @@
         </w:tc>
         <w:tc>
           <w:tcPr>
-            <w:tcW w:type="dxa" w:w="986"/>
+            <w:tcW w:type="dxa" w:w="1026"/>
           </w:tcPr>
           <w:p>
             <w:r/>
@@ -1564,7 +1564,7 @@
         </w:trPr>
         <w:tc>
           <w:tcPr>
-            <w:tcW w:type="dxa" w:w="2268"/>
+            <w:tcW w:type="dxa" w:w="1984"/>
           </w:tcPr>
           <w:p>
             <w:r/>
@@ -1579,7 +1579,7 @@
         </w:tc>
         <w:tc>
           <w:tcPr>
-            <w:tcW w:type="dxa" w:w="986"/>
+            <w:tcW w:type="dxa" w:w="1026"/>
           </w:tcPr>
           <w:p>
             <w:pPr>
@@ -1597,7 +1597,7 @@
         </w:tc>
         <w:tc>
           <w:tcPr>
-            <w:tcW w:type="dxa" w:w="986"/>
+            <w:tcW w:type="dxa" w:w="1026"/>
           </w:tcPr>
           <w:p>
             <w:pPr>
@@ -1615,7 +1615,7 @@
         </w:tc>
         <w:tc>
           <w:tcPr>
-            <w:tcW w:type="dxa" w:w="986"/>
+            <w:tcW w:type="dxa" w:w="1026"/>
           </w:tcPr>
           <w:p>
             <w:pPr>
@@ -1633,7 +1633,7 @@
         </w:tc>
         <w:tc>
           <w:tcPr>
-            <w:tcW w:type="dxa" w:w="986"/>
+            <w:tcW w:type="dxa" w:w="1026"/>
           </w:tcPr>
           <w:p>
             <w:pPr>
@@ -1651,7 +1651,7 @@
         </w:tc>
         <w:tc>
           <w:tcPr>
-            <w:tcW w:type="dxa" w:w="986"/>
+            <w:tcW w:type="dxa" w:w="1026"/>
           </w:tcPr>
           <w:p>
             <w:pPr>
@@ -1669,7 +1669,7 @@
         </w:tc>
         <w:tc>
           <w:tcPr>
-            <w:tcW w:type="dxa" w:w="986"/>
+            <w:tcW w:type="dxa" w:w="1026"/>
           </w:tcPr>
           <w:p>
             <w:pPr>
@@ -1687,7 +1687,7 @@
         </w:tc>
         <w:tc>
           <w:tcPr>
-            <w:tcW w:type="dxa" w:w="986"/>
+            <w:tcW w:type="dxa" w:w="1026"/>
           </w:tcPr>
           <w:p>
             <w:pPr>
@@ -1710,7 +1710,7 @@
         </w:trPr>
         <w:tc>
           <w:tcPr>
-            <w:tcW w:type="dxa" w:w="2268"/>
+            <w:tcW w:type="dxa" w:w="1984"/>
           </w:tcPr>
           <w:p>
             <w:r/>
@@ -1725,7 +1725,7 @@
         </w:tc>
         <w:tc>
           <w:tcPr>
-            <w:tcW w:type="dxa" w:w="986"/>
+            <w:tcW w:type="dxa" w:w="1026"/>
           </w:tcPr>
           <w:p>
             <w:pPr>
@@ -1743,7 +1743,7 @@
         </w:tc>
         <w:tc>
           <w:tcPr>
-            <w:tcW w:type="dxa" w:w="986"/>
+            <w:tcW w:type="dxa" w:w="1026"/>
           </w:tcPr>
           <w:p>
             <w:pPr>
@@ -1761,7 +1761,7 @@
         </w:tc>
         <w:tc>
           <w:tcPr>
-            <w:tcW w:type="dxa" w:w="986"/>
+            <w:tcW w:type="dxa" w:w="1026"/>
           </w:tcPr>
           <w:p>
             <w:pPr>
@@ -1779,7 +1779,7 @@
         </w:tc>
         <w:tc>
           <w:tcPr>
-            <w:tcW w:type="dxa" w:w="986"/>
+            <w:tcW w:type="dxa" w:w="1026"/>
           </w:tcPr>
           <w:p>
             <w:pPr>
@@ -1797,7 +1797,7 @@
         </w:tc>
         <w:tc>
           <w:tcPr>
-            <w:tcW w:type="dxa" w:w="986"/>
+            <w:tcW w:type="dxa" w:w="1026"/>
           </w:tcPr>
           <w:p>
             <w:pPr>
@@ -1815,7 +1815,7 @@
         </w:tc>
         <w:tc>
           <w:tcPr>
-            <w:tcW w:type="dxa" w:w="986"/>
+            <w:tcW w:type="dxa" w:w="1026"/>
           </w:tcPr>
           <w:p>
             <w:pPr>
@@ -1833,7 +1833,7 @@
         </w:tc>
         <w:tc>
           <w:tcPr>
-            <w:tcW w:type="dxa" w:w="986"/>
+            <w:tcW w:type="dxa" w:w="1026"/>
           </w:tcPr>
           <w:p>
             <w:pPr>
@@ -1856,7 +1856,7 @@
         </w:trPr>
         <w:tc>
           <w:tcPr>
-            <w:tcW w:type="dxa" w:w="2268"/>
+            <w:tcW w:type="dxa" w:w="1984"/>
           </w:tcPr>
           <w:p>
             <w:r/>
@@ -1871,7 +1871,7 @@
         </w:tc>
         <w:tc>
           <w:tcPr>
-            <w:tcW w:type="dxa" w:w="986"/>
+            <w:tcW w:type="dxa" w:w="1026"/>
           </w:tcPr>
           <w:p>
             <w:pPr>
@@ -1889,7 +1889,7 @@
         </w:tc>
         <w:tc>
           <w:tcPr>
-            <w:tcW w:type="dxa" w:w="986"/>
+            <w:tcW w:type="dxa" w:w="1026"/>
           </w:tcPr>
           <w:p>
             <w:pPr>
@@ -1907,7 +1907,7 @@
         </w:tc>
         <w:tc>
           <w:tcPr>
-            <w:tcW w:type="dxa" w:w="986"/>
+            <w:tcW w:type="dxa" w:w="1026"/>
           </w:tcPr>
           <w:p>
             <w:pPr>
@@ -1925,7 +1925,7 @@
         </w:tc>
         <w:tc>
           <w:tcPr>
-            <w:tcW w:type="dxa" w:w="986"/>
+            <w:tcW w:type="dxa" w:w="1026"/>
           </w:tcPr>
           <w:p>
             <w:pPr>
@@ -1943,7 +1943,7 @@
         </w:tc>
         <w:tc>
           <w:tcPr>
-            <w:tcW w:type="dxa" w:w="986"/>
+            <w:tcW w:type="dxa" w:w="1026"/>
           </w:tcPr>
           <w:p>
             <w:pPr>
@@ -1961,7 +1961,7 @@
         </w:tc>
         <w:tc>
           <w:tcPr>
-            <w:tcW w:type="dxa" w:w="986"/>
+            <w:tcW w:type="dxa" w:w="1026"/>
           </w:tcPr>
           <w:p>
             <w:pPr>
@@ -1979,7 +1979,7 @@
         </w:tc>
         <w:tc>
           <w:tcPr>
-            <w:tcW w:type="dxa" w:w="986"/>
+            <w:tcW w:type="dxa" w:w="1026"/>
           </w:tcPr>
           <w:p>
             <w:pPr>
@@ -2002,7 +2002,7 @@
         </w:trPr>
         <w:tc>
           <w:tcPr>
-            <w:tcW w:type="dxa" w:w="2268"/>
+            <w:tcW w:type="dxa" w:w="1984"/>
           </w:tcPr>
           <w:p>
             <w:r/>
@@ -2017,7 +2017,7 @@
         </w:tc>
         <w:tc>
           <w:tcPr>
-            <w:tcW w:type="dxa" w:w="986"/>
+            <w:tcW w:type="dxa" w:w="1026"/>
           </w:tcPr>
           <w:p>
             <w:pPr>
@@ -2035,7 +2035,7 @@
         </w:tc>
         <w:tc>
           <w:tcPr>
-            <w:tcW w:type="dxa" w:w="986"/>
+            <w:tcW w:type="dxa" w:w="1026"/>
           </w:tcPr>
           <w:p>
             <w:pPr>
@@ -2053,7 +2053,7 @@
         </w:tc>
         <w:tc>
           <w:tcPr>
-            <w:tcW w:type="dxa" w:w="986"/>
+            <w:tcW w:type="dxa" w:w="1026"/>
           </w:tcPr>
           <w:p>
             <w:pPr>
@@ -2071,7 +2071,7 @@
         </w:tc>
         <w:tc>
           <w:tcPr>
-            <w:tcW w:type="dxa" w:w="986"/>
+            <w:tcW w:type="dxa" w:w="1026"/>
           </w:tcPr>
           <w:p>
             <w:pPr>
@@ -2089,7 +2089,7 @@
         </w:tc>
         <w:tc>
           <w:tcPr>
-            <w:tcW w:type="dxa" w:w="986"/>
+            <w:tcW w:type="dxa" w:w="1026"/>
           </w:tcPr>
           <w:p>
             <w:pPr>
@@ -2107,7 +2107,7 @@
         </w:tc>
         <w:tc>
           <w:tcPr>
-            <w:tcW w:type="dxa" w:w="986"/>
+            <w:tcW w:type="dxa" w:w="1026"/>
           </w:tcPr>
           <w:p>
             <w:pPr>
@@ -2125,7 +2125,7 @@
         </w:tc>
         <w:tc>
           <w:tcPr>
-            <w:tcW w:type="dxa" w:w="986"/>
+            <w:tcW w:type="dxa" w:w="1026"/>
           </w:tcPr>
           <w:p>
             <w:pPr>
@@ -2148,7 +2148,7 @@
         </w:trPr>
         <w:tc>
           <w:tcPr>
-            <w:tcW w:type="dxa" w:w="2268"/>
+            <w:tcW w:type="dxa" w:w="1984"/>
           </w:tcPr>
           <w:p>
             <w:r/>
@@ -2163,7 +2163,7 @@
         </w:tc>
         <w:tc>
           <w:tcPr>
-            <w:tcW w:type="dxa" w:w="986"/>
+            <w:tcW w:type="dxa" w:w="1026"/>
           </w:tcPr>
           <w:p>
             <w:pPr>
@@ -2181,7 +2181,7 @@
         </w:tc>
         <w:tc>
           <w:tcPr>
-            <w:tcW w:type="dxa" w:w="986"/>
+            <w:tcW w:type="dxa" w:w="1026"/>
           </w:tcPr>
           <w:p>
             <w:pPr>
@@ -2199,7 +2199,7 @@
         </w:tc>
         <w:tc>
           <w:tcPr>
-            <w:tcW w:type="dxa" w:w="986"/>
+            <w:tcW w:type="dxa" w:w="1026"/>
           </w:tcPr>
           <w:p>
             <w:pPr>
@@ -2217,7 +2217,7 @@
         </w:tc>
         <w:tc>
           <w:tcPr>
-            <w:tcW w:type="dxa" w:w="986"/>
+            <w:tcW w:type="dxa" w:w="1026"/>
           </w:tcPr>
           <w:p>
             <w:pPr>
@@ -2235,7 +2235,7 @@
         </w:tc>
         <w:tc>
           <w:tcPr>
-            <w:tcW w:type="dxa" w:w="986"/>
+            <w:tcW w:type="dxa" w:w="1026"/>
           </w:tcPr>
           <w:p>
             <w:pPr>
@@ -2253,7 +2253,7 @@
         </w:tc>
         <w:tc>
           <w:tcPr>
-            <w:tcW w:type="dxa" w:w="986"/>
+            <w:tcW w:type="dxa" w:w="1026"/>
           </w:tcPr>
           <w:p>
             <w:pPr>
@@ -2271,7 +2271,7 @@
         </w:tc>
         <w:tc>
           <w:tcPr>
-            <w:tcW w:type="dxa" w:w="986"/>
+            <w:tcW w:type="dxa" w:w="1026"/>
           </w:tcPr>
           <w:p>
             <w:pPr>
@@ -2294,7 +2294,7 @@
         </w:trPr>
         <w:tc>
           <w:tcPr>
-            <w:tcW w:type="dxa" w:w="2268"/>
+            <w:tcW w:type="dxa" w:w="1984"/>
           </w:tcPr>
           <w:p>
             <w:r/>
@@ -2309,7 +2309,7 @@
         </w:tc>
         <w:tc>
           <w:tcPr>
-            <w:tcW w:type="dxa" w:w="986"/>
+            <w:tcW w:type="dxa" w:w="1026"/>
           </w:tcPr>
           <w:p>
             <w:pPr>
@@ -2327,7 +2327,7 @@
         </w:tc>
         <w:tc>
           <w:tcPr>
-            <w:tcW w:type="dxa" w:w="986"/>
+            <w:tcW w:type="dxa" w:w="1026"/>
           </w:tcPr>
           <w:p>
             <w:pPr>
@@ -2345,7 +2345,7 @@
         </w:tc>
         <w:tc>
           <w:tcPr>
-            <w:tcW w:type="dxa" w:w="986"/>
+            <w:tcW w:type="dxa" w:w="1026"/>
           </w:tcPr>
           <w:p>
             <w:pPr>
@@ -2363,7 +2363,7 @@
         </w:tc>
         <w:tc>
           <w:tcPr>
-            <w:tcW w:type="dxa" w:w="986"/>
+            <w:tcW w:type="dxa" w:w="1026"/>
           </w:tcPr>
           <w:p>
             <w:pPr>
@@ -2381,7 +2381,7 @@
         </w:tc>
         <w:tc>
           <w:tcPr>
-            <w:tcW w:type="dxa" w:w="986"/>
+            <w:tcW w:type="dxa" w:w="1026"/>
           </w:tcPr>
           <w:p>
             <w:pPr>
@@ -2399,7 +2399,7 @@
         </w:tc>
         <w:tc>
           <w:tcPr>
-            <w:tcW w:type="dxa" w:w="986"/>
+            <w:tcW w:type="dxa" w:w="1026"/>
           </w:tcPr>
           <w:p>
             <w:pPr>
@@ -2417,7 +2417,7 @@
         </w:tc>
         <w:tc>
           <w:tcPr>
-            <w:tcW w:type="dxa" w:w="986"/>
+            <w:tcW w:type="dxa" w:w="1026"/>
           </w:tcPr>
           <w:p>
             <w:pPr>
@@ -2440,7 +2440,7 @@
         </w:trPr>
         <w:tc>
           <w:tcPr>
-            <w:tcW w:type="dxa" w:w="2268"/>
+            <w:tcW w:type="dxa" w:w="1984"/>
           </w:tcPr>
           <w:p>
             <w:r/>
@@ -2455,7 +2455,7 @@
         </w:tc>
         <w:tc>
           <w:tcPr>
-            <w:tcW w:type="dxa" w:w="986"/>
+            <w:tcW w:type="dxa" w:w="1026"/>
           </w:tcPr>
           <w:p>
             <w:pPr>
@@ -2473,7 +2473,7 @@
         </w:tc>
         <w:tc>
           <w:tcPr>
-            <w:tcW w:type="dxa" w:w="986"/>
+            <w:tcW w:type="dxa" w:w="1026"/>
           </w:tcPr>
           <w:p>
             <w:pPr>
@@ -2491,7 +2491,7 @@
         </w:tc>
         <w:tc>
           <w:tcPr>
-            <w:tcW w:type="dxa" w:w="986"/>
+            <w:tcW w:type="dxa" w:w="1026"/>
           </w:tcPr>
           <w:p>
             <w:pPr>
@@ -2509,7 +2509,7 @@
         </w:tc>
         <w:tc>
           <w:tcPr>
-            <w:tcW w:type="dxa" w:w="986"/>
+            <w:tcW w:type="dxa" w:w="1026"/>
           </w:tcPr>
           <w:p>
             <w:pPr>
@@ -2527,7 +2527,7 @@
         </w:tc>
         <w:tc>
           <w:tcPr>
-            <w:tcW w:type="dxa" w:w="986"/>
+            <w:tcW w:type="dxa" w:w="1026"/>
           </w:tcPr>
           <w:p>
             <w:pPr>
@@ -2545,7 +2545,7 @@
         </w:tc>
         <w:tc>
           <w:tcPr>
-            <w:tcW w:type="dxa" w:w="986"/>
+            <w:tcW w:type="dxa" w:w="1026"/>
           </w:tcPr>
           <w:p>
             <w:pPr>
@@ -2563,7 +2563,7 @@
         </w:tc>
         <w:tc>
           <w:tcPr>
-            <w:tcW w:type="dxa" w:w="986"/>
+            <w:tcW w:type="dxa" w:w="1026"/>
           </w:tcPr>
           <w:p>
             <w:pPr>
@@ -2586,7 +2586,7 @@
         </w:trPr>
         <w:tc>
           <w:tcPr>
-            <w:tcW w:type="dxa" w:w="2268"/>
+            <w:tcW w:type="dxa" w:w="1984"/>
           </w:tcPr>
           <w:p>
             <w:r/>
@@ -2601,7 +2601,7 @@
         </w:tc>
         <w:tc>
           <w:tcPr>
-            <w:tcW w:type="dxa" w:w="986"/>
+            <w:tcW w:type="dxa" w:w="1026"/>
           </w:tcPr>
           <w:p>
             <w:pPr>
@@ -2619,7 +2619,7 @@
         </w:tc>
         <w:tc>
           <w:tcPr>
-            <w:tcW w:type="dxa" w:w="986"/>
+            <w:tcW w:type="dxa" w:w="1026"/>
           </w:tcPr>
           <w:p>
             <w:pPr>
@@ -2637,7 +2637,7 @@
         </w:tc>
         <w:tc>
           <w:tcPr>
-            <w:tcW w:type="dxa" w:w="986"/>
+            <w:tcW w:type="dxa" w:w="1026"/>
           </w:tcPr>
           <w:p>
             <w:pPr>
@@ -2655,7 +2655,7 @@
         </w:tc>
         <w:tc>
           <w:tcPr>
-            <w:tcW w:type="dxa" w:w="986"/>
+            <w:tcW w:type="dxa" w:w="1026"/>
           </w:tcPr>
           <w:p>
             <w:pPr>
@@ -2673,7 +2673,7 @@
         </w:tc>
         <w:tc>
           <w:tcPr>
-            <w:tcW w:type="dxa" w:w="986"/>
+            <w:tcW w:type="dxa" w:w="1026"/>
           </w:tcPr>
           <w:p>
             <w:pPr>
@@ -2691,7 +2691,7 @@
         </w:tc>
         <w:tc>
           <w:tcPr>
-            <w:tcW w:type="dxa" w:w="986"/>
+            <w:tcW w:type="dxa" w:w="1026"/>
           </w:tcPr>
           <w:p>
             <w:pPr>
@@ -2709,7 +2709,7 @@
         </w:tc>
         <w:tc>
           <w:tcPr>
-            <w:tcW w:type="dxa" w:w="986"/>
+            <w:tcW w:type="dxa" w:w="1026"/>
           </w:tcPr>
           <w:p>
             <w:pPr>
@@ -2732,7 +2732,7 @@
         </w:trPr>
         <w:tc>
           <w:tcPr>
-            <w:tcW w:type="dxa" w:w="2268"/>
+            <w:tcW w:type="dxa" w:w="1984"/>
           </w:tcPr>
           <w:p>
             <w:r/>
@@ -2747,7 +2747,7 @@
         </w:tc>
         <w:tc>
           <w:tcPr>
-            <w:tcW w:type="dxa" w:w="986"/>
+            <w:tcW w:type="dxa" w:w="1026"/>
           </w:tcPr>
           <w:p>
             <w:pPr>
@@ -2765,7 +2765,7 @@
         </w:tc>
         <w:tc>
           <w:tcPr>
-            <w:tcW w:type="dxa" w:w="986"/>
+            <w:tcW w:type="dxa" w:w="1026"/>
           </w:tcPr>
           <w:p>
             <w:pPr>
@@ -2783,7 +2783,7 @@
         </w:tc>
         <w:tc>
           <w:tcPr>
-            <w:tcW w:type="dxa" w:w="986"/>
+            <w:tcW w:type="dxa" w:w="1026"/>
           </w:tcPr>
           <w:p>
             <w:pPr>
@@ -2801,7 +2801,7 @@
         </w:tc>
         <w:tc>
           <w:tcPr>
-            <w:tcW w:type="dxa" w:w="986"/>
+            <w:tcW w:type="dxa" w:w="1026"/>
           </w:tcPr>
           <w:p>
             <w:pPr>
@@ -2819,7 +2819,7 @@
         </w:tc>
         <w:tc>
           <w:tcPr>
-            <w:tcW w:type="dxa" w:w="986"/>
+            <w:tcW w:type="dxa" w:w="1026"/>
           </w:tcPr>
           <w:p>
             <w:pPr>
@@ -2837,7 +2837,7 @@
         </w:tc>
         <w:tc>
           <w:tcPr>
-            <w:tcW w:type="dxa" w:w="986"/>
+            <w:tcW w:type="dxa" w:w="1026"/>
           </w:tcPr>
           <w:p>
             <w:pPr>
@@ -2855,7 +2855,7 @@
         </w:tc>
         <w:tc>
           <w:tcPr>
-            <w:tcW w:type="dxa" w:w="986"/>
+            <w:tcW w:type="dxa" w:w="1026"/>
           </w:tcPr>
           <w:p>
             <w:pPr>
@@ -2878,7 +2878,7 @@
         </w:trPr>
         <w:tc>
           <w:tcPr>
-            <w:tcW w:type="dxa" w:w="2268"/>
+            <w:tcW w:type="dxa" w:w="1984"/>
           </w:tcPr>
           <w:p>
             <w:r/>
@@ -2893,7 +2893,7 @@
         </w:tc>
         <w:tc>
           <w:tcPr>
-            <w:tcW w:type="dxa" w:w="986"/>
+            <w:tcW w:type="dxa" w:w="1026"/>
           </w:tcPr>
           <w:p>
             <w:pPr>
@@ -2911,7 +2911,7 @@
         </w:tc>
         <w:tc>
           <w:tcPr>
-            <w:tcW w:type="dxa" w:w="986"/>
+            <w:tcW w:type="dxa" w:w="1026"/>
           </w:tcPr>
           <w:p>
             <w:pPr>
@@ -2929,7 +2929,7 @@
         </w:tc>
         <w:tc>
           <w:tcPr>
-            <w:tcW w:type="dxa" w:w="986"/>
+            <w:tcW w:type="dxa" w:w="1026"/>
           </w:tcPr>
           <w:p>
             <w:pPr>
@@ -2947,7 +2947,7 @@
         </w:tc>
         <w:tc>
           <w:tcPr>
-            <w:tcW w:type="dxa" w:w="986"/>
+            <w:tcW w:type="dxa" w:w="1026"/>
           </w:tcPr>
           <w:p>
             <w:pPr>
@@ -2965,7 +2965,7 @@
         </w:tc>
         <w:tc>
           <w:tcPr>
-            <w:tcW w:type="dxa" w:w="986"/>
+            <w:tcW w:type="dxa" w:w="1026"/>
           </w:tcPr>
           <w:p>
             <w:pPr>
@@ -2983,7 +2983,7 @@
         </w:tc>
         <w:tc>
           <w:tcPr>
-            <w:tcW w:type="dxa" w:w="986"/>
+            <w:tcW w:type="dxa" w:w="1026"/>
           </w:tcPr>
           <w:p>
             <w:pPr>
@@ -3001,7 +3001,7 @@
         </w:tc>
         <w:tc>
           <w:tcPr>
-            <w:tcW w:type="dxa" w:w="986"/>
+            <w:tcW w:type="dxa" w:w="1026"/>
           </w:tcPr>
           <w:p>
             <w:pPr>
@@ -3024,7 +3024,7 @@
         </w:trPr>
         <w:tc>
           <w:tcPr>
-            <w:tcW w:type="dxa" w:w="2268"/>
+            <w:tcW w:type="dxa" w:w="1984"/>
           </w:tcPr>
           <w:p>
             <w:r/>
@@ -3039,7 +3039,7 @@
         </w:tc>
         <w:tc>
           <w:tcPr>
-            <w:tcW w:type="dxa" w:w="986"/>
+            <w:tcW w:type="dxa" w:w="1026"/>
           </w:tcPr>
           <w:p>
             <w:pPr>
@@ -3057,7 +3057,7 @@
         </w:tc>
         <w:tc>
           <w:tcPr>
-            <w:tcW w:type="dxa" w:w="986"/>
+            <w:tcW w:type="dxa" w:w="1026"/>
           </w:tcPr>
           <w:p>
             <w:pPr>
@@ -3075,7 +3075,7 @@
         </w:tc>
         <w:tc>
           <w:tcPr>
-            <w:tcW w:type="dxa" w:w="986"/>
+            <w:tcW w:type="dxa" w:w="1026"/>
           </w:tcPr>
           <w:p>
             <w:pPr>
@@ -3093,7 +3093,7 @@
         </w:tc>
         <w:tc>
           <w:tcPr>
-            <w:tcW w:type="dxa" w:w="986"/>
+            <w:tcW w:type="dxa" w:w="1026"/>
           </w:tcPr>
           <w:p>
             <w:pPr>
@@ -3111,7 +3111,7 @@
         </w:tc>
         <w:tc>
           <w:tcPr>
-            <w:tcW w:type="dxa" w:w="986"/>
+            <w:tcW w:type="dxa" w:w="1026"/>
           </w:tcPr>
           <w:p>
             <w:pPr>
@@ -3129,7 +3129,7 @@
         </w:tc>
         <w:tc>
           <w:tcPr>
-            <w:tcW w:type="dxa" w:w="986"/>
+            <w:tcW w:type="dxa" w:w="1026"/>
           </w:tcPr>
           <w:p>
             <w:pPr>
@@ -3147,7 +3147,7 @@
         </w:tc>
         <w:tc>
           <w:tcPr>
-            <w:tcW w:type="dxa" w:w="986"/>
+            <w:tcW w:type="dxa" w:w="1026"/>
           </w:tcPr>
           <w:p>
             <w:pPr>
@@ -3170,7 +3170,7 @@
         </w:trPr>
         <w:tc>
           <w:tcPr>
-            <w:tcW w:type="dxa" w:w="2268"/>
+            <w:tcW w:type="dxa" w:w="1984"/>
           </w:tcPr>
           <w:p>
             <w:r/>
@@ -3185,7 +3185,7 @@
         </w:tc>
         <w:tc>
           <w:tcPr>
-            <w:tcW w:type="dxa" w:w="986"/>
+            <w:tcW w:type="dxa" w:w="1026"/>
           </w:tcPr>
           <w:p>
             <w:pPr>
@@ -3203,7 +3203,7 @@
         </w:tc>
         <w:tc>
           <w:tcPr>
-            <w:tcW w:type="dxa" w:w="986"/>
+            <w:tcW w:type="dxa" w:w="1026"/>
           </w:tcPr>
           <w:p>
             <w:pPr>
@@ -3221,7 +3221,7 @@
         </w:tc>
         <w:tc>
           <w:tcPr>
-            <w:tcW w:type="dxa" w:w="986"/>
+            <w:tcW w:type="dxa" w:w="1026"/>
           </w:tcPr>
           <w:p>
             <w:pPr>
@@ -3239,7 +3239,7 @@
         </w:tc>
         <w:tc>
           <w:tcPr>
-            <w:tcW w:type="dxa" w:w="986"/>
+            <w:tcW w:type="dxa" w:w="1026"/>
           </w:tcPr>
           <w:p>
             <w:pPr>
@@ -3257,7 +3257,7 @@
         </w:tc>
         <w:tc>
           <w:tcPr>
-            <w:tcW w:type="dxa" w:w="986"/>
+            <w:tcW w:type="dxa" w:w="1026"/>
           </w:tcPr>
           <w:p>
             <w:pPr>
@@ -3275,7 +3275,7 @@
         </w:tc>
         <w:tc>
           <w:tcPr>
-            <w:tcW w:type="dxa" w:w="986"/>
+            <w:tcW w:type="dxa" w:w="1026"/>
           </w:tcPr>
           <w:p>
             <w:pPr>
@@ -3293,7 +3293,7 @@
         </w:tc>
         <w:tc>
           <w:tcPr>
-            <w:tcW w:type="dxa" w:w="986"/>
+            <w:tcW w:type="dxa" w:w="1026"/>
           </w:tcPr>
           <w:p>
             <w:pPr>
@@ -3316,7 +3316,7 @@
         </w:trPr>
         <w:tc>
           <w:tcPr>
-            <w:tcW w:type="dxa" w:w="2268"/>
+            <w:tcW w:type="dxa" w:w="1984"/>
           </w:tcPr>
           <w:p>
             <w:r/>
@@ -3331,7 +3331,7 @@
         </w:tc>
         <w:tc>
           <w:tcPr>
-            <w:tcW w:type="dxa" w:w="986"/>
+            <w:tcW w:type="dxa" w:w="1026"/>
           </w:tcPr>
           <w:p>
             <w:pPr>
@@ -3349,7 +3349,7 @@
         </w:tc>
         <w:tc>
           <w:tcPr>
-            <w:tcW w:type="dxa" w:w="986"/>
+            <w:tcW w:type="dxa" w:w="1026"/>
           </w:tcPr>
           <w:p>
             <w:pPr>
@@ -3367,7 +3367,7 @@
         </w:tc>
         <w:tc>
           <w:tcPr>
-            <w:tcW w:type="dxa" w:w="986"/>
+            <w:tcW w:type="dxa" w:w="1026"/>
           </w:tcPr>
           <w:p>
             <w:pPr>
@@ -3385,7 +3385,7 @@
         </w:tc>
         <w:tc>
           <w:tcPr>
-            <w:tcW w:type="dxa" w:w="986"/>
+            <w:tcW w:type="dxa" w:w="1026"/>
           </w:tcPr>
           <w:p>
             <w:pPr>
@@ -3403,7 +3403,7 @@
         </w:tc>
         <w:tc>
           <w:tcPr>
-            <w:tcW w:type="dxa" w:w="986"/>
+            <w:tcW w:type="dxa" w:w="1026"/>
           </w:tcPr>
           <w:p>
             <w:pPr>
@@ -3421,7 +3421,7 @@
         </w:tc>
         <w:tc>
           <w:tcPr>
-            <w:tcW w:type="dxa" w:w="986"/>
+            <w:tcW w:type="dxa" w:w="1026"/>
           </w:tcPr>
           <w:p>
             <w:pPr>
@@ -3439,7 +3439,7 @@
         </w:tc>
         <w:tc>
           <w:tcPr>
-            <w:tcW w:type="dxa" w:w="986"/>
+            <w:tcW w:type="dxa" w:w="1026"/>
           </w:tcPr>
           <w:p>
             <w:pPr>
@@ -3462,7 +3462,7 @@
         </w:trPr>
         <w:tc>
           <w:tcPr>
-            <w:tcW w:type="dxa" w:w="2268"/>
+            <w:tcW w:type="dxa" w:w="1984"/>
           </w:tcPr>
           <w:p>
             <w:r/>
@@ -3477,7 +3477,7 @@
         </w:tc>
         <w:tc>
           <w:tcPr>
-            <w:tcW w:type="dxa" w:w="986"/>
+            <w:tcW w:type="dxa" w:w="1026"/>
           </w:tcPr>
           <w:p>
             <w:pPr>
@@ -3495,7 +3495,7 @@
         </w:tc>
         <w:tc>
           <w:tcPr>
-            <w:tcW w:type="dxa" w:w="986"/>
+            <w:tcW w:type="dxa" w:w="1026"/>
           </w:tcPr>
           <w:p>
             <w:pPr>
@@ -3513,7 +3513,7 @@
         </w:tc>
         <w:tc>
           <w:tcPr>
-            <w:tcW w:type="dxa" w:w="986"/>
+            <w:tcW w:type="dxa" w:w="1026"/>
           </w:tcPr>
           <w:p>
             <w:pPr>
@@ -3531,7 +3531,7 @@
         </w:tc>
         <w:tc>
           <w:tcPr>
-            <w:tcW w:type="dxa" w:w="986"/>
+            <w:tcW w:type="dxa" w:w="1026"/>
           </w:tcPr>
           <w:p>
             <w:pPr>
@@ -3549,7 +3549,7 @@
         </w:tc>
         <w:tc>
           <w:tcPr>
-            <w:tcW w:type="dxa" w:w="986"/>
+            <w:tcW w:type="dxa" w:w="1026"/>
           </w:tcPr>
           <w:p>
             <w:pPr>
@@ -3567,7 +3567,7 @@
         </w:tc>
         <w:tc>
           <w:tcPr>
-            <w:tcW w:type="dxa" w:w="986"/>
+            <w:tcW w:type="dxa" w:w="1026"/>
           </w:tcPr>
           <w:p>
             <w:pPr>
@@ -3585,7 +3585,7 @@
         </w:tc>
         <w:tc>
           <w:tcPr>
-            <w:tcW w:type="dxa" w:w="986"/>
+            <w:tcW w:type="dxa" w:w="1026"/>
           </w:tcPr>
           <w:p>
             <w:pPr>
@@ -3608,7 +3608,7 @@
         </w:trPr>
         <w:tc>
           <w:tcPr>
-            <w:tcW w:type="dxa" w:w="2268"/>
+            <w:tcW w:type="dxa" w:w="1984"/>
           </w:tcPr>
           <w:p>
             <w:r/>
@@ -3623,7 +3623,7 @@
         </w:tc>
         <w:tc>
           <w:tcPr>
-            <w:tcW w:type="dxa" w:w="986"/>
+            <w:tcW w:type="dxa" w:w="1026"/>
           </w:tcPr>
           <w:p>
             <w:pPr>
@@ -3641,7 +3641,7 @@
         </w:tc>
         <w:tc>
           <w:tcPr>
-            <w:tcW w:type="dxa" w:w="986"/>
+            <w:tcW w:type="dxa" w:w="1026"/>
           </w:tcPr>
           <w:p>
             <w:pPr>
@@ -3659,7 +3659,7 @@
         </w:tc>
         <w:tc>
           <w:tcPr>
-            <w:tcW w:type="dxa" w:w="986"/>
+            <w:tcW w:type="dxa" w:w="1026"/>
           </w:tcPr>
           <w:p>
             <w:pPr>
@@ -3677,7 +3677,7 @@
         </w:tc>
         <w:tc>
           <w:tcPr>
-            <w:tcW w:type="dxa" w:w="986"/>
+            <w:tcW w:type="dxa" w:w="1026"/>
           </w:tcPr>
           <w:p>
             <w:pPr>
@@ -3695,7 +3695,7 @@
         </w:tc>
         <w:tc>
           <w:tcPr>
-            <w:tcW w:type="dxa" w:w="986"/>
+            <w:tcW w:type="dxa" w:w="1026"/>
           </w:tcPr>
           <w:p>
             <w:pPr>
@@ -3713,7 +3713,7 @@
         </w:tc>
         <w:tc>
           <w:tcPr>
-            <w:tcW w:type="dxa" w:w="986"/>
+            <w:tcW w:type="dxa" w:w="1026"/>
           </w:tcPr>
           <w:p>
             <w:pPr>
@@ -3731,7 +3731,7 @@
         </w:tc>
         <w:tc>
           <w:tcPr>
-            <w:tcW w:type="dxa" w:w="986"/>
+            <w:tcW w:type="dxa" w:w="1026"/>
           </w:tcPr>
           <w:p>
             <w:pPr>
@@ -3754,7 +3754,7 @@
         </w:trPr>
         <w:tc>
           <w:tcPr>
-            <w:tcW w:type="dxa" w:w="2268"/>
+            <w:tcW w:type="dxa" w:w="1984"/>
           </w:tcPr>
           <w:p>
             <w:r/>
@@ -3769,7 +3769,7 @@
         </w:tc>
         <w:tc>
           <w:tcPr>
-            <w:tcW w:type="dxa" w:w="986"/>
+            <w:tcW w:type="dxa" w:w="1026"/>
           </w:tcPr>
           <w:p>
             <w:pPr>
@@ -3787,7 +3787,7 @@
         </w:tc>
         <w:tc>
           <w:tcPr>
-            <w:tcW w:type="dxa" w:w="986"/>
+            <w:tcW w:type="dxa" w:w="1026"/>
           </w:tcPr>
           <w:p>
             <w:pPr>
@@ -3805,7 +3805,7 @@
         </w:tc>
         <w:tc>
           <w:tcPr>
-            <w:tcW w:type="dxa" w:w="986"/>
+            <w:tcW w:type="dxa" w:w="1026"/>
           </w:tcPr>
           <w:p>
             <w:pPr>
@@ -3823,7 +3823,7 @@
         </w:tc>
         <w:tc>
           <w:tcPr>
-            <w:tcW w:type="dxa" w:w="986"/>
+            <w:tcW w:type="dxa" w:w="1026"/>
           </w:tcPr>
           <w:p>
             <w:pPr>
@@ -3841,7 +3841,7 @@
         </w:tc>
         <w:tc>
           <w:tcPr>
-            <w:tcW w:type="dxa" w:w="986"/>
+            <w:tcW w:type="dxa" w:w="1026"/>
           </w:tcPr>
           <w:p>
             <w:pPr>
@@ -3859,7 +3859,7 @@
         </w:tc>
         <w:tc>
           <w:tcPr>
-            <w:tcW w:type="dxa" w:w="986"/>
+            <w:tcW w:type="dxa" w:w="1026"/>
           </w:tcPr>
           <w:p>
             <w:pPr>
@@ -3877,7 +3877,7 @@
         </w:tc>
         <w:tc>
           <w:tcPr>
-            <w:tcW w:type="dxa" w:w="986"/>
+            <w:tcW w:type="dxa" w:w="1026"/>
           </w:tcPr>
           <w:p>
             <w:pPr>
@@ -3900,7 +3900,7 @@
         </w:trPr>
         <w:tc>
           <w:tcPr>
-            <w:tcW w:type="dxa" w:w="2268"/>
+            <w:tcW w:type="dxa" w:w="1984"/>
           </w:tcPr>
           <w:p>
             <w:r/>
@@ -3915,7 +3915,7 @@
         </w:tc>
         <w:tc>
           <w:tcPr>
-            <w:tcW w:type="dxa" w:w="986"/>
+            <w:tcW w:type="dxa" w:w="1026"/>
           </w:tcPr>
           <w:p>
             <w:pPr>
@@ -3933,7 +3933,7 @@
         </w:tc>
         <w:tc>
           <w:tcPr>
-            <w:tcW w:type="dxa" w:w="986"/>
+            <w:tcW w:type="dxa" w:w="1026"/>
           </w:tcPr>
           <w:p>
             <w:pPr>
@@ -3951,7 +3951,7 @@
         </w:tc>
         <w:tc>
           <w:tcPr>
-            <w:tcW w:type="dxa" w:w="986"/>
+            <w:tcW w:type="dxa" w:w="1026"/>
           </w:tcPr>
           <w:p>
             <w:pPr>
@@ -3969,7 +3969,7 @@
         </w:tc>
         <w:tc>
           <w:tcPr>
-            <w:tcW w:type="dxa" w:w="986"/>
+            <w:tcW w:type="dxa" w:w="1026"/>
           </w:tcPr>
           <w:p>
             <w:pPr>
@@ -3987,7 +3987,7 @@
         </w:tc>
         <w:tc>
           <w:tcPr>
-            <w:tcW w:type="dxa" w:w="986"/>
+            <w:tcW w:type="dxa" w:w="1026"/>
           </w:tcPr>
           <w:p>
             <w:pPr>
@@ -4005,7 +4005,7 @@
         </w:tc>
         <w:tc>
           <w:tcPr>
-            <w:tcW w:type="dxa" w:w="986"/>
+            <w:tcW w:type="dxa" w:w="1026"/>
           </w:tcPr>
           <w:p>
             <w:pPr>
@@ -4023,7 +4023,7 @@
         </w:tc>
         <w:tc>
           <w:tcPr>
-            <w:tcW w:type="dxa" w:w="986"/>
+            <w:tcW w:type="dxa" w:w="1026"/>
           </w:tcPr>
           <w:p>
             <w:pPr>
@@ -4046,7 +4046,7 @@
         </w:trPr>
         <w:tc>
           <w:tcPr>
-            <w:tcW w:type="dxa" w:w="2268"/>
+            <w:tcW w:type="dxa" w:w="1984"/>
           </w:tcPr>
           <w:p>
             <w:r/>
@@ -4061,7 +4061,7 @@
         </w:tc>
         <w:tc>
           <w:tcPr>
-            <w:tcW w:type="dxa" w:w="986"/>
+            <w:tcW w:type="dxa" w:w="1026"/>
           </w:tcPr>
           <w:p>
             <w:pPr>
@@ -4079,7 +4079,7 @@
         </w:tc>
         <w:tc>
           <w:tcPr>
-            <w:tcW w:type="dxa" w:w="986"/>
+            <w:tcW w:type="dxa" w:w="1026"/>
           </w:tcPr>
           <w:p>
             <w:pPr>
@@ -4097,7 +4097,7 @@
         </w:tc>
         <w:tc>
           <w:tcPr>
-            <w:tcW w:type="dxa" w:w="986"/>
+            <w:tcW w:type="dxa" w:w="1026"/>
           </w:tcPr>
           <w:p>
             <w:pPr>
@@ -4115,7 +4115,7 @@
         </w:tc>
         <w:tc>
           <w:tcPr>
-            <w:tcW w:type="dxa" w:w="986"/>
+            <w:tcW w:type="dxa" w:w="1026"/>
           </w:tcPr>
           <w:p>
             <w:pPr>
@@ -4133,7 +4133,7 @@
         </w:tc>
         <w:tc>
           <w:tcPr>
-            <w:tcW w:type="dxa" w:w="986"/>
+            <w:tcW w:type="dxa" w:w="1026"/>
           </w:tcPr>
           <w:p>
             <w:pPr>
@@ -4151,7 +4151,7 @@
         </w:tc>
         <w:tc>
           <w:tcPr>
-            <w:tcW w:type="dxa" w:w="986"/>
+            <w:tcW w:type="dxa" w:w="1026"/>
           </w:tcPr>
           <w:p>
             <w:pPr>
@@ -4169,7 +4169,7 @@
         </w:tc>
         <w:tc>
           <w:tcPr>
-            <w:tcW w:type="dxa" w:w="986"/>
+            <w:tcW w:type="dxa" w:w="1026"/>
           </w:tcPr>
           <w:p>
             <w:pPr>
@@ -4582,14 +4582,14 @@
         <w:tblLayout w:type="fixed"/>
       </w:tblPr>
       <w:tblGrid>
-        <w:gridCol w:w="2268"/>
-        <w:gridCol w:w="987"/>
-        <w:gridCol w:w="987"/>
-        <w:gridCol w:w="987"/>
-        <w:gridCol w:w="987"/>
-        <w:gridCol w:w="987"/>
-        <w:gridCol w:w="987"/>
-        <w:gridCol w:w="987"/>
+        <w:gridCol w:w="1984"/>
+        <w:gridCol w:w="1026"/>
+        <w:gridCol w:w="1026"/>
+        <w:gridCol w:w="1026"/>
+        <w:gridCol w:w="1026"/>
+        <w:gridCol w:w="1026"/>
+        <w:gridCol w:w="1026"/>
+        <w:gridCol w:w="1026"/>
       </w:tblGrid>
       <w:tr>
         <w:trPr>
@@ -4597,7 +4597,7 @@
         </w:trPr>
         <w:tc>
           <w:tcPr>
-            <w:tcW w:type="dxa" w:w="2268"/>
+            <w:tcW w:type="dxa" w:w="1984"/>
           </w:tcPr>
           <w:p>
             <w:r/>
@@ -4613,7 +4613,7 @@
         </w:tc>
         <w:tc>
           <w:tcPr>
-            <w:tcW w:type="dxa" w:w="986"/>
+            <w:tcW w:type="dxa" w:w="1026"/>
           </w:tcPr>
           <w:p>
             <w:r/>
@@ -4629,7 +4629,7 @@
         </w:tc>
         <w:tc>
           <w:tcPr>
-            <w:tcW w:type="dxa" w:w="986"/>
+            <w:tcW w:type="dxa" w:w="1026"/>
           </w:tcPr>
           <w:p>
             <w:r/>
@@ -4645,7 +4645,7 @@
         </w:tc>
         <w:tc>
           <w:tcPr>
-            <w:tcW w:type="dxa" w:w="986"/>
+            <w:tcW w:type="dxa" w:w="1026"/>
           </w:tcPr>
           <w:p>
             <w:r/>
@@ -4661,7 +4661,7 @@
         </w:tc>
         <w:tc>
           <w:tcPr>
-            <w:tcW w:type="dxa" w:w="986"/>
+            <w:tcW w:type="dxa" w:w="1026"/>
           </w:tcPr>
           <w:p>
             <w:r/>
@@ -4677,7 +4677,7 @@
         </w:tc>
         <w:tc>
           <w:tcPr>
-            <w:tcW w:type="dxa" w:w="986"/>
+            <w:tcW w:type="dxa" w:w="1026"/>
           </w:tcPr>
           <w:p>
             <w:r/>
@@ -4693,7 +4693,7 @@
         </w:tc>
         <w:tc>
           <w:tcPr>
-            <w:tcW w:type="dxa" w:w="986"/>
+            <w:tcW w:type="dxa" w:w="1026"/>
           </w:tcPr>
           <w:p>
             <w:r/>
@@ -4709,7 +4709,7 @@
         </w:tc>
         <w:tc>
           <w:tcPr>
-            <w:tcW w:type="dxa" w:w="986"/>
+            <w:tcW w:type="dxa" w:w="1026"/>
           </w:tcPr>
           <w:p>
             <w:r/>
@@ -4730,7 +4730,7 @@
         </w:trPr>
         <w:tc>
           <w:tcPr>
-            <w:tcW w:type="dxa" w:w="2268"/>
+            <w:tcW w:type="dxa" w:w="1984"/>
           </w:tcPr>
           <w:p>
             <w:r/>
@@ -4745,7 +4745,7 @@
         </w:tc>
         <w:tc>
           <w:tcPr>
-            <w:tcW w:type="dxa" w:w="986"/>
+            <w:tcW w:type="dxa" w:w="1026"/>
           </w:tcPr>
           <w:p>
             <w:pPr>
@@ -4763,7 +4763,7 @@
         </w:tc>
         <w:tc>
           <w:tcPr>
-            <w:tcW w:type="dxa" w:w="986"/>
+            <w:tcW w:type="dxa" w:w="1026"/>
           </w:tcPr>
           <w:p>
             <w:pPr>
@@ -4781,7 +4781,7 @@
         </w:tc>
         <w:tc>
           <w:tcPr>
-            <w:tcW w:type="dxa" w:w="986"/>
+            <w:tcW w:type="dxa" w:w="1026"/>
           </w:tcPr>
           <w:p>
             <w:pPr>
@@ -4799,7 +4799,7 @@
         </w:tc>
         <w:tc>
           <w:tcPr>
-            <w:tcW w:type="dxa" w:w="986"/>
+            <w:tcW w:type="dxa" w:w="1026"/>
           </w:tcPr>
           <w:p>
             <w:pPr>
@@ -4817,7 +4817,7 @@
         </w:tc>
         <w:tc>
           <w:tcPr>
-            <w:tcW w:type="dxa" w:w="986"/>
+            <w:tcW w:type="dxa" w:w="1026"/>
           </w:tcPr>
           <w:p>
             <w:pPr>
@@ -4835,7 +4835,7 @@
         </w:tc>
         <w:tc>
           <w:tcPr>
-            <w:tcW w:type="dxa" w:w="986"/>
+            <w:tcW w:type="dxa" w:w="1026"/>
           </w:tcPr>
           <w:p>
             <w:pPr>
@@ -4853,7 +4853,7 @@
         </w:tc>
         <w:tc>
           <w:tcPr>
-            <w:tcW w:type="dxa" w:w="986"/>
+            <w:tcW w:type="dxa" w:w="1026"/>
           </w:tcPr>
           <w:p>
             <w:pPr>
@@ -4876,7 +4876,7 @@
         </w:trPr>
         <w:tc>
           <w:tcPr>
-            <w:tcW w:type="dxa" w:w="2268"/>
+            <w:tcW w:type="dxa" w:w="1984"/>
           </w:tcPr>
           <w:p>
             <w:r/>
@@ -4891,7 +4891,7 @@
         </w:tc>
         <w:tc>
           <w:tcPr>
-            <w:tcW w:type="dxa" w:w="986"/>
+            <w:tcW w:type="dxa" w:w="1026"/>
           </w:tcPr>
           <w:p>
             <w:pPr>
@@ -4909,7 +4909,7 @@
         </w:tc>
         <w:tc>
           <w:tcPr>
-            <w:tcW w:type="dxa" w:w="986"/>
+            <w:tcW w:type="dxa" w:w="1026"/>
           </w:tcPr>
           <w:p>
             <w:pPr>
@@ -4927,7 +4927,7 @@
         </w:tc>
         <w:tc>
           <w:tcPr>
-            <w:tcW w:type="dxa" w:w="986"/>
+            <w:tcW w:type="dxa" w:w="1026"/>
           </w:tcPr>
           <w:p>
             <w:pPr>
@@ -4945,7 +4945,7 @@
         </w:tc>
         <w:tc>
           <w:tcPr>
-            <w:tcW w:type="dxa" w:w="986"/>
+            <w:tcW w:type="dxa" w:w="1026"/>
           </w:tcPr>
           <w:p>
             <w:pPr>
@@ -4963,7 +4963,7 @@
         </w:tc>
         <w:tc>
           <w:tcPr>
-            <w:tcW w:type="dxa" w:w="986"/>
+            <w:tcW w:type="dxa" w:w="1026"/>
           </w:tcPr>
           <w:p>
             <w:pPr>
@@ -4981,7 +4981,7 @@
         </w:tc>
         <w:tc>
           <w:tcPr>
-            <w:tcW w:type="dxa" w:w="986"/>
+            <w:tcW w:type="dxa" w:w="1026"/>
           </w:tcPr>
           <w:p>
             <w:pPr>
@@ -4999,7 +4999,7 @@
         </w:tc>
         <w:tc>
           <w:tcPr>
-            <w:tcW w:type="dxa" w:w="986"/>
+            <w:tcW w:type="dxa" w:w="1026"/>
           </w:tcPr>
           <w:p>
             <w:pPr>
@@ -5022,7 +5022,7 @@
         </w:trPr>
         <w:tc>
           <w:tcPr>
-            <w:tcW w:type="dxa" w:w="2268"/>
+            <w:tcW w:type="dxa" w:w="1984"/>
           </w:tcPr>
           <w:p>
             <w:r/>
@@ -5037,7 +5037,7 @@
         </w:tc>
         <w:tc>
           <w:tcPr>
-            <w:tcW w:type="dxa" w:w="986"/>
+            <w:tcW w:type="dxa" w:w="1026"/>
           </w:tcPr>
           <w:p>
             <w:pPr>
@@ -5055,7 +5055,7 @@
         </w:tc>
         <w:tc>
           <w:tcPr>
-            <w:tcW w:type="dxa" w:w="986"/>
+            <w:tcW w:type="dxa" w:w="1026"/>
           </w:tcPr>
           <w:p>
             <w:pPr>
@@ -5073,7 +5073,7 @@
         </w:tc>
         <w:tc>
           <w:tcPr>
-            <w:tcW w:type="dxa" w:w="986"/>
+            <w:tcW w:type="dxa" w:w="1026"/>
           </w:tcPr>
           <w:p>
             <w:pPr>
@@ -5091,7 +5091,7 @@
         </w:tc>
         <w:tc>
           <w:tcPr>
-            <w:tcW w:type="dxa" w:w="986"/>
+            <w:tcW w:type="dxa" w:w="1026"/>
           </w:tcPr>
           <w:p>
             <w:pPr>
@@ -5109,7 +5109,7 @@
         </w:tc>
         <w:tc>
           <w:tcPr>
-            <w:tcW w:type="dxa" w:w="986"/>
+            <w:tcW w:type="dxa" w:w="1026"/>
           </w:tcPr>
           <w:p>
             <w:pPr>
@@ -5127,7 +5127,7 @@
         </w:tc>
         <w:tc>
           <w:tcPr>
-            <w:tcW w:type="dxa" w:w="986"/>
+            <w:tcW w:type="dxa" w:w="1026"/>
           </w:tcPr>
           <w:p>
             <w:pPr>
@@ -5145,7 +5145,7 @@
         </w:tc>
         <w:tc>
           <w:tcPr>
-            <w:tcW w:type="dxa" w:w="986"/>
+            <w:tcW w:type="dxa" w:w="1026"/>
           </w:tcPr>
           <w:p>
             <w:pPr>
@@ -5168,7 +5168,7 @@
         </w:trPr>
         <w:tc>
           <w:tcPr>
-            <w:tcW w:type="dxa" w:w="2268"/>
+            <w:tcW w:type="dxa" w:w="1984"/>
           </w:tcPr>
           <w:p>
             <w:r/>
@@ -5183,7 +5183,7 @@
         </w:tc>
         <w:tc>
           <w:tcPr>
-            <w:tcW w:type="dxa" w:w="986"/>
+            <w:tcW w:type="dxa" w:w="1026"/>
           </w:tcPr>
           <w:p>
             <w:pPr>
@@ -5201,7 +5201,7 @@
         </w:tc>
         <w:tc>
           <w:tcPr>
-            <w:tcW w:type="dxa" w:w="986"/>
+            <w:tcW w:type="dxa" w:w="1026"/>
           </w:tcPr>
           <w:p>
             <w:pPr>
@@ -5219,7 +5219,7 @@
         </w:tc>
         <w:tc>
           <w:tcPr>
-            <w:tcW w:type="dxa" w:w="986"/>
+            <w:tcW w:type="dxa" w:w="1026"/>
           </w:tcPr>
           <w:p>
             <w:pPr>
@@ -5237,7 +5237,7 @@
         </w:tc>
         <w:tc>
           <w:tcPr>
-            <w:tcW w:type="dxa" w:w="986"/>
+            <w:tcW w:type="dxa" w:w="1026"/>
           </w:tcPr>
           <w:p>
             <w:pPr>
@@ -5255,7 +5255,7 @@
         </w:tc>
         <w:tc>
           <w:tcPr>
-            <w:tcW w:type="dxa" w:w="986"/>
+            <w:tcW w:type="dxa" w:w="1026"/>
           </w:tcPr>
           <w:p>
             <w:pPr>
@@ -5273,7 +5273,7 @@
         </w:tc>
         <w:tc>
           <w:tcPr>
-            <w:tcW w:type="dxa" w:w="986"/>
+            <w:tcW w:type="dxa" w:w="1026"/>
           </w:tcPr>
           <w:p>
             <w:pPr>
@@ -5291,7 +5291,7 @@
         </w:tc>
         <w:tc>
           <w:tcPr>
-            <w:tcW w:type="dxa" w:w="986"/>
+            <w:tcW w:type="dxa" w:w="1026"/>
           </w:tcPr>
           <w:p>
             <w:pPr>
@@ -5314,7 +5314,7 @@
         </w:trPr>
         <w:tc>
           <w:tcPr>
-            <w:tcW w:type="dxa" w:w="2268"/>
+            <w:tcW w:type="dxa" w:w="1984"/>
           </w:tcPr>
           <w:p>
             <w:r/>
@@ -5329,7 +5329,7 @@
         </w:tc>
         <w:tc>
           <w:tcPr>
-            <w:tcW w:type="dxa" w:w="986"/>
+            <w:tcW w:type="dxa" w:w="1026"/>
           </w:tcPr>
           <w:p>
             <w:pPr>
@@ -5347,7 +5347,7 @@
         </w:tc>
         <w:tc>
           <w:tcPr>
-            <w:tcW w:type="dxa" w:w="986"/>
+            <w:tcW w:type="dxa" w:w="1026"/>
           </w:tcPr>
           <w:p>
             <w:pPr>
@@ -5365,7 +5365,7 @@
         </w:tc>
         <w:tc>
           <w:tcPr>
-            <w:tcW w:type="dxa" w:w="986"/>
+            <w:tcW w:type="dxa" w:w="1026"/>
           </w:tcPr>
           <w:p>
             <w:pPr>
@@ -5383,7 +5383,7 @@
         </w:tc>
         <w:tc>
           <w:tcPr>
-            <w:tcW w:type="dxa" w:w="986"/>
+            <w:tcW w:type="dxa" w:w="1026"/>
           </w:tcPr>
           <w:p>
             <w:pPr>
@@ -5401,7 +5401,7 @@
         </w:tc>
         <w:tc>
           <w:tcPr>
-            <w:tcW w:type="dxa" w:w="986"/>
+            <w:tcW w:type="dxa" w:w="1026"/>
           </w:tcPr>
           <w:p>
             <w:pPr>
@@ -5419,7 +5419,7 @@
         </w:tc>
         <w:tc>
           <w:tcPr>
-            <w:tcW w:type="dxa" w:w="986"/>
+            <w:tcW w:type="dxa" w:w="1026"/>
           </w:tcPr>
           <w:p>
             <w:pPr>
@@ -5437,7 +5437,7 @@
         </w:tc>
         <w:tc>
           <w:tcPr>
-            <w:tcW w:type="dxa" w:w="986"/>
+            <w:tcW w:type="dxa" w:w="1026"/>
           </w:tcPr>
           <w:p>
             <w:pPr>
@@ -5460,7 +5460,7 @@
         </w:trPr>
         <w:tc>
           <w:tcPr>
-            <w:tcW w:type="dxa" w:w="2268"/>
+            <w:tcW w:type="dxa" w:w="1984"/>
           </w:tcPr>
           <w:p>
             <w:r/>
@@ -5475,7 +5475,7 @@
         </w:tc>
         <w:tc>
           <w:tcPr>
-            <w:tcW w:type="dxa" w:w="986"/>
+            <w:tcW w:type="dxa" w:w="1026"/>
           </w:tcPr>
           <w:p>
             <w:pPr>
@@ -5493,7 +5493,7 @@
         </w:tc>
         <w:tc>
           <w:tcPr>
-            <w:tcW w:type="dxa" w:w="986"/>
+            <w:tcW w:type="dxa" w:w="1026"/>
           </w:tcPr>
           <w:p>
             <w:pPr>
@@ -5511,7 +5511,7 @@
         </w:tc>
         <w:tc>
           <w:tcPr>
-            <w:tcW w:type="dxa" w:w="986"/>
+            <w:tcW w:type="dxa" w:w="1026"/>
           </w:tcPr>
           <w:p>
             <w:pPr>
@@ -5529,7 +5529,7 @@
         </w:tc>
         <w:tc>
           <w:tcPr>
-            <w:tcW w:type="dxa" w:w="986"/>
+            <w:tcW w:type="dxa" w:w="1026"/>
           </w:tcPr>
           <w:p>
             <w:pPr>
@@ -5547,7 +5547,7 @@
         </w:tc>
         <w:tc>
           <w:tcPr>
-            <w:tcW w:type="dxa" w:w="986"/>
+            <w:tcW w:type="dxa" w:w="1026"/>
           </w:tcPr>
           <w:p>
             <w:pPr>
@@ -5565,7 +5565,7 @@
         </w:tc>
         <w:tc>
           <w:tcPr>
-            <w:tcW w:type="dxa" w:w="986"/>
+            <w:tcW w:type="dxa" w:w="1026"/>
           </w:tcPr>
           <w:p>
             <w:pPr>
@@ -5583,7 +5583,7 @@
         </w:tc>
         <w:tc>
           <w:tcPr>
-            <w:tcW w:type="dxa" w:w="986"/>
+            <w:tcW w:type="dxa" w:w="1026"/>
           </w:tcPr>
           <w:p>
             <w:pPr>
@@ -5606,7 +5606,7 @@
         </w:trPr>
         <w:tc>
           <w:tcPr>
-            <w:tcW w:type="dxa" w:w="2268"/>
+            <w:tcW w:type="dxa" w:w="1984"/>
           </w:tcPr>
           <w:p>
             <w:r/>
@@ -5621,7 +5621,7 @@
         </w:tc>
         <w:tc>
           <w:tcPr>
-            <w:tcW w:type="dxa" w:w="986"/>
+            <w:tcW w:type="dxa" w:w="1026"/>
           </w:tcPr>
           <w:p>
             <w:pPr>
@@ -5639,7 +5639,7 @@
         </w:tc>
         <w:tc>
           <w:tcPr>
-            <w:tcW w:type="dxa" w:w="986"/>
+            <w:tcW w:type="dxa" w:w="1026"/>
           </w:tcPr>
           <w:p>
             <w:pPr>
@@ -5657,7 +5657,7 @@
         </w:tc>
         <w:tc>
           <w:tcPr>
-            <w:tcW w:type="dxa" w:w="986"/>
+            <w:tcW w:type="dxa" w:w="1026"/>
           </w:tcPr>
           <w:p>
             <w:pPr>
@@ -5675,7 +5675,7 @@
         </w:tc>
         <w:tc>
           <w:tcPr>
-            <w:tcW w:type="dxa" w:w="986"/>
+            <w:tcW w:type="dxa" w:w="1026"/>
           </w:tcPr>
           <w:p>
             <w:pPr>
@@ -5693,7 +5693,7 @@
         </w:tc>
         <w:tc>
           <w:tcPr>
-            <w:tcW w:type="dxa" w:w="986"/>
+            <w:tcW w:type="dxa" w:w="1026"/>
           </w:tcPr>
           <w:p>
             <w:pPr>
@@ -5711,7 +5711,7 @@
         </w:tc>
         <w:tc>
           <w:tcPr>
-            <w:tcW w:type="dxa" w:w="986"/>
+            <w:tcW w:type="dxa" w:w="1026"/>
           </w:tcPr>
           <w:p>
             <w:pPr>
@@ -5729,7 +5729,7 @@
         </w:tc>
         <w:tc>
           <w:tcPr>
-            <w:tcW w:type="dxa" w:w="986"/>
+            <w:tcW w:type="dxa" w:w="1026"/>
           </w:tcPr>
           <w:p>
             <w:pPr>
@@ -5752,7 +5752,7 @@
         </w:trPr>
         <w:tc>
           <w:tcPr>
-            <w:tcW w:type="dxa" w:w="2268"/>
+            <w:tcW w:type="dxa" w:w="1984"/>
           </w:tcPr>
           <w:p>
             <w:r/>
@@ -5767,7 +5767,7 @@
         </w:tc>
         <w:tc>
           <w:tcPr>
-            <w:tcW w:type="dxa" w:w="986"/>
+            <w:tcW w:type="dxa" w:w="1026"/>
           </w:tcPr>
           <w:p>
             <w:pPr>
@@ -5785,7 +5785,7 @@
         </w:tc>
         <w:tc>
           <w:tcPr>
-            <w:tcW w:type="dxa" w:w="986"/>
+            <w:tcW w:type="dxa" w:w="1026"/>
           </w:tcPr>
           <w:p>
             <w:pPr>
@@ -5803,7 +5803,7 @@
         </w:tc>
         <w:tc>
           <w:tcPr>
-            <w:tcW w:type="dxa" w:w="986"/>
+            <w:tcW w:type="dxa" w:w="1026"/>
           </w:tcPr>
           <w:p>
             <w:pPr>
@@ -5821,7 +5821,7 @@
         </w:tc>
         <w:tc>
           <w:tcPr>
-            <w:tcW w:type="dxa" w:w="986"/>
+            <w:tcW w:type="dxa" w:w="1026"/>
           </w:tcPr>
           <w:p>
             <w:pPr>
@@ -5839,7 +5839,7 @@
         </w:tc>
         <w:tc>
           <w:tcPr>
-            <w:tcW w:type="dxa" w:w="986"/>
+            <w:tcW w:type="dxa" w:w="1026"/>
           </w:tcPr>
           <w:p>
             <w:pPr>
@@ -5857,7 +5857,7 @@
         </w:tc>
         <w:tc>
           <w:tcPr>
-            <w:tcW w:type="dxa" w:w="986"/>
+            <w:tcW w:type="dxa" w:w="1026"/>
           </w:tcPr>
           <w:p>
             <w:pPr>
@@ -5875,7 +5875,7 @@
         </w:tc>
         <w:tc>
           <w:tcPr>
-            <w:tcW w:type="dxa" w:w="986"/>
+            <w:tcW w:type="dxa" w:w="1026"/>
           </w:tcPr>
           <w:p>
             <w:pPr>
@@ -5898,7 +5898,7 @@
         </w:trPr>
         <w:tc>
           <w:tcPr>
-            <w:tcW w:type="dxa" w:w="2268"/>
+            <w:tcW w:type="dxa" w:w="1984"/>
           </w:tcPr>
           <w:p>
             <w:r/>
@@ -5913,7 +5913,7 @@
         </w:tc>
         <w:tc>
           <w:tcPr>
-            <w:tcW w:type="dxa" w:w="986"/>
+            <w:tcW w:type="dxa" w:w="1026"/>
           </w:tcPr>
           <w:p>
             <w:pPr>
@@ -5931,7 +5931,7 @@
         </w:tc>
         <w:tc>
           <w:tcPr>
-            <w:tcW w:type="dxa" w:w="986"/>
+            <w:tcW w:type="dxa" w:w="1026"/>
           </w:tcPr>
           <w:p>
             <w:pPr>
@@ -5949,7 +5949,7 @@
         </w:tc>
         <w:tc>
           <w:tcPr>
-            <w:tcW w:type="dxa" w:w="986"/>
+            <w:tcW w:type="dxa" w:w="1026"/>
           </w:tcPr>
           <w:p>
             <w:pPr>
@@ -5967,7 +5967,7 @@
         </w:tc>
         <w:tc>
           <w:tcPr>
-            <w:tcW w:type="dxa" w:w="986"/>
+            <w:tcW w:type="dxa" w:w="1026"/>
           </w:tcPr>
           <w:p>
             <w:pPr>
@@ -5985,7 +5985,7 @@
         </w:tc>
         <w:tc>
           <w:tcPr>
-            <w:tcW w:type="dxa" w:w="986"/>
+            <w:tcW w:type="dxa" w:w="1026"/>
           </w:tcPr>
           <w:p>
             <w:pPr>
@@ -6003,7 +6003,7 @@
         </w:tc>
         <w:tc>
           <w:tcPr>
-            <w:tcW w:type="dxa" w:w="986"/>
+            <w:tcW w:type="dxa" w:w="1026"/>
           </w:tcPr>
           <w:p>
             <w:pPr>
@@ -6021,7 +6021,7 @@
         </w:tc>
         <w:tc>
           <w:tcPr>
-            <w:tcW w:type="dxa" w:w="986"/>
+            <w:tcW w:type="dxa" w:w="1026"/>
           </w:tcPr>
           <w:p>
             <w:pPr>
@@ -14042,14 +14042,14 @@
         <w:tblLayout w:type="fixed"/>
       </w:tblPr>
       <w:tblGrid>
-        <w:gridCol w:w="2268"/>
-        <w:gridCol w:w="987"/>
-        <w:gridCol w:w="987"/>
-        <w:gridCol w:w="987"/>
-        <w:gridCol w:w="987"/>
-        <w:gridCol w:w="987"/>
-        <w:gridCol w:w="987"/>
-        <w:gridCol w:w="987"/>
+        <w:gridCol w:w="1984"/>
+        <w:gridCol w:w="1026"/>
+        <w:gridCol w:w="1026"/>
+        <w:gridCol w:w="1026"/>
+        <w:gridCol w:w="1026"/>
+        <w:gridCol w:w="1026"/>
+        <w:gridCol w:w="1026"/>
+        <w:gridCol w:w="1026"/>
       </w:tblGrid>
       <w:tr>
         <w:trPr>
@@ -14057,7 +14057,7 @@
         </w:trPr>
         <w:tc>
           <w:tcPr>
-            <w:tcW w:type="dxa" w:w="2268"/>
+            <w:tcW w:type="dxa" w:w="1984"/>
           </w:tcPr>
           <w:p>
             <w:r/>
@@ -14073,7 +14073,7 @@
         </w:tc>
         <w:tc>
           <w:tcPr>
-            <w:tcW w:type="dxa" w:w="986"/>
+            <w:tcW w:type="dxa" w:w="1026"/>
           </w:tcPr>
           <w:p>
             <w:r/>
@@ -14089,7 +14089,7 @@
         </w:tc>
         <w:tc>
           <w:tcPr>
-            <w:tcW w:type="dxa" w:w="986"/>
+            <w:tcW w:type="dxa" w:w="1026"/>
           </w:tcPr>
           <w:p>
             <w:r/>
@@ -14105,7 +14105,7 @@
         </w:tc>
         <w:tc>
           <w:tcPr>
-            <w:tcW w:type="dxa" w:w="986"/>
+            <w:tcW w:type="dxa" w:w="1026"/>
           </w:tcPr>
           <w:p>
             <w:r/>
@@ -14121,7 +14121,7 @@
         </w:tc>
         <w:tc>
           <w:tcPr>
-            <w:tcW w:type="dxa" w:w="986"/>
+            <w:tcW w:type="dxa" w:w="1026"/>
           </w:tcPr>
           <w:p>
             <w:r/>
@@ -14137,7 +14137,7 @@
         </w:tc>
         <w:tc>
           <w:tcPr>
-            <w:tcW w:type="dxa" w:w="986"/>
+            <w:tcW w:type="dxa" w:w="1026"/>
           </w:tcPr>
           <w:p>
             <w:r/>
@@ -14153,7 +14153,7 @@
         </w:tc>
         <w:tc>
           <w:tcPr>
-            <w:tcW w:type="dxa" w:w="986"/>
+            <w:tcW w:type="dxa" w:w="1026"/>
           </w:tcPr>
           <w:p>
             <w:r/>
@@ -14169,7 +14169,7 @@
         </w:tc>
         <w:tc>
           <w:tcPr>
-            <w:tcW w:type="dxa" w:w="986"/>
+            <w:tcW w:type="dxa" w:w="1026"/>
           </w:tcPr>
           <w:p>
             <w:r/>
@@ -14190,7 +14190,7 @@
         </w:trPr>
         <w:tc>
           <w:tcPr>
-            <w:tcW w:type="dxa" w:w="2268"/>
+            <w:tcW w:type="dxa" w:w="1984"/>
           </w:tcPr>
           <w:p>
             <w:r/>
@@ -14205,7 +14205,7 @@
         </w:tc>
         <w:tc>
           <w:tcPr>
-            <w:tcW w:type="dxa" w:w="986"/>
+            <w:tcW w:type="dxa" w:w="1026"/>
           </w:tcPr>
           <w:p>
             <w:pPr>
@@ -14223,7 +14223,7 @@
         </w:tc>
         <w:tc>
           <w:tcPr>
-            <w:tcW w:type="dxa" w:w="986"/>
+            <w:tcW w:type="dxa" w:w="1026"/>
           </w:tcPr>
           <w:p>
             <w:pPr>
@@ -14241,7 +14241,7 @@
         </w:tc>
         <w:tc>
           <w:tcPr>
-            <w:tcW w:type="dxa" w:w="986"/>
+            <w:tcW w:type="dxa" w:w="1026"/>
           </w:tcPr>
           <w:p>
             <w:pPr>
@@ -14259,7 +14259,7 @@
         </w:tc>
         <w:tc>
           <w:tcPr>
-            <w:tcW w:type="dxa" w:w="986"/>
+            <w:tcW w:type="dxa" w:w="1026"/>
           </w:tcPr>
           <w:p>
             <w:pPr>
@@ -14277,7 +14277,7 @@
         </w:tc>
         <w:tc>
           <w:tcPr>
-            <w:tcW w:type="dxa" w:w="986"/>
+            <w:tcW w:type="dxa" w:w="1026"/>
           </w:tcPr>
           <w:p>
             <w:pPr>
@@ -14295,7 +14295,7 @@
         </w:tc>
         <w:tc>
           <w:tcPr>
-            <w:tcW w:type="dxa" w:w="986"/>
+            <w:tcW w:type="dxa" w:w="1026"/>
           </w:tcPr>
           <w:p>
             <w:pPr>
@@ -14313,7 +14313,7 @@
         </w:tc>
         <w:tc>
           <w:tcPr>
-            <w:tcW w:type="dxa" w:w="986"/>
+            <w:tcW w:type="dxa" w:w="1026"/>
           </w:tcPr>
           <w:p>
             <w:pPr>
@@ -14336,7 +14336,7 @@
         </w:trPr>
         <w:tc>
           <w:tcPr>
-            <w:tcW w:type="dxa" w:w="2268"/>
+            <w:tcW w:type="dxa" w:w="1984"/>
           </w:tcPr>
           <w:p>
             <w:r/>
@@ -14351,7 +14351,7 @@
         </w:tc>
         <w:tc>
           <w:tcPr>
-            <w:tcW w:type="dxa" w:w="986"/>
+            <w:tcW w:type="dxa" w:w="1026"/>
           </w:tcPr>
           <w:p>
             <w:pPr>
@@ -14369,7 +14369,7 @@
         </w:tc>
         <w:tc>
           <w:tcPr>
-            <w:tcW w:type="dxa" w:w="986"/>
+            <w:tcW w:type="dxa" w:w="1026"/>
           </w:tcPr>
           <w:p>
             <w:pPr>
@@ -14387,7 +14387,7 @@
         </w:tc>
         <w:tc>
           <w:tcPr>
-            <w:tcW w:type="dxa" w:w="986"/>
+            <w:tcW w:type="dxa" w:w="1026"/>
           </w:tcPr>
           <w:p>
             <w:pPr>
@@ -14405,7 +14405,7 @@
         </w:tc>
         <w:tc>
           <w:tcPr>
-            <w:tcW w:type="dxa" w:w="986"/>
+            <w:tcW w:type="dxa" w:w="1026"/>
           </w:tcPr>
           <w:p>
             <w:pPr>
@@ -14423,7 +14423,7 @@
         </w:tc>
         <w:tc>
           <w:tcPr>
-            <w:tcW w:type="dxa" w:w="986"/>
+            <w:tcW w:type="dxa" w:w="1026"/>
           </w:tcPr>
           <w:p>
             <w:pPr>
@@ -14441,7 +14441,7 @@
         </w:tc>
         <w:tc>
           <w:tcPr>
-            <w:tcW w:type="dxa" w:w="986"/>
+            <w:tcW w:type="dxa" w:w="1026"/>
           </w:tcPr>
           <w:p>
             <w:pPr>
@@ -14459,7 +14459,7 @@
         </w:tc>
         <w:tc>
           <w:tcPr>
-            <w:tcW w:type="dxa" w:w="986"/>
+            <w:tcW w:type="dxa" w:w="1026"/>
           </w:tcPr>
           <w:p>
             <w:pPr>
@@ -14482,7 +14482,7 @@
         </w:trPr>
         <w:tc>
           <w:tcPr>
-            <w:tcW w:type="dxa" w:w="2268"/>
+            <w:tcW w:type="dxa" w:w="1984"/>
           </w:tcPr>
           <w:p>
             <w:r/>
@@ -14497,7 +14497,7 @@
         </w:tc>
         <w:tc>
           <w:tcPr>
-            <w:tcW w:type="dxa" w:w="986"/>
+            <w:tcW w:type="dxa" w:w="1026"/>
           </w:tcPr>
           <w:p>
             <w:pPr>
@@ -14515,7 +14515,7 @@
         </w:tc>
         <w:tc>
           <w:tcPr>
-            <w:tcW w:type="dxa" w:w="986"/>
+            <w:tcW w:type="dxa" w:w="1026"/>
           </w:tcPr>
           <w:p>
             <w:pPr>
@@ -14533,7 +14533,7 @@
         </w:tc>
         <w:tc>
           <w:tcPr>
-            <w:tcW w:type="dxa" w:w="986"/>
+            <w:tcW w:type="dxa" w:w="1026"/>
           </w:tcPr>
           <w:p>
             <w:pPr>
@@ -14551,7 +14551,7 @@
         </w:tc>
         <w:tc>
           <w:tcPr>
-            <w:tcW w:type="dxa" w:w="986"/>
+            <w:tcW w:type="dxa" w:w="1026"/>
           </w:tcPr>
           <w:p>
             <w:pPr>
@@ -14569,7 +14569,7 @@
         </w:tc>
         <w:tc>
           <w:tcPr>
-            <w:tcW w:type="dxa" w:w="986"/>
+            <w:tcW w:type="dxa" w:w="1026"/>
           </w:tcPr>
           <w:p>
             <w:pPr>
@@ -14587,7 +14587,7 @@
         </w:tc>
         <w:tc>
           <w:tcPr>
-            <w:tcW w:type="dxa" w:w="986"/>
+            <w:tcW w:type="dxa" w:w="1026"/>
           </w:tcPr>
           <w:p>
             <w:pPr>
@@ -14605,7 +14605,7 @@
         </w:tc>
         <w:tc>
           <w:tcPr>
-            <w:tcW w:type="dxa" w:w="986"/>
+            <w:tcW w:type="dxa" w:w="1026"/>
           </w:tcPr>
           <w:p>
             <w:pPr>
@@ -14628,7 +14628,7 @@
         </w:trPr>
         <w:tc>
           <w:tcPr>
-            <w:tcW w:type="dxa" w:w="2268"/>
+            <w:tcW w:type="dxa" w:w="1984"/>
           </w:tcPr>
           <w:p>
             <w:r/>
@@ -14643,7 +14643,7 @@
         </w:tc>
         <w:tc>
           <w:tcPr>
-            <w:tcW w:type="dxa" w:w="986"/>
+            <w:tcW w:type="dxa" w:w="1026"/>
           </w:tcPr>
           <w:p>
             <w:pPr>
@@ -14661,7 +14661,7 @@
         </w:tc>
         <w:tc>
           <w:tcPr>
-            <w:tcW w:type="dxa" w:w="986"/>
+            <w:tcW w:type="dxa" w:w="1026"/>
           </w:tcPr>
           <w:p>
             <w:pPr>
@@ -14679,7 +14679,7 @@
         </w:tc>
         <w:tc>
           <w:tcPr>
-            <w:tcW w:type="dxa" w:w="986"/>
+            <w:tcW w:type="dxa" w:w="1026"/>
           </w:tcPr>
           <w:p>
             <w:pPr>
@@ -14697,7 +14697,7 @@
         </w:tc>
         <w:tc>
           <w:tcPr>
-            <w:tcW w:type="dxa" w:w="986"/>
+            <w:tcW w:type="dxa" w:w="1026"/>
           </w:tcPr>
           <w:p>
             <w:pPr>
@@ -14715,7 +14715,7 @@
         </w:tc>
         <w:tc>
           <w:tcPr>
-            <w:tcW w:type="dxa" w:w="986"/>
+            <w:tcW w:type="dxa" w:w="1026"/>
           </w:tcPr>
           <w:p>
             <w:pPr>
@@ -14733,7 +14733,7 @@
         </w:tc>
         <w:tc>
           <w:tcPr>
-            <w:tcW w:type="dxa" w:w="986"/>
+            <w:tcW w:type="dxa" w:w="1026"/>
           </w:tcPr>
           <w:p>
             <w:pPr>
@@ -14751,7 +14751,7 @@
         </w:tc>
         <w:tc>
           <w:tcPr>
-            <w:tcW w:type="dxa" w:w="986"/>
+            <w:tcW w:type="dxa" w:w="1026"/>
           </w:tcPr>
           <w:p>
             <w:pPr>
@@ -14774,7 +14774,7 @@
         </w:trPr>
         <w:tc>
           <w:tcPr>
-            <w:tcW w:type="dxa" w:w="2268"/>
+            <w:tcW w:type="dxa" w:w="1984"/>
           </w:tcPr>
           <w:p>
             <w:r/>
@@ -14789,7 +14789,7 @@
         </w:tc>
         <w:tc>
           <w:tcPr>
-            <w:tcW w:type="dxa" w:w="986"/>
+            <w:tcW w:type="dxa" w:w="1026"/>
           </w:tcPr>
           <w:p>
             <w:pPr>
@@ -14807,7 +14807,7 @@
         </w:tc>
         <w:tc>
           <w:tcPr>
-            <w:tcW w:type="dxa" w:w="986"/>
+            <w:tcW w:type="dxa" w:w="1026"/>
           </w:tcPr>
           <w:p>
             <w:pPr>
@@ -14825,7 +14825,7 @@
         </w:tc>
         <w:tc>
           <w:tcPr>
-            <w:tcW w:type="dxa" w:w="986"/>
+            <w:tcW w:type="dxa" w:w="1026"/>
           </w:tcPr>
           <w:p>
             <w:pPr>
@@ -14843,7 +14843,7 @@
         </w:tc>
         <w:tc>
           <w:tcPr>
-            <w:tcW w:type="dxa" w:w="986"/>
+            <w:tcW w:type="dxa" w:w="1026"/>
           </w:tcPr>
           <w:p>
             <w:pPr>
@@ -14861,7 +14861,7 @@
         </w:tc>
         <w:tc>
           <w:tcPr>
-            <w:tcW w:type="dxa" w:w="986"/>
+            <w:tcW w:type="dxa" w:w="1026"/>
           </w:tcPr>
           <w:p>
             <w:pPr>
@@ -14879,7 +14879,7 @@
         </w:tc>
         <w:tc>
           <w:tcPr>
-            <w:tcW w:type="dxa" w:w="986"/>
+            <w:tcW w:type="dxa" w:w="1026"/>
           </w:tcPr>
           <w:p>
             <w:pPr>
@@ -14897,7 +14897,7 @@
         </w:tc>
         <w:tc>
           <w:tcPr>
-            <w:tcW w:type="dxa" w:w="986"/>
+            <w:tcW w:type="dxa" w:w="1026"/>
           </w:tcPr>
           <w:p>
             <w:pPr>
@@ -14920,7 +14920,7 @@
         </w:trPr>
         <w:tc>
           <w:tcPr>
-            <w:tcW w:type="dxa" w:w="2268"/>
+            <w:tcW w:type="dxa" w:w="1984"/>
           </w:tcPr>
           <w:p>
             <w:r/>
@@ -14935,7 +14935,7 @@
         </w:tc>
         <w:tc>
           <w:tcPr>
-            <w:tcW w:type="dxa" w:w="986"/>
+            <w:tcW w:type="dxa" w:w="1026"/>
           </w:tcPr>
           <w:p>
             <w:pPr>
@@ -14953,7 +14953,7 @@
         </w:tc>
         <w:tc>
           <w:tcPr>
-            <w:tcW w:type="dxa" w:w="986"/>
+            <w:tcW w:type="dxa" w:w="1026"/>
           </w:tcPr>
           <w:p>
             <w:pPr>
@@ -14971,7 +14971,7 @@
         </w:tc>
         <w:tc>
           <w:tcPr>
-            <w:tcW w:type="dxa" w:w="986"/>
+            <w:tcW w:type="dxa" w:w="1026"/>
           </w:tcPr>
           <w:p>
             <w:pPr>
@@ -14989,7 +14989,7 @@
         </w:tc>
         <w:tc>
           <w:tcPr>
-            <w:tcW w:type="dxa" w:w="986"/>
+            <w:tcW w:type="dxa" w:w="1026"/>
           </w:tcPr>
           <w:p>
             <w:pPr>
@@ -15007,7 +15007,7 @@
         </w:tc>
         <w:tc>
           <w:tcPr>
-            <w:tcW w:type="dxa" w:w="986"/>
+            <w:tcW w:type="dxa" w:w="1026"/>
           </w:tcPr>
           <w:p>
             <w:pPr>
@@ -15025,7 +15025,7 @@
         </w:tc>
         <w:tc>
           <w:tcPr>
-            <w:tcW w:type="dxa" w:w="986"/>
+            <w:tcW w:type="dxa" w:w="1026"/>
           </w:tcPr>
           <w:p>
             <w:pPr>
@@ -15043,7 +15043,7 @@
         </w:tc>
         <w:tc>
           <w:tcPr>
-            <w:tcW w:type="dxa" w:w="986"/>
+            <w:tcW w:type="dxa" w:w="1026"/>
           </w:tcPr>
           <w:p>
             <w:pPr>
@@ -15066,7 +15066,7 @@
         </w:trPr>
         <w:tc>
           <w:tcPr>
-            <w:tcW w:type="dxa" w:w="2268"/>
+            <w:tcW w:type="dxa" w:w="1984"/>
           </w:tcPr>
           <w:p>
             <w:r/>
@@ -15081,7 +15081,7 @@
         </w:tc>
         <w:tc>
           <w:tcPr>
-            <w:tcW w:type="dxa" w:w="986"/>
+            <w:tcW w:type="dxa" w:w="1026"/>
           </w:tcPr>
           <w:p>
             <w:pPr>
@@ -15099,7 +15099,7 @@
         </w:tc>
         <w:tc>
           <w:tcPr>
-            <w:tcW w:type="dxa" w:w="986"/>
+            <w:tcW w:type="dxa" w:w="1026"/>
           </w:tcPr>
           <w:p>
             <w:pPr>
@@ -15117,7 +15117,7 @@
         </w:tc>
         <w:tc>
           <w:tcPr>
-            <w:tcW w:type="dxa" w:w="986"/>
+            <w:tcW w:type="dxa" w:w="1026"/>
           </w:tcPr>
           <w:p>
             <w:pPr>
@@ -15135,7 +15135,7 @@
         </w:tc>
         <w:tc>
           <w:tcPr>
-            <w:tcW w:type="dxa" w:w="986"/>
+            <w:tcW w:type="dxa" w:w="1026"/>
           </w:tcPr>
           <w:p>
             <w:pPr>
@@ -15153,7 +15153,7 @@
         </w:tc>
         <w:tc>
           <w:tcPr>
-            <w:tcW w:type="dxa" w:w="986"/>
+            <w:tcW w:type="dxa" w:w="1026"/>
           </w:tcPr>
           <w:p>
             <w:pPr>
@@ -15171,7 +15171,7 @@
         </w:tc>
         <w:tc>
           <w:tcPr>
-            <w:tcW w:type="dxa" w:w="986"/>
+            <w:tcW w:type="dxa" w:w="1026"/>
           </w:tcPr>
           <w:p>
             <w:pPr>
@@ -15189,7 +15189,7 @@
         </w:tc>
         <w:tc>
           <w:tcPr>
-            <w:tcW w:type="dxa" w:w="986"/>
+            <w:tcW w:type="dxa" w:w="1026"/>
           </w:tcPr>
           <w:p>
             <w:pPr>
@@ -15212,7 +15212,7 @@
         </w:trPr>
         <w:tc>
           <w:tcPr>
-            <w:tcW w:type="dxa" w:w="2268"/>
+            <w:tcW w:type="dxa" w:w="1984"/>
           </w:tcPr>
           <w:p>
             <w:r/>
@@ -15227,7 +15227,7 @@
         </w:tc>
         <w:tc>
           <w:tcPr>
-            <w:tcW w:type="dxa" w:w="986"/>
+            <w:tcW w:type="dxa" w:w="1026"/>
           </w:tcPr>
           <w:p>
             <w:pPr>
@@ -15245,7 +15245,7 @@
         </w:tc>
         <w:tc>
           <w:tcPr>
-            <w:tcW w:type="dxa" w:w="986"/>
+            <w:tcW w:type="dxa" w:w="1026"/>
           </w:tcPr>
           <w:p>
             <w:pPr>
@@ -15263,7 +15263,7 @@
         </w:tc>
         <w:tc>
           <w:tcPr>
-            <w:tcW w:type="dxa" w:w="986"/>
+            <w:tcW w:type="dxa" w:w="1026"/>
           </w:tcPr>
           <w:p>
             <w:pPr>
@@ -15281,7 +15281,7 @@
         </w:tc>
         <w:tc>
           <w:tcPr>
-            <w:tcW w:type="dxa" w:w="986"/>
+            <w:tcW w:type="dxa" w:w="1026"/>
           </w:tcPr>
           <w:p>
             <w:pPr>
@@ -15299,7 +15299,7 @@
         </w:tc>
         <w:tc>
           <w:tcPr>
-            <w:tcW w:type="dxa" w:w="986"/>
+            <w:tcW w:type="dxa" w:w="1026"/>
           </w:tcPr>
           <w:p>
             <w:pPr>
@@ -15317,7 +15317,7 @@
         </w:tc>
         <w:tc>
           <w:tcPr>
-            <w:tcW w:type="dxa" w:w="986"/>
+            <w:tcW w:type="dxa" w:w="1026"/>
           </w:tcPr>
           <w:p>
             <w:pPr>
@@ -15335,7 +15335,7 @@
         </w:tc>
         <w:tc>
           <w:tcPr>
-            <w:tcW w:type="dxa" w:w="986"/>
+            <w:tcW w:type="dxa" w:w="1026"/>
           </w:tcPr>
           <w:p>
             <w:pPr>
@@ -15358,7 +15358,7 @@
         </w:trPr>
         <w:tc>
           <w:tcPr>
-            <w:tcW w:type="dxa" w:w="2268"/>
+            <w:tcW w:type="dxa" w:w="1984"/>
           </w:tcPr>
           <w:p>
             <w:r/>
@@ -15373,7 +15373,7 @@
         </w:tc>
         <w:tc>
           <w:tcPr>
-            <w:tcW w:type="dxa" w:w="986"/>
+            <w:tcW w:type="dxa" w:w="1026"/>
           </w:tcPr>
           <w:p>
             <w:pPr>
@@ -15391,7 +15391,7 @@
         </w:tc>
         <w:tc>
           <w:tcPr>
-            <w:tcW w:type="dxa" w:w="986"/>
+            <w:tcW w:type="dxa" w:w="1026"/>
           </w:tcPr>
           <w:p>
             <w:pPr>
@@ -15409,7 +15409,7 @@
         </w:tc>
         <w:tc>
           <w:tcPr>
-            <w:tcW w:type="dxa" w:w="986"/>
+            <w:tcW w:type="dxa" w:w="1026"/>
           </w:tcPr>
           <w:p>
             <w:pPr>
@@ -15427,7 +15427,7 @@
         </w:tc>
         <w:tc>
           <w:tcPr>
-            <w:tcW w:type="dxa" w:w="986"/>
+            <w:tcW w:type="dxa" w:w="1026"/>
           </w:tcPr>
           <w:p>
             <w:pPr>
@@ -15445,7 +15445,7 @@
         </w:tc>
         <w:tc>
           <w:tcPr>
-            <w:tcW w:type="dxa" w:w="986"/>
+            <w:tcW w:type="dxa" w:w="1026"/>
           </w:tcPr>
           <w:p>
             <w:pPr>
@@ -15463,7 +15463,7 @@
         </w:tc>
         <w:tc>
           <w:tcPr>
-            <w:tcW w:type="dxa" w:w="986"/>
+            <w:tcW w:type="dxa" w:w="1026"/>
           </w:tcPr>
           <w:p>
             <w:pPr>
@@ -15481,7 +15481,7 @@
         </w:tc>
         <w:tc>
           <w:tcPr>
-            <w:tcW w:type="dxa" w:w="986"/>
+            <w:tcW w:type="dxa" w:w="1026"/>
           </w:tcPr>
           <w:p>
             <w:pPr>
@@ -15504,7 +15504,7 @@
         </w:trPr>
         <w:tc>
           <w:tcPr>
-            <w:tcW w:type="dxa" w:w="2268"/>
+            <w:tcW w:type="dxa" w:w="1984"/>
           </w:tcPr>
           <w:p>
             <w:r/>
@@ -15519,7 +15519,7 @@
         </w:tc>
         <w:tc>
           <w:tcPr>
-            <w:tcW w:type="dxa" w:w="986"/>
+            <w:tcW w:type="dxa" w:w="1026"/>
           </w:tcPr>
           <w:p>
             <w:pPr>
@@ -15537,7 +15537,7 @@
         </w:tc>
         <w:tc>
           <w:tcPr>
-            <w:tcW w:type="dxa" w:w="986"/>
+            <w:tcW w:type="dxa" w:w="1026"/>
           </w:tcPr>
           <w:p>
             <w:pPr>
@@ -15555,7 +15555,7 @@
         </w:tc>
         <w:tc>
           <w:tcPr>
-            <w:tcW w:type="dxa" w:w="986"/>
+            <w:tcW w:type="dxa" w:w="1026"/>
           </w:tcPr>
           <w:p>
             <w:pPr>
@@ -15573,7 +15573,7 @@
         </w:tc>
         <w:tc>
           <w:tcPr>
-            <w:tcW w:type="dxa" w:w="986"/>
+            <w:tcW w:type="dxa" w:w="1026"/>
           </w:tcPr>
           <w:p>
             <w:pPr>
@@ -15591,7 +15591,7 @@
         </w:tc>
         <w:tc>
           <w:tcPr>
-            <w:tcW w:type="dxa" w:w="986"/>
+            <w:tcW w:type="dxa" w:w="1026"/>
           </w:tcPr>
           <w:p>
             <w:pPr>
@@ -15609,7 +15609,7 @@
         </w:tc>
         <w:tc>
           <w:tcPr>
-            <w:tcW w:type="dxa" w:w="986"/>
+            <w:tcW w:type="dxa" w:w="1026"/>
           </w:tcPr>
           <w:p>
             <w:pPr>
@@ -15627,7 +15627,7 @@
         </w:tc>
         <w:tc>
           <w:tcPr>
-            <w:tcW w:type="dxa" w:w="986"/>
+            <w:tcW w:type="dxa" w:w="1026"/>
           </w:tcPr>
           <w:p>
             <w:pPr>
@@ -15650,7 +15650,7 @@
         </w:trPr>
         <w:tc>
           <w:tcPr>
-            <w:tcW w:type="dxa" w:w="2268"/>
+            <w:tcW w:type="dxa" w:w="1984"/>
           </w:tcPr>
           <w:p>
             <w:r/>
@@ -15665,7 +15665,7 @@
         </w:tc>
         <w:tc>
           <w:tcPr>
-            <w:tcW w:type="dxa" w:w="986"/>
+            <w:tcW w:type="dxa" w:w="1026"/>
           </w:tcPr>
           <w:p>
             <w:pPr>
@@ -15683,7 +15683,7 @@
         </w:tc>
         <w:tc>
           <w:tcPr>
-            <w:tcW w:type="dxa" w:w="986"/>
+            <w:tcW w:type="dxa" w:w="1026"/>
           </w:tcPr>
           <w:p>
             <w:pPr>
@@ -15701,7 +15701,7 @@
         </w:tc>
         <w:tc>
           <w:tcPr>
-            <w:tcW w:type="dxa" w:w="986"/>
+            <w:tcW w:type="dxa" w:w="1026"/>
           </w:tcPr>
           <w:p>
             <w:pPr>
@@ -15719,7 +15719,7 @@
         </w:tc>
         <w:tc>
           <w:tcPr>
-            <w:tcW w:type="dxa" w:w="986"/>
+            <w:tcW w:type="dxa" w:w="1026"/>
           </w:tcPr>
           <w:p>
             <w:pPr>
@@ -15737,7 +15737,7 @@
         </w:tc>
         <w:tc>
           <w:tcPr>
-            <w:tcW w:type="dxa" w:w="986"/>
+            <w:tcW w:type="dxa" w:w="1026"/>
           </w:tcPr>
           <w:p>
             <w:pPr>
@@ -15755,7 +15755,7 @@
         </w:tc>
         <w:tc>
           <w:tcPr>
-            <w:tcW w:type="dxa" w:w="986"/>
+            <w:tcW w:type="dxa" w:w="1026"/>
           </w:tcPr>
           <w:p>
             <w:pPr>
@@ -15773,7 +15773,7 @@
         </w:tc>
         <w:tc>
           <w:tcPr>
-            <w:tcW w:type="dxa" w:w="986"/>
+            <w:tcW w:type="dxa" w:w="1026"/>
           </w:tcPr>
           <w:p>
             <w:pPr>
@@ -15796,7 +15796,7 @@
         </w:trPr>
         <w:tc>
           <w:tcPr>
-            <w:tcW w:type="dxa" w:w="2268"/>
+            <w:tcW w:type="dxa" w:w="1984"/>
           </w:tcPr>
           <w:p>
             <w:r/>
@@ -15811,7 +15811,7 @@
         </w:tc>
         <w:tc>
           <w:tcPr>
-            <w:tcW w:type="dxa" w:w="986"/>
+            <w:tcW w:type="dxa" w:w="1026"/>
           </w:tcPr>
           <w:p>
             <w:pPr>
@@ -15829,7 +15829,7 @@
         </w:tc>
         <w:tc>
           <w:tcPr>
-            <w:tcW w:type="dxa" w:w="986"/>
+            <w:tcW w:type="dxa" w:w="1026"/>
           </w:tcPr>
           <w:p>
             <w:pPr>
@@ -15847,7 +15847,7 @@
         </w:tc>
         <w:tc>
           <w:tcPr>
-            <w:tcW w:type="dxa" w:w="986"/>
+            <w:tcW w:type="dxa" w:w="1026"/>
           </w:tcPr>
           <w:p>
             <w:pPr>
@@ -15865,7 +15865,7 @@
         </w:tc>
         <w:tc>
           <w:tcPr>
-            <w:tcW w:type="dxa" w:w="986"/>
+            <w:tcW w:type="dxa" w:w="1026"/>
           </w:tcPr>
           <w:p>
             <w:pPr>
@@ -15883,7 +15883,7 @@
         </w:tc>
         <w:tc>
           <w:tcPr>
-            <w:tcW w:type="dxa" w:w="986"/>
+            <w:tcW w:type="dxa" w:w="1026"/>
           </w:tcPr>
           <w:p>
             <w:pPr>
@@ -15901,7 +15901,7 @@
         </w:tc>
         <w:tc>
           <w:tcPr>
-            <w:tcW w:type="dxa" w:w="986"/>
+            <w:tcW w:type="dxa" w:w="1026"/>
           </w:tcPr>
           <w:p>
             <w:pPr>
@@ -15919,7 +15919,7 @@
         </w:tc>
         <w:tc>
           <w:tcPr>
-            <w:tcW w:type="dxa" w:w="986"/>
+            <w:tcW w:type="dxa" w:w="1026"/>
           </w:tcPr>
           <w:p>
             <w:pPr>
@@ -15942,7 +15942,7 @@
         </w:trPr>
         <w:tc>
           <w:tcPr>
-            <w:tcW w:type="dxa" w:w="2268"/>
+            <w:tcW w:type="dxa" w:w="1984"/>
           </w:tcPr>
           <w:p>
             <w:r/>
@@ -15957,7 +15957,7 @@
         </w:tc>
         <w:tc>
           <w:tcPr>
-            <w:tcW w:type="dxa" w:w="986"/>
+            <w:tcW w:type="dxa" w:w="1026"/>
           </w:tcPr>
           <w:p>
             <w:pPr>
@@ -15975,7 +15975,7 @@
         </w:tc>
         <w:tc>
           <w:tcPr>
-            <w:tcW w:type="dxa" w:w="986"/>
+            <w:tcW w:type="dxa" w:w="1026"/>
           </w:tcPr>
           <w:p>
             <w:pPr>
@@ -15993,7 +15993,7 @@
         </w:tc>
         <w:tc>
           <w:tcPr>
-            <w:tcW w:type="dxa" w:w="986"/>
+            <w:tcW w:type="dxa" w:w="1026"/>
           </w:tcPr>
           <w:p>
             <w:pPr>
@@ -16011,7 +16011,7 @@
         </w:tc>
         <w:tc>
           <w:tcPr>
-            <w:tcW w:type="dxa" w:w="986"/>
+            <w:tcW w:type="dxa" w:w="1026"/>
           </w:tcPr>
           <w:p>
             <w:pPr>
@@ -16029,7 +16029,7 @@
         </w:tc>
         <w:tc>
           <w:tcPr>
-            <w:tcW w:type="dxa" w:w="986"/>
+            <w:tcW w:type="dxa" w:w="1026"/>
           </w:tcPr>
           <w:p>
             <w:pPr>
@@ -16047,7 +16047,7 @@
         </w:tc>
         <w:tc>
           <w:tcPr>
-            <w:tcW w:type="dxa" w:w="986"/>
+            <w:tcW w:type="dxa" w:w="1026"/>
           </w:tcPr>
           <w:p>
             <w:pPr>
@@ -16065,7 +16065,7 @@
         </w:tc>
         <w:tc>
           <w:tcPr>
-            <w:tcW w:type="dxa" w:w="986"/>
+            <w:tcW w:type="dxa" w:w="1026"/>
           </w:tcPr>
           <w:p>
             <w:pPr>
@@ -16088,7 +16088,7 @@
         </w:trPr>
         <w:tc>
           <w:tcPr>
-            <w:tcW w:type="dxa" w:w="2268"/>
+            <w:tcW w:type="dxa" w:w="1984"/>
           </w:tcPr>
           <w:p>
             <w:r/>
@@ -16103,7 +16103,7 @@
         </w:tc>
         <w:tc>
           <w:tcPr>
-            <w:tcW w:type="dxa" w:w="986"/>
+            <w:tcW w:type="dxa" w:w="1026"/>
           </w:tcPr>
           <w:p>
             <w:pPr>
@@ -16121,7 +16121,7 @@
         </w:tc>
         <w:tc>
           <w:tcPr>
-            <w:tcW w:type="dxa" w:w="986"/>
+            <w:tcW w:type="dxa" w:w="1026"/>
           </w:tcPr>
           <w:p>
             <w:pPr>
@@ -16139,7 +16139,7 @@
         </w:tc>
         <w:tc>
           <w:tcPr>
-            <w:tcW w:type="dxa" w:w="986"/>
+            <w:tcW w:type="dxa" w:w="1026"/>
           </w:tcPr>
           <w:p>
             <w:pPr>
@@ -16157,7 +16157,7 @@
         </w:tc>
         <w:tc>
           <w:tcPr>
-            <w:tcW w:type="dxa" w:w="986"/>
+            <w:tcW w:type="dxa" w:w="1026"/>
           </w:tcPr>
           <w:p>
             <w:pPr>
@@ -16175,7 +16175,7 @@
         </w:tc>
         <w:tc>
           <w:tcPr>
-            <w:tcW w:type="dxa" w:w="986"/>
+            <w:tcW w:type="dxa" w:w="1026"/>
           </w:tcPr>
           <w:p>
             <w:pPr>
@@ -16193,7 +16193,7 @@
         </w:tc>
         <w:tc>
           <w:tcPr>
-            <w:tcW w:type="dxa" w:w="986"/>
+            <w:tcW w:type="dxa" w:w="1026"/>
           </w:tcPr>
           <w:p>
             <w:pPr>
@@ -16211,7 +16211,7 @@
         </w:tc>
         <w:tc>
           <w:tcPr>
-            <w:tcW w:type="dxa" w:w="986"/>
+            <w:tcW w:type="dxa" w:w="1026"/>
           </w:tcPr>
           <w:p>
             <w:pPr>
@@ -16234,7 +16234,7 @@
         </w:trPr>
         <w:tc>
           <w:tcPr>
-            <w:tcW w:type="dxa" w:w="2268"/>
+            <w:tcW w:type="dxa" w:w="1984"/>
           </w:tcPr>
           <w:p>
             <w:r/>
@@ -16249,7 +16249,7 @@
         </w:tc>
         <w:tc>
           <w:tcPr>
-            <w:tcW w:type="dxa" w:w="986"/>
+            <w:tcW w:type="dxa" w:w="1026"/>
           </w:tcPr>
           <w:p>
             <w:pPr>
@@ -16267,7 +16267,7 @@
         </w:tc>
         <w:tc>
           <w:tcPr>
-            <w:tcW w:type="dxa" w:w="986"/>
+            <w:tcW w:type="dxa" w:w="1026"/>
           </w:tcPr>
           <w:p>
             <w:pPr>
@@ -16285,7 +16285,7 @@
         </w:tc>
         <w:tc>
           <w:tcPr>
-            <w:tcW w:type="dxa" w:w="986"/>
+            <w:tcW w:type="dxa" w:w="1026"/>
           </w:tcPr>
           <w:p>
             <w:pPr>
@@ -16303,7 +16303,7 @@
         </w:tc>
         <w:tc>
           <w:tcPr>
-            <w:tcW w:type="dxa" w:w="986"/>
+            <w:tcW w:type="dxa" w:w="1026"/>
           </w:tcPr>
           <w:p>
             <w:pPr>
@@ -16321,7 +16321,7 @@
         </w:tc>
         <w:tc>
           <w:tcPr>
-            <w:tcW w:type="dxa" w:w="986"/>
+            <w:tcW w:type="dxa" w:w="1026"/>
           </w:tcPr>
           <w:p>
             <w:pPr>
@@ -16339,7 +16339,7 @@
         </w:tc>
         <w:tc>
           <w:tcPr>
-            <w:tcW w:type="dxa" w:w="986"/>
+            <w:tcW w:type="dxa" w:w="1026"/>
           </w:tcPr>
           <w:p>
             <w:pPr>
@@ -16357,7 +16357,7 @@
         </w:tc>
         <w:tc>
           <w:tcPr>
-            <w:tcW w:type="dxa" w:w="986"/>
+            <w:tcW w:type="dxa" w:w="1026"/>
           </w:tcPr>
           <w:p>
             <w:pPr>
@@ -17828,14 +17828,14 @@
         <w:tblLayout w:type="fixed"/>
       </w:tblPr>
       <w:tblGrid>
-        <w:gridCol w:w="2268"/>
-        <w:gridCol w:w="987"/>
-        <w:gridCol w:w="987"/>
-        <w:gridCol w:w="987"/>
-        <w:gridCol w:w="987"/>
-        <w:gridCol w:w="987"/>
-        <w:gridCol w:w="987"/>
-        <w:gridCol w:w="987"/>
+        <w:gridCol w:w="1984"/>
+        <w:gridCol w:w="1026"/>
+        <w:gridCol w:w="1026"/>
+        <w:gridCol w:w="1026"/>
+        <w:gridCol w:w="1026"/>
+        <w:gridCol w:w="1026"/>
+        <w:gridCol w:w="1026"/>
+        <w:gridCol w:w="1026"/>
       </w:tblGrid>
       <w:tr>
         <w:trPr>
@@ -17843,7 +17843,7 @@
         </w:trPr>
         <w:tc>
           <w:tcPr>
-            <w:tcW w:type="dxa" w:w="2268"/>
+            <w:tcW w:type="dxa" w:w="1984"/>
           </w:tcPr>
           <w:p>
             <w:r/>
@@ -17859,7 +17859,7 @@
         </w:tc>
         <w:tc>
           <w:tcPr>
-            <w:tcW w:type="dxa" w:w="986"/>
+            <w:tcW w:type="dxa" w:w="1026"/>
           </w:tcPr>
           <w:p>
             <w:r/>
@@ -17875,7 +17875,7 @@
         </w:tc>
         <w:tc>
           <w:tcPr>
-            <w:tcW w:type="dxa" w:w="986"/>
+            <w:tcW w:type="dxa" w:w="1026"/>
           </w:tcPr>
           <w:p>
             <w:r/>
@@ -17891,7 +17891,7 @@
         </w:tc>
         <w:tc>
           <w:tcPr>
-            <w:tcW w:type="dxa" w:w="986"/>
+            <w:tcW w:type="dxa" w:w="1026"/>
           </w:tcPr>
           <w:p>
             <w:r/>
@@ -17907,7 +17907,7 @@
         </w:tc>
         <w:tc>
           <w:tcPr>
-            <w:tcW w:type="dxa" w:w="986"/>
+            <w:tcW w:type="dxa" w:w="1026"/>
           </w:tcPr>
           <w:p>
             <w:r/>
@@ -17923,7 +17923,7 @@
         </w:tc>
         <w:tc>
           <w:tcPr>
-            <w:tcW w:type="dxa" w:w="986"/>
+            <w:tcW w:type="dxa" w:w="1026"/>
           </w:tcPr>
           <w:p>
             <w:r/>
@@ -17939,7 +17939,7 @@
         </w:tc>
         <w:tc>
           <w:tcPr>
-            <w:tcW w:type="dxa" w:w="986"/>
+            <w:tcW w:type="dxa" w:w="1026"/>
           </w:tcPr>
           <w:p>
             <w:r/>
@@ -17955,7 +17955,7 @@
         </w:tc>
         <w:tc>
           <w:tcPr>
-            <w:tcW w:type="dxa" w:w="986"/>
+            <w:tcW w:type="dxa" w:w="1026"/>
           </w:tcPr>
           <w:p>
             <w:r/>
@@ -17976,7 +17976,7 @@
         </w:trPr>
         <w:tc>
           <w:tcPr>
-            <w:tcW w:type="dxa" w:w="2268"/>
+            <w:tcW w:type="dxa" w:w="1984"/>
           </w:tcPr>
           <w:p>
             <w:r/>
@@ -17991,7 +17991,7 @@
         </w:tc>
         <w:tc>
           <w:tcPr>
-            <w:tcW w:type="dxa" w:w="986"/>
+            <w:tcW w:type="dxa" w:w="1026"/>
           </w:tcPr>
           <w:p>
             <w:pPr>
@@ -18009,7 +18009,7 @@
         </w:tc>
         <w:tc>
           <w:tcPr>
-            <w:tcW w:type="dxa" w:w="986"/>
+            <w:tcW w:type="dxa" w:w="1026"/>
           </w:tcPr>
           <w:p>
             <w:pPr>
@@ -18027,7 +18027,7 @@
         </w:tc>
         <w:tc>
           <w:tcPr>
-            <w:tcW w:type="dxa" w:w="986"/>
+            <w:tcW w:type="dxa" w:w="1026"/>
           </w:tcPr>
           <w:p>
             <w:pPr>
@@ -18045,7 +18045,7 @@
         </w:tc>
         <w:tc>
           <w:tcPr>
-            <w:tcW w:type="dxa" w:w="986"/>
+            <w:tcW w:type="dxa" w:w="1026"/>
           </w:tcPr>
           <w:p>
             <w:pPr>
@@ -18063,7 +18063,7 @@
         </w:tc>
         <w:tc>
           <w:tcPr>
-            <w:tcW w:type="dxa" w:w="986"/>
+            <w:tcW w:type="dxa" w:w="1026"/>
           </w:tcPr>
           <w:p>
             <w:pPr>
@@ -18081,7 +18081,7 @@
         </w:tc>
         <w:tc>
           <w:tcPr>
-            <w:tcW w:type="dxa" w:w="986"/>
+            <w:tcW w:type="dxa" w:w="1026"/>
           </w:tcPr>
           <w:p>
             <w:pPr>
@@ -18099,7 +18099,7 @@
         </w:tc>
         <w:tc>
           <w:tcPr>
-            <w:tcW w:type="dxa" w:w="986"/>
+            <w:tcW w:type="dxa" w:w="1026"/>
           </w:tcPr>
           <w:p>
             <w:pPr>
@@ -18122,7 +18122,7 @@
         </w:trPr>
         <w:tc>
           <w:tcPr>
-            <w:tcW w:type="dxa" w:w="2268"/>
+            <w:tcW w:type="dxa" w:w="1984"/>
           </w:tcPr>
           <w:p>
             <w:r/>
@@ -18137,7 +18137,7 @@
         </w:tc>
         <w:tc>
           <w:tcPr>
-            <w:tcW w:type="dxa" w:w="986"/>
+            <w:tcW w:type="dxa" w:w="1026"/>
           </w:tcPr>
           <w:p>
             <w:pPr>
@@ -18155,7 +18155,7 @@
         </w:tc>
         <w:tc>
           <w:tcPr>
-            <w:tcW w:type="dxa" w:w="986"/>
+            <w:tcW w:type="dxa" w:w="1026"/>
           </w:tcPr>
           <w:p>
             <w:pPr>
@@ -18173,7 +18173,7 @@
         </w:tc>
         <w:tc>
           <w:tcPr>
-            <w:tcW w:type="dxa" w:w="986"/>
+            <w:tcW w:type="dxa" w:w="1026"/>
           </w:tcPr>
           <w:p>
             <w:pPr>
@@ -18191,7 +18191,7 @@
         </w:tc>
         <w:tc>
           <w:tcPr>
-            <w:tcW w:type="dxa" w:w="986"/>
+            <w:tcW w:type="dxa" w:w="1026"/>
           </w:tcPr>
           <w:p>
             <w:pPr>
@@ -18209,7 +18209,7 @@
         </w:tc>
         <w:tc>
           <w:tcPr>
-            <w:tcW w:type="dxa" w:w="986"/>
+            <w:tcW w:type="dxa" w:w="1026"/>
           </w:tcPr>
           <w:p>
             <w:pPr>
@@ -18227,7 +18227,7 @@
         </w:tc>
         <w:tc>
           <w:tcPr>
-            <w:tcW w:type="dxa" w:w="986"/>
+            <w:tcW w:type="dxa" w:w="1026"/>
           </w:tcPr>
           <w:p>
             <w:pPr>
@@ -18245,7 +18245,7 @@
         </w:tc>
         <w:tc>
           <w:tcPr>
-            <w:tcW w:type="dxa" w:w="986"/>
+            <w:tcW w:type="dxa" w:w="1026"/>
           </w:tcPr>
           <w:p>
             <w:pPr>
@@ -18268,7 +18268,7 @@
         </w:trPr>
         <w:tc>
           <w:tcPr>
-            <w:tcW w:type="dxa" w:w="2268"/>
+            <w:tcW w:type="dxa" w:w="1984"/>
           </w:tcPr>
           <w:p>
             <w:r/>
@@ -18283,7 +18283,7 @@
         </w:tc>
         <w:tc>
           <w:tcPr>
-            <w:tcW w:type="dxa" w:w="986"/>
+            <w:tcW w:type="dxa" w:w="1026"/>
           </w:tcPr>
           <w:p>
             <w:pPr>
@@ -18301,7 +18301,7 @@
         </w:tc>
         <w:tc>
           <w:tcPr>
-            <w:tcW w:type="dxa" w:w="986"/>
+            <w:tcW w:type="dxa" w:w="1026"/>
           </w:tcPr>
           <w:p>
             <w:pPr>
@@ -18319,7 +18319,7 @@
         </w:tc>
         <w:tc>
           <w:tcPr>
-            <w:tcW w:type="dxa" w:w="986"/>
+            <w:tcW w:type="dxa" w:w="1026"/>
           </w:tcPr>
           <w:p>
             <w:pPr>
@@ -18337,7 +18337,7 @@
         </w:tc>
         <w:tc>
           <w:tcPr>
-            <w:tcW w:type="dxa" w:w="986"/>
+            <w:tcW w:type="dxa" w:w="1026"/>
           </w:tcPr>
           <w:p>
             <w:pPr>
@@ -18355,7 +18355,7 @@
         </w:tc>
         <w:tc>
           <w:tcPr>
-            <w:tcW w:type="dxa" w:w="986"/>
+            <w:tcW w:type="dxa" w:w="1026"/>
           </w:tcPr>
           <w:p>
             <w:pPr>
@@ -18373,7 +18373,7 @@
         </w:tc>
         <w:tc>
           <w:tcPr>
-            <w:tcW w:type="dxa" w:w="986"/>
+            <w:tcW w:type="dxa" w:w="1026"/>
           </w:tcPr>
           <w:p>
             <w:pPr>
@@ -18391,7 +18391,7 @@
         </w:tc>
         <w:tc>
           <w:tcPr>
-            <w:tcW w:type="dxa" w:w="986"/>
+            <w:tcW w:type="dxa" w:w="1026"/>
           </w:tcPr>
           <w:p>
             <w:pPr>
@@ -18414,7 +18414,7 @@
         </w:trPr>
         <w:tc>
           <w:tcPr>
-            <w:tcW w:type="dxa" w:w="2268"/>
+            <w:tcW w:type="dxa" w:w="1984"/>
           </w:tcPr>
           <w:p>
             <w:r/>
@@ -18429,7 +18429,7 @@
         </w:tc>
         <w:tc>
           <w:tcPr>
-            <w:tcW w:type="dxa" w:w="986"/>
+            <w:tcW w:type="dxa" w:w="1026"/>
           </w:tcPr>
           <w:p>
             <w:pPr>
@@ -18447,7 +18447,7 @@
         </w:tc>
         <w:tc>
           <w:tcPr>
-            <w:tcW w:type="dxa" w:w="986"/>
+            <w:tcW w:type="dxa" w:w="1026"/>
           </w:tcPr>
           <w:p>
             <w:pPr>
@@ -18465,7 +18465,7 @@
         </w:tc>
         <w:tc>
           <w:tcPr>
-            <w:tcW w:type="dxa" w:w="986"/>
+            <w:tcW w:type="dxa" w:w="1026"/>
           </w:tcPr>
           <w:p>
             <w:pPr>
@@ -18483,7 +18483,7 @@
         </w:tc>
         <w:tc>
           <w:tcPr>
-            <w:tcW w:type="dxa" w:w="986"/>
+            <w:tcW w:type="dxa" w:w="1026"/>
           </w:tcPr>
           <w:p>
             <w:pPr>
@@ -18501,7 +18501,7 @@
         </w:tc>
         <w:tc>
           <w:tcPr>
-            <w:tcW w:type="dxa" w:w="986"/>
+            <w:tcW w:type="dxa" w:w="1026"/>
           </w:tcPr>
           <w:p>
             <w:pPr>
@@ -18519,7 +18519,7 @@
         </w:tc>
         <w:tc>
           <w:tcPr>
-            <w:tcW w:type="dxa" w:w="986"/>
+            <w:tcW w:type="dxa" w:w="1026"/>
           </w:tcPr>
           <w:p>
             <w:pPr>
@@ -18537,7 +18537,7 @@
         </w:tc>
         <w:tc>
           <w:tcPr>
-            <w:tcW w:type="dxa" w:w="986"/>
+            <w:tcW w:type="dxa" w:w="1026"/>
           </w:tcPr>
           <w:p>
             <w:pPr>
@@ -18560,7 +18560,7 @@
         </w:trPr>
         <w:tc>
           <w:tcPr>
-            <w:tcW w:type="dxa" w:w="2268"/>
+            <w:tcW w:type="dxa" w:w="1984"/>
           </w:tcPr>
           <w:p>
             <w:r/>
@@ -18575,7 +18575,7 @@
         </w:tc>
         <w:tc>
           <w:tcPr>
-            <w:tcW w:type="dxa" w:w="986"/>
+            <w:tcW w:type="dxa" w:w="1026"/>
           </w:tcPr>
           <w:p>
             <w:pPr>
@@ -18593,7 +18593,7 @@
         </w:tc>
         <w:tc>
           <w:tcPr>
-            <w:tcW w:type="dxa" w:w="986"/>
+            <w:tcW w:type="dxa" w:w="1026"/>
           </w:tcPr>
           <w:p>
             <w:pPr>
@@ -18611,7 +18611,7 @@
         </w:tc>
         <w:tc>
           <w:tcPr>
-            <w:tcW w:type="dxa" w:w="986"/>
+            <w:tcW w:type="dxa" w:w="1026"/>
           </w:tcPr>
           <w:p>
             <w:pPr>
@@ -18629,7 +18629,7 @@
         </w:tc>
         <w:tc>
           <w:tcPr>
-            <w:tcW w:type="dxa" w:w="986"/>
+            <w:tcW w:type="dxa" w:w="1026"/>
           </w:tcPr>
           <w:p>
             <w:pPr>
@@ -18647,7 +18647,7 @@
         </w:tc>
         <w:tc>
           <w:tcPr>
-            <w:tcW w:type="dxa" w:w="986"/>
+            <w:tcW w:type="dxa" w:w="1026"/>
           </w:tcPr>
           <w:p>
             <w:pPr>
@@ -18665,7 +18665,7 @@
         </w:tc>
         <w:tc>
           <w:tcPr>
-            <w:tcW w:type="dxa" w:w="986"/>
+            <w:tcW w:type="dxa" w:w="1026"/>
           </w:tcPr>
           <w:p>
             <w:pPr>
@@ -18683,7 +18683,7 @@
         </w:tc>
         <w:tc>
           <w:tcPr>
-            <w:tcW w:type="dxa" w:w="986"/>
+            <w:tcW w:type="dxa" w:w="1026"/>
           </w:tcPr>
           <w:p>
             <w:pPr>
@@ -18706,7 +18706,7 @@
         </w:trPr>
         <w:tc>
           <w:tcPr>
-            <w:tcW w:type="dxa" w:w="2268"/>
+            <w:tcW w:type="dxa" w:w="1984"/>
           </w:tcPr>
           <w:p>
             <w:r/>
@@ -18721,7 +18721,7 @@
         </w:tc>
         <w:tc>
           <w:tcPr>
-            <w:tcW w:type="dxa" w:w="986"/>
+            <w:tcW w:type="dxa" w:w="1026"/>
           </w:tcPr>
           <w:p>
             <w:pPr>
@@ -18739,7 +18739,7 @@
         </w:tc>
         <w:tc>
           <w:tcPr>
-            <w:tcW w:type="dxa" w:w="986"/>
+            <w:tcW w:type="dxa" w:w="1026"/>
           </w:tcPr>
           <w:p>
             <w:pPr>
@@ -18757,7 +18757,7 @@
         </w:tc>
         <w:tc>
           <w:tcPr>
-            <w:tcW w:type="dxa" w:w="986"/>
+            <w:tcW w:type="dxa" w:w="1026"/>
           </w:tcPr>
           <w:p>
             <w:pPr>
@@ -18775,7 +18775,7 @@
         </w:tc>
         <w:tc>
           <w:tcPr>
-            <w:tcW w:type="dxa" w:w="986"/>
+            <w:tcW w:type="dxa" w:w="1026"/>
           </w:tcPr>
           <w:p>
             <w:pPr>
@@ -18793,7 +18793,7 @@
         </w:tc>
         <w:tc>
           <w:tcPr>
-            <w:tcW w:type="dxa" w:w="986"/>
+            <w:tcW w:type="dxa" w:w="1026"/>
           </w:tcPr>
           <w:p>
             <w:pPr>
@@ -18811,7 +18811,7 @@
         </w:tc>
         <w:tc>
           <w:tcPr>
-            <w:tcW w:type="dxa" w:w="986"/>
+            <w:tcW w:type="dxa" w:w="1026"/>
           </w:tcPr>
           <w:p>
             <w:pPr>
@@ -18829,7 +18829,7 @@
         </w:tc>
         <w:tc>
           <w:tcPr>
-            <w:tcW w:type="dxa" w:w="986"/>
+            <w:tcW w:type="dxa" w:w="1026"/>
           </w:tcPr>
           <w:p>
             <w:pPr>
@@ -18852,7 +18852,7 @@
         </w:trPr>
         <w:tc>
           <w:tcPr>
-            <w:tcW w:type="dxa" w:w="2268"/>
+            <w:tcW w:type="dxa" w:w="1984"/>
           </w:tcPr>
           <w:p>
             <w:r/>
@@ -18867,7 +18867,7 @@
         </w:tc>
         <w:tc>
           <w:tcPr>
-            <w:tcW w:type="dxa" w:w="986"/>
+            <w:tcW w:type="dxa" w:w="1026"/>
           </w:tcPr>
           <w:p>
             <w:pPr>
@@ -18885,7 +18885,7 @@
         </w:tc>
         <w:tc>
           <w:tcPr>
-            <w:tcW w:type="dxa" w:w="986"/>
+            <w:tcW w:type="dxa" w:w="1026"/>
           </w:tcPr>
           <w:p>
             <w:pPr>
@@ -18903,7 +18903,7 @@
         </w:tc>
         <w:tc>
           <w:tcPr>
-            <w:tcW w:type="dxa" w:w="986"/>
+            <w:tcW w:type="dxa" w:w="1026"/>
           </w:tcPr>
           <w:p>
             <w:pPr>
@@ -18921,7 +18921,7 @@
         </w:tc>
         <w:tc>
           <w:tcPr>
-            <w:tcW w:type="dxa" w:w="986"/>
+            <w:tcW w:type="dxa" w:w="1026"/>
           </w:tcPr>
           <w:p>
             <w:pPr>
@@ -18939,7 +18939,7 @@
         </w:tc>
         <w:tc>
           <w:tcPr>
-            <w:tcW w:type="dxa" w:w="986"/>
+            <w:tcW w:type="dxa" w:w="1026"/>
           </w:tcPr>
           <w:p>
             <w:pPr>
@@ -18957,7 +18957,7 @@
         </w:tc>
         <w:tc>
           <w:tcPr>
-            <w:tcW w:type="dxa" w:w="986"/>
+            <w:tcW w:type="dxa" w:w="1026"/>
           </w:tcPr>
           <w:p>
             <w:pPr>
@@ -18975,7 +18975,7 @@
         </w:tc>
         <w:tc>
           <w:tcPr>
-            <w:tcW w:type="dxa" w:w="986"/>
+            <w:tcW w:type="dxa" w:w="1026"/>
           </w:tcPr>
           <w:p>
             <w:pPr>
@@ -18998,7 +18998,7 @@
         </w:trPr>
         <w:tc>
           <w:tcPr>
-            <w:tcW w:type="dxa" w:w="2268"/>
+            <w:tcW w:type="dxa" w:w="1984"/>
           </w:tcPr>
           <w:p>
             <w:r/>
@@ -19013,7 +19013,7 @@
         </w:tc>
         <w:tc>
           <w:tcPr>
-            <w:tcW w:type="dxa" w:w="986"/>
+            <w:tcW w:type="dxa" w:w="1026"/>
           </w:tcPr>
           <w:p>
             <w:pPr>
@@ -19031,7 +19031,7 @@
         </w:tc>
         <w:tc>
           <w:tcPr>
-            <w:tcW w:type="dxa" w:w="986"/>
+            <w:tcW w:type="dxa" w:w="1026"/>
           </w:tcPr>
           <w:p>
             <w:pPr>
@@ -19049,7 +19049,7 @@
         </w:tc>
         <w:tc>
           <w:tcPr>
-            <w:tcW w:type="dxa" w:w="986"/>
+            <w:tcW w:type="dxa" w:w="1026"/>
           </w:tcPr>
           <w:p>
             <w:pPr>
@@ -19067,7 +19067,7 @@
         </w:tc>
         <w:tc>
           <w:tcPr>
-            <w:tcW w:type="dxa" w:w="986"/>
+            <w:tcW w:type="dxa" w:w="1026"/>
           </w:tcPr>
           <w:p>
             <w:pPr>
@@ -19085,7 +19085,7 @@
         </w:tc>
         <w:tc>
           <w:tcPr>
-            <w:tcW w:type="dxa" w:w="986"/>
+            <w:tcW w:type="dxa" w:w="1026"/>
           </w:tcPr>
           <w:p>
             <w:pPr>
@@ -19103,7 +19103,7 @@
         </w:tc>
         <w:tc>
           <w:tcPr>
-            <w:tcW w:type="dxa" w:w="986"/>
+            <w:tcW w:type="dxa" w:w="1026"/>
           </w:tcPr>
           <w:p>
             <w:pPr>
@@ -19121,7 +19121,7 @@
         </w:tc>
         <w:tc>
           <w:tcPr>
-            <w:tcW w:type="dxa" w:w="986"/>
+            <w:tcW w:type="dxa" w:w="1026"/>
           </w:tcPr>
           <w:p>
             <w:pPr>
@@ -19144,7 +19144,7 @@
         </w:trPr>
         <w:tc>
           <w:tcPr>
-            <w:tcW w:type="dxa" w:w="2268"/>
+            <w:tcW w:type="dxa" w:w="1984"/>
           </w:tcPr>
           <w:p>
             <w:r/>
@@ -19159,7 +19159,7 @@
         </w:tc>
         <w:tc>
           <w:tcPr>
-            <w:tcW w:type="dxa" w:w="986"/>
+            <w:tcW w:type="dxa" w:w="1026"/>
           </w:tcPr>
           <w:p>
             <w:pPr>
@@ -19177,7 +19177,7 @@
         </w:tc>
         <w:tc>
           <w:tcPr>
-            <w:tcW w:type="dxa" w:w="986"/>
+            <w:tcW w:type="dxa" w:w="1026"/>
           </w:tcPr>
           <w:p>
             <w:pPr>
@@ -19195,7 +19195,7 @@
         </w:tc>
         <w:tc>
           <w:tcPr>
-            <w:tcW w:type="dxa" w:w="986"/>
+            <w:tcW w:type="dxa" w:w="1026"/>
           </w:tcPr>
           <w:p>
             <w:pPr>
@@ -19213,7 +19213,7 @@
         </w:tc>
         <w:tc>
           <w:tcPr>
-            <w:tcW w:type="dxa" w:w="986"/>
+            <w:tcW w:type="dxa" w:w="1026"/>
           </w:tcPr>
           <w:p>
             <w:pPr>
@@ -19231,7 +19231,7 @@
         </w:tc>
         <w:tc>
           <w:tcPr>
-            <w:tcW w:type="dxa" w:w="986"/>
+            <w:tcW w:type="dxa" w:w="1026"/>
           </w:tcPr>
           <w:p>
             <w:pPr>
@@ -19249,7 +19249,7 @@
         </w:tc>
         <w:tc>
           <w:tcPr>
-            <w:tcW w:type="dxa" w:w="986"/>
+            <w:tcW w:type="dxa" w:w="1026"/>
           </w:tcPr>
           <w:p>
             <w:pPr>
@@ -19267,7 +19267,7 @@
         </w:tc>
         <w:tc>
           <w:tcPr>
-            <w:tcW w:type="dxa" w:w="986"/>
+            <w:tcW w:type="dxa" w:w="1026"/>
           </w:tcPr>
           <w:p>
             <w:pPr>
@@ -19290,7 +19290,7 @@
         </w:trPr>
         <w:tc>
           <w:tcPr>
-            <w:tcW w:type="dxa" w:w="2268"/>
+            <w:tcW w:type="dxa" w:w="1984"/>
           </w:tcPr>
           <w:p>
             <w:r/>
@@ -19305,7 +19305,7 @@
         </w:tc>
         <w:tc>
           <w:tcPr>
-            <w:tcW w:type="dxa" w:w="986"/>
+            <w:tcW w:type="dxa" w:w="1026"/>
           </w:tcPr>
           <w:p>
             <w:pPr>
@@ -19323,7 +19323,7 @@
         </w:tc>
         <w:tc>
           <w:tcPr>
-            <w:tcW w:type="dxa" w:w="986"/>
+            <w:tcW w:type="dxa" w:w="1026"/>
           </w:tcPr>
           <w:p>
             <w:pPr>
@@ -19341,7 +19341,7 @@
         </w:tc>
         <w:tc>
           <w:tcPr>
-            <w:tcW w:type="dxa" w:w="986"/>
+            <w:tcW w:type="dxa" w:w="1026"/>
           </w:tcPr>
           <w:p>
             <w:pPr>
@@ -19359,7 +19359,7 @@
         </w:tc>
         <w:tc>
           <w:tcPr>
-            <w:tcW w:type="dxa" w:w="986"/>
+            <w:tcW w:type="dxa" w:w="1026"/>
           </w:tcPr>
           <w:p>
             <w:pPr>
@@ -19377,7 +19377,7 @@
         </w:tc>
         <w:tc>
           <w:tcPr>
-            <w:tcW w:type="dxa" w:w="986"/>
+            <w:tcW w:type="dxa" w:w="1026"/>
           </w:tcPr>
           <w:p>
             <w:pPr>
@@ -19395,7 +19395,7 @@
         </w:tc>
         <w:tc>
           <w:tcPr>
-            <w:tcW w:type="dxa" w:w="986"/>
+            <w:tcW w:type="dxa" w:w="1026"/>
           </w:tcPr>
           <w:p>
             <w:pPr>
@@ -19413,7 +19413,7 @@
         </w:tc>
         <w:tc>
           <w:tcPr>
-            <w:tcW w:type="dxa" w:w="986"/>
+            <w:tcW w:type="dxa" w:w="1026"/>
           </w:tcPr>
           <w:p>
             <w:pPr>
@@ -19436,7 +19436,7 @@
         </w:trPr>
         <w:tc>
           <w:tcPr>
-            <w:tcW w:type="dxa" w:w="2268"/>
+            <w:tcW w:type="dxa" w:w="1984"/>
           </w:tcPr>
           <w:p>
             <w:r/>
@@ -19451,7 +19451,7 @@
         </w:tc>
         <w:tc>
           <w:tcPr>
-            <w:tcW w:type="dxa" w:w="986"/>
+            <w:tcW w:type="dxa" w:w="1026"/>
           </w:tcPr>
           <w:p>
             <w:pPr>
@@ -19469,7 +19469,7 @@
         </w:tc>
         <w:tc>
           <w:tcPr>
-            <w:tcW w:type="dxa" w:w="986"/>
+            <w:tcW w:type="dxa" w:w="1026"/>
           </w:tcPr>
           <w:p>
             <w:pPr>
@@ -19487,7 +19487,7 @@
         </w:tc>
         <w:tc>
           <w:tcPr>
-            <w:tcW w:type="dxa" w:w="986"/>
+            <w:tcW w:type="dxa" w:w="1026"/>
           </w:tcPr>
           <w:p>
             <w:pPr>
@@ -19505,7 +19505,7 @@
         </w:tc>
         <w:tc>
           <w:tcPr>
-            <w:tcW w:type="dxa" w:w="986"/>
+            <w:tcW w:type="dxa" w:w="1026"/>
           </w:tcPr>
           <w:p>
             <w:pPr>
@@ -19523,7 +19523,7 @@
         </w:tc>
         <w:tc>
           <w:tcPr>
-            <w:tcW w:type="dxa" w:w="986"/>
+            <w:tcW w:type="dxa" w:w="1026"/>
           </w:tcPr>
           <w:p>
             <w:pPr>
@@ -19541,7 +19541,7 @@
         </w:tc>
         <w:tc>
           <w:tcPr>
-            <w:tcW w:type="dxa" w:w="986"/>
+            <w:tcW w:type="dxa" w:w="1026"/>
           </w:tcPr>
           <w:p>
             <w:pPr>
@@ -19559,7 +19559,7 @@
         </w:tc>
         <w:tc>
           <w:tcPr>
-            <w:tcW w:type="dxa" w:w="986"/>
+            <w:tcW w:type="dxa" w:w="1026"/>
           </w:tcPr>
           <w:p>
             <w:pPr>
@@ -19582,7 +19582,7 @@
         </w:trPr>
         <w:tc>
           <w:tcPr>
-            <w:tcW w:type="dxa" w:w="2268"/>
+            <w:tcW w:type="dxa" w:w="1984"/>
           </w:tcPr>
           <w:p>
             <w:r/>
@@ -19597,7 +19597,7 @@
         </w:tc>
         <w:tc>
           <w:tcPr>
-            <w:tcW w:type="dxa" w:w="986"/>
+            <w:tcW w:type="dxa" w:w="1026"/>
           </w:tcPr>
           <w:p>
             <w:pPr>
@@ -19615,7 +19615,7 @@
         </w:tc>
         <w:tc>
           <w:tcPr>
-            <w:tcW w:type="dxa" w:w="986"/>
+            <w:tcW w:type="dxa" w:w="1026"/>
           </w:tcPr>
           <w:p>
             <w:pPr>
@@ -19633,7 +19633,7 @@
         </w:tc>
         <w:tc>
           <w:tcPr>
-            <w:tcW w:type="dxa" w:w="986"/>
+            <w:tcW w:type="dxa" w:w="1026"/>
           </w:tcPr>
           <w:p>
             <w:pPr>
@@ -19651,7 +19651,7 @@
         </w:tc>
         <w:tc>
           <w:tcPr>
-            <w:tcW w:type="dxa" w:w="986"/>
+            <w:tcW w:type="dxa" w:w="1026"/>
           </w:tcPr>
           <w:p>
             <w:pPr>
@@ -19669,7 +19669,7 @@
         </w:tc>
         <w:tc>
           <w:tcPr>
-            <w:tcW w:type="dxa" w:w="986"/>
+            <w:tcW w:type="dxa" w:w="1026"/>
           </w:tcPr>
           <w:p>
             <w:pPr>
@@ -19687,7 +19687,7 @@
         </w:tc>
         <w:tc>
           <w:tcPr>
-            <w:tcW w:type="dxa" w:w="986"/>
+            <w:tcW w:type="dxa" w:w="1026"/>
           </w:tcPr>
           <w:p>
             <w:pPr>
@@ -19705,7 +19705,7 @@
         </w:tc>
         <w:tc>
           <w:tcPr>
-            <w:tcW w:type="dxa" w:w="986"/>
+            <w:tcW w:type="dxa" w:w="1026"/>
           </w:tcPr>
           <w:p>
             <w:pPr>
@@ -19728,7 +19728,7 @@
         </w:trPr>
         <w:tc>
           <w:tcPr>
-            <w:tcW w:type="dxa" w:w="2268"/>
+            <w:tcW w:type="dxa" w:w="1984"/>
           </w:tcPr>
           <w:p>
             <w:r/>
@@ -19743,7 +19743,7 @@
         </w:tc>
         <w:tc>
           <w:tcPr>
-            <w:tcW w:type="dxa" w:w="986"/>
+            <w:tcW w:type="dxa" w:w="1026"/>
           </w:tcPr>
           <w:p>
             <w:pPr>
@@ -19761,7 +19761,7 @@
         </w:tc>
         <w:tc>
           <w:tcPr>
-            <w:tcW w:type="dxa" w:w="986"/>
+            <w:tcW w:type="dxa" w:w="1026"/>
           </w:tcPr>
           <w:p>
             <w:pPr>
@@ -19779,7 +19779,7 @@
         </w:tc>
         <w:tc>
           <w:tcPr>
-            <w:tcW w:type="dxa" w:w="986"/>
+            <w:tcW w:type="dxa" w:w="1026"/>
           </w:tcPr>
           <w:p>
             <w:pPr>
@@ -19797,7 +19797,7 @@
         </w:tc>
         <w:tc>
           <w:tcPr>
-            <w:tcW w:type="dxa" w:w="986"/>
+            <w:tcW w:type="dxa" w:w="1026"/>
           </w:tcPr>
           <w:p>
             <w:pPr>
@@ -19815,7 +19815,7 @@
         </w:tc>
         <w:tc>
           <w:tcPr>
-            <w:tcW w:type="dxa" w:w="986"/>
+            <w:tcW w:type="dxa" w:w="1026"/>
           </w:tcPr>
           <w:p>
             <w:pPr>
@@ -19833,7 +19833,7 @@
         </w:tc>
         <w:tc>
           <w:tcPr>
-            <w:tcW w:type="dxa" w:w="986"/>
+            <w:tcW w:type="dxa" w:w="1026"/>
           </w:tcPr>
           <w:p>
             <w:pPr>
@@ -19851,7 +19851,7 @@
         </w:tc>
         <w:tc>
           <w:tcPr>
-            <w:tcW w:type="dxa" w:w="986"/>
+            <w:tcW w:type="dxa" w:w="1026"/>
           </w:tcPr>
           <w:p>
             <w:pPr>
@@ -19874,7 +19874,7 @@
         </w:trPr>
         <w:tc>
           <w:tcPr>
-            <w:tcW w:type="dxa" w:w="2268"/>
+            <w:tcW w:type="dxa" w:w="1984"/>
           </w:tcPr>
           <w:p>
             <w:r/>
@@ -19889,7 +19889,7 @@
         </w:tc>
         <w:tc>
           <w:tcPr>
-            <w:tcW w:type="dxa" w:w="986"/>
+            <w:tcW w:type="dxa" w:w="1026"/>
           </w:tcPr>
           <w:p>
             <w:pPr>
@@ -19907,7 +19907,7 @@
         </w:tc>
         <w:tc>
           <w:tcPr>
-            <w:tcW w:type="dxa" w:w="986"/>
+            <w:tcW w:type="dxa" w:w="1026"/>
           </w:tcPr>
           <w:p>
             <w:pPr>
@@ -19925,7 +19925,7 @@
         </w:tc>
         <w:tc>
           <w:tcPr>
-            <w:tcW w:type="dxa" w:w="986"/>
+            <w:tcW w:type="dxa" w:w="1026"/>
           </w:tcPr>
           <w:p>
             <w:pPr>
@@ -19943,7 +19943,7 @@
         </w:tc>
         <w:tc>
           <w:tcPr>
-            <w:tcW w:type="dxa" w:w="986"/>
+            <w:tcW w:type="dxa" w:w="1026"/>
           </w:tcPr>
           <w:p>
             <w:pPr>
@@ -19961,7 +19961,7 @@
         </w:tc>
         <w:tc>
           <w:tcPr>
-            <w:tcW w:type="dxa" w:w="986"/>
+            <w:tcW w:type="dxa" w:w="1026"/>
           </w:tcPr>
           <w:p>
             <w:pPr>
@@ -19979,7 +19979,7 @@
         </w:tc>
         <w:tc>
           <w:tcPr>
-            <w:tcW w:type="dxa" w:w="986"/>
+            <w:tcW w:type="dxa" w:w="1026"/>
           </w:tcPr>
           <w:p>
             <w:pPr>
@@ -19997,7 +19997,7 @@
         </w:tc>
         <w:tc>
           <w:tcPr>
-            <w:tcW w:type="dxa" w:w="986"/>
+            <w:tcW w:type="dxa" w:w="1026"/>
           </w:tcPr>
           <w:p>
             <w:pPr>
@@ -20020,7 +20020,7 @@
         </w:trPr>
         <w:tc>
           <w:tcPr>
-            <w:tcW w:type="dxa" w:w="2268"/>
+            <w:tcW w:type="dxa" w:w="1984"/>
           </w:tcPr>
           <w:p>
             <w:r/>
@@ -20035,7 +20035,7 @@
         </w:tc>
         <w:tc>
           <w:tcPr>
-            <w:tcW w:type="dxa" w:w="986"/>
+            <w:tcW w:type="dxa" w:w="1026"/>
           </w:tcPr>
           <w:p>
             <w:pPr>
@@ -20053,7 +20053,7 @@
         </w:tc>
         <w:tc>
           <w:tcPr>
-            <w:tcW w:type="dxa" w:w="986"/>
+            <w:tcW w:type="dxa" w:w="1026"/>
           </w:tcPr>
           <w:p>
             <w:pPr>
@@ -20071,7 +20071,7 @@
         </w:tc>
         <w:tc>
           <w:tcPr>
-            <w:tcW w:type="dxa" w:w="986"/>
+            <w:tcW w:type="dxa" w:w="1026"/>
           </w:tcPr>
           <w:p>
             <w:pPr>
@@ -20089,7 +20089,7 @@
         </w:tc>
         <w:tc>
           <w:tcPr>
-            <w:tcW w:type="dxa" w:w="986"/>
+            <w:tcW w:type="dxa" w:w="1026"/>
           </w:tcPr>
           <w:p>
             <w:pPr>
@@ -20107,7 +20107,7 @@
         </w:tc>
         <w:tc>
           <w:tcPr>
-            <w:tcW w:type="dxa" w:w="986"/>
+            <w:tcW w:type="dxa" w:w="1026"/>
           </w:tcPr>
           <w:p>
             <w:pPr>
@@ -20125,7 +20125,7 @@
         </w:tc>
         <w:tc>
           <w:tcPr>
-            <w:tcW w:type="dxa" w:w="986"/>
+            <w:tcW w:type="dxa" w:w="1026"/>
           </w:tcPr>
           <w:p>
             <w:pPr>
@@ -20143,7 +20143,7 @@
         </w:tc>
         <w:tc>
           <w:tcPr>
-            <w:tcW w:type="dxa" w:w="986"/>
+            <w:tcW w:type="dxa" w:w="1026"/>
           </w:tcPr>
           <w:p>
             <w:pPr>
@@ -20166,7 +20166,7 @@
         </w:trPr>
         <w:tc>
           <w:tcPr>
-            <w:tcW w:type="dxa" w:w="2268"/>
+            <w:tcW w:type="dxa" w:w="1984"/>
           </w:tcPr>
           <w:p>
             <w:r/>
@@ -20181,7 +20181,7 @@
         </w:tc>
         <w:tc>
           <w:tcPr>
-            <w:tcW w:type="dxa" w:w="986"/>
+            <w:tcW w:type="dxa" w:w="1026"/>
           </w:tcPr>
           <w:p>
             <w:pPr>
@@ -20199,7 +20199,7 @@
         </w:tc>
         <w:tc>
           <w:tcPr>
-            <w:tcW w:type="dxa" w:w="986"/>
+            <w:tcW w:type="dxa" w:w="1026"/>
           </w:tcPr>
           <w:p>
             <w:pPr>
@@ -20217,7 +20217,7 @@
         </w:tc>
         <w:tc>
           <w:tcPr>
-            <w:tcW w:type="dxa" w:w="986"/>
+            <w:tcW w:type="dxa" w:w="1026"/>
           </w:tcPr>
           <w:p>
             <w:pPr>
@@ -20235,7 +20235,7 @@
         </w:tc>
         <w:tc>
           <w:tcPr>
-            <w:tcW w:type="dxa" w:w="986"/>
+            <w:tcW w:type="dxa" w:w="1026"/>
           </w:tcPr>
           <w:p>
             <w:pPr>
@@ -20253,7 +20253,7 @@
         </w:tc>
         <w:tc>
           <w:tcPr>
-            <w:tcW w:type="dxa" w:w="986"/>
+            <w:tcW w:type="dxa" w:w="1026"/>
           </w:tcPr>
           <w:p>
             <w:pPr>
@@ -20271,7 +20271,7 @@
         </w:tc>
         <w:tc>
           <w:tcPr>
-            <w:tcW w:type="dxa" w:w="986"/>
+            <w:tcW w:type="dxa" w:w="1026"/>
           </w:tcPr>
           <w:p>
             <w:pPr>
@@ -20289,7 +20289,7 @@
         </w:tc>
         <w:tc>
           <w:tcPr>
-            <w:tcW w:type="dxa" w:w="986"/>
+            <w:tcW w:type="dxa" w:w="1026"/>
           </w:tcPr>
           <w:p>
             <w:pPr>
@@ -20312,7 +20312,7 @@
         </w:trPr>
         <w:tc>
           <w:tcPr>
-            <w:tcW w:type="dxa" w:w="2268"/>
+            <w:tcW w:type="dxa" w:w="1984"/>
           </w:tcPr>
           <w:p>
             <w:r/>
@@ -20327,7 +20327,7 @@
         </w:tc>
         <w:tc>
           <w:tcPr>
-            <w:tcW w:type="dxa" w:w="986"/>
+            <w:tcW w:type="dxa" w:w="1026"/>
           </w:tcPr>
           <w:p>
             <w:pPr>
@@ -20345,7 +20345,7 @@
         </w:tc>
         <w:tc>
           <w:tcPr>
-            <w:tcW w:type="dxa" w:w="986"/>
+            <w:tcW w:type="dxa" w:w="1026"/>
           </w:tcPr>
           <w:p>
             <w:pPr>
@@ -20363,7 +20363,7 @@
         </w:tc>
         <w:tc>
           <w:tcPr>
-            <w:tcW w:type="dxa" w:w="986"/>
+            <w:tcW w:type="dxa" w:w="1026"/>
           </w:tcPr>
           <w:p>
             <w:pPr>
@@ -20381,7 +20381,7 @@
         </w:tc>
         <w:tc>
           <w:tcPr>
-            <w:tcW w:type="dxa" w:w="986"/>
+            <w:tcW w:type="dxa" w:w="1026"/>
           </w:tcPr>
           <w:p>
             <w:pPr>
@@ -20399,7 +20399,7 @@
         </w:tc>
         <w:tc>
           <w:tcPr>
-            <w:tcW w:type="dxa" w:w="986"/>
+            <w:tcW w:type="dxa" w:w="1026"/>
           </w:tcPr>
           <w:p>
             <w:pPr>
@@ -20417,7 +20417,7 @@
         </w:tc>
         <w:tc>
           <w:tcPr>
-            <w:tcW w:type="dxa" w:w="986"/>
+            <w:tcW w:type="dxa" w:w="1026"/>
           </w:tcPr>
           <w:p>
             <w:pPr>
@@ -20435,7 +20435,7 @@
         </w:tc>
         <w:tc>
           <w:tcPr>
-            <w:tcW w:type="dxa" w:w="986"/>
+            <w:tcW w:type="dxa" w:w="1026"/>
           </w:tcPr>
           <w:p>
             <w:pPr>
@@ -20477,14 +20477,14 @@
         <w:tblLayout w:type="fixed"/>
       </w:tblPr>
       <w:tblGrid>
-        <w:gridCol w:w="2268"/>
-        <w:gridCol w:w="987"/>
-        <w:gridCol w:w="987"/>
-        <w:gridCol w:w="987"/>
-        <w:gridCol w:w="987"/>
-        <w:gridCol w:w="987"/>
-        <w:gridCol w:w="987"/>
-        <w:gridCol w:w="987"/>
+        <w:gridCol w:w="1984"/>
+        <w:gridCol w:w="1026"/>
+        <w:gridCol w:w="1026"/>
+        <w:gridCol w:w="1026"/>
+        <w:gridCol w:w="1026"/>
+        <w:gridCol w:w="1026"/>
+        <w:gridCol w:w="1026"/>
+        <w:gridCol w:w="1026"/>
       </w:tblGrid>
       <w:tr>
         <w:trPr>
@@ -20492,7 +20492,7 @@
         </w:trPr>
         <w:tc>
           <w:tcPr>
-            <w:tcW w:type="dxa" w:w="2268"/>
+            <w:tcW w:type="dxa" w:w="1984"/>
           </w:tcPr>
           <w:p>
             <w:r/>
@@ -20508,7 +20508,7 @@
         </w:tc>
         <w:tc>
           <w:tcPr>
-            <w:tcW w:type="dxa" w:w="986"/>
+            <w:tcW w:type="dxa" w:w="1026"/>
           </w:tcPr>
           <w:p>
             <w:r/>
@@ -20524,7 +20524,7 @@
         </w:tc>
         <w:tc>
           <w:tcPr>
-            <w:tcW w:type="dxa" w:w="986"/>
+            <w:tcW w:type="dxa" w:w="1026"/>
           </w:tcPr>
           <w:p>
             <w:r/>
@@ -20540,7 +20540,7 @@
         </w:tc>
         <w:tc>
           <w:tcPr>
-            <w:tcW w:type="dxa" w:w="986"/>
+            <w:tcW w:type="dxa" w:w="1026"/>
           </w:tcPr>
           <w:p>
             <w:r/>
@@ -20556,7 +20556,7 @@
         </w:tc>
         <w:tc>
           <w:tcPr>
-            <w:tcW w:type="dxa" w:w="986"/>
+            <w:tcW w:type="dxa" w:w="1026"/>
           </w:tcPr>
           <w:p>
             <w:r/>
@@ -20572,7 +20572,7 @@
         </w:tc>
         <w:tc>
           <w:tcPr>
-            <w:tcW w:type="dxa" w:w="986"/>
+            <w:tcW w:type="dxa" w:w="1026"/>
           </w:tcPr>
           <w:p>
             <w:r/>
@@ -20588,7 +20588,7 @@
         </w:tc>
         <w:tc>
           <w:tcPr>
-            <w:tcW w:type="dxa" w:w="986"/>
+            <w:tcW w:type="dxa" w:w="1026"/>
           </w:tcPr>
           <w:p>
             <w:r/>
@@ -20604,7 +20604,7 @@
         </w:tc>
         <w:tc>
           <w:tcPr>
-            <w:tcW w:type="dxa" w:w="986"/>
+            <w:tcW w:type="dxa" w:w="1026"/>
           </w:tcPr>
           <w:p>
             <w:r/>
@@ -20625,7 +20625,7 @@
         </w:trPr>
         <w:tc>
           <w:tcPr>
-            <w:tcW w:type="dxa" w:w="2268"/>
+            <w:tcW w:type="dxa" w:w="1984"/>
           </w:tcPr>
           <w:p>
             <w:r/>
@@ -20640,7 +20640,7 @@
         </w:tc>
         <w:tc>
           <w:tcPr>
-            <w:tcW w:type="dxa" w:w="986"/>
+            <w:tcW w:type="dxa" w:w="1026"/>
           </w:tcPr>
           <w:p>
             <w:pPr>
@@ -20658,7 +20658,7 @@
         </w:tc>
         <w:tc>
           <w:tcPr>
-            <w:tcW w:type="dxa" w:w="986"/>
+            <w:tcW w:type="dxa" w:w="1026"/>
           </w:tcPr>
           <w:p>
             <w:pPr>
@@ -20676,7 +20676,7 @@
         </w:tc>
         <w:tc>
           <w:tcPr>
-            <w:tcW w:type="dxa" w:w="986"/>
+            <w:tcW w:type="dxa" w:w="1026"/>
           </w:tcPr>
           <w:p>
             <w:pPr>
@@ -20694,7 +20694,7 @@
         </w:tc>
         <w:tc>
           <w:tcPr>
-            <w:tcW w:type="dxa" w:w="986"/>
+            <w:tcW w:type="dxa" w:w="1026"/>
           </w:tcPr>
           <w:p>
             <w:pPr>
@@ -20712,7 +20712,7 @@
         </w:tc>
         <w:tc>
           <w:tcPr>
-            <w:tcW w:type="dxa" w:w="986"/>
+            <w:tcW w:type="dxa" w:w="1026"/>
           </w:tcPr>
           <w:p>
             <w:pPr>
@@ -20730,7 +20730,7 @@
         </w:tc>
         <w:tc>
           <w:tcPr>
-            <w:tcW w:type="dxa" w:w="986"/>
+            <w:tcW w:type="dxa" w:w="1026"/>
           </w:tcPr>
           <w:p>
             <w:pPr>
@@ -20748,7 +20748,7 @@
         </w:tc>
         <w:tc>
           <w:tcPr>
-            <w:tcW w:type="dxa" w:w="986"/>
+            <w:tcW w:type="dxa" w:w="1026"/>
           </w:tcPr>
           <w:p>
             <w:pPr>
@@ -20771,7 +20771,7 @@
         </w:trPr>
         <w:tc>
           <w:tcPr>
-            <w:tcW w:type="dxa" w:w="2268"/>
+            <w:tcW w:type="dxa" w:w="1984"/>
           </w:tcPr>
           <w:p>
             <w:r/>
@@ -20786,7 +20786,7 @@
         </w:tc>
         <w:tc>
           <w:tcPr>
-            <w:tcW w:type="dxa" w:w="986"/>
+            <w:tcW w:type="dxa" w:w="1026"/>
           </w:tcPr>
           <w:p>
             <w:pPr>
@@ -20804,7 +20804,7 @@
         </w:tc>
         <w:tc>
           <w:tcPr>
-            <w:tcW w:type="dxa" w:w="986"/>
+            <w:tcW w:type="dxa" w:w="1026"/>
           </w:tcPr>
           <w:p>
             <w:pPr>
@@ -20822,7 +20822,7 @@
         </w:tc>
         <w:tc>
           <w:tcPr>
-            <w:tcW w:type="dxa" w:w="986"/>
+            <w:tcW w:type="dxa" w:w="1026"/>
           </w:tcPr>
           <w:p>
             <w:pPr>
@@ -20840,7 +20840,7 @@
         </w:tc>
         <w:tc>
           <w:tcPr>
-            <w:tcW w:type="dxa" w:w="986"/>
+            <w:tcW w:type="dxa" w:w="1026"/>
           </w:tcPr>
           <w:p>
             <w:pPr>
@@ -20858,7 +20858,7 @@
         </w:tc>
         <w:tc>
           <w:tcPr>
-            <w:tcW w:type="dxa" w:w="986"/>
+            <w:tcW w:type="dxa" w:w="1026"/>
           </w:tcPr>
           <w:p>
             <w:pPr>
@@ -20876,7 +20876,7 @@
         </w:tc>
         <w:tc>
           <w:tcPr>
-            <w:tcW w:type="dxa" w:w="986"/>
+            <w:tcW w:type="dxa" w:w="1026"/>
           </w:tcPr>
           <w:p>
             <w:pPr>
@@ -20894,7 +20894,7 @@
         </w:tc>
         <w:tc>
           <w:tcPr>
-            <w:tcW w:type="dxa" w:w="986"/>
+            <w:tcW w:type="dxa" w:w="1026"/>
           </w:tcPr>
           <w:p>
             <w:pPr>
@@ -20917,7 +20917,7 @@
         </w:trPr>
         <w:tc>
           <w:tcPr>
-            <w:tcW w:type="dxa" w:w="2268"/>
+            <w:tcW w:type="dxa" w:w="1984"/>
           </w:tcPr>
           <w:p>
             <w:r/>
@@ -20932,7 +20932,7 @@
         </w:tc>
         <w:tc>
           <w:tcPr>
-            <w:tcW w:type="dxa" w:w="986"/>
+            <w:tcW w:type="dxa" w:w="1026"/>
           </w:tcPr>
           <w:p>
             <w:pPr>
@@ -20950,7 +20950,7 @@
         </w:tc>
         <w:tc>
           <w:tcPr>
-            <w:tcW w:type="dxa" w:w="986"/>
+            <w:tcW w:type="dxa" w:w="1026"/>
           </w:tcPr>
           <w:p>
             <w:pPr>
@@ -20968,7 +20968,7 @@
         </w:tc>
         <w:tc>
           <w:tcPr>
-            <w:tcW w:type="dxa" w:w="986"/>
+            <w:tcW w:type="dxa" w:w="1026"/>
           </w:tcPr>
           <w:p>
             <w:pPr>
@@ -20986,7 +20986,7 @@
         </w:tc>
         <w:tc>
           <w:tcPr>
-            <w:tcW w:type="dxa" w:w="986"/>
+            <w:tcW w:type="dxa" w:w="1026"/>
           </w:tcPr>
           <w:p>
             <w:pPr>
@@ -21004,7 +21004,7 @@
         </w:tc>
         <w:tc>
           <w:tcPr>
-            <w:tcW w:type="dxa" w:w="986"/>
+            <w:tcW w:type="dxa" w:w="1026"/>
           </w:tcPr>
           <w:p>
             <w:pPr>
@@ -21022,7 +21022,7 @@
         </w:tc>
         <w:tc>
           <w:tcPr>
-            <w:tcW w:type="dxa" w:w="986"/>
+            <w:tcW w:type="dxa" w:w="1026"/>
           </w:tcPr>
           <w:p>
             <w:pPr>
@@ -21040,7 +21040,7 @@
         </w:tc>
         <w:tc>
           <w:tcPr>
-            <w:tcW w:type="dxa" w:w="986"/>
+            <w:tcW w:type="dxa" w:w="1026"/>
           </w:tcPr>
           <w:p>
             <w:pPr>
@@ -21063,7 +21063,7 @@
         </w:trPr>
         <w:tc>
           <w:tcPr>
-            <w:tcW w:type="dxa" w:w="2268"/>
+            <w:tcW w:type="dxa" w:w="1984"/>
           </w:tcPr>
           <w:p>
             <w:r/>
@@ -21078,7 +21078,7 @@
         </w:tc>
         <w:tc>
           <w:tcPr>
-            <w:tcW w:type="dxa" w:w="986"/>
+            <w:tcW w:type="dxa" w:w="1026"/>
           </w:tcPr>
           <w:p>
             <w:pPr>
@@ -21096,7 +21096,7 @@
         </w:tc>
         <w:tc>
           <w:tcPr>
-            <w:tcW w:type="dxa" w:w="986"/>
+            <w:tcW w:type="dxa" w:w="1026"/>
           </w:tcPr>
           <w:p>
             <w:pPr>
@@ -21114,7 +21114,7 @@
         </w:tc>
         <w:tc>
           <w:tcPr>
-            <w:tcW w:type="dxa" w:w="986"/>
+            <w:tcW w:type="dxa" w:w="1026"/>
           </w:tcPr>
           <w:p>
             <w:pPr>
@@ -21132,7 +21132,7 @@
         </w:tc>
         <w:tc>
           <w:tcPr>
-            <w:tcW w:type="dxa" w:w="986"/>
+            <w:tcW w:type="dxa" w:w="1026"/>
           </w:tcPr>
           <w:p>
             <w:pPr>
@@ -21150,7 +21150,7 @@
         </w:tc>
         <w:tc>
           <w:tcPr>
-            <w:tcW w:type="dxa" w:w="986"/>
+            <w:tcW w:type="dxa" w:w="1026"/>
           </w:tcPr>
           <w:p>
             <w:pPr>
@@ -21168,7 +21168,7 @@
         </w:tc>
         <w:tc>
           <w:tcPr>
-            <w:tcW w:type="dxa" w:w="986"/>
+            <w:tcW w:type="dxa" w:w="1026"/>
           </w:tcPr>
           <w:p>
             <w:pPr>
@@ -21186,7 +21186,7 @@
         </w:tc>
         <w:tc>
           <w:tcPr>
-            <w:tcW w:type="dxa" w:w="986"/>
+            <w:tcW w:type="dxa" w:w="1026"/>
           </w:tcPr>
           <w:p>
             <w:pPr>
@@ -21209,7 +21209,7 @@
         </w:trPr>
         <w:tc>
           <w:tcPr>
-            <w:tcW w:type="dxa" w:w="2268"/>
+            <w:tcW w:type="dxa" w:w="1984"/>
           </w:tcPr>
           <w:p>
             <w:r/>
@@ -21224,7 +21224,7 @@
         </w:tc>
         <w:tc>
           <w:tcPr>
-            <w:tcW w:type="dxa" w:w="986"/>
+            <w:tcW w:type="dxa" w:w="1026"/>
           </w:tcPr>
           <w:p>
             <w:pPr>
@@ -21242,7 +21242,7 @@
         </w:tc>
         <w:tc>
           <w:tcPr>
-            <w:tcW w:type="dxa" w:w="986"/>
+            <w:tcW w:type="dxa" w:w="1026"/>
           </w:tcPr>
           <w:p>
             <w:pPr>
@@ -21260,7 +21260,7 @@
         </w:tc>
         <w:tc>
           <w:tcPr>
-            <w:tcW w:type="dxa" w:w="986"/>
+            <w:tcW w:type="dxa" w:w="1026"/>
           </w:tcPr>
           <w:p>
             <w:pPr>
@@ -21278,7 +21278,7 @@
         </w:tc>
         <w:tc>
           <w:tcPr>
-            <w:tcW w:type="dxa" w:w="986"/>
+            <w:tcW w:type="dxa" w:w="1026"/>
           </w:tcPr>
           <w:p>
             <w:pPr>
@@ -21296,7 +21296,7 @@
         </w:tc>
         <w:tc>
           <w:tcPr>
-            <w:tcW w:type="dxa" w:w="986"/>
+            <w:tcW w:type="dxa" w:w="1026"/>
           </w:tcPr>
           <w:p>
             <w:pPr>
@@ -21314,7 +21314,7 @@
         </w:tc>
         <w:tc>
           <w:tcPr>
-            <w:tcW w:type="dxa" w:w="986"/>
+            <w:tcW w:type="dxa" w:w="1026"/>
           </w:tcPr>
           <w:p>
             <w:pPr>
@@ -21332,7 +21332,7 @@
         </w:tc>
         <w:tc>
           <w:tcPr>
-            <w:tcW w:type="dxa" w:w="986"/>
+            <w:tcW w:type="dxa" w:w="1026"/>
           </w:tcPr>
           <w:p>
             <w:pPr>
@@ -21355,7 +21355,7 @@
         </w:trPr>
         <w:tc>
           <w:tcPr>
-            <w:tcW w:type="dxa" w:w="2268"/>
+            <w:tcW w:type="dxa" w:w="1984"/>
           </w:tcPr>
           <w:p>
             <w:r/>
@@ -21370,7 +21370,7 @@
         </w:tc>
         <w:tc>
           <w:tcPr>
-            <w:tcW w:type="dxa" w:w="986"/>
+            <w:tcW w:type="dxa" w:w="1026"/>
           </w:tcPr>
           <w:p>
             <w:pPr>
@@ -21388,7 +21388,7 @@
         </w:tc>
         <w:tc>
           <w:tcPr>
-            <w:tcW w:type="dxa" w:w="986"/>
+            <w:tcW w:type="dxa" w:w="1026"/>
           </w:tcPr>
           <w:p>
             <w:pPr>
@@ -21406,7 +21406,7 @@
         </w:tc>
         <w:tc>
           <w:tcPr>
-            <w:tcW w:type="dxa" w:w="986"/>
+            <w:tcW w:type="dxa" w:w="1026"/>
           </w:tcPr>
           <w:p>
             <w:pPr>
@@ -21424,7 +21424,7 @@
         </w:tc>
         <w:tc>
           <w:tcPr>
-            <w:tcW w:type="dxa" w:w="986"/>
+            <w:tcW w:type="dxa" w:w="1026"/>
           </w:tcPr>
           <w:p>
             <w:pPr>
@@ -21442,7 +21442,7 @@
         </w:tc>
         <w:tc>
           <w:tcPr>
-            <w:tcW w:type="dxa" w:w="986"/>
+            <w:tcW w:type="dxa" w:w="1026"/>
           </w:tcPr>
           <w:p>
             <w:pPr>
@@ -21460,7 +21460,7 @@
         </w:tc>
         <w:tc>
           <w:tcPr>
-            <w:tcW w:type="dxa" w:w="986"/>
+            <w:tcW w:type="dxa" w:w="1026"/>
           </w:tcPr>
           <w:p>
             <w:pPr>
@@ -21478,7 +21478,7 @@
         </w:tc>
         <w:tc>
           <w:tcPr>
-            <w:tcW w:type="dxa" w:w="986"/>
+            <w:tcW w:type="dxa" w:w="1026"/>
           </w:tcPr>
           <w:p>
             <w:pPr>
@@ -21501,7 +21501,7 @@
         </w:trPr>
         <w:tc>
           <w:tcPr>
-            <w:tcW w:type="dxa" w:w="2268"/>
+            <w:tcW w:type="dxa" w:w="1984"/>
           </w:tcPr>
           <w:p>
             <w:r/>
@@ -21516,7 +21516,7 @@
         </w:tc>
         <w:tc>
           <w:tcPr>
-            <w:tcW w:type="dxa" w:w="986"/>
+            <w:tcW w:type="dxa" w:w="1026"/>
           </w:tcPr>
           <w:p>
             <w:pPr>
@@ -21534,7 +21534,7 @@
         </w:tc>
         <w:tc>
           <w:tcPr>
-            <w:tcW w:type="dxa" w:w="986"/>
+            <w:tcW w:type="dxa" w:w="1026"/>
           </w:tcPr>
           <w:p>
             <w:pPr>
@@ -21552,7 +21552,7 @@
         </w:tc>
         <w:tc>
           <w:tcPr>
-            <w:tcW w:type="dxa" w:w="986"/>
+            <w:tcW w:type="dxa" w:w="1026"/>
           </w:tcPr>
           <w:p>
             <w:pPr>
@@ -21570,7 +21570,7 @@
         </w:tc>
         <w:tc>
           <w:tcPr>
-            <w:tcW w:type="dxa" w:w="986"/>
+            <w:tcW w:type="dxa" w:w="1026"/>
           </w:tcPr>
           <w:p>
             <w:pPr>
@@ -21588,7 +21588,7 @@
         </w:tc>
         <w:tc>
           <w:tcPr>
-            <w:tcW w:type="dxa" w:w="986"/>
+            <w:tcW w:type="dxa" w:w="1026"/>
           </w:tcPr>
           <w:p>
             <w:pPr>
@@ -21606,7 +21606,7 @@
         </w:tc>
         <w:tc>
           <w:tcPr>
-            <w:tcW w:type="dxa" w:w="986"/>
+            <w:tcW w:type="dxa" w:w="1026"/>
           </w:tcPr>
           <w:p>
             <w:pPr>
@@ -21624,7 +21624,7 @@
         </w:tc>
         <w:tc>
           <w:tcPr>
-            <w:tcW w:type="dxa" w:w="986"/>
+            <w:tcW w:type="dxa" w:w="1026"/>
           </w:tcPr>
           <w:p>
             <w:pPr>
@@ -21647,7 +21647,7 @@
         </w:trPr>
         <w:tc>
           <w:tcPr>
-            <w:tcW w:type="dxa" w:w="2268"/>
+            <w:tcW w:type="dxa" w:w="1984"/>
           </w:tcPr>
           <w:p>
             <w:r/>
@@ -21662,7 +21662,7 @@
         </w:tc>
         <w:tc>
           <w:tcPr>
-            <w:tcW w:type="dxa" w:w="986"/>
+            <w:tcW w:type="dxa" w:w="1026"/>
           </w:tcPr>
           <w:p>
             <w:pPr>
@@ -21680,7 +21680,7 @@
         </w:tc>
         <w:tc>
           <w:tcPr>
-            <w:tcW w:type="dxa" w:w="986"/>
+            <w:tcW w:type="dxa" w:w="1026"/>
           </w:tcPr>
           <w:p>
             <w:pPr>
@@ -21698,7 +21698,7 @@
         </w:tc>
         <w:tc>
           <w:tcPr>
-            <w:tcW w:type="dxa" w:w="986"/>
+            <w:tcW w:type="dxa" w:w="1026"/>
           </w:tcPr>
           <w:p>
             <w:pPr>
@@ -21716,7 +21716,7 @@
         </w:tc>
         <w:tc>
           <w:tcPr>
-            <w:tcW w:type="dxa" w:w="986"/>
+            <w:tcW w:type="dxa" w:w="1026"/>
           </w:tcPr>
           <w:p>
             <w:pPr>
@@ -21734,7 +21734,7 @@
         </w:tc>
         <w:tc>
           <w:tcPr>
-            <w:tcW w:type="dxa" w:w="986"/>
+            <w:tcW w:type="dxa" w:w="1026"/>
           </w:tcPr>
           <w:p>
             <w:pPr>
@@ -21752,7 +21752,7 @@
         </w:tc>
         <w:tc>
           <w:tcPr>
-            <w:tcW w:type="dxa" w:w="986"/>
+            <w:tcW w:type="dxa" w:w="1026"/>
           </w:tcPr>
           <w:p>
             <w:pPr>
@@ -21770,7 +21770,7 @@
         </w:tc>
         <w:tc>
           <w:tcPr>
-            <w:tcW w:type="dxa" w:w="986"/>
+            <w:tcW w:type="dxa" w:w="1026"/>
           </w:tcPr>
           <w:p>
             <w:pPr>
@@ -21811,14 +21811,14 @@
         <w:tblLayout w:type="fixed"/>
       </w:tblPr>
       <w:tblGrid>
-        <w:gridCol w:w="2268"/>
-        <w:gridCol w:w="987"/>
-        <w:gridCol w:w="987"/>
-        <w:gridCol w:w="987"/>
-        <w:gridCol w:w="987"/>
-        <w:gridCol w:w="987"/>
-        <w:gridCol w:w="987"/>
-        <w:gridCol w:w="987"/>
+        <w:gridCol w:w="1984"/>
+        <w:gridCol w:w="1026"/>
+        <w:gridCol w:w="1026"/>
+        <w:gridCol w:w="1026"/>
+        <w:gridCol w:w="1026"/>
+        <w:gridCol w:w="1026"/>
+        <w:gridCol w:w="1026"/>
+        <w:gridCol w:w="1026"/>
       </w:tblGrid>
       <w:tr>
         <w:trPr>
@@ -21826,7 +21826,7 @@
         </w:trPr>
         <w:tc>
           <w:tcPr>
-            <w:tcW w:type="dxa" w:w="2268"/>
+            <w:tcW w:type="dxa" w:w="1984"/>
           </w:tcPr>
           <w:p>
             <w:r/>
@@ -21842,7 +21842,7 @@
         </w:tc>
         <w:tc>
           <w:tcPr>
-            <w:tcW w:type="dxa" w:w="986"/>
+            <w:tcW w:type="dxa" w:w="1026"/>
           </w:tcPr>
           <w:p>
             <w:r/>
@@ -21858,7 +21858,7 @@
         </w:tc>
         <w:tc>
           <w:tcPr>
-            <w:tcW w:type="dxa" w:w="986"/>
+            <w:tcW w:type="dxa" w:w="1026"/>
           </w:tcPr>
           <w:p>
             <w:r/>
@@ -21874,7 +21874,7 @@
         </w:tc>
         <w:tc>
           <w:tcPr>
-            <w:tcW w:type="dxa" w:w="986"/>
+            <w:tcW w:type="dxa" w:w="1026"/>
           </w:tcPr>
           <w:p>
             <w:r/>
@@ -21890,7 +21890,7 @@
         </w:tc>
         <w:tc>
           <w:tcPr>
-            <w:tcW w:type="dxa" w:w="986"/>
+            <w:tcW w:type="dxa" w:w="1026"/>
           </w:tcPr>
           <w:p>
             <w:r/>
@@ -21906,7 +21906,7 @@
         </w:tc>
         <w:tc>
           <w:tcPr>
-            <w:tcW w:type="dxa" w:w="986"/>
+            <w:tcW w:type="dxa" w:w="1026"/>
           </w:tcPr>
           <w:p>
             <w:r/>
@@ -21922,7 +21922,7 @@
         </w:tc>
         <w:tc>
           <w:tcPr>
-            <w:tcW w:type="dxa" w:w="986"/>
+            <w:tcW w:type="dxa" w:w="1026"/>
           </w:tcPr>
           <w:p>
             <w:r/>
@@ -21938,7 +21938,7 @@
         </w:tc>
         <w:tc>
           <w:tcPr>
-            <w:tcW w:type="dxa" w:w="986"/>
+            <w:tcW w:type="dxa" w:w="1026"/>
           </w:tcPr>
           <w:p>
             <w:r/>
@@ -21959,7 +21959,7 @@
         </w:trPr>
         <w:tc>
           <w:tcPr>
-            <w:tcW w:type="dxa" w:w="2268"/>
+            <w:tcW w:type="dxa" w:w="1984"/>
           </w:tcPr>
           <w:p>
             <w:r/>
@@ -21974,7 +21974,7 @@
         </w:tc>
         <w:tc>
           <w:tcPr>
-            <w:tcW w:type="dxa" w:w="986"/>
+            <w:tcW w:type="dxa" w:w="1026"/>
           </w:tcPr>
           <w:p>
             <w:pPr>
@@ -21992,7 +21992,7 @@
         </w:tc>
         <w:tc>
           <w:tcPr>
-            <w:tcW w:type="dxa" w:w="986"/>
+            <w:tcW w:type="dxa" w:w="1026"/>
           </w:tcPr>
           <w:p>
             <w:pPr>
@@ -22010,7 +22010,7 @@
         </w:tc>
         <w:tc>
           <w:tcPr>
-            <w:tcW w:type="dxa" w:w="986"/>
+            <w:tcW w:type="dxa" w:w="1026"/>
           </w:tcPr>
           <w:p>
             <w:pPr>
@@ -22028,7 +22028,7 @@
         </w:tc>
         <w:tc>
           <w:tcPr>
-            <w:tcW w:type="dxa" w:w="986"/>
+            <w:tcW w:type="dxa" w:w="1026"/>
           </w:tcPr>
           <w:p>
             <w:pPr>
@@ -22046,7 +22046,7 @@
         </w:tc>
         <w:tc>
           <w:tcPr>
-            <w:tcW w:type="dxa" w:w="986"/>
+            <w:tcW w:type="dxa" w:w="1026"/>
           </w:tcPr>
           <w:p>
             <w:pPr>
@@ -22064,7 +22064,7 @@
         </w:tc>
         <w:tc>
           <w:tcPr>
-            <w:tcW w:type="dxa" w:w="986"/>
+            <w:tcW w:type="dxa" w:w="1026"/>
           </w:tcPr>
           <w:p>
             <w:pPr>
@@ -22082,7 +22082,7 @@
         </w:tc>
         <w:tc>
           <w:tcPr>
-            <w:tcW w:type="dxa" w:w="986"/>
+            <w:tcW w:type="dxa" w:w="1026"/>
           </w:tcPr>
           <w:p>
             <w:pPr>
@@ -22105,7 +22105,7 @@
         </w:trPr>
         <w:tc>
           <w:tcPr>
-            <w:tcW w:type="dxa" w:w="2268"/>
+            <w:tcW w:type="dxa" w:w="1984"/>
           </w:tcPr>
           <w:p>
             <w:r/>
@@ -22120,7 +22120,7 @@
         </w:tc>
         <w:tc>
           <w:tcPr>
-            <w:tcW w:type="dxa" w:w="986"/>
+            <w:tcW w:type="dxa" w:w="1026"/>
           </w:tcPr>
           <w:p>
             <w:pPr>
@@ -22138,7 +22138,7 @@
         </w:tc>
         <w:tc>
           <w:tcPr>
-            <w:tcW w:type="dxa" w:w="986"/>
+            <w:tcW w:type="dxa" w:w="1026"/>
           </w:tcPr>
           <w:p>
             <w:pPr>
@@ -22156,7 +22156,7 @@
         </w:tc>
         <w:tc>
           <w:tcPr>
-            <w:tcW w:type="dxa" w:w="986"/>
+            <w:tcW w:type="dxa" w:w="1026"/>
           </w:tcPr>
           <w:p>
             <w:pPr>
@@ -22174,7 +22174,7 @@
         </w:tc>
         <w:tc>
           <w:tcPr>
-            <w:tcW w:type="dxa" w:w="986"/>
+            <w:tcW w:type="dxa" w:w="1026"/>
           </w:tcPr>
           <w:p>
             <w:pPr>
@@ -22192,7 +22192,7 @@
         </w:tc>
         <w:tc>
           <w:tcPr>
-            <w:tcW w:type="dxa" w:w="986"/>
+            <w:tcW w:type="dxa" w:w="1026"/>
           </w:tcPr>
           <w:p>
             <w:pPr>
@@ -22210,7 +22210,7 @@
         </w:tc>
         <w:tc>
           <w:tcPr>
-            <w:tcW w:type="dxa" w:w="986"/>
+            <w:tcW w:type="dxa" w:w="1026"/>
           </w:tcPr>
           <w:p>
             <w:pPr>
@@ -22228,7 +22228,7 @@
         </w:tc>
         <w:tc>
           <w:tcPr>
-            <w:tcW w:type="dxa" w:w="986"/>
+            <w:tcW w:type="dxa" w:w="1026"/>
           </w:tcPr>
           <w:p>
             <w:pPr>
@@ -22251,7 +22251,7 @@
         </w:trPr>
         <w:tc>
           <w:tcPr>
-            <w:tcW w:type="dxa" w:w="2268"/>
+            <w:tcW w:type="dxa" w:w="1984"/>
           </w:tcPr>
           <w:p>
             <w:r/>
@@ -22266,7 +22266,7 @@
         </w:tc>
         <w:tc>
           <w:tcPr>
-            <w:tcW w:type="dxa" w:w="986"/>
+            <w:tcW w:type="dxa" w:w="1026"/>
           </w:tcPr>
           <w:p>
             <w:pPr>
@@ -22284,7 +22284,7 @@
         </w:tc>
         <w:tc>
           <w:tcPr>
-            <w:tcW w:type="dxa" w:w="986"/>
+            <w:tcW w:type="dxa" w:w="1026"/>
           </w:tcPr>
           <w:p>
             <w:pPr>
@@ -22302,7 +22302,7 @@
         </w:tc>
         <w:tc>
           <w:tcPr>
-            <w:tcW w:type="dxa" w:w="986"/>
+            <w:tcW w:type="dxa" w:w="1026"/>
           </w:tcPr>
           <w:p>
             <w:pPr>
@@ -22320,7 +22320,7 @@
         </w:tc>
         <w:tc>
           <w:tcPr>
-            <w:tcW w:type="dxa" w:w="986"/>
+            <w:tcW w:type="dxa" w:w="1026"/>
           </w:tcPr>
           <w:p>
             <w:pPr>
@@ -22338,7 +22338,7 @@
         </w:tc>
         <w:tc>
           <w:tcPr>
-            <w:tcW w:type="dxa" w:w="986"/>
+            <w:tcW w:type="dxa" w:w="1026"/>
           </w:tcPr>
           <w:p>
             <w:pPr>
@@ -22356,7 +22356,7 @@
         </w:tc>
         <w:tc>
           <w:tcPr>
-            <w:tcW w:type="dxa" w:w="986"/>
+            <w:tcW w:type="dxa" w:w="1026"/>
           </w:tcPr>
           <w:p>
             <w:pPr>
@@ -22374,7 +22374,7 @@
         </w:tc>
         <w:tc>
           <w:tcPr>
-            <w:tcW w:type="dxa" w:w="986"/>
+            <w:tcW w:type="dxa" w:w="1026"/>
           </w:tcPr>
           <w:p>
             <w:pPr>
@@ -22397,7 +22397,7 @@
         </w:trPr>
         <w:tc>
           <w:tcPr>
-            <w:tcW w:type="dxa" w:w="2268"/>
+            <w:tcW w:type="dxa" w:w="1984"/>
           </w:tcPr>
           <w:p>
             <w:r/>
@@ -22412,7 +22412,7 @@
         </w:tc>
         <w:tc>
           <w:tcPr>
-            <w:tcW w:type="dxa" w:w="986"/>
+            <w:tcW w:type="dxa" w:w="1026"/>
           </w:tcPr>
           <w:p>
             <w:pPr>
@@ -22430,7 +22430,7 @@
         </w:tc>
         <w:tc>
           <w:tcPr>
-            <w:tcW w:type="dxa" w:w="986"/>
+            <w:tcW w:type="dxa" w:w="1026"/>
           </w:tcPr>
           <w:p>
             <w:pPr>
@@ -22448,7 +22448,7 @@
         </w:tc>
         <w:tc>
           <w:tcPr>
-            <w:tcW w:type="dxa" w:w="986"/>
+            <w:tcW w:type="dxa" w:w="1026"/>
           </w:tcPr>
           <w:p>
             <w:pPr>
@@ -22466,7 +22466,7 @@
         </w:tc>
         <w:tc>
           <w:tcPr>
-            <w:tcW w:type="dxa" w:w="986"/>
+            <w:tcW w:type="dxa" w:w="1026"/>
           </w:tcPr>
           <w:p>
             <w:pPr>
@@ -22484,7 +22484,7 @@
         </w:tc>
         <w:tc>
           <w:tcPr>
-            <w:tcW w:type="dxa" w:w="986"/>
+            <w:tcW w:type="dxa" w:w="1026"/>
           </w:tcPr>
           <w:p>
             <w:pPr>
@@ -22502,7 +22502,7 @@
         </w:tc>
         <w:tc>
           <w:tcPr>
-            <w:tcW w:type="dxa" w:w="986"/>
+            <w:tcW w:type="dxa" w:w="1026"/>
           </w:tcPr>
           <w:p>
             <w:pPr>
@@ -22520,7 +22520,7 @@
         </w:tc>
         <w:tc>
           <w:tcPr>
-            <w:tcW w:type="dxa" w:w="986"/>
+            <w:tcW w:type="dxa" w:w="1026"/>
           </w:tcPr>
           <w:p>
             <w:pPr>
@@ -22543,7 +22543,7 @@
         </w:trPr>
         <w:tc>
           <w:tcPr>
-            <w:tcW w:type="dxa" w:w="2268"/>
+            <w:tcW w:type="dxa" w:w="1984"/>
           </w:tcPr>
           <w:p>
             <w:r/>
@@ -22558,7 +22558,7 @@
         </w:tc>
         <w:tc>
           <w:tcPr>
-            <w:tcW w:type="dxa" w:w="986"/>
+            <w:tcW w:type="dxa" w:w="1026"/>
           </w:tcPr>
           <w:p>
             <w:pPr>
@@ -22576,7 +22576,7 @@
         </w:tc>
         <w:tc>
           <w:tcPr>
-            <w:tcW w:type="dxa" w:w="986"/>
+            <w:tcW w:type="dxa" w:w="1026"/>
           </w:tcPr>
           <w:p>
             <w:pPr>
@@ -22594,7 +22594,7 @@
         </w:tc>
         <w:tc>
           <w:tcPr>
-            <w:tcW w:type="dxa" w:w="986"/>
+            <w:tcW w:type="dxa" w:w="1026"/>
           </w:tcPr>
           <w:p>
             <w:pPr>
@@ -22612,7 +22612,7 @@
         </w:tc>
         <w:tc>
           <w:tcPr>
-            <w:tcW w:type="dxa" w:w="986"/>
+            <w:tcW w:type="dxa" w:w="1026"/>
           </w:tcPr>
           <w:p>
             <w:pPr>
@@ -22630,7 +22630,7 @@
         </w:tc>
         <w:tc>
           <w:tcPr>
-            <w:tcW w:type="dxa" w:w="986"/>
+            <w:tcW w:type="dxa" w:w="1026"/>
           </w:tcPr>
           <w:p>
             <w:pPr>
@@ -22648,7 +22648,7 @@
         </w:tc>
         <w:tc>
           <w:tcPr>
-            <w:tcW w:type="dxa" w:w="986"/>
+            <w:tcW w:type="dxa" w:w="1026"/>
           </w:tcPr>
           <w:p>
             <w:pPr>
@@ -22666,7 +22666,7 @@
         </w:tc>
         <w:tc>
           <w:tcPr>
-            <w:tcW w:type="dxa" w:w="986"/>
+            <w:tcW w:type="dxa" w:w="1026"/>
           </w:tcPr>
           <w:p>
             <w:pPr>
@@ -22689,7 +22689,7 @@
         </w:trPr>
         <w:tc>
           <w:tcPr>
-            <w:tcW w:type="dxa" w:w="2268"/>
+            <w:tcW w:type="dxa" w:w="1984"/>
           </w:tcPr>
           <w:p>
             <w:r/>
@@ -22704,7 +22704,7 @@
         </w:tc>
         <w:tc>
           <w:tcPr>
-            <w:tcW w:type="dxa" w:w="986"/>
+            <w:tcW w:type="dxa" w:w="1026"/>
           </w:tcPr>
           <w:p>
             <w:pPr>
@@ -22722,7 +22722,7 @@
         </w:tc>
         <w:tc>
           <w:tcPr>
-            <w:tcW w:type="dxa" w:w="986"/>
+            <w:tcW w:type="dxa" w:w="1026"/>
           </w:tcPr>
           <w:p>
             <w:pPr>
@@ -22740,7 +22740,7 @@
         </w:tc>
         <w:tc>
           <w:tcPr>
-            <w:tcW w:type="dxa" w:w="986"/>
+            <w:tcW w:type="dxa" w:w="1026"/>
           </w:tcPr>
           <w:p>
             <w:pPr>
@@ -22758,7 +22758,7 @@
         </w:tc>
         <w:tc>
           <w:tcPr>
-            <w:tcW w:type="dxa" w:w="986"/>
+            <w:tcW w:type="dxa" w:w="1026"/>
           </w:tcPr>
           <w:p>
             <w:pPr>
@@ -22776,7 +22776,7 @@
         </w:tc>
         <w:tc>
           <w:tcPr>
-            <w:tcW w:type="dxa" w:w="986"/>
+            <w:tcW w:type="dxa" w:w="1026"/>
           </w:tcPr>
           <w:p>
             <w:pPr>
@@ -22794,7 +22794,7 @@
         </w:tc>
         <w:tc>
           <w:tcPr>
-            <w:tcW w:type="dxa" w:w="986"/>
+            <w:tcW w:type="dxa" w:w="1026"/>
           </w:tcPr>
           <w:p>
             <w:pPr>
@@ -22812,7 +22812,7 @@
         </w:tc>
         <w:tc>
           <w:tcPr>
-            <w:tcW w:type="dxa" w:w="986"/>
+            <w:tcW w:type="dxa" w:w="1026"/>
           </w:tcPr>
           <w:p>
             <w:pPr>
@@ -22854,14 +22854,14 @@
         <w:tblLayout w:type="fixed"/>
       </w:tblPr>
       <w:tblGrid>
-        <w:gridCol w:w="2268"/>
-        <w:gridCol w:w="987"/>
-        <w:gridCol w:w="987"/>
-        <w:gridCol w:w="987"/>
-        <w:gridCol w:w="987"/>
-        <w:gridCol w:w="987"/>
-        <w:gridCol w:w="987"/>
-        <w:gridCol w:w="987"/>
+        <w:gridCol w:w="1984"/>
+        <w:gridCol w:w="1026"/>
+        <w:gridCol w:w="1026"/>
+        <w:gridCol w:w="1026"/>
+        <w:gridCol w:w="1026"/>
+        <w:gridCol w:w="1026"/>
+        <w:gridCol w:w="1026"/>
+        <w:gridCol w:w="1026"/>
       </w:tblGrid>
       <w:tr>
         <w:trPr>
@@ -22869,7 +22869,7 @@
         </w:trPr>
         <w:tc>
           <w:tcPr>
-            <w:tcW w:type="dxa" w:w="2268"/>
+            <w:tcW w:type="dxa" w:w="1984"/>
           </w:tcPr>
           <w:p>
             <w:r/>
@@ -22885,7 +22885,7 @@
         </w:tc>
         <w:tc>
           <w:tcPr>
-            <w:tcW w:type="dxa" w:w="986"/>
+            <w:tcW w:type="dxa" w:w="1026"/>
           </w:tcPr>
           <w:p>
             <w:r/>
@@ -22901,7 +22901,7 @@
         </w:tc>
         <w:tc>
           <w:tcPr>
-            <w:tcW w:type="dxa" w:w="986"/>
+            <w:tcW w:type="dxa" w:w="1026"/>
           </w:tcPr>
           <w:p>
             <w:r/>
@@ -22917,7 +22917,7 @@
         </w:tc>
         <w:tc>
           <w:tcPr>
-            <w:tcW w:type="dxa" w:w="986"/>
+            <w:tcW w:type="dxa" w:w="1026"/>
           </w:tcPr>
           <w:p>
             <w:r/>
@@ -22933,7 +22933,7 @@
         </w:tc>
         <w:tc>
           <w:tcPr>
-            <w:tcW w:type="dxa" w:w="986"/>
+            <w:tcW w:type="dxa" w:w="1026"/>
           </w:tcPr>
           <w:p>
             <w:r/>
@@ -22949,7 +22949,7 @@
         </w:tc>
         <w:tc>
           <w:tcPr>
-            <w:tcW w:type="dxa" w:w="986"/>
+            <w:tcW w:type="dxa" w:w="1026"/>
           </w:tcPr>
           <w:p>
             <w:r/>
@@ -22965,7 +22965,7 @@
         </w:tc>
         <w:tc>
           <w:tcPr>
-            <w:tcW w:type="dxa" w:w="986"/>
+            <w:tcW w:type="dxa" w:w="1026"/>
           </w:tcPr>
           <w:p>
             <w:r/>
@@ -22981,7 +22981,7 @@
         </w:tc>
         <w:tc>
           <w:tcPr>
-            <w:tcW w:type="dxa" w:w="986"/>
+            <w:tcW w:type="dxa" w:w="1026"/>
           </w:tcPr>
           <w:p>
             <w:r/>
@@ -23002,7 +23002,7 @@
         </w:trPr>
         <w:tc>
           <w:tcPr>
-            <w:tcW w:type="dxa" w:w="2268"/>
+            <w:tcW w:type="dxa" w:w="1984"/>
           </w:tcPr>
           <w:p>
             <w:r/>
@@ -23017,7 +23017,7 @@
         </w:tc>
         <w:tc>
           <w:tcPr>
-            <w:tcW w:type="dxa" w:w="986"/>
+            <w:tcW w:type="dxa" w:w="1026"/>
           </w:tcPr>
           <w:p>
             <w:pPr>
@@ -23035,7 +23035,7 @@
         </w:tc>
         <w:tc>
           <w:tcPr>
-            <w:tcW w:type="dxa" w:w="986"/>
+            <w:tcW w:type="dxa" w:w="1026"/>
           </w:tcPr>
           <w:p>
             <w:pPr>
@@ -23053,7 +23053,7 @@
         </w:tc>
         <w:tc>
           <w:tcPr>
-            <w:tcW w:type="dxa" w:w="986"/>
+            <w:tcW w:type="dxa" w:w="1026"/>
           </w:tcPr>
           <w:p>
             <w:pPr>
@@ -23071,7 +23071,7 @@
         </w:tc>
         <w:tc>
           <w:tcPr>
-            <w:tcW w:type="dxa" w:w="986"/>
+            <w:tcW w:type="dxa" w:w="1026"/>
           </w:tcPr>
           <w:p>
             <w:pPr>
@@ -23089,7 +23089,7 @@
         </w:tc>
         <w:tc>
           <w:tcPr>
-            <w:tcW w:type="dxa" w:w="986"/>
+            <w:tcW w:type="dxa" w:w="1026"/>
           </w:tcPr>
           <w:p>
             <w:pPr>
@@ -23107,7 +23107,7 @@
         </w:tc>
         <w:tc>
           <w:tcPr>
-            <w:tcW w:type="dxa" w:w="986"/>
+            <w:tcW w:type="dxa" w:w="1026"/>
           </w:tcPr>
           <w:p>
             <w:pPr>
@@ -23125,7 +23125,7 @@
         </w:tc>
         <w:tc>
           <w:tcPr>
-            <w:tcW w:type="dxa" w:w="986"/>
+            <w:tcW w:type="dxa" w:w="1026"/>
           </w:tcPr>
           <w:p>
             <w:pPr>
@@ -23148,7 +23148,7 @@
         </w:trPr>
         <w:tc>
           <w:tcPr>
-            <w:tcW w:type="dxa" w:w="2268"/>
+            <w:tcW w:type="dxa" w:w="1984"/>
           </w:tcPr>
           <w:p>
             <w:r/>
@@ -23163,7 +23163,7 @@
         </w:tc>
         <w:tc>
           <w:tcPr>
-            <w:tcW w:type="dxa" w:w="986"/>
+            <w:tcW w:type="dxa" w:w="1026"/>
           </w:tcPr>
           <w:p>
             <w:pPr>
@@ -23181,7 +23181,7 @@
         </w:tc>
         <w:tc>
           <w:tcPr>
-            <w:tcW w:type="dxa" w:w="986"/>
+            <w:tcW w:type="dxa" w:w="1026"/>
           </w:tcPr>
           <w:p>
             <w:pPr>
@@ -23199,7 +23199,7 @@
         </w:tc>
         <w:tc>
           <w:tcPr>
-            <w:tcW w:type="dxa" w:w="986"/>
+            <w:tcW w:type="dxa" w:w="1026"/>
           </w:tcPr>
           <w:p>
             <w:pPr>
@@ -23217,7 +23217,7 @@
         </w:tc>
         <w:tc>
           <w:tcPr>
-            <w:tcW w:type="dxa" w:w="986"/>
+            <w:tcW w:type="dxa" w:w="1026"/>
           </w:tcPr>
           <w:p>
             <w:pPr>
@@ -23235,7 +23235,7 @@
         </w:tc>
         <w:tc>
           <w:tcPr>
-            <w:tcW w:type="dxa" w:w="986"/>
+            <w:tcW w:type="dxa" w:w="1026"/>
           </w:tcPr>
           <w:p>
             <w:pPr>
@@ -23253,7 +23253,7 @@
         </w:tc>
         <w:tc>
           <w:tcPr>
-            <w:tcW w:type="dxa" w:w="986"/>
+            <w:tcW w:type="dxa" w:w="1026"/>
           </w:tcPr>
           <w:p>
             <w:pPr>
@@ -23271,7 +23271,7 @@
         </w:tc>
         <w:tc>
           <w:tcPr>
-            <w:tcW w:type="dxa" w:w="986"/>
+            <w:tcW w:type="dxa" w:w="1026"/>
           </w:tcPr>
           <w:p>
             <w:pPr>
@@ -23294,7 +23294,7 @@
         </w:trPr>
         <w:tc>
           <w:tcPr>
-            <w:tcW w:type="dxa" w:w="2268"/>
+            <w:tcW w:type="dxa" w:w="1984"/>
           </w:tcPr>
           <w:p>
             <w:r/>
@@ -23309,7 +23309,7 @@
         </w:tc>
         <w:tc>
           <w:tcPr>
-            <w:tcW w:type="dxa" w:w="986"/>
+            <w:tcW w:type="dxa" w:w="1026"/>
           </w:tcPr>
           <w:p>
             <w:pPr>
@@ -23327,7 +23327,7 @@
         </w:tc>
         <w:tc>
           <w:tcPr>
-            <w:tcW w:type="dxa" w:w="986"/>
+            <w:tcW w:type="dxa" w:w="1026"/>
           </w:tcPr>
           <w:p>
             <w:pPr>
@@ -23345,7 +23345,7 @@
         </w:tc>
         <w:tc>
           <w:tcPr>
-            <w:tcW w:type="dxa" w:w="986"/>
+            <w:tcW w:type="dxa" w:w="1026"/>
           </w:tcPr>
           <w:p>
             <w:pPr>
@@ -23363,7 +23363,7 @@
         </w:tc>
         <w:tc>
           <w:tcPr>
-            <w:tcW w:type="dxa" w:w="986"/>
+            <w:tcW w:type="dxa" w:w="1026"/>
           </w:tcPr>
           <w:p>
             <w:pPr>
@@ -23381,7 +23381,7 @@
         </w:tc>
         <w:tc>
           <w:tcPr>
-            <w:tcW w:type="dxa" w:w="986"/>
+            <w:tcW w:type="dxa" w:w="1026"/>
           </w:tcPr>
           <w:p>
             <w:pPr>
@@ -23399,7 +23399,7 @@
         </w:tc>
         <w:tc>
           <w:tcPr>
-            <w:tcW w:type="dxa" w:w="986"/>
+            <w:tcW w:type="dxa" w:w="1026"/>
           </w:tcPr>
           <w:p>
             <w:pPr>
@@ -23417,7 +23417,7 @@
         </w:tc>
         <w:tc>
           <w:tcPr>
-            <w:tcW w:type="dxa" w:w="986"/>
+            <w:tcW w:type="dxa" w:w="1026"/>
           </w:tcPr>
           <w:p>
             <w:pPr>
@@ -23440,7 +23440,7 @@
         </w:trPr>
         <w:tc>
           <w:tcPr>
-            <w:tcW w:type="dxa" w:w="2268"/>
+            <w:tcW w:type="dxa" w:w="1984"/>
           </w:tcPr>
           <w:p>
             <w:r/>
@@ -23455,7 +23455,7 @@
         </w:tc>
         <w:tc>
           <w:tcPr>
-            <w:tcW w:type="dxa" w:w="986"/>
+            <w:tcW w:type="dxa" w:w="1026"/>
           </w:tcPr>
           <w:p>
             <w:pPr>
@@ -23473,7 +23473,7 @@
         </w:tc>
         <w:tc>
           <w:tcPr>
-            <w:tcW w:type="dxa" w:w="986"/>
+            <w:tcW w:type="dxa" w:w="1026"/>
           </w:tcPr>
           <w:p>
             <w:pPr>
@@ -23491,7 +23491,7 @@
         </w:tc>
         <w:tc>
           <w:tcPr>
-            <w:tcW w:type="dxa" w:w="986"/>
+            <w:tcW w:type="dxa" w:w="1026"/>
           </w:tcPr>
           <w:p>
             <w:pPr>
@@ -23509,7 +23509,7 @@
         </w:tc>
         <w:tc>
           <w:tcPr>
-            <w:tcW w:type="dxa" w:w="986"/>
+            <w:tcW w:type="dxa" w:w="1026"/>
           </w:tcPr>
           <w:p>
             <w:pPr>
@@ -23527,7 +23527,7 @@
         </w:tc>
         <w:tc>
           <w:tcPr>
-            <w:tcW w:type="dxa" w:w="986"/>
+            <w:tcW w:type="dxa" w:w="1026"/>
           </w:tcPr>
           <w:p>
             <w:pPr>
@@ -23545,7 +23545,7 @@
         </w:tc>
         <w:tc>
           <w:tcPr>
-            <w:tcW w:type="dxa" w:w="986"/>
+            <w:tcW w:type="dxa" w:w="1026"/>
           </w:tcPr>
           <w:p>
             <w:pPr>
@@ -23563,7 +23563,7 @@
         </w:tc>
         <w:tc>
           <w:tcPr>
-            <w:tcW w:type="dxa" w:w="986"/>
+            <w:tcW w:type="dxa" w:w="1026"/>
           </w:tcPr>
           <w:p>
             <w:pPr>
@@ -23586,7 +23586,7 @@
         </w:trPr>
         <w:tc>
           <w:tcPr>
-            <w:tcW w:type="dxa" w:w="2268"/>
+            <w:tcW w:type="dxa" w:w="1984"/>
           </w:tcPr>
           <w:p>
             <w:r/>
@@ -23601,7 +23601,7 @@
         </w:tc>
         <w:tc>
           <w:tcPr>
-            <w:tcW w:type="dxa" w:w="986"/>
+            <w:tcW w:type="dxa" w:w="1026"/>
           </w:tcPr>
           <w:p>
             <w:pPr>
@@ -23619,7 +23619,7 @@
         </w:tc>
         <w:tc>
           <w:tcPr>
-            <w:tcW w:type="dxa" w:w="986"/>
+            <w:tcW w:type="dxa" w:w="1026"/>
           </w:tcPr>
           <w:p>
             <w:pPr>
@@ -23637,7 +23637,7 @@
         </w:tc>
         <w:tc>
           <w:tcPr>
-            <w:tcW w:type="dxa" w:w="986"/>
+            <w:tcW w:type="dxa" w:w="1026"/>
           </w:tcPr>
           <w:p>
             <w:pPr>
@@ -23655,7 +23655,7 @@
         </w:tc>
         <w:tc>
           <w:tcPr>
-            <w:tcW w:type="dxa" w:w="986"/>
+            <w:tcW w:type="dxa" w:w="1026"/>
           </w:tcPr>
           <w:p>
             <w:pPr>
@@ -23673,7 +23673,7 @@
         </w:tc>
         <w:tc>
           <w:tcPr>
-            <w:tcW w:type="dxa" w:w="986"/>
+            <w:tcW w:type="dxa" w:w="1026"/>
           </w:tcPr>
           <w:p>
             <w:pPr>
@@ -23691,7 +23691,7 @@
         </w:tc>
         <w:tc>
           <w:tcPr>
-            <w:tcW w:type="dxa" w:w="986"/>
+            <w:tcW w:type="dxa" w:w="1026"/>
           </w:tcPr>
           <w:p>
             <w:pPr>
@@ -23709,7 +23709,7 @@
         </w:tc>
         <w:tc>
           <w:tcPr>
-            <w:tcW w:type="dxa" w:w="986"/>
+            <w:tcW w:type="dxa" w:w="1026"/>
           </w:tcPr>
           <w:p>
             <w:pPr>
@@ -23759,14 +23759,14 @@
         <w:tblLayout w:type="fixed"/>
       </w:tblPr>
       <w:tblGrid>
-        <w:gridCol w:w="2268"/>
-        <w:gridCol w:w="987"/>
-        <w:gridCol w:w="987"/>
-        <w:gridCol w:w="987"/>
-        <w:gridCol w:w="987"/>
-        <w:gridCol w:w="987"/>
-        <w:gridCol w:w="987"/>
-        <w:gridCol w:w="987"/>
+        <w:gridCol w:w="1984"/>
+        <w:gridCol w:w="1026"/>
+        <w:gridCol w:w="1026"/>
+        <w:gridCol w:w="1026"/>
+        <w:gridCol w:w="1026"/>
+        <w:gridCol w:w="1026"/>
+        <w:gridCol w:w="1026"/>
+        <w:gridCol w:w="1026"/>
       </w:tblGrid>
       <w:tr>
         <w:trPr>
@@ -23774,7 +23774,7 @@
         </w:trPr>
         <w:tc>
           <w:tcPr>
-            <w:tcW w:type="dxa" w:w="2268"/>
+            <w:tcW w:type="dxa" w:w="1984"/>
           </w:tcPr>
           <w:p>
             <w:r/>
@@ -23790,7 +23790,7 @@
         </w:tc>
         <w:tc>
           <w:tcPr>
-            <w:tcW w:type="dxa" w:w="986"/>
+            <w:tcW w:type="dxa" w:w="1026"/>
           </w:tcPr>
           <w:p>
             <w:r/>
@@ -23806,7 +23806,7 @@
         </w:tc>
         <w:tc>
           <w:tcPr>
-            <w:tcW w:type="dxa" w:w="986"/>
+            <w:tcW w:type="dxa" w:w="1026"/>
           </w:tcPr>
           <w:p>
             <w:r/>
@@ -23822,7 +23822,7 @@
         </w:tc>
         <w:tc>
           <w:tcPr>
-            <w:tcW w:type="dxa" w:w="986"/>
+            <w:tcW w:type="dxa" w:w="1026"/>
           </w:tcPr>
           <w:p>
             <w:r/>
@@ -23838,7 +23838,7 @@
         </w:tc>
         <w:tc>
           <w:tcPr>
-            <w:tcW w:type="dxa" w:w="986"/>
+            <w:tcW w:type="dxa" w:w="1026"/>
           </w:tcPr>
           <w:p>
             <w:r/>
@@ -23854,7 +23854,7 @@
         </w:tc>
         <w:tc>
           <w:tcPr>
-            <w:tcW w:type="dxa" w:w="986"/>
+            <w:tcW w:type="dxa" w:w="1026"/>
           </w:tcPr>
           <w:p>
             <w:r/>
@@ -23870,7 +23870,7 @@
         </w:tc>
         <w:tc>
           <w:tcPr>
-            <w:tcW w:type="dxa" w:w="986"/>
+            <w:tcW w:type="dxa" w:w="1026"/>
           </w:tcPr>
           <w:p>
             <w:r/>
@@ -23886,7 +23886,7 @@
         </w:tc>
         <w:tc>
           <w:tcPr>
-            <w:tcW w:type="dxa" w:w="986"/>
+            <w:tcW w:type="dxa" w:w="1026"/>
           </w:tcPr>
           <w:p>
             <w:r/>
@@ -23907,7 +23907,7 @@
         </w:trPr>
         <w:tc>
           <w:tcPr>
-            <w:tcW w:type="dxa" w:w="2268"/>
+            <w:tcW w:type="dxa" w:w="1984"/>
           </w:tcPr>
           <w:p>
             <w:r/>
@@ -23922,7 +23922,7 @@
         </w:tc>
         <w:tc>
           <w:tcPr>
-            <w:tcW w:type="dxa" w:w="986"/>
+            <w:tcW w:type="dxa" w:w="1026"/>
           </w:tcPr>
           <w:p>
             <w:pPr>
@@ -23940,7 +23940,7 @@
         </w:tc>
         <w:tc>
           <w:tcPr>
-            <w:tcW w:type="dxa" w:w="986"/>
+            <w:tcW w:type="dxa" w:w="1026"/>
           </w:tcPr>
           <w:p>
             <w:pPr>
@@ -23958,7 +23958,7 @@
         </w:tc>
         <w:tc>
           <w:tcPr>
-            <w:tcW w:type="dxa" w:w="986"/>
+            <w:tcW w:type="dxa" w:w="1026"/>
           </w:tcPr>
           <w:p>
             <w:pPr>
@@ -23976,7 +23976,7 @@
         </w:tc>
         <w:tc>
           <w:tcPr>
-            <w:tcW w:type="dxa" w:w="986"/>
+            <w:tcW w:type="dxa" w:w="1026"/>
           </w:tcPr>
           <w:p>
             <w:pPr>
@@ -23994,7 +23994,7 @@
         </w:tc>
         <w:tc>
           <w:tcPr>
-            <w:tcW w:type="dxa" w:w="986"/>
+            <w:tcW w:type="dxa" w:w="1026"/>
           </w:tcPr>
           <w:p>
             <w:pPr>
@@ -24012,7 +24012,7 @@
         </w:tc>
         <w:tc>
           <w:tcPr>
-            <w:tcW w:type="dxa" w:w="986"/>
+            <w:tcW w:type="dxa" w:w="1026"/>
           </w:tcPr>
           <w:p>
             <w:pPr>
@@ -24030,7 +24030,7 @@
         </w:tc>
         <w:tc>
           <w:tcPr>
-            <w:tcW w:type="dxa" w:w="986"/>
+            <w:tcW w:type="dxa" w:w="1026"/>
           </w:tcPr>
           <w:p>
             <w:pPr>
@@ -24053,7 +24053,7 @@
         </w:trPr>
         <w:tc>
           <w:tcPr>
-            <w:tcW w:type="dxa" w:w="2268"/>
+            <w:tcW w:type="dxa" w:w="1984"/>
           </w:tcPr>
           <w:p>
             <w:r/>
@@ -24068,7 +24068,7 @@
         </w:tc>
         <w:tc>
           <w:tcPr>
-            <w:tcW w:type="dxa" w:w="986"/>
+            <w:tcW w:type="dxa" w:w="1026"/>
           </w:tcPr>
           <w:p>
             <w:pPr>
@@ -24086,7 +24086,7 @@
         </w:tc>
         <w:tc>
           <w:tcPr>
-            <w:tcW w:type="dxa" w:w="986"/>
+            <w:tcW w:type="dxa" w:w="1026"/>
           </w:tcPr>
           <w:p>
             <w:pPr>
@@ -24104,7 +24104,7 @@
         </w:tc>
         <w:tc>
           <w:tcPr>
-            <w:tcW w:type="dxa" w:w="986"/>
+            <w:tcW w:type="dxa" w:w="1026"/>
           </w:tcPr>
           <w:p>
             <w:pPr>
@@ -24122,7 +24122,7 @@
         </w:tc>
         <w:tc>
           <w:tcPr>
-            <w:tcW w:type="dxa" w:w="986"/>
+            <w:tcW w:type="dxa" w:w="1026"/>
           </w:tcPr>
           <w:p>
             <w:pPr>
@@ -24140,7 +24140,7 @@
         </w:tc>
         <w:tc>
           <w:tcPr>
-            <w:tcW w:type="dxa" w:w="986"/>
+            <w:tcW w:type="dxa" w:w="1026"/>
           </w:tcPr>
           <w:p>
             <w:pPr>
@@ -24158,7 +24158,7 @@
         </w:tc>
         <w:tc>
           <w:tcPr>
-            <w:tcW w:type="dxa" w:w="986"/>
+            <w:tcW w:type="dxa" w:w="1026"/>
           </w:tcPr>
           <w:p>
             <w:pPr>
@@ -24176,7 +24176,7 @@
         </w:tc>
         <w:tc>
           <w:tcPr>
-            <w:tcW w:type="dxa" w:w="986"/>
+            <w:tcW w:type="dxa" w:w="1026"/>
           </w:tcPr>
           <w:p>
             <w:pPr>
@@ -24199,7 +24199,7 @@
         </w:trPr>
         <w:tc>
           <w:tcPr>
-            <w:tcW w:type="dxa" w:w="2268"/>
+            <w:tcW w:type="dxa" w:w="1984"/>
           </w:tcPr>
           <w:p>
             <w:r/>
@@ -24214,7 +24214,7 @@
         </w:tc>
         <w:tc>
           <w:tcPr>
-            <w:tcW w:type="dxa" w:w="986"/>
+            <w:tcW w:type="dxa" w:w="1026"/>
           </w:tcPr>
           <w:p>
             <w:pPr>
@@ -24232,7 +24232,7 @@
         </w:tc>
         <w:tc>
           <w:tcPr>
-            <w:tcW w:type="dxa" w:w="986"/>
+            <w:tcW w:type="dxa" w:w="1026"/>
           </w:tcPr>
           <w:p>
             <w:pPr>
@@ -24250,7 +24250,7 @@
         </w:tc>
         <w:tc>
           <w:tcPr>
-            <w:tcW w:type="dxa" w:w="986"/>
+            <w:tcW w:type="dxa" w:w="1026"/>
           </w:tcPr>
           <w:p>
             <w:pPr>
@@ -24268,7 +24268,7 @@
         </w:tc>
         <w:tc>
           <w:tcPr>
-            <w:tcW w:type="dxa" w:w="986"/>
+            <w:tcW w:type="dxa" w:w="1026"/>
           </w:tcPr>
           <w:p>
             <w:pPr>
@@ -24286,7 +24286,7 @@
         </w:tc>
         <w:tc>
           <w:tcPr>
-            <w:tcW w:type="dxa" w:w="986"/>
+            <w:tcW w:type="dxa" w:w="1026"/>
           </w:tcPr>
           <w:p>
             <w:pPr>
@@ -24304,7 +24304,7 @@
         </w:tc>
         <w:tc>
           <w:tcPr>
-            <w:tcW w:type="dxa" w:w="986"/>
+            <w:tcW w:type="dxa" w:w="1026"/>
           </w:tcPr>
           <w:p>
             <w:pPr>
@@ -24322,7 +24322,7 @@
         </w:tc>
         <w:tc>
           <w:tcPr>
-            <w:tcW w:type="dxa" w:w="986"/>
+            <w:tcW w:type="dxa" w:w="1026"/>
           </w:tcPr>
           <w:p>
             <w:pPr>
@@ -24345,7 +24345,7 @@
         </w:trPr>
         <w:tc>
           <w:tcPr>
-            <w:tcW w:type="dxa" w:w="2268"/>
+            <w:tcW w:type="dxa" w:w="1984"/>
           </w:tcPr>
           <w:p>
             <w:r/>
@@ -24360,7 +24360,7 @@
         </w:tc>
         <w:tc>
           <w:tcPr>
-            <w:tcW w:type="dxa" w:w="986"/>
+            <w:tcW w:type="dxa" w:w="1026"/>
           </w:tcPr>
           <w:p>
             <w:pPr>
@@ -24378,7 +24378,7 @@
         </w:tc>
         <w:tc>
           <w:tcPr>
-            <w:tcW w:type="dxa" w:w="986"/>
+            <w:tcW w:type="dxa" w:w="1026"/>
           </w:tcPr>
           <w:p>
             <w:pPr>
@@ -24396,7 +24396,7 @@
         </w:tc>
         <w:tc>
           <w:tcPr>
-            <w:tcW w:type="dxa" w:w="986"/>
+            <w:tcW w:type="dxa" w:w="1026"/>
           </w:tcPr>
           <w:p>
             <w:pPr>
@@ -24414,7 +24414,7 @@
         </w:tc>
         <w:tc>
           <w:tcPr>
-            <w:tcW w:type="dxa" w:w="986"/>
+            <w:tcW w:type="dxa" w:w="1026"/>
           </w:tcPr>
           <w:p>
             <w:pPr>
@@ -24432,7 +24432,7 @@
         </w:tc>
         <w:tc>
           <w:tcPr>
-            <w:tcW w:type="dxa" w:w="986"/>
+            <w:tcW w:type="dxa" w:w="1026"/>
           </w:tcPr>
           <w:p>
             <w:pPr>
@@ -24450,7 +24450,7 @@
         </w:tc>
         <w:tc>
           <w:tcPr>
-            <w:tcW w:type="dxa" w:w="986"/>
+            <w:tcW w:type="dxa" w:w="1026"/>
           </w:tcPr>
           <w:p>
             <w:pPr>
@@ -24468,7 +24468,7 @@
         </w:tc>
         <w:tc>
           <w:tcPr>
-            <w:tcW w:type="dxa" w:w="986"/>
+            <w:tcW w:type="dxa" w:w="1026"/>
           </w:tcPr>
           <w:p>
             <w:pPr>
@@ -24491,7 +24491,7 @@
         </w:trPr>
         <w:tc>
           <w:tcPr>
-            <w:tcW w:type="dxa" w:w="2268"/>
+            <w:tcW w:type="dxa" w:w="1984"/>
           </w:tcPr>
           <w:p>
             <w:r/>
@@ -24506,7 +24506,7 @@
         </w:tc>
         <w:tc>
           <w:tcPr>
-            <w:tcW w:type="dxa" w:w="986"/>
+            <w:tcW w:type="dxa" w:w="1026"/>
           </w:tcPr>
           <w:p>
             <w:pPr>
@@ -24524,7 +24524,7 @@
         </w:tc>
         <w:tc>
           <w:tcPr>
-            <w:tcW w:type="dxa" w:w="986"/>
+            <w:tcW w:type="dxa" w:w="1026"/>
           </w:tcPr>
           <w:p>
             <w:pPr>
@@ -24542,7 +24542,7 @@
         </w:tc>
         <w:tc>
           <w:tcPr>
-            <w:tcW w:type="dxa" w:w="986"/>
+            <w:tcW w:type="dxa" w:w="1026"/>
           </w:tcPr>
           <w:p>
             <w:pPr>
@@ -24560,7 +24560,7 @@
         </w:tc>
         <w:tc>
           <w:tcPr>
-            <w:tcW w:type="dxa" w:w="986"/>
+            <w:tcW w:type="dxa" w:w="1026"/>
           </w:tcPr>
           <w:p>
             <w:pPr>
@@ -24578,7 +24578,7 @@
         </w:tc>
         <w:tc>
           <w:tcPr>
-            <w:tcW w:type="dxa" w:w="986"/>
+            <w:tcW w:type="dxa" w:w="1026"/>
           </w:tcPr>
           <w:p>
             <w:pPr>
@@ -24596,7 +24596,7 @@
         </w:tc>
         <w:tc>
           <w:tcPr>
-            <w:tcW w:type="dxa" w:w="986"/>
+            <w:tcW w:type="dxa" w:w="1026"/>
           </w:tcPr>
           <w:p>
             <w:pPr>
@@ -24614,7 +24614,7 @@
         </w:tc>
         <w:tc>
           <w:tcPr>
-            <w:tcW w:type="dxa" w:w="986"/>
+            <w:tcW w:type="dxa" w:w="1026"/>
           </w:tcPr>
           <w:p>
             <w:pPr>
@@ -24637,7 +24637,7 @@
         </w:trPr>
         <w:tc>
           <w:tcPr>
-            <w:tcW w:type="dxa" w:w="2268"/>
+            <w:tcW w:type="dxa" w:w="1984"/>
           </w:tcPr>
           <w:p>
             <w:r/>
@@ -24652,7 +24652,7 @@
         </w:tc>
         <w:tc>
           <w:tcPr>
-            <w:tcW w:type="dxa" w:w="986"/>
+            <w:tcW w:type="dxa" w:w="1026"/>
           </w:tcPr>
           <w:p>
             <w:pPr>
@@ -24670,7 +24670,7 @@
         </w:tc>
         <w:tc>
           <w:tcPr>
-            <w:tcW w:type="dxa" w:w="986"/>
+            <w:tcW w:type="dxa" w:w="1026"/>
           </w:tcPr>
           <w:p>
             <w:pPr>
@@ -24688,7 +24688,7 @@
         </w:tc>
         <w:tc>
           <w:tcPr>
-            <w:tcW w:type="dxa" w:w="986"/>
+            <w:tcW w:type="dxa" w:w="1026"/>
           </w:tcPr>
           <w:p>
             <w:pPr>
@@ -24706,7 +24706,7 @@
         </w:tc>
         <w:tc>
           <w:tcPr>
-            <w:tcW w:type="dxa" w:w="986"/>
+            <w:tcW w:type="dxa" w:w="1026"/>
           </w:tcPr>
           <w:p>
             <w:pPr>
@@ -24724,7 +24724,7 @@
         </w:tc>
         <w:tc>
           <w:tcPr>
-            <w:tcW w:type="dxa" w:w="986"/>
+            <w:tcW w:type="dxa" w:w="1026"/>
           </w:tcPr>
           <w:p>
             <w:pPr>
@@ -24742,7 +24742,7 @@
         </w:tc>
         <w:tc>
           <w:tcPr>
-            <w:tcW w:type="dxa" w:w="986"/>
+            <w:tcW w:type="dxa" w:w="1026"/>
           </w:tcPr>
           <w:p>
             <w:pPr>
@@ -24760,7 +24760,7 @@
         </w:tc>
         <w:tc>
           <w:tcPr>
-            <w:tcW w:type="dxa" w:w="986"/>
+            <w:tcW w:type="dxa" w:w="1026"/>
           </w:tcPr>
           <w:p>
             <w:pPr>
@@ -24783,7 +24783,7 @@
         </w:trPr>
         <w:tc>
           <w:tcPr>
-            <w:tcW w:type="dxa" w:w="2268"/>
+            <w:tcW w:type="dxa" w:w="1984"/>
           </w:tcPr>
           <w:p>
             <w:r/>
@@ -24798,7 +24798,7 @@
         </w:tc>
         <w:tc>
           <w:tcPr>
-            <w:tcW w:type="dxa" w:w="986"/>
+            <w:tcW w:type="dxa" w:w="1026"/>
           </w:tcPr>
           <w:p>
             <w:pPr>
@@ -24816,7 +24816,7 @@
         </w:tc>
         <w:tc>
           <w:tcPr>
-            <w:tcW w:type="dxa" w:w="986"/>
+            <w:tcW w:type="dxa" w:w="1026"/>
           </w:tcPr>
           <w:p>
             <w:pPr>
@@ -24834,7 +24834,7 @@
         </w:tc>
         <w:tc>
           <w:tcPr>
-            <w:tcW w:type="dxa" w:w="986"/>
+            <w:tcW w:type="dxa" w:w="1026"/>
           </w:tcPr>
           <w:p>
             <w:pPr>
@@ -24852,7 +24852,7 @@
         </w:tc>
         <w:tc>
           <w:tcPr>
-            <w:tcW w:type="dxa" w:w="986"/>
+            <w:tcW w:type="dxa" w:w="1026"/>
           </w:tcPr>
           <w:p>
             <w:pPr>
@@ -24870,7 +24870,7 @@
         </w:tc>
         <w:tc>
           <w:tcPr>
-            <w:tcW w:type="dxa" w:w="986"/>
+            <w:tcW w:type="dxa" w:w="1026"/>
           </w:tcPr>
           <w:p>
             <w:pPr>
@@ -24888,7 +24888,7 @@
         </w:tc>
         <w:tc>
           <w:tcPr>
-            <w:tcW w:type="dxa" w:w="986"/>
+            <w:tcW w:type="dxa" w:w="1026"/>
           </w:tcPr>
           <w:p>
             <w:pPr>
@@ -24906,7 +24906,7 @@
         </w:tc>
         <w:tc>
           <w:tcPr>
-            <w:tcW w:type="dxa" w:w="986"/>
+            <w:tcW w:type="dxa" w:w="1026"/>
           </w:tcPr>
           <w:p>
             <w:pPr>
@@ -24929,7 +24929,7 @@
         </w:trPr>
         <w:tc>
           <w:tcPr>
-            <w:tcW w:type="dxa" w:w="2268"/>
+            <w:tcW w:type="dxa" w:w="1984"/>
           </w:tcPr>
           <w:p>
             <w:r/>
@@ -24944,7 +24944,7 @@
         </w:tc>
         <w:tc>
           <w:tcPr>
-            <w:tcW w:type="dxa" w:w="986"/>
+            <w:tcW w:type="dxa" w:w="1026"/>
           </w:tcPr>
           <w:p>
             <w:pPr>
@@ -24962,7 +24962,7 @@
         </w:tc>
         <w:tc>
           <w:tcPr>
-            <w:tcW w:type="dxa" w:w="986"/>
+            <w:tcW w:type="dxa" w:w="1026"/>
           </w:tcPr>
           <w:p>
             <w:pPr>
@@ -24980,7 +24980,7 @@
         </w:tc>
         <w:tc>
           <w:tcPr>
-            <w:tcW w:type="dxa" w:w="986"/>
+            <w:tcW w:type="dxa" w:w="1026"/>
           </w:tcPr>
           <w:p>
             <w:pPr>
@@ -24998,7 +24998,7 @@
         </w:tc>
         <w:tc>
           <w:tcPr>
-            <w:tcW w:type="dxa" w:w="986"/>
+            <w:tcW w:type="dxa" w:w="1026"/>
           </w:tcPr>
           <w:p>
             <w:pPr>
@@ -25016,7 +25016,7 @@
         </w:tc>
         <w:tc>
           <w:tcPr>
-            <w:tcW w:type="dxa" w:w="986"/>
+            <w:tcW w:type="dxa" w:w="1026"/>
           </w:tcPr>
           <w:p>
             <w:pPr>
@@ -25034,7 +25034,7 @@
         </w:tc>
         <w:tc>
           <w:tcPr>
-            <w:tcW w:type="dxa" w:w="986"/>
+            <w:tcW w:type="dxa" w:w="1026"/>
           </w:tcPr>
           <w:p>
             <w:pPr>
@@ -25052,7 +25052,7 @@
         </w:tc>
         <w:tc>
           <w:tcPr>
-            <w:tcW w:type="dxa" w:w="986"/>
+            <w:tcW w:type="dxa" w:w="1026"/>
           </w:tcPr>
           <w:p>
             <w:pPr>
@@ -25075,7 +25075,7 @@
         </w:trPr>
         <w:tc>
           <w:tcPr>
-            <w:tcW w:type="dxa" w:w="2268"/>
+            <w:tcW w:type="dxa" w:w="1984"/>
           </w:tcPr>
           <w:p>
             <w:r/>
@@ -25090,7 +25090,7 @@
         </w:tc>
         <w:tc>
           <w:tcPr>
-            <w:tcW w:type="dxa" w:w="986"/>
+            <w:tcW w:type="dxa" w:w="1026"/>
           </w:tcPr>
           <w:p>
             <w:pPr>
@@ -25108,7 +25108,7 @@
         </w:tc>
         <w:tc>
           <w:tcPr>
-            <w:tcW w:type="dxa" w:w="986"/>
+            <w:tcW w:type="dxa" w:w="1026"/>
           </w:tcPr>
           <w:p>
             <w:pPr>
@@ -25126,7 +25126,7 @@
         </w:tc>
         <w:tc>
           <w:tcPr>
-            <w:tcW w:type="dxa" w:w="986"/>
+            <w:tcW w:type="dxa" w:w="1026"/>
           </w:tcPr>
           <w:p>
             <w:pPr>
@@ -25144,7 +25144,7 @@
         </w:tc>
         <w:tc>
           <w:tcPr>
-            <w:tcW w:type="dxa" w:w="986"/>
+            <w:tcW w:type="dxa" w:w="1026"/>
           </w:tcPr>
           <w:p>
             <w:pPr>
@@ -25162,7 +25162,7 @@
         </w:tc>
         <w:tc>
           <w:tcPr>
-            <w:tcW w:type="dxa" w:w="986"/>
+            <w:tcW w:type="dxa" w:w="1026"/>
           </w:tcPr>
           <w:p>
             <w:pPr>
@@ -25180,7 +25180,7 @@
         </w:tc>
         <w:tc>
           <w:tcPr>
-            <w:tcW w:type="dxa" w:w="986"/>
+            <w:tcW w:type="dxa" w:w="1026"/>
           </w:tcPr>
           <w:p>
             <w:pPr>
@@ -25198,7 +25198,7 @@
         </w:tc>
         <w:tc>
           <w:tcPr>
-            <w:tcW w:type="dxa" w:w="986"/>
+            <w:tcW w:type="dxa" w:w="1026"/>
           </w:tcPr>
           <w:p>
             <w:pPr>
@@ -25221,7 +25221,7 @@
         </w:trPr>
         <w:tc>
           <w:tcPr>
-            <w:tcW w:type="dxa" w:w="2268"/>
+            <w:tcW w:type="dxa" w:w="1984"/>
           </w:tcPr>
           <w:p>
             <w:r/>
@@ -25236,7 +25236,7 @@
         </w:tc>
         <w:tc>
           <w:tcPr>
-            <w:tcW w:type="dxa" w:w="986"/>
+            <w:tcW w:type="dxa" w:w="1026"/>
           </w:tcPr>
           <w:p>
             <w:pPr>
@@ -25254,7 +25254,7 @@
         </w:tc>
         <w:tc>
           <w:tcPr>
-            <w:tcW w:type="dxa" w:w="986"/>
+            <w:tcW w:type="dxa" w:w="1026"/>
           </w:tcPr>
           <w:p>
             <w:pPr>
@@ -25272,7 +25272,7 @@
         </w:tc>
         <w:tc>
           <w:tcPr>
-            <w:tcW w:type="dxa" w:w="986"/>
+            <w:tcW w:type="dxa" w:w="1026"/>
           </w:tcPr>
           <w:p>
             <w:pPr>
@@ -25290,7 +25290,7 @@
         </w:tc>
         <w:tc>
           <w:tcPr>
-            <w:tcW w:type="dxa" w:w="986"/>
+            <w:tcW w:type="dxa" w:w="1026"/>
           </w:tcPr>
           <w:p>
             <w:pPr>
@@ -25308,7 +25308,7 @@
         </w:tc>
         <w:tc>
           <w:tcPr>
-            <w:tcW w:type="dxa" w:w="986"/>
+            <w:tcW w:type="dxa" w:w="1026"/>
           </w:tcPr>
           <w:p>
             <w:pPr>
@@ -25326,7 +25326,7 @@
         </w:tc>
         <w:tc>
           <w:tcPr>
-            <w:tcW w:type="dxa" w:w="986"/>
+            <w:tcW w:type="dxa" w:w="1026"/>
           </w:tcPr>
           <w:p>
             <w:pPr>
@@ -25344,7 +25344,7 @@
         </w:tc>
         <w:tc>
           <w:tcPr>
-            <w:tcW w:type="dxa" w:w="986"/>
+            <w:tcW w:type="dxa" w:w="1026"/>
           </w:tcPr>
           <w:p>
             <w:pPr>
@@ -25367,7 +25367,7 @@
         </w:trPr>
         <w:tc>
           <w:tcPr>
-            <w:tcW w:type="dxa" w:w="2268"/>
+            <w:tcW w:type="dxa" w:w="1984"/>
           </w:tcPr>
           <w:p>
             <w:r/>
@@ -25382,7 +25382,7 @@
         </w:tc>
         <w:tc>
           <w:tcPr>
-            <w:tcW w:type="dxa" w:w="986"/>
+            <w:tcW w:type="dxa" w:w="1026"/>
           </w:tcPr>
           <w:p>
             <w:pPr>
@@ -25400,7 +25400,7 @@
         </w:tc>
         <w:tc>
           <w:tcPr>
-            <w:tcW w:type="dxa" w:w="986"/>
+            <w:tcW w:type="dxa" w:w="1026"/>
           </w:tcPr>
           <w:p>
             <w:pPr>
@@ -25418,7 +25418,7 @@
         </w:tc>
         <w:tc>
           <w:tcPr>
-            <w:tcW w:type="dxa" w:w="986"/>
+            <w:tcW w:type="dxa" w:w="1026"/>
           </w:tcPr>
           <w:p>
             <w:pPr>
@@ -25436,7 +25436,7 @@
         </w:tc>
         <w:tc>
           <w:tcPr>
-            <w:tcW w:type="dxa" w:w="986"/>
+            <w:tcW w:type="dxa" w:w="1026"/>
           </w:tcPr>
           <w:p>
             <w:pPr>
@@ -25454,7 +25454,7 @@
         </w:tc>
         <w:tc>
           <w:tcPr>
-            <w:tcW w:type="dxa" w:w="986"/>
+            <w:tcW w:type="dxa" w:w="1026"/>
           </w:tcPr>
           <w:p>
             <w:pPr>
@@ -25472,7 +25472,7 @@
         </w:tc>
         <w:tc>
           <w:tcPr>
-            <w:tcW w:type="dxa" w:w="986"/>
+            <w:tcW w:type="dxa" w:w="1026"/>
           </w:tcPr>
           <w:p>
             <w:pPr>
@@ -25490,7 +25490,7 @@
         </w:tc>
         <w:tc>
           <w:tcPr>
-            <w:tcW w:type="dxa" w:w="986"/>
+            <w:tcW w:type="dxa" w:w="1026"/>
           </w:tcPr>
           <w:p>
             <w:pPr>
@@ -25513,7 +25513,7 @@
         </w:trPr>
         <w:tc>
           <w:tcPr>
-            <w:tcW w:type="dxa" w:w="2268"/>
+            <w:tcW w:type="dxa" w:w="1984"/>
           </w:tcPr>
           <w:p>
             <w:r/>
@@ -25528,7 +25528,7 @@
         </w:tc>
         <w:tc>
           <w:tcPr>
-            <w:tcW w:type="dxa" w:w="986"/>
+            <w:tcW w:type="dxa" w:w="1026"/>
           </w:tcPr>
           <w:p>
             <w:pPr>
@@ -25546,7 +25546,7 @@
         </w:tc>
         <w:tc>
           <w:tcPr>
-            <w:tcW w:type="dxa" w:w="986"/>
+            <w:tcW w:type="dxa" w:w="1026"/>
           </w:tcPr>
           <w:p>
             <w:pPr>
@@ -25564,7 +25564,7 @@
         </w:tc>
         <w:tc>
           <w:tcPr>
-            <w:tcW w:type="dxa" w:w="986"/>
+            <w:tcW w:type="dxa" w:w="1026"/>
           </w:tcPr>
           <w:p>
             <w:pPr>
@@ -25582,7 +25582,7 @@
         </w:tc>
         <w:tc>
           <w:tcPr>
-            <w:tcW w:type="dxa" w:w="986"/>
+            <w:tcW w:type="dxa" w:w="1026"/>
           </w:tcPr>
           <w:p>
             <w:pPr>
@@ -25600,7 +25600,7 @@
         </w:tc>
         <w:tc>
           <w:tcPr>
-            <w:tcW w:type="dxa" w:w="986"/>
+            <w:tcW w:type="dxa" w:w="1026"/>
           </w:tcPr>
           <w:p>
             <w:pPr>
@@ -25618,7 +25618,7 @@
         </w:tc>
         <w:tc>
           <w:tcPr>
-            <w:tcW w:type="dxa" w:w="986"/>
+            <w:tcW w:type="dxa" w:w="1026"/>
           </w:tcPr>
           <w:p>
             <w:pPr>
@@ -25636,7 +25636,7 @@
         </w:tc>
         <w:tc>
           <w:tcPr>
-            <w:tcW w:type="dxa" w:w="986"/>
+            <w:tcW w:type="dxa" w:w="1026"/>
           </w:tcPr>
           <w:p>
             <w:pPr>
@@ -25659,7 +25659,7 @@
         </w:trPr>
         <w:tc>
           <w:tcPr>
-            <w:tcW w:type="dxa" w:w="2268"/>
+            <w:tcW w:type="dxa" w:w="1984"/>
           </w:tcPr>
           <w:p>
             <w:r/>
@@ -25674,7 +25674,7 @@
         </w:tc>
         <w:tc>
           <w:tcPr>
-            <w:tcW w:type="dxa" w:w="986"/>
+            <w:tcW w:type="dxa" w:w="1026"/>
           </w:tcPr>
           <w:p>
             <w:pPr>
@@ -25692,7 +25692,7 @@
         </w:tc>
         <w:tc>
           <w:tcPr>
-            <w:tcW w:type="dxa" w:w="986"/>
+            <w:tcW w:type="dxa" w:w="1026"/>
           </w:tcPr>
           <w:p>
             <w:pPr>
@@ -25710,7 +25710,7 @@
         </w:tc>
         <w:tc>
           <w:tcPr>
-            <w:tcW w:type="dxa" w:w="986"/>
+            <w:tcW w:type="dxa" w:w="1026"/>
           </w:tcPr>
           <w:p>
             <w:pPr>
@@ -25728,7 +25728,7 @@
         </w:tc>
         <w:tc>
           <w:tcPr>
-            <w:tcW w:type="dxa" w:w="986"/>
+            <w:tcW w:type="dxa" w:w="1026"/>
           </w:tcPr>
           <w:p>
             <w:pPr>
@@ -25746,7 +25746,7 @@
         </w:tc>
         <w:tc>
           <w:tcPr>
-            <w:tcW w:type="dxa" w:w="986"/>
+            <w:tcW w:type="dxa" w:w="1026"/>
           </w:tcPr>
           <w:p>
             <w:pPr>
@@ -25764,7 +25764,7 @@
         </w:tc>
         <w:tc>
           <w:tcPr>
-            <w:tcW w:type="dxa" w:w="986"/>
+            <w:tcW w:type="dxa" w:w="1026"/>
           </w:tcPr>
           <w:p>
             <w:pPr>
@@ -25782,7 +25782,7 @@
         </w:tc>
         <w:tc>
           <w:tcPr>
-            <w:tcW w:type="dxa" w:w="986"/>
+            <w:tcW w:type="dxa" w:w="1026"/>
           </w:tcPr>
           <w:p>
             <w:pPr>
@@ -25805,7 +25805,7 @@
         </w:trPr>
         <w:tc>
           <w:tcPr>
-            <w:tcW w:type="dxa" w:w="2268"/>
+            <w:tcW w:type="dxa" w:w="1984"/>
           </w:tcPr>
           <w:p>
             <w:r/>
@@ -25820,7 +25820,7 @@
         </w:tc>
         <w:tc>
           <w:tcPr>
-            <w:tcW w:type="dxa" w:w="986"/>
+            <w:tcW w:type="dxa" w:w="1026"/>
           </w:tcPr>
           <w:p>
             <w:pPr>
@@ -25838,7 +25838,7 @@
         </w:tc>
         <w:tc>
           <w:tcPr>
-            <w:tcW w:type="dxa" w:w="986"/>
+            <w:tcW w:type="dxa" w:w="1026"/>
           </w:tcPr>
           <w:p>
             <w:pPr>
@@ -25856,7 +25856,7 @@
         </w:tc>
         <w:tc>
           <w:tcPr>
-            <w:tcW w:type="dxa" w:w="986"/>
+            <w:tcW w:type="dxa" w:w="1026"/>
           </w:tcPr>
           <w:p>
             <w:pPr>
@@ -25874,7 +25874,7 @@
         </w:tc>
         <w:tc>
           <w:tcPr>
-            <w:tcW w:type="dxa" w:w="986"/>
+            <w:tcW w:type="dxa" w:w="1026"/>
           </w:tcPr>
           <w:p>
             <w:pPr>
@@ -25892,7 +25892,7 @@
         </w:tc>
         <w:tc>
           <w:tcPr>
-            <w:tcW w:type="dxa" w:w="986"/>
+            <w:tcW w:type="dxa" w:w="1026"/>
           </w:tcPr>
           <w:p>
             <w:pPr>
@@ -25910,7 +25910,7 @@
         </w:tc>
         <w:tc>
           <w:tcPr>
-            <w:tcW w:type="dxa" w:w="986"/>
+            <w:tcW w:type="dxa" w:w="1026"/>
           </w:tcPr>
           <w:p>
             <w:pPr>
@@ -25928,7 +25928,7 @@
         </w:tc>
         <w:tc>
           <w:tcPr>
-            <w:tcW w:type="dxa" w:w="986"/>
+            <w:tcW w:type="dxa" w:w="1026"/>
           </w:tcPr>
           <w:p>
             <w:pPr>
@@ -25951,7 +25951,7 @@
         </w:trPr>
         <w:tc>
           <w:tcPr>
-            <w:tcW w:type="dxa" w:w="2268"/>
+            <w:tcW w:type="dxa" w:w="1984"/>
           </w:tcPr>
           <w:p>
             <w:r/>
@@ -25966,7 +25966,7 @@
         </w:tc>
         <w:tc>
           <w:tcPr>
-            <w:tcW w:type="dxa" w:w="986"/>
+            <w:tcW w:type="dxa" w:w="1026"/>
           </w:tcPr>
           <w:p>
             <w:pPr>
@@ -25984,7 +25984,7 @@
         </w:tc>
         <w:tc>
           <w:tcPr>
-            <w:tcW w:type="dxa" w:w="986"/>
+            <w:tcW w:type="dxa" w:w="1026"/>
           </w:tcPr>
           <w:p>
             <w:pPr>
@@ -26002,7 +26002,7 @@
         </w:tc>
         <w:tc>
           <w:tcPr>
-            <w:tcW w:type="dxa" w:w="986"/>
+            <w:tcW w:type="dxa" w:w="1026"/>
           </w:tcPr>
           <w:p>
             <w:pPr>
@@ -26020,7 +26020,7 @@
         </w:tc>
         <w:tc>
           <w:tcPr>
-            <w:tcW w:type="dxa" w:w="986"/>
+            <w:tcW w:type="dxa" w:w="1026"/>
           </w:tcPr>
           <w:p>
             <w:pPr>
@@ -26038,7 +26038,7 @@
         </w:tc>
         <w:tc>
           <w:tcPr>
-            <w:tcW w:type="dxa" w:w="986"/>
+            <w:tcW w:type="dxa" w:w="1026"/>
           </w:tcPr>
           <w:p>
             <w:pPr>
@@ -26056,7 +26056,7 @@
         </w:tc>
         <w:tc>
           <w:tcPr>
-            <w:tcW w:type="dxa" w:w="986"/>
+            <w:tcW w:type="dxa" w:w="1026"/>
           </w:tcPr>
           <w:p>
             <w:pPr>
@@ -26074,7 +26074,7 @@
         </w:tc>
         <w:tc>
           <w:tcPr>
-            <w:tcW w:type="dxa" w:w="986"/>
+            <w:tcW w:type="dxa" w:w="1026"/>
           </w:tcPr>
           <w:p>
             <w:pPr>
@@ -26097,7 +26097,7 @@
         </w:trPr>
         <w:tc>
           <w:tcPr>
-            <w:tcW w:type="dxa" w:w="2268"/>
+            <w:tcW w:type="dxa" w:w="1984"/>
           </w:tcPr>
           <w:p>
             <w:r/>
@@ -26112,7 +26112,7 @@
         </w:tc>
         <w:tc>
           <w:tcPr>
-            <w:tcW w:type="dxa" w:w="986"/>
+            <w:tcW w:type="dxa" w:w="1026"/>
           </w:tcPr>
           <w:p>
             <w:pPr>
@@ -26130,7 +26130,7 @@
         </w:tc>
         <w:tc>
           <w:tcPr>
-            <w:tcW w:type="dxa" w:w="986"/>
+            <w:tcW w:type="dxa" w:w="1026"/>
           </w:tcPr>
           <w:p>
             <w:pPr>
@@ -26148,7 +26148,7 @@
         </w:tc>
         <w:tc>
           <w:tcPr>
-            <w:tcW w:type="dxa" w:w="986"/>
+            <w:tcW w:type="dxa" w:w="1026"/>
           </w:tcPr>
           <w:p>
             <w:pPr>
@@ -26166,7 +26166,7 @@
         </w:tc>
         <w:tc>
           <w:tcPr>
-            <w:tcW w:type="dxa" w:w="986"/>
+            <w:tcW w:type="dxa" w:w="1026"/>
           </w:tcPr>
           <w:p>
             <w:pPr>
@@ -26184,7 +26184,7 @@
         </w:tc>
         <w:tc>
           <w:tcPr>
-            <w:tcW w:type="dxa" w:w="986"/>
+            <w:tcW w:type="dxa" w:w="1026"/>
           </w:tcPr>
           <w:p>
             <w:pPr>
@@ -26202,7 +26202,7 @@
         </w:tc>
         <w:tc>
           <w:tcPr>
-            <w:tcW w:type="dxa" w:w="986"/>
+            <w:tcW w:type="dxa" w:w="1026"/>
           </w:tcPr>
           <w:p>
             <w:pPr>
@@ -26220,7 +26220,7 @@
         </w:tc>
         <w:tc>
           <w:tcPr>
-            <w:tcW w:type="dxa" w:w="986"/>
+            <w:tcW w:type="dxa" w:w="1026"/>
           </w:tcPr>
           <w:p>
             <w:pPr>
@@ -26243,7 +26243,7 @@
         </w:trPr>
         <w:tc>
           <w:tcPr>
-            <w:tcW w:type="dxa" w:w="2268"/>
+            <w:tcW w:type="dxa" w:w="1984"/>
           </w:tcPr>
           <w:p>
             <w:r/>
@@ -26258,7 +26258,7 @@
         </w:tc>
         <w:tc>
           <w:tcPr>
-            <w:tcW w:type="dxa" w:w="986"/>
+            <w:tcW w:type="dxa" w:w="1026"/>
           </w:tcPr>
           <w:p>
             <w:pPr>
@@ -26276,7 +26276,7 @@
         </w:tc>
         <w:tc>
           <w:tcPr>
-            <w:tcW w:type="dxa" w:w="986"/>
+            <w:tcW w:type="dxa" w:w="1026"/>
           </w:tcPr>
           <w:p>
             <w:pPr>
@@ -26294,7 +26294,7 @@
         </w:tc>
         <w:tc>
           <w:tcPr>
-            <w:tcW w:type="dxa" w:w="986"/>
+            <w:tcW w:type="dxa" w:w="1026"/>
           </w:tcPr>
           <w:p>
             <w:pPr>
@@ -26312,7 +26312,7 @@
         </w:tc>
         <w:tc>
           <w:tcPr>
-            <w:tcW w:type="dxa" w:w="986"/>
+            <w:tcW w:type="dxa" w:w="1026"/>
           </w:tcPr>
           <w:p>
             <w:pPr>
@@ -26330,7 +26330,7 @@
         </w:tc>
         <w:tc>
           <w:tcPr>
-            <w:tcW w:type="dxa" w:w="986"/>
+            <w:tcW w:type="dxa" w:w="1026"/>
           </w:tcPr>
           <w:p>
             <w:pPr>
@@ -26348,7 +26348,7 @@
         </w:tc>
         <w:tc>
           <w:tcPr>
-            <w:tcW w:type="dxa" w:w="986"/>
+            <w:tcW w:type="dxa" w:w="1026"/>
           </w:tcPr>
           <w:p>
             <w:pPr>
@@ -26366,7 +26366,7 @@
         </w:tc>
         <w:tc>
           <w:tcPr>
-            <w:tcW w:type="dxa" w:w="986"/>
+            <w:tcW w:type="dxa" w:w="1026"/>
           </w:tcPr>
           <w:p>
             <w:pPr>
@@ -26408,14 +26408,14 @@
         <w:tblLayout w:type="fixed"/>
       </w:tblPr>
       <w:tblGrid>
-        <w:gridCol w:w="2268"/>
-        <w:gridCol w:w="987"/>
-        <w:gridCol w:w="987"/>
-        <w:gridCol w:w="987"/>
-        <w:gridCol w:w="987"/>
-        <w:gridCol w:w="987"/>
-        <w:gridCol w:w="987"/>
-        <w:gridCol w:w="987"/>
+        <w:gridCol w:w="1984"/>
+        <w:gridCol w:w="1026"/>
+        <w:gridCol w:w="1026"/>
+        <w:gridCol w:w="1026"/>
+        <w:gridCol w:w="1026"/>
+        <w:gridCol w:w="1026"/>
+        <w:gridCol w:w="1026"/>
+        <w:gridCol w:w="1026"/>
       </w:tblGrid>
       <w:tr>
         <w:trPr>
@@ -26423,7 +26423,7 @@
         </w:trPr>
         <w:tc>
           <w:tcPr>
-            <w:tcW w:type="dxa" w:w="2268"/>
+            <w:tcW w:type="dxa" w:w="1984"/>
           </w:tcPr>
           <w:p>
             <w:r/>
@@ -26439,7 +26439,7 @@
         </w:tc>
         <w:tc>
           <w:tcPr>
-            <w:tcW w:type="dxa" w:w="986"/>
+            <w:tcW w:type="dxa" w:w="1026"/>
           </w:tcPr>
           <w:p>
             <w:r/>
@@ -26455,7 +26455,7 @@
         </w:tc>
         <w:tc>
           <w:tcPr>
-            <w:tcW w:type="dxa" w:w="986"/>
+            <w:tcW w:type="dxa" w:w="1026"/>
           </w:tcPr>
           <w:p>
             <w:r/>
@@ -26471,7 +26471,7 @@
         </w:tc>
         <w:tc>
           <w:tcPr>
-            <w:tcW w:type="dxa" w:w="986"/>
+            <w:tcW w:type="dxa" w:w="1026"/>
           </w:tcPr>
           <w:p>
             <w:r/>
@@ -26487,7 +26487,7 @@
         </w:tc>
         <w:tc>
           <w:tcPr>
-            <w:tcW w:type="dxa" w:w="986"/>
+            <w:tcW w:type="dxa" w:w="1026"/>
           </w:tcPr>
           <w:p>
             <w:r/>
@@ -26503,7 +26503,7 @@
         </w:tc>
         <w:tc>
           <w:tcPr>
-            <w:tcW w:type="dxa" w:w="986"/>
+            <w:tcW w:type="dxa" w:w="1026"/>
           </w:tcPr>
           <w:p>
             <w:r/>
@@ -26519,7 +26519,7 @@
         </w:tc>
         <w:tc>
           <w:tcPr>
-            <w:tcW w:type="dxa" w:w="986"/>
+            <w:tcW w:type="dxa" w:w="1026"/>
           </w:tcPr>
           <w:p>
             <w:r/>
@@ -26535,7 +26535,7 @@
         </w:tc>
         <w:tc>
           <w:tcPr>
-            <w:tcW w:type="dxa" w:w="986"/>
+            <w:tcW w:type="dxa" w:w="1026"/>
           </w:tcPr>
           <w:p>
             <w:r/>
@@ -26556,7 +26556,7 @@
         </w:trPr>
         <w:tc>
           <w:tcPr>
-            <w:tcW w:type="dxa" w:w="2268"/>
+            <w:tcW w:type="dxa" w:w="1984"/>
           </w:tcPr>
           <w:p>
             <w:r/>
@@ -26571,7 +26571,7 @@
         </w:tc>
         <w:tc>
           <w:tcPr>
-            <w:tcW w:type="dxa" w:w="986"/>
+            <w:tcW w:type="dxa" w:w="1026"/>
           </w:tcPr>
           <w:p>
             <w:pPr>
@@ -26589,7 +26589,7 @@
         </w:tc>
         <w:tc>
           <w:tcPr>
-            <w:tcW w:type="dxa" w:w="986"/>
+            <w:tcW w:type="dxa" w:w="1026"/>
           </w:tcPr>
           <w:p>
             <w:pPr>
@@ -26607,7 +26607,7 @@
         </w:tc>
         <w:tc>
           <w:tcPr>
-            <w:tcW w:type="dxa" w:w="986"/>
+            <w:tcW w:type="dxa" w:w="1026"/>
           </w:tcPr>
           <w:p>
             <w:pPr>
@@ -26625,7 +26625,7 @@
         </w:tc>
         <w:tc>
           <w:tcPr>
-            <w:tcW w:type="dxa" w:w="986"/>
+            <w:tcW w:type="dxa" w:w="1026"/>
           </w:tcPr>
           <w:p>
             <w:pPr>
@@ -26643,7 +26643,7 @@
         </w:tc>
         <w:tc>
           <w:tcPr>
-            <w:tcW w:type="dxa" w:w="986"/>
+            <w:tcW w:type="dxa" w:w="1026"/>
           </w:tcPr>
           <w:p>
             <w:pPr>
@@ -26661,7 +26661,7 @@
         </w:tc>
         <w:tc>
           <w:tcPr>
-            <w:tcW w:type="dxa" w:w="986"/>
+            <w:tcW w:type="dxa" w:w="1026"/>
           </w:tcPr>
           <w:p>
             <w:pPr>
@@ -26679,7 +26679,7 @@
         </w:tc>
         <w:tc>
           <w:tcPr>
-            <w:tcW w:type="dxa" w:w="986"/>
+            <w:tcW w:type="dxa" w:w="1026"/>
           </w:tcPr>
           <w:p>
             <w:pPr>
@@ -26702,7 +26702,7 @@
         </w:trPr>
         <w:tc>
           <w:tcPr>
-            <w:tcW w:type="dxa" w:w="2268"/>
+            <w:tcW w:type="dxa" w:w="1984"/>
           </w:tcPr>
           <w:p>
             <w:r/>
@@ -26717,7 +26717,7 @@
         </w:tc>
         <w:tc>
           <w:tcPr>
-            <w:tcW w:type="dxa" w:w="986"/>
+            <w:tcW w:type="dxa" w:w="1026"/>
           </w:tcPr>
           <w:p>
             <w:pPr>
@@ -26735,7 +26735,7 @@
         </w:tc>
         <w:tc>
           <w:tcPr>
-            <w:tcW w:type="dxa" w:w="986"/>
+            <w:tcW w:type="dxa" w:w="1026"/>
           </w:tcPr>
           <w:p>
             <w:pPr>
@@ -26753,7 +26753,7 @@
         </w:tc>
         <w:tc>
           <w:tcPr>
-            <w:tcW w:type="dxa" w:w="986"/>
+            <w:tcW w:type="dxa" w:w="1026"/>
           </w:tcPr>
           <w:p>
             <w:pPr>
@@ -26771,7 +26771,7 @@
         </w:tc>
         <w:tc>
           <w:tcPr>
-            <w:tcW w:type="dxa" w:w="986"/>
+            <w:tcW w:type="dxa" w:w="1026"/>
           </w:tcPr>
           <w:p>
             <w:pPr>
@@ -26789,7 +26789,7 @@
         </w:tc>
         <w:tc>
           <w:tcPr>
-            <w:tcW w:type="dxa" w:w="986"/>
+            <w:tcW w:type="dxa" w:w="1026"/>
           </w:tcPr>
           <w:p>
             <w:pPr>
@@ -26807,7 +26807,7 @@
         </w:tc>
         <w:tc>
           <w:tcPr>
-            <w:tcW w:type="dxa" w:w="986"/>
+            <w:tcW w:type="dxa" w:w="1026"/>
           </w:tcPr>
           <w:p>
             <w:pPr>
@@ -26825,7 +26825,7 @@
         </w:tc>
         <w:tc>
           <w:tcPr>
-            <w:tcW w:type="dxa" w:w="986"/>
+            <w:tcW w:type="dxa" w:w="1026"/>
           </w:tcPr>
           <w:p>
             <w:pPr>
@@ -26848,7 +26848,7 @@
         </w:trPr>
         <w:tc>
           <w:tcPr>
-            <w:tcW w:type="dxa" w:w="2268"/>
+            <w:tcW w:type="dxa" w:w="1984"/>
           </w:tcPr>
           <w:p>
             <w:r/>
@@ -26863,7 +26863,7 @@
         </w:tc>
         <w:tc>
           <w:tcPr>
-            <w:tcW w:type="dxa" w:w="986"/>
+            <w:tcW w:type="dxa" w:w="1026"/>
           </w:tcPr>
           <w:p>
             <w:pPr>
@@ -26881,7 +26881,7 @@
         </w:tc>
         <w:tc>
           <w:tcPr>
-            <w:tcW w:type="dxa" w:w="986"/>
+            <w:tcW w:type="dxa" w:w="1026"/>
           </w:tcPr>
           <w:p>
             <w:pPr>
@@ -26899,7 +26899,7 @@
         </w:tc>
         <w:tc>
           <w:tcPr>
-            <w:tcW w:type="dxa" w:w="986"/>
+            <w:tcW w:type="dxa" w:w="1026"/>
           </w:tcPr>
           <w:p>
             <w:pPr>
@@ -26917,7 +26917,7 @@
         </w:tc>
         <w:tc>
           <w:tcPr>
-            <w:tcW w:type="dxa" w:w="986"/>
+            <w:tcW w:type="dxa" w:w="1026"/>
           </w:tcPr>
           <w:p>
             <w:pPr>
@@ -26935,7 +26935,7 @@
         </w:tc>
         <w:tc>
           <w:tcPr>
-            <w:tcW w:type="dxa" w:w="986"/>
+            <w:tcW w:type="dxa" w:w="1026"/>
           </w:tcPr>
           <w:p>
             <w:pPr>
@@ -26953,7 +26953,7 @@
         </w:tc>
         <w:tc>
           <w:tcPr>
-            <w:tcW w:type="dxa" w:w="986"/>
+            <w:tcW w:type="dxa" w:w="1026"/>
           </w:tcPr>
           <w:p>
             <w:pPr>
@@ -26971,7 +26971,7 @@
         </w:tc>
         <w:tc>
           <w:tcPr>
-            <w:tcW w:type="dxa" w:w="986"/>
+            <w:tcW w:type="dxa" w:w="1026"/>
           </w:tcPr>
           <w:p>
             <w:pPr>
@@ -26994,7 +26994,7 @@
         </w:trPr>
         <w:tc>
           <w:tcPr>
-            <w:tcW w:type="dxa" w:w="2268"/>
+            <w:tcW w:type="dxa" w:w="1984"/>
           </w:tcPr>
           <w:p>
             <w:r/>
@@ -27009,7 +27009,7 @@
         </w:tc>
         <w:tc>
           <w:tcPr>
-            <w:tcW w:type="dxa" w:w="986"/>
+            <w:tcW w:type="dxa" w:w="1026"/>
           </w:tcPr>
           <w:p>
             <w:pPr>
@@ -27027,7 +27027,7 @@
         </w:tc>
         <w:tc>
           <w:tcPr>
-            <w:tcW w:type="dxa" w:w="986"/>
+            <w:tcW w:type="dxa" w:w="1026"/>
           </w:tcPr>
           <w:p>
             <w:pPr>
@@ -27045,7 +27045,7 @@
         </w:tc>
         <w:tc>
           <w:tcPr>
-            <w:tcW w:type="dxa" w:w="986"/>
+            <w:tcW w:type="dxa" w:w="1026"/>
           </w:tcPr>
           <w:p>
             <w:pPr>
@@ -27063,7 +27063,7 @@
         </w:tc>
         <w:tc>
           <w:tcPr>
-            <w:tcW w:type="dxa" w:w="986"/>
+            <w:tcW w:type="dxa" w:w="1026"/>
           </w:tcPr>
           <w:p>
             <w:pPr>
@@ -27081,7 +27081,7 @@
         </w:tc>
         <w:tc>
           <w:tcPr>
-            <w:tcW w:type="dxa" w:w="986"/>
+            <w:tcW w:type="dxa" w:w="1026"/>
           </w:tcPr>
           <w:p>
             <w:pPr>
@@ -27099,7 +27099,7 @@
         </w:tc>
         <w:tc>
           <w:tcPr>
-            <w:tcW w:type="dxa" w:w="986"/>
+            <w:tcW w:type="dxa" w:w="1026"/>
           </w:tcPr>
           <w:p>
             <w:pPr>
@@ -27117,7 +27117,7 @@
         </w:tc>
         <w:tc>
           <w:tcPr>
-            <w:tcW w:type="dxa" w:w="986"/>
+            <w:tcW w:type="dxa" w:w="1026"/>
           </w:tcPr>
           <w:p>
             <w:pPr>
@@ -27140,7 +27140,7 @@
         </w:trPr>
         <w:tc>
           <w:tcPr>
-            <w:tcW w:type="dxa" w:w="2268"/>
+            <w:tcW w:type="dxa" w:w="1984"/>
           </w:tcPr>
           <w:p>
             <w:r/>
@@ -27155,7 +27155,7 @@
         </w:tc>
         <w:tc>
           <w:tcPr>
-            <w:tcW w:type="dxa" w:w="986"/>
+            <w:tcW w:type="dxa" w:w="1026"/>
           </w:tcPr>
           <w:p>
             <w:pPr>
@@ -27173,7 +27173,7 @@
         </w:tc>
         <w:tc>
           <w:tcPr>
-            <w:tcW w:type="dxa" w:w="986"/>
+            <w:tcW w:type="dxa" w:w="1026"/>
           </w:tcPr>
           <w:p>
             <w:pPr>
@@ -27191,7 +27191,7 @@
         </w:tc>
         <w:tc>
           <w:tcPr>
-            <w:tcW w:type="dxa" w:w="986"/>
+            <w:tcW w:type="dxa" w:w="1026"/>
           </w:tcPr>
           <w:p>
             <w:pPr>
@@ -27209,7 +27209,7 @@
         </w:tc>
         <w:tc>
           <w:tcPr>
-            <w:tcW w:type="dxa" w:w="986"/>
+            <w:tcW w:type="dxa" w:w="1026"/>
           </w:tcPr>
           <w:p>
             <w:pPr>
@@ -27227,7 +27227,7 @@
         </w:tc>
         <w:tc>
           <w:tcPr>
-            <w:tcW w:type="dxa" w:w="986"/>
+            <w:tcW w:type="dxa" w:w="1026"/>
           </w:tcPr>
           <w:p>
             <w:pPr>
@@ -27245,7 +27245,7 @@
         </w:tc>
         <w:tc>
           <w:tcPr>
-            <w:tcW w:type="dxa" w:w="986"/>
+            <w:tcW w:type="dxa" w:w="1026"/>
           </w:tcPr>
           <w:p>
             <w:pPr>
@@ -27263,7 +27263,7 @@
         </w:tc>
         <w:tc>
           <w:tcPr>
-            <w:tcW w:type="dxa" w:w="986"/>
+            <w:tcW w:type="dxa" w:w="1026"/>
           </w:tcPr>
           <w:p>
             <w:pPr>
@@ -27286,7 +27286,7 @@
         </w:trPr>
         <w:tc>
           <w:tcPr>
-            <w:tcW w:type="dxa" w:w="2268"/>
+            <w:tcW w:type="dxa" w:w="1984"/>
           </w:tcPr>
           <w:p>
             <w:r/>
@@ -27301,7 +27301,7 @@
         </w:tc>
         <w:tc>
           <w:tcPr>
-            <w:tcW w:type="dxa" w:w="986"/>
+            <w:tcW w:type="dxa" w:w="1026"/>
           </w:tcPr>
           <w:p>
             <w:pPr>
@@ -27319,7 +27319,7 @@
         </w:tc>
         <w:tc>
           <w:tcPr>
-            <w:tcW w:type="dxa" w:w="986"/>
+            <w:tcW w:type="dxa" w:w="1026"/>
           </w:tcPr>
           <w:p>
             <w:pPr>
@@ -27337,7 +27337,7 @@
         </w:tc>
         <w:tc>
           <w:tcPr>
-            <w:tcW w:type="dxa" w:w="986"/>
+            <w:tcW w:type="dxa" w:w="1026"/>
           </w:tcPr>
           <w:p>
             <w:pPr>
@@ -27355,7 +27355,7 @@
         </w:tc>
         <w:tc>
           <w:tcPr>
-            <w:tcW w:type="dxa" w:w="986"/>
+            <w:tcW w:type="dxa" w:w="1026"/>
           </w:tcPr>
           <w:p>
             <w:pPr>
@@ -27373,7 +27373,7 @@
         </w:tc>
         <w:tc>
           <w:tcPr>
-            <w:tcW w:type="dxa" w:w="986"/>
+            <w:tcW w:type="dxa" w:w="1026"/>
           </w:tcPr>
           <w:p>
             <w:pPr>
@@ -27391,7 +27391,7 @@
         </w:tc>
         <w:tc>
           <w:tcPr>
-            <w:tcW w:type="dxa" w:w="986"/>
+            <w:tcW w:type="dxa" w:w="1026"/>
           </w:tcPr>
           <w:p>
             <w:pPr>
@@ -27409,7 +27409,7 @@
         </w:tc>
         <w:tc>
           <w:tcPr>
-            <w:tcW w:type="dxa" w:w="986"/>
+            <w:tcW w:type="dxa" w:w="1026"/>
           </w:tcPr>
           <w:p>
             <w:pPr>
@@ -27432,7 +27432,7 @@
         </w:trPr>
         <w:tc>
           <w:tcPr>
-            <w:tcW w:type="dxa" w:w="2268"/>
+            <w:tcW w:type="dxa" w:w="1984"/>
           </w:tcPr>
           <w:p>
             <w:r/>
@@ -27447,7 +27447,7 @@
         </w:tc>
         <w:tc>
           <w:tcPr>
-            <w:tcW w:type="dxa" w:w="986"/>
+            <w:tcW w:type="dxa" w:w="1026"/>
           </w:tcPr>
           <w:p>
             <w:pPr>
@@ -27465,7 +27465,7 @@
         </w:tc>
         <w:tc>
           <w:tcPr>
-            <w:tcW w:type="dxa" w:w="986"/>
+            <w:tcW w:type="dxa" w:w="1026"/>
           </w:tcPr>
           <w:p>
             <w:pPr>
@@ -27483,7 +27483,7 @@
         </w:tc>
         <w:tc>
           <w:tcPr>
-            <w:tcW w:type="dxa" w:w="986"/>
+            <w:tcW w:type="dxa" w:w="1026"/>
           </w:tcPr>
           <w:p>
             <w:pPr>
@@ -27501,7 +27501,7 @@
         </w:tc>
         <w:tc>
           <w:tcPr>
-            <w:tcW w:type="dxa" w:w="986"/>
+            <w:tcW w:type="dxa" w:w="1026"/>
           </w:tcPr>
           <w:p>
             <w:pPr>
@@ -27519,7 +27519,7 @@
         </w:tc>
         <w:tc>
           <w:tcPr>
-            <w:tcW w:type="dxa" w:w="986"/>
+            <w:tcW w:type="dxa" w:w="1026"/>
           </w:tcPr>
           <w:p>
             <w:pPr>
@@ -27537,7 +27537,7 @@
         </w:tc>
         <w:tc>
           <w:tcPr>
-            <w:tcW w:type="dxa" w:w="986"/>
+            <w:tcW w:type="dxa" w:w="1026"/>
           </w:tcPr>
           <w:p>
             <w:pPr>
@@ -27555,7 +27555,7 @@
         </w:tc>
         <w:tc>
           <w:tcPr>
-            <w:tcW w:type="dxa" w:w="986"/>
+            <w:tcW w:type="dxa" w:w="1026"/>
           </w:tcPr>
           <w:p>
             <w:pPr>
@@ -27578,7 +27578,7 @@
         </w:trPr>
         <w:tc>
           <w:tcPr>
-            <w:tcW w:type="dxa" w:w="2268"/>
+            <w:tcW w:type="dxa" w:w="1984"/>
           </w:tcPr>
           <w:p>
             <w:r/>
@@ -27593,7 +27593,7 @@
         </w:tc>
         <w:tc>
           <w:tcPr>
-            <w:tcW w:type="dxa" w:w="986"/>
+            <w:tcW w:type="dxa" w:w="1026"/>
           </w:tcPr>
           <w:p>
             <w:pPr>
@@ -27611,7 +27611,7 @@
         </w:tc>
         <w:tc>
           <w:tcPr>
-            <w:tcW w:type="dxa" w:w="986"/>
+            <w:tcW w:type="dxa" w:w="1026"/>
           </w:tcPr>
           <w:p>
             <w:pPr>
@@ -27629,7 +27629,7 @@
         </w:tc>
         <w:tc>
           <w:tcPr>
-            <w:tcW w:type="dxa" w:w="986"/>
+            <w:tcW w:type="dxa" w:w="1026"/>
           </w:tcPr>
           <w:p>
             <w:pPr>
@@ -27647,7 +27647,7 @@
         </w:tc>
         <w:tc>
           <w:tcPr>
-            <w:tcW w:type="dxa" w:w="986"/>
+            <w:tcW w:type="dxa" w:w="1026"/>
           </w:tcPr>
           <w:p>
             <w:pPr>
@@ -27665,7 +27665,7 @@
         </w:tc>
         <w:tc>
           <w:tcPr>
-            <w:tcW w:type="dxa" w:w="986"/>
+            <w:tcW w:type="dxa" w:w="1026"/>
           </w:tcPr>
           <w:p>
             <w:pPr>
@@ -27683,7 +27683,7 @@
         </w:tc>
         <w:tc>
           <w:tcPr>
-            <w:tcW w:type="dxa" w:w="986"/>
+            <w:tcW w:type="dxa" w:w="1026"/>
           </w:tcPr>
           <w:p>
             <w:pPr>
@@ -27701,7 +27701,7 @@
         </w:tc>
         <w:tc>
           <w:tcPr>
-            <w:tcW w:type="dxa" w:w="986"/>
+            <w:tcW w:type="dxa" w:w="1026"/>
           </w:tcPr>
           <w:p>
             <w:pPr>
@@ -27742,14 +27742,14 @@
         <w:tblLayout w:type="fixed"/>
       </w:tblPr>
       <w:tblGrid>
-        <w:gridCol w:w="2268"/>
-        <w:gridCol w:w="987"/>
-        <w:gridCol w:w="987"/>
-        <w:gridCol w:w="987"/>
-        <w:gridCol w:w="987"/>
-        <w:gridCol w:w="987"/>
-        <w:gridCol w:w="987"/>
-        <w:gridCol w:w="987"/>
+        <w:gridCol w:w="1984"/>
+        <w:gridCol w:w="1026"/>
+        <w:gridCol w:w="1026"/>
+        <w:gridCol w:w="1026"/>
+        <w:gridCol w:w="1026"/>
+        <w:gridCol w:w="1026"/>
+        <w:gridCol w:w="1026"/>
+        <w:gridCol w:w="1026"/>
       </w:tblGrid>
       <w:tr>
         <w:trPr>
@@ -27757,7 +27757,7 @@
         </w:trPr>
         <w:tc>
           <w:tcPr>
-            <w:tcW w:type="dxa" w:w="2268"/>
+            <w:tcW w:type="dxa" w:w="1984"/>
           </w:tcPr>
           <w:p>
             <w:r/>
@@ -27773,7 +27773,7 @@
         </w:tc>
         <w:tc>
           <w:tcPr>
-            <w:tcW w:type="dxa" w:w="986"/>
+            <w:tcW w:type="dxa" w:w="1026"/>
           </w:tcPr>
           <w:p>
             <w:r/>
@@ -27789,7 +27789,7 @@
         </w:tc>
         <w:tc>
           <w:tcPr>
-            <w:tcW w:type="dxa" w:w="986"/>
+            <w:tcW w:type="dxa" w:w="1026"/>
           </w:tcPr>
           <w:p>
             <w:r/>
@@ -27805,7 +27805,7 @@
         </w:tc>
         <w:tc>
           <w:tcPr>
-            <w:tcW w:type="dxa" w:w="986"/>
+            <w:tcW w:type="dxa" w:w="1026"/>
           </w:tcPr>
           <w:p>
             <w:r/>
@@ -27821,7 +27821,7 @@
         </w:tc>
         <w:tc>
           <w:tcPr>
-            <w:tcW w:type="dxa" w:w="986"/>
+            <w:tcW w:type="dxa" w:w="1026"/>
           </w:tcPr>
           <w:p>
             <w:r/>
@@ -27837,7 +27837,7 @@
         </w:tc>
         <w:tc>
           <w:tcPr>
-            <w:tcW w:type="dxa" w:w="986"/>
+            <w:tcW w:type="dxa" w:w="1026"/>
           </w:tcPr>
           <w:p>
             <w:r/>
@@ -27853,7 +27853,7 @@
         </w:tc>
         <w:tc>
           <w:tcPr>
-            <w:tcW w:type="dxa" w:w="986"/>
+            <w:tcW w:type="dxa" w:w="1026"/>
           </w:tcPr>
           <w:p>
             <w:r/>
@@ -27869,7 +27869,7 @@
         </w:tc>
         <w:tc>
           <w:tcPr>
-            <w:tcW w:type="dxa" w:w="986"/>
+            <w:tcW w:type="dxa" w:w="1026"/>
           </w:tcPr>
           <w:p>
             <w:r/>
@@ -27890,7 +27890,7 @@
         </w:trPr>
         <w:tc>
           <w:tcPr>
-            <w:tcW w:type="dxa" w:w="2268"/>
+            <w:tcW w:type="dxa" w:w="1984"/>
           </w:tcPr>
           <w:p>
             <w:r/>
@@ -27905,7 +27905,7 @@
         </w:tc>
         <w:tc>
           <w:tcPr>
-            <w:tcW w:type="dxa" w:w="986"/>
+            <w:tcW w:type="dxa" w:w="1026"/>
           </w:tcPr>
           <w:p>
             <w:pPr>
@@ -27923,7 +27923,7 @@
         </w:tc>
         <w:tc>
           <w:tcPr>
-            <w:tcW w:type="dxa" w:w="986"/>
+            <w:tcW w:type="dxa" w:w="1026"/>
           </w:tcPr>
           <w:p>
             <w:pPr>
@@ -27941,7 +27941,7 @@
         </w:tc>
         <w:tc>
           <w:tcPr>
-            <w:tcW w:type="dxa" w:w="986"/>
+            <w:tcW w:type="dxa" w:w="1026"/>
           </w:tcPr>
           <w:p>
             <w:pPr>
@@ -27959,7 +27959,7 @@
         </w:tc>
         <w:tc>
           <w:tcPr>
-            <w:tcW w:type="dxa" w:w="986"/>
+            <w:tcW w:type="dxa" w:w="1026"/>
           </w:tcPr>
           <w:p>
             <w:pPr>
@@ -27977,7 +27977,7 @@
         </w:tc>
         <w:tc>
           <w:tcPr>
-            <w:tcW w:type="dxa" w:w="986"/>
+            <w:tcW w:type="dxa" w:w="1026"/>
           </w:tcPr>
           <w:p>
             <w:pPr>
@@ -27995,7 +27995,7 @@
         </w:tc>
         <w:tc>
           <w:tcPr>
-            <w:tcW w:type="dxa" w:w="986"/>
+            <w:tcW w:type="dxa" w:w="1026"/>
           </w:tcPr>
           <w:p>
             <w:pPr>
@@ -28013,7 +28013,7 @@
         </w:tc>
         <w:tc>
           <w:tcPr>
-            <w:tcW w:type="dxa" w:w="986"/>
+            <w:tcW w:type="dxa" w:w="1026"/>
           </w:tcPr>
           <w:p>
             <w:pPr>
@@ -28036,7 +28036,7 @@
         </w:trPr>
         <w:tc>
           <w:tcPr>
-            <w:tcW w:type="dxa" w:w="2268"/>
+            <w:tcW w:type="dxa" w:w="1984"/>
           </w:tcPr>
           <w:p>
             <w:r/>
@@ -28051,7 +28051,7 @@
         </w:tc>
         <w:tc>
           <w:tcPr>
-            <w:tcW w:type="dxa" w:w="986"/>
+            <w:tcW w:type="dxa" w:w="1026"/>
           </w:tcPr>
           <w:p>
             <w:pPr>
@@ -28069,7 +28069,7 @@
         </w:tc>
         <w:tc>
           <w:tcPr>
-            <w:tcW w:type="dxa" w:w="986"/>
+            <w:tcW w:type="dxa" w:w="1026"/>
           </w:tcPr>
           <w:p>
             <w:pPr>
@@ -28087,7 +28087,7 @@
         </w:tc>
         <w:tc>
           <w:tcPr>
-            <w:tcW w:type="dxa" w:w="986"/>
+            <w:tcW w:type="dxa" w:w="1026"/>
           </w:tcPr>
           <w:p>
             <w:pPr>
@@ -28105,7 +28105,7 @@
         </w:tc>
         <w:tc>
           <w:tcPr>
-            <w:tcW w:type="dxa" w:w="986"/>
+            <w:tcW w:type="dxa" w:w="1026"/>
           </w:tcPr>
           <w:p>
             <w:pPr>
@@ -28123,7 +28123,7 @@
         </w:tc>
         <w:tc>
           <w:tcPr>
-            <w:tcW w:type="dxa" w:w="986"/>
+            <w:tcW w:type="dxa" w:w="1026"/>
           </w:tcPr>
           <w:p>
             <w:pPr>
@@ -28141,7 +28141,7 @@
         </w:tc>
         <w:tc>
           <w:tcPr>
-            <w:tcW w:type="dxa" w:w="986"/>
+            <w:tcW w:type="dxa" w:w="1026"/>
           </w:tcPr>
           <w:p>
             <w:pPr>
@@ -28159,7 +28159,7 @@
         </w:tc>
         <w:tc>
           <w:tcPr>
-            <w:tcW w:type="dxa" w:w="986"/>
+            <w:tcW w:type="dxa" w:w="1026"/>
           </w:tcPr>
           <w:p>
             <w:pPr>
@@ -28182,7 +28182,7 @@
         </w:trPr>
         <w:tc>
           <w:tcPr>
-            <w:tcW w:type="dxa" w:w="2268"/>
+            <w:tcW w:type="dxa" w:w="1984"/>
           </w:tcPr>
           <w:p>
             <w:r/>
@@ -28197,7 +28197,7 @@
         </w:tc>
         <w:tc>
           <w:tcPr>
-            <w:tcW w:type="dxa" w:w="986"/>
+            <w:tcW w:type="dxa" w:w="1026"/>
           </w:tcPr>
           <w:p>
             <w:pPr>
@@ -28215,7 +28215,7 @@
         </w:tc>
         <w:tc>
           <w:tcPr>
-            <w:tcW w:type="dxa" w:w="986"/>
+            <w:tcW w:type="dxa" w:w="1026"/>
           </w:tcPr>
           <w:p>
             <w:pPr>
@@ -28233,7 +28233,7 @@
         </w:tc>
         <w:tc>
           <w:tcPr>
-            <w:tcW w:type="dxa" w:w="986"/>
+            <w:tcW w:type="dxa" w:w="1026"/>
           </w:tcPr>
           <w:p>
             <w:pPr>
@@ -28251,7 +28251,7 @@
         </w:tc>
         <w:tc>
           <w:tcPr>
-            <w:tcW w:type="dxa" w:w="986"/>
+            <w:tcW w:type="dxa" w:w="1026"/>
           </w:tcPr>
           <w:p>
             <w:pPr>
@@ -28269,7 +28269,7 @@
         </w:tc>
         <w:tc>
           <w:tcPr>
-            <w:tcW w:type="dxa" w:w="986"/>
+            <w:tcW w:type="dxa" w:w="1026"/>
           </w:tcPr>
           <w:p>
             <w:pPr>
@@ -28287,7 +28287,7 @@
         </w:tc>
         <w:tc>
           <w:tcPr>
-            <w:tcW w:type="dxa" w:w="986"/>
+            <w:tcW w:type="dxa" w:w="1026"/>
           </w:tcPr>
           <w:p>
             <w:pPr>
@@ -28305,7 +28305,7 @@
         </w:tc>
         <w:tc>
           <w:tcPr>
-            <w:tcW w:type="dxa" w:w="986"/>
+            <w:tcW w:type="dxa" w:w="1026"/>
           </w:tcPr>
           <w:p>
             <w:pPr>
@@ -28328,7 +28328,7 @@
         </w:trPr>
         <w:tc>
           <w:tcPr>
-            <w:tcW w:type="dxa" w:w="2268"/>
+            <w:tcW w:type="dxa" w:w="1984"/>
           </w:tcPr>
           <w:p>
             <w:r/>
@@ -28343,7 +28343,7 @@
         </w:tc>
         <w:tc>
           <w:tcPr>
-            <w:tcW w:type="dxa" w:w="986"/>
+            <w:tcW w:type="dxa" w:w="1026"/>
           </w:tcPr>
           <w:p>
             <w:pPr>
@@ -28361,7 +28361,7 @@
         </w:tc>
         <w:tc>
           <w:tcPr>
-            <w:tcW w:type="dxa" w:w="986"/>
+            <w:tcW w:type="dxa" w:w="1026"/>
           </w:tcPr>
           <w:p>
             <w:pPr>
@@ -28379,7 +28379,7 @@
         </w:tc>
         <w:tc>
           <w:tcPr>
-            <w:tcW w:type="dxa" w:w="986"/>
+            <w:tcW w:type="dxa" w:w="1026"/>
           </w:tcPr>
           <w:p>
             <w:pPr>
@@ -28397,7 +28397,7 @@
         </w:tc>
         <w:tc>
           <w:tcPr>
-            <w:tcW w:type="dxa" w:w="986"/>
+            <w:tcW w:type="dxa" w:w="1026"/>
           </w:tcPr>
           <w:p>
             <w:pPr>
@@ -28415,7 +28415,7 @@
         </w:tc>
         <w:tc>
           <w:tcPr>
-            <w:tcW w:type="dxa" w:w="986"/>
+            <w:tcW w:type="dxa" w:w="1026"/>
           </w:tcPr>
           <w:p>
             <w:pPr>
@@ -28433,7 +28433,7 @@
         </w:tc>
         <w:tc>
           <w:tcPr>
-            <w:tcW w:type="dxa" w:w="986"/>
+            <w:tcW w:type="dxa" w:w="1026"/>
           </w:tcPr>
           <w:p>
             <w:pPr>
@@ -28451,7 +28451,7 @@
         </w:tc>
         <w:tc>
           <w:tcPr>
-            <w:tcW w:type="dxa" w:w="986"/>
+            <w:tcW w:type="dxa" w:w="1026"/>
           </w:tcPr>
           <w:p>
             <w:pPr>
@@ -28474,7 +28474,7 @@
         </w:trPr>
         <w:tc>
           <w:tcPr>
-            <w:tcW w:type="dxa" w:w="2268"/>
+            <w:tcW w:type="dxa" w:w="1984"/>
           </w:tcPr>
           <w:p>
             <w:r/>
@@ -28489,7 +28489,7 @@
         </w:tc>
         <w:tc>
           <w:tcPr>
-            <w:tcW w:type="dxa" w:w="986"/>
+            <w:tcW w:type="dxa" w:w="1026"/>
           </w:tcPr>
           <w:p>
             <w:pPr>
@@ -28507,7 +28507,7 @@
         </w:tc>
         <w:tc>
           <w:tcPr>
-            <w:tcW w:type="dxa" w:w="986"/>
+            <w:tcW w:type="dxa" w:w="1026"/>
           </w:tcPr>
           <w:p>
             <w:pPr>
@@ -28525,7 +28525,7 @@
         </w:tc>
         <w:tc>
           <w:tcPr>
-            <w:tcW w:type="dxa" w:w="986"/>
+            <w:tcW w:type="dxa" w:w="1026"/>
           </w:tcPr>
           <w:p>
             <w:pPr>
@@ -28543,7 +28543,7 @@
         </w:tc>
         <w:tc>
           <w:tcPr>
-            <w:tcW w:type="dxa" w:w="986"/>
+            <w:tcW w:type="dxa" w:w="1026"/>
           </w:tcPr>
           <w:p>
             <w:pPr>
@@ -28561,7 +28561,7 @@
         </w:tc>
         <w:tc>
           <w:tcPr>
-            <w:tcW w:type="dxa" w:w="986"/>
+            <w:tcW w:type="dxa" w:w="1026"/>
           </w:tcPr>
           <w:p>
             <w:pPr>
@@ -28579,7 +28579,7 @@
         </w:tc>
         <w:tc>
           <w:tcPr>
-            <w:tcW w:type="dxa" w:w="986"/>
+            <w:tcW w:type="dxa" w:w="1026"/>
           </w:tcPr>
           <w:p>
             <w:pPr>
@@ -28597,7 +28597,7 @@
         </w:tc>
         <w:tc>
           <w:tcPr>
-            <w:tcW w:type="dxa" w:w="986"/>
+            <w:tcW w:type="dxa" w:w="1026"/>
           </w:tcPr>
           <w:p>
             <w:pPr>
@@ -28620,7 +28620,7 @@
         </w:trPr>
         <w:tc>
           <w:tcPr>
-            <w:tcW w:type="dxa" w:w="2268"/>
+            <w:tcW w:type="dxa" w:w="1984"/>
           </w:tcPr>
           <w:p>
             <w:r/>
@@ -28635,7 +28635,7 @@
         </w:tc>
         <w:tc>
           <w:tcPr>
-            <w:tcW w:type="dxa" w:w="986"/>
+            <w:tcW w:type="dxa" w:w="1026"/>
           </w:tcPr>
           <w:p>
             <w:pPr>
@@ -28653,7 +28653,7 @@
         </w:tc>
         <w:tc>
           <w:tcPr>
-            <w:tcW w:type="dxa" w:w="986"/>
+            <w:tcW w:type="dxa" w:w="1026"/>
           </w:tcPr>
           <w:p>
             <w:pPr>
@@ -28671,7 +28671,7 @@
         </w:tc>
         <w:tc>
           <w:tcPr>
-            <w:tcW w:type="dxa" w:w="986"/>
+            <w:tcW w:type="dxa" w:w="1026"/>
           </w:tcPr>
           <w:p>
             <w:pPr>
@@ -28689,7 +28689,7 @@
         </w:tc>
         <w:tc>
           <w:tcPr>
-            <w:tcW w:type="dxa" w:w="986"/>
+            <w:tcW w:type="dxa" w:w="1026"/>
           </w:tcPr>
           <w:p>
             <w:pPr>
@@ -28707,7 +28707,7 @@
         </w:tc>
         <w:tc>
           <w:tcPr>
-            <w:tcW w:type="dxa" w:w="986"/>
+            <w:tcW w:type="dxa" w:w="1026"/>
           </w:tcPr>
           <w:p>
             <w:pPr>
@@ -28725,7 +28725,7 @@
         </w:tc>
         <w:tc>
           <w:tcPr>
-            <w:tcW w:type="dxa" w:w="986"/>
+            <w:tcW w:type="dxa" w:w="1026"/>
           </w:tcPr>
           <w:p>
             <w:pPr>
@@ -28743,7 +28743,7 @@
         </w:tc>
         <w:tc>
           <w:tcPr>
-            <w:tcW w:type="dxa" w:w="986"/>
+            <w:tcW w:type="dxa" w:w="1026"/>
           </w:tcPr>
           <w:p>
             <w:pPr>

--- a/engine/phdc_study/PHDC_Valuation_Study_03-09-2026.docx
+++ b/engine/phdc_study/PHDC_Valuation_Study_03-09-2026.docx
@@ -63,7 +63,7 @@
           <w:color w:val="1A1D21"/>
           <w:sz w:val="20"/>
         </w:rPr>
-        <w:t>It supersedes the edition of 30 August 2026, and it changes three things in it, each found by a review of that edition against the company's filings on 1 September 2026 and each set out where it applies. First, the bridge from enterprise value to equity, the book value and the borrowings now stand on the balance sheet of 31 March 2026 — reviewed, and posted to the company's own result centre with the first-quarter results the earlier edition already used — rather than on 31 December 2025 (section 1.1, Appendix A.2). Second, minority shareholders in subsidiaries are now deducted at their share of value; the earlier edition deducted nothing for them (section 1.1). Third, normalised earnings are capitalised at the cost of equity less the same growth the cash-flow model carries, where the earlier edition capitalised them at the cost of equity alone — which in a currency whose discount rate embeds Egyptian inflation assumes a perpetual decline in real terms that nothing in the company's record supports (section 1.4). The discount rate, the forecast and the lens weights are unchanged. The central figure moves from EGP 10.94 to EGP 17.85 a share.</w:t>
+        <w:t>It supersedes the edition of 30 August 2026, and it changes three things in it, each found by a review of that edition against the company's filings on 1 September 2026 and each set out where it applies. First, the bridge from enterprise value to equity, the book value and the borrowings now stand on the balance sheet of 31 March 2026 — reviewed, and posted to the company's own result centre with the first-quarter results the earlier edition already used — rather than on 31 December 2025 (section 1.1, Appendix A.2). Second, minority shareholders in subsidiaries are now deducted at their share of value; the earlier edition deducted nothing for them (section 1.1). Third, normalised earnings are capitalised at the cost of equity less the same growth the cash-flow model carries, where the earlier edition capitalised them at the cost of equity alone — which in a currency whose discount rate embeds Egyptian inflation assumes a perpetual decline in real terms that nothing in the company's record supports (section 1.4). The discount rate, the forecast and the lens weights are unchanged. The central figure moves from EGP 10.94 to EGP 17.86 a share.</w:t>
       </w:r>
     </w:p>
     <w:p>
@@ -127,7 +127,7 @@
           <w:color w:val="1A1D21"/>
           <w:sz w:val="23"/>
         </w:rPr>
-        <w:t>Palm Hills is worth EGP 17.85 a share on a base case built from the company's own units and prices, in a range of EGP 4.01 to EGP 46.50 across the full observed range of the one thing that decides it. The shares trade at EGP 14.40.</w:t>
+        <w:t>Palm Hills is worth EGP 17.86 a share on a base case built from the company's own units and prices, in a range of EGP 4.02 to EGP 46.53 across the full observed range of the one thing that decides it. The shares trade at EGP 14.40.</w:t>
       </w:r>
     </w:p>
     <w:p>
@@ -153,7 +153,7 @@
           <w:color w:val="1A1D21"/>
           <w:sz w:val="20"/>
         </w:rPr>
-        <w:t>The company's cost of capital, built from the ground up, is 25.11% against an Egyptian ten-year government bond yield of 23.00%. It CHANGED in this edition: the equity risk premium moved from the credit-rating basis to the traded default-swap basis, which is the house default and which the other studies in this market already use, and the rate fell from 26.10% to 25.11%. Both bases are published in section 1.8. The change RAISES the value, and it was made for consistency across the book rather than for its direction.</w:t>
+        <w:t>The company's cost of capital, built from the ground up, is 25.10% against an Egyptian ten-year government bond yield of 23.00%. It CHANGED in this edition: the equity risk premium moved from the credit-rating basis to the traded default-swap basis, which is the house default and which the other studies in this market already use, and the rate fell from 26.09% to 25.10%. Both bases are published in section 1.8. The change RAISES the value, and it was made for consistency across the book rather than for its direction.</w:t>
       </w:r>
     </w:p>
     <w:p>
@@ -166,7 +166,7 @@
           <w:color w:val="1A1D21"/>
           <w:sz w:val="20"/>
         </w:rPr>
-        <w:t>Value turns on how quickly contracted sales become cash. Over the three years the company has published a cash-flow statement, operating cash was 4.3%, 17.9% and 3.9% of revenue. At the low end the shares are worth EGP 6.14; at the high end, EGP 40.29.</w:t>
+        <w:t>Value turns on how quickly contracted sales become cash. Over the three years the company has published a cash-flow statement, operating cash was 4.3%, 17.9% and 3.9% of revenue. At the low end the shares are worth EGP 6.15; at the high end, EGP 40.32.</w:t>
       </w:r>
     </w:p>
     <w:p>
@@ -337,7 +337,7 @@
                 <w:color w:val="1A1D21"/>
                 <w:sz w:val="17"/>
               </w:rPr>
-              <w:t>4.01</w:t>
+              <w:t>4.02</w:t>
             </w:r>
           </w:p>
         </w:tc>
@@ -355,7 +355,7 @@
                 <w:color w:val="1A1D21"/>
                 <w:sz w:val="17"/>
               </w:rPr>
-              <w:t>17.85</w:t>
+              <w:t>17.86</w:t>
             </w:r>
           </w:p>
         </w:tc>
@@ -373,7 +373,7 @@
                 <w:color w:val="1A1D21"/>
                 <w:sz w:val="17"/>
               </w:rPr>
-              <w:t>46.50</w:t>
+              <w:t>46.53</w:t>
             </w:r>
           </w:p>
         </w:tc>
@@ -5669,7 +5669,7 @@
                 <w:color w:val="1A1D21"/>
                 <w:sz w:val="17"/>
               </w:rPr>
-              <w:t>19.4%</w:t>
+              <w:t>19.3%</w:t>
             </w:r>
           </w:p>
         </w:tc>
@@ -5705,43 +5705,43 @@
                 <w:color w:val="1A1D21"/>
                 <w:sz w:val="17"/>
               </w:rPr>
-              <w:t>16.2%</w:t>
-            </w:r>
-          </w:p>
-        </w:tc>
-        <w:tc>
-          <w:tcPr>
-            <w:tcW w:type="dxa" w:w="1026"/>
-          </w:tcPr>
-          <w:p>
-            <w:pPr>
-              <w:jc w:val="right"/>
-            </w:pPr>
-            <w:r/>
-            <w:r>
-              <w:rPr>
-                <w:color w:val="1A1D21"/>
-                <w:sz w:val="17"/>
-              </w:rPr>
-              <w:t>16.2%</w:t>
-            </w:r>
-          </w:p>
-        </w:tc>
-        <w:tc>
-          <w:tcPr>
-            <w:tcW w:type="dxa" w:w="1026"/>
-          </w:tcPr>
-          <w:p>
-            <w:pPr>
-              <w:jc w:val="right"/>
-            </w:pPr>
-            <w:r/>
-            <w:r>
-              <w:rPr>
-                <w:color w:val="1A1D21"/>
-                <w:sz w:val="17"/>
-              </w:rPr>
-              <w:t>16.2%</w:t>
+              <w:t>16.1%</w:t>
+            </w:r>
+          </w:p>
+        </w:tc>
+        <w:tc>
+          <w:tcPr>
+            <w:tcW w:type="dxa" w:w="1026"/>
+          </w:tcPr>
+          <w:p>
+            <w:pPr>
+              <w:jc w:val="right"/>
+            </w:pPr>
+            <w:r/>
+            <w:r>
+              <w:rPr>
+                <w:color w:val="1A1D21"/>
+                <w:sz w:val="17"/>
+              </w:rPr>
+              <w:t>16.1%</w:t>
+            </w:r>
+          </w:p>
+        </w:tc>
+        <w:tc>
+          <w:tcPr>
+            <w:tcW w:type="dxa" w:w="1026"/>
+          </w:tcPr>
+          <w:p>
+            <w:pPr>
+              <w:jc w:val="right"/>
+            </w:pPr>
+            <w:r/>
+            <w:r>
+              <w:rPr>
+                <w:color w:val="1A1D21"/>
+                <w:sz w:val="17"/>
+              </w:rPr>
+              <w:t>16.1%</w:t>
             </w:r>
           </w:p>
         </w:tc>
@@ -5869,7 +5869,7 @@
                 <w:color w:val="1A1D21"/>
                 <w:sz w:val="17"/>
               </w:rPr>
-              <w:t>0.190</w:t>
+              <w:t>0.191</w:t>
             </w:r>
           </w:p>
         </w:tc>
@@ -5943,97 +5943,97 @@
                 <w:color w:val="1A1D21"/>
                 <w:sz w:val="17"/>
               </w:rPr>
-              <w:t>4,316</w:t>
-            </w:r>
-          </w:p>
-        </w:tc>
-        <w:tc>
-          <w:tcPr>
-            <w:tcW w:type="dxa" w:w="1026"/>
-          </w:tcPr>
-          <w:p>
-            <w:pPr>
-              <w:jc w:val="right"/>
-            </w:pPr>
-            <w:r/>
-            <w:r>
-              <w:rPr>
-                <w:color w:val="1A1D21"/>
-                <w:sz w:val="17"/>
-              </w:rPr>
-              <w:t>4,136</w:t>
-            </w:r>
-          </w:p>
-        </w:tc>
-        <w:tc>
-          <w:tcPr>
-            <w:tcW w:type="dxa" w:w="1026"/>
-          </w:tcPr>
-          <w:p>
-            <w:pPr>
-              <w:jc w:val="right"/>
-            </w:pPr>
-            <w:r/>
-            <w:r>
-              <w:rPr>
-                <w:color w:val="1A1D21"/>
-                <w:sz w:val="17"/>
-              </w:rPr>
-              <w:t>3,993</w:t>
-            </w:r>
-          </w:p>
-        </w:tc>
-        <w:tc>
-          <w:tcPr>
-            <w:tcW w:type="dxa" w:w="1026"/>
-          </w:tcPr>
-          <w:p>
-            <w:pPr>
-              <w:jc w:val="right"/>
-            </w:pPr>
-            <w:r/>
-            <w:r>
-              <w:rPr>
-                <w:color w:val="1A1D21"/>
-                <w:sz w:val="17"/>
-              </w:rPr>
-              <w:t>3,874</w:t>
-            </w:r>
-          </w:p>
-        </w:tc>
-        <w:tc>
-          <w:tcPr>
-            <w:tcW w:type="dxa" w:w="1026"/>
-          </w:tcPr>
-          <w:p>
-            <w:pPr>
-              <w:jc w:val="right"/>
-            </w:pPr>
-            <w:r/>
-            <w:r>
-              <w:rPr>
-                <w:color w:val="1A1D21"/>
-                <w:sz w:val="17"/>
-              </w:rPr>
-              <w:t>3,003</w:t>
-            </w:r>
-          </w:p>
-        </w:tc>
-        <w:tc>
-          <w:tcPr>
-            <w:tcW w:type="dxa" w:w="1026"/>
-          </w:tcPr>
-          <w:p>
-            <w:pPr>
-              <w:jc w:val="right"/>
-            </w:pPr>
-            <w:r/>
-            <w:r>
-              <w:rPr>
-                <w:color w:val="1A1D21"/>
-                <w:sz w:val="17"/>
-              </w:rPr>
-              <w:t>1,923</w:t>
+              <w:t>4,317</w:t>
+            </w:r>
+          </w:p>
+        </w:tc>
+        <w:tc>
+          <w:tcPr>
+            <w:tcW w:type="dxa" w:w="1026"/>
+          </w:tcPr>
+          <w:p>
+            <w:pPr>
+              <w:jc w:val="right"/>
+            </w:pPr>
+            <w:r/>
+            <w:r>
+              <w:rPr>
+                <w:color w:val="1A1D21"/>
+                <w:sz w:val="17"/>
+              </w:rPr>
+              <w:t>4,137</w:t>
+            </w:r>
+          </w:p>
+        </w:tc>
+        <w:tc>
+          <w:tcPr>
+            <w:tcW w:type="dxa" w:w="1026"/>
+          </w:tcPr>
+          <w:p>
+            <w:pPr>
+              <w:jc w:val="right"/>
+            </w:pPr>
+            <w:r/>
+            <w:r>
+              <w:rPr>
+                <w:color w:val="1A1D21"/>
+                <w:sz w:val="17"/>
+              </w:rPr>
+              <w:t>3,994</w:t>
+            </w:r>
+          </w:p>
+        </w:tc>
+        <w:tc>
+          <w:tcPr>
+            <w:tcW w:type="dxa" w:w="1026"/>
+          </w:tcPr>
+          <w:p>
+            <w:pPr>
+              <w:jc w:val="right"/>
+            </w:pPr>
+            <w:r/>
+            <w:r>
+              <w:rPr>
+                <w:color w:val="1A1D21"/>
+                <w:sz w:val="17"/>
+              </w:rPr>
+              <w:t>3,875</w:t>
+            </w:r>
+          </w:p>
+        </w:tc>
+        <w:tc>
+          <w:tcPr>
+            <w:tcW w:type="dxa" w:w="1026"/>
+          </w:tcPr>
+          <w:p>
+            <w:pPr>
+              <w:jc w:val="right"/>
+            </w:pPr>
+            <w:r/>
+            <w:r>
+              <w:rPr>
+                <w:color w:val="1A1D21"/>
+                <w:sz w:val="17"/>
+              </w:rPr>
+              <w:t>3,004</w:t>
+            </w:r>
+          </w:p>
+        </w:tc>
+        <w:tc>
+          <w:tcPr>
+            <w:tcW w:type="dxa" w:w="1026"/>
+          </w:tcPr>
+          <w:p>
+            <w:pPr>
+              <w:jc w:val="right"/>
+            </w:pPr>
+            <w:r/>
+            <w:r>
+              <w:rPr>
+                <w:color w:val="1A1D21"/>
+                <w:sz w:val="17"/>
+              </w:rPr>
+              <w:t>1,924</w:t>
             </w:r>
           </w:p>
         </w:tc>
@@ -6136,7 +6136,7 @@
                 <w:color w:val="1A1D21"/>
                 <w:sz w:val="17"/>
               </w:rPr>
-              <w:t>49,462.4</w:t>
+              <w:t>49,477.7</w:t>
             </w:r>
           </w:p>
         </w:tc>
@@ -6174,7 +6174,7 @@
                 <w:color w:val="1A1D21"/>
                 <w:sz w:val="17"/>
               </w:rPr>
-              <w:t>22,474.6</w:t>
+              <w:t>22,501.1</w:t>
             </w:r>
           </w:p>
         </w:tc>
@@ -6212,7 +6212,7 @@
                 <w:color w:val="1A1D21"/>
                 <w:sz w:val="17"/>
               </w:rPr>
-              <w:t>71,936.9</w:t>
+              <w:t>71,978.8</w:t>
             </w:r>
           </w:p>
         </w:tc>
@@ -6364,7 +6364,7 @@
                 <w:color w:val="1A1D21"/>
                 <w:sz w:val="17"/>
               </w:rPr>
-              <w:t>53,551.4</w:t>
+              <w:t>53,593.3</w:t>
             </w:r>
           </w:p>
         </w:tc>
@@ -6402,7 +6402,7 @@
                 <w:color w:val="1A1D21"/>
                 <w:sz w:val="17"/>
               </w:rPr>
-              <w:t>-2,508.2</w:t>
+              <w:t>-2,510.2</w:t>
             </w:r>
           </w:p>
         </w:tc>
@@ -6440,7 +6440,7 @@
                 <w:color w:val="1A1D21"/>
                 <w:sz w:val="17"/>
               </w:rPr>
-              <w:t>51,043.2</w:t>
+              <w:t>51,083.1</w:t>
             </w:r>
           </w:p>
         </w:tc>
@@ -6516,7 +6516,7 @@
                 <w:color w:val="1A1D21"/>
                 <w:sz w:val="17"/>
               </w:rPr>
-              <w:t>17.85</w:t>
+              <w:t>17.86</w:t>
             </w:r>
           </w:p>
         </w:tc>
@@ -7009,7 +7009,7 @@
           <w:color w:val="1A1D21"/>
           <w:sz w:val="20"/>
         </w:rPr>
-        <w:t>Shareholders' funds attributable to the parent were EGP 18,956 million at 31 March 2026, or EGP 6.63 a share, against a market price of EGP 14.40 — the shares change hands at about 2.2 times book. The earlier edition divided total equity, minority interests included, by the parent's shares; this one puts the numerator on the same footing as the share count, and on the latest disclosed sheet. Profit after tax and minority interest of EGP 4,217 million in 2025 on average shareholders' funds gives a return on equity of roughly 25.3%. Against a cost of equity of 31.3%, the company is not currently earning its cost of capital on book, which is why book value sits well below every cash-flow read in this study rather than acting as a floor.</w:t>
+        <w:t>Shareholders' funds attributable to the parent were EGP 18,956 million at 31 March 2026, or EGP 6.63 a share, against a market price of EGP 14.40 — the shares change hands at about 2.2 times book. The earlier edition divided total equity, minority interests included, by the parent's shares; this one puts the numerator on the same footing as the share count, and on the latest disclosed sheet. Profit after tax and minority interest of EGP 4,217 million in 2025 on average shareholders' funds gives a return on equity of roughly 25.3%. Against a cost of equity of 31.2%, the company is not currently earning its cost of capital on book, which is why book value sits well below every cash-flow read in this study rather than acting as a floor.</w:t>
       </w:r>
     </w:p>
     <w:p>
@@ -7067,7 +7067,7 @@
           <w:color w:val="1A1D21"/>
           <w:sz w:val="20"/>
         </w:rPr>
-        <w:t>Normalised earnings of EGP 4,622 million — the average of the last two years' revenue carried one year forward at inflation, at the 2025 net margin of 11.7% — would capitalise at the cost of equity of 31.26% less growth to about EGP 6.66 a share, and at the cost of equity alone, as an earlier edition did, to EGP 5.17. Neither figure is published as a lens here, and the reason is not the arithmetic. This company recognises revenue when a project completes, so its reported earnings in any year are an accident of which project happened to complete: capitalising a mid-cycle figure treats that schedule as though it were a steady state. The working is kept as a diagnostic in the workbook and it claims nothing.</w:t>
+        <w:t>Normalised earnings of EGP 4,622 million — the average of the last two years' revenue carried one year forward at inflation, at the 2025 net margin of 11.7% — would capitalise at the cost of equity of 31.24% less growth to about EGP 6.67 a share, and at the cost of equity alone, as an earlier edition did, to EGP 5.17. Neither figure is published as a lens here, and the reason is not the arithmetic. This company recognises revenue when a project completes, so its reported earnings in any year are an accident of which project happened to complete: capitalising a mid-cycle figure treats that schedule as though it were a steady state. The working is kept as a diagnostic in the workbook and it claims nothing.</w:t>
       </w:r>
     </w:p>
     <w:p>
@@ -7243,7 +7243,7 @@
                 <w:color w:val="1A1D21"/>
                 <w:sz w:val="17"/>
               </w:rPr>
-              <w:t>4.01</w:t>
+              <w:t>4.02</w:t>
             </w:r>
           </w:p>
         </w:tc>
@@ -7261,7 +7261,7 @@
                 <w:color w:val="1A1D21"/>
                 <w:sz w:val="17"/>
               </w:rPr>
-              <w:t>17.85</w:t>
+              <w:t>17.86</w:t>
             </w:r>
           </w:p>
         </w:tc>
@@ -7279,7 +7279,7 @@
                 <w:color w:val="1A1D21"/>
                 <w:sz w:val="17"/>
               </w:rPr>
-              <w:t>46.50</w:t>
+              <w:t>46.53</w:t>
             </w:r>
           </w:p>
         </w:tc>
@@ -9770,7 +9770,7 @@
                 <w:color w:val="1A1D21"/>
                 <w:sz w:val="17"/>
               </w:rPr>
-              <w:t>1.0493</w:t>
+              <w:t>1.0481</w:t>
             </w:r>
           </w:p>
         </w:tc>
@@ -9788,7 +9788,7 @@
                 <w:color w:val="1A1D21"/>
                 <w:sz w:val="17"/>
               </w:rPr>
-              <w:t>1.0493</w:t>
+              <w:t>1.0481</w:t>
             </w:r>
           </w:p>
         </w:tc>
@@ -9826,7 +9826,7 @@
                 <w:color w:val="1A1D21"/>
                 <w:sz w:val="17"/>
               </w:rPr>
-              <w:t>31.26%</w:t>
+              <w:t>31.24%</w:t>
             </w:r>
           </w:p>
         </w:tc>
@@ -9844,7 +9844,7 @@
                 <w:color w:val="1A1D21"/>
                 <w:sz w:val="17"/>
               </w:rPr>
-              <w:t>29.46%</w:t>
+              <w:t>29.45%</w:t>
             </w:r>
           </w:p>
         </w:tc>
@@ -10106,7 +10106,7 @@
                 <w:color w:val="1A1D21"/>
                 <w:sz w:val="17"/>
               </w:rPr>
-              <w:t>26.10%</w:t>
+              <w:t>26.09%</w:t>
             </w:r>
           </w:p>
         </w:tc>
@@ -10121,7 +10121,7 @@
                 <w:color w:val="1A1D21"/>
                 <w:sz w:val="17"/>
               </w:rPr>
-              <w:t>25.11%  ← ADOPTED</w:t>
+              <w:t>25.10%  ← ADOPTED</w:t>
             </w:r>
           </w:p>
         </w:tc>
@@ -10152,7 +10152,7 @@
           <w:color w:val="1A1D21"/>
           <w:sz w:val="20"/>
         </w:rPr>
-        <w:t>The beta is measured on Palm Hills' own weekly price history against the EGX30 index over 4.85 years: 1.0493, with a standard error of 0.1823, an R-squared of 29.9% and 251 weekly observations. A cross-check adjustment toward the market gives 1.0329. Appendix B shows the same measurement for every listed Egyptian developer.</w:t>
+        <w:t>The beta is measured on Palm Hills' own weekly price history against the EGX30 index over 4.94 years: 1.0481, with a standard error of 0.1808, an R-squared of 30.0% and 256 weekly observations. A cross-check adjustment toward the market gives 1.0320. Appendix B shows the same measurement for every listed Egyptian developer.</w:t>
       </w:r>
     </w:p>
     <w:p>
@@ -10188,7 +10188,7 @@
           <w:color w:val="1A1D21"/>
           <w:sz w:val="20"/>
         </w:rPr>
-        <w:t>The table below prices the crux against the discount rate. Read it down a column rather than across a row. Moving the discount rate across the whole 800 basis points of the 11 June 2026 edition's error is worth EGP 27.16 a share on the three-year-mean row — MORE than either single step between observed conversion years (EGP 11.71 and EGP 22.44), and less than the full observed range of conversion itself, which is worth EGP 34.15. The crux is the conversion rate, but only across its whole observed spread; one year to the next moves value less than the discount rate does.</w:t>
+        <w:t>The table below prices the crux against the discount rate. Read it down a column rather than across a row. Moving the discount rate across the whole 800 basis points of the 11 June 2026 edition's error is worth EGP 27.19 a share on the three-year-mean row — MORE than either single step between observed conversion years (EGP 11.71 and EGP 22.46), and less than the full observed range of conversion itself, which is worth EGP 34.17. The crux is the conversion rate, but only across its whole observed spread; one year to the next moves value less than the discount rate does.</w:t>
       </w:r>
     </w:p>
     <w:tbl>
@@ -10240,7 +10240,7 @@
                 <w:color w:val="5B6570"/>
                 <w:sz w:val="17"/>
               </w:rPr>
-              <w:t>21.11%</w:t>
+              <w:t>21.10%</w:t>
             </w:r>
           </w:p>
         </w:tc>
@@ -10256,7 +10256,7 @@
                 <w:color w:val="5B6570"/>
                 <w:sz w:val="17"/>
               </w:rPr>
-              <w:t>23.11%</w:t>
+              <w:t>23.10%</w:t>
             </w:r>
           </w:p>
         </w:tc>
@@ -10272,7 +10272,7 @@
                 <w:color w:val="5B6570"/>
                 <w:sz w:val="17"/>
               </w:rPr>
-              <w:t>25.11%</w:t>
+              <w:t>25.10%</w:t>
             </w:r>
           </w:p>
         </w:tc>
@@ -10288,7 +10288,7 @@
                 <w:color w:val="5B6570"/>
                 <w:sz w:val="17"/>
               </w:rPr>
-              <w:t>27.11%</w:t>
+              <w:t>27.10%</w:t>
             </w:r>
           </w:p>
         </w:tc>
@@ -10304,7 +10304,7 @@
                 <w:color w:val="5B6570"/>
                 <w:sz w:val="17"/>
               </w:rPr>
-              <w:t>29.11%</w:t>
+              <w:t>29.10%</w:t>
             </w:r>
           </w:p>
         </w:tc>
@@ -10342,7 +10342,7 @@
                 <w:color w:val="1A1D21"/>
                 <w:sz w:val="17"/>
               </w:rPr>
-              <w:t>15.25</w:t>
+              <w:t>15.27</w:t>
             </w:r>
           </w:p>
         </w:tc>
@@ -10360,7 +10360,7 @@
                 <w:color w:val="1A1D21"/>
                 <w:sz w:val="17"/>
               </w:rPr>
-              <w:t>9.44</w:t>
+              <w:t>9.45</w:t>
             </w:r>
           </w:p>
         </w:tc>
@@ -10378,7 +10378,7 @@
                 <w:color w:val="1A1D21"/>
                 <w:sz w:val="17"/>
               </w:rPr>
-              <w:t>6.14</w:t>
+              <w:t>6.15</w:t>
             </w:r>
           </w:p>
         </w:tc>
@@ -10396,7 +10396,7 @@
                 <w:color w:val="1A1D21"/>
                 <w:sz w:val="17"/>
               </w:rPr>
-              <w:t>4.01</w:t>
+              <w:t>4.02</w:t>
             </w:r>
           </w:p>
         </w:tc>
@@ -10452,7 +10452,7 @@
                 <w:color w:val="1A1D21"/>
                 <w:sz w:val="17"/>
               </w:rPr>
-              <w:t>24.81</w:t>
+              <w:t>24.84</w:t>
             </w:r>
           </w:p>
         </w:tc>
@@ -10470,7 +10470,7 @@
                 <w:color w:val="1A1D21"/>
                 <w:sz w:val="17"/>
               </w:rPr>
-              <w:t>16.10</w:t>
+              <w:t>16.12</w:t>
             </w:r>
           </w:p>
         </w:tc>
@@ -10488,7 +10488,7 @@
                 <w:color w:val="1A1D21"/>
                 <w:sz w:val="17"/>
               </w:rPr>
-              <w:t>11.20</w:t>
+              <w:t>11.21</w:t>
             </w:r>
           </w:p>
         </w:tc>
@@ -10562,7 +10562,7 @@
                 <w:color w:val="1A1D21"/>
                 <w:sz w:val="17"/>
               </w:rPr>
-              <w:t>37.40</w:t>
+              <w:t>37.44</w:t>
             </w:r>
           </w:p>
         </w:tc>
@@ -10580,7 +10580,7 @@
                 <w:color w:val="1A1D21"/>
                 <w:sz w:val="17"/>
               </w:rPr>
-              <w:t>24.88</w:t>
+              <w:t>24.90</w:t>
             </w:r>
           </w:p>
         </w:tc>
@@ -10598,7 +10598,7 @@
                 <w:color w:val="1A1D21"/>
                 <w:sz w:val="17"/>
               </w:rPr>
-              <w:t>17.85</w:t>
+              <w:t>17.86</w:t>
             </w:r>
           </w:p>
         </w:tc>
@@ -10616,7 +10616,7 @@
                 <w:color w:val="1A1D21"/>
                 <w:sz w:val="17"/>
               </w:rPr>
-              <w:t>13.36</w:t>
+              <w:t>13.37</w:t>
             </w:r>
           </w:p>
         </w:tc>
@@ -10634,7 +10634,7 @@
                 <w:color w:val="1A1D21"/>
                 <w:sz w:val="17"/>
               </w:rPr>
-              <w:t>10.24</w:t>
+              <w:t>10.25</w:t>
             </w:r>
           </w:p>
         </w:tc>
@@ -10672,7 +10672,7 @@
                 <w:color w:val="1A1D21"/>
                 <w:sz w:val="17"/>
               </w:rPr>
-              <w:t>52.64</w:t>
+              <w:t>52.70</w:t>
             </w:r>
           </w:p>
         </w:tc>
@@ -10690,7 +10690,7 @@
                 <w:color w:val="1A1D21"/>
                 <w:sz w:val="17"/>
               </w:rPr>
-              <w:t>35.50</w:t>
+              <w:t>35.53</w:t>
             </w:r>
           </w:p>
         </w:tc>
@@ -10708,7 +10708,7 @@
                 <w:color w:val="1A1D21"/>
                 <w:sz w:val="17"/>
               </w:rPr>
-              <w:t>25.90</w:t>
+              <w:t>25.92</w:t>
             </w:r>
           </w:p>
         </w:tc>
@@ -10726,7 +10726,7 @@
                 <w:color w:val="1A1D21"/>
                 <w:sz w:val="17"/>
               </w:rPr>
-              <w:t>19.78</w:t>
+              <w:t>19.80</w:t>
             </w:r>
           </w:p>
         </w:tc>
@@ -10744,7 +10744,7 @@
                 <w:color w:val="1A1D21"/>
                 <w:sz w:val="17"/>
               </w:rPr>
-              <w:t>15.56</w:t>
+              <w:t>15.57</w:t>
             </w:r>
           </w:p>
         </w:tc>
@@ -10782,7 +10782,7 @@
                 <w:color w:val="1A1D21"/>
                 <w:sz w:val="17"/>
               </w:rPr>
-              <w:t>79.86</w:t>
+              <w:t>79.95</w:t>
             </w:r>
           </w:p>
         </w:tc>
@@ -10800,7 +10800,7 @@
                 <w:color w:val="1A1D21"/>
                 <w:sz w:val="17"/>
               </w:rPr>
-              <w:t>54.48</w:t>
+              <w:t>54.52</w:t>
             </w:r>
           </w:p>
         </w:tc>
@@ -10818,7 +10818,7 @@
                 <w:color w:val="1A1D21"/>
                 <w:sz w:val="17"/>
               </w:rPr>
-              <w:t>40.29</w:t>
+              <w:t>40.32</w:t>
             </w:r>
           </w:p>
         </w:tc>
@@ -10836,7 +10836,7 @@
                 <w:color w:val="1A1D21"/>
                 <w:sz w:val="17"/>
               </w:rPr>
-              <w:t>31.27</w:t>
+              <w:t>31.29</w:t>
             </w:r>
           </w:p>
         </w:tc>
@@ -10854,7 +10854,7 @@
                 <w:color w:val="1A1D21"/>
                 <w:sz w:val="17"/>
               </w:rPr>
-              <w:t>25.05</w:t>
+              <w:t>25.06</w:t>
             </w:r>
           </w:p>
         </w:tc>
@@ -12237,7 +12237,7 @@
                 <w:color w:val="1A1D21"/>
                 <w:sz w:val="17"/>
               </w:rPr>
-              <w:t>EGP 6.14 to EGP 40.29 depending on cash conversion</w:t>
+              <w:t>EGP 6.15 to EGP 40.32 depending on cash conversion</w:t>
             </w:r>
           </w:p>
         </w:tc>
@@ -23631,97 +23631,97 @@
                 <w:color w:val="1A1D21"/>
                 <w:sz w:val="17"/>
               </w:rPr>
-              <w:t>4,316</w:t>
-            </w:r>
-          </w:p>
-        </w:tc>
-        <w:tc>
-          <w:tcPr>
-            <w:tcW w:type="dxa" w:w="1026"/>
-          </w:tcPr>
-          <w:p>
-            <w:pPr>
-              <w:jc w:val="right"/>
-            </w:pPr>
-            <w:r/>
-            <w:r>
-              <w:rPr>
-                <w:color w:val="1A1D21"/>
-                <w:sz w:val="17"/>
-              </w:rPr>
-              <w:t>4,136</w:t>
-            </w:r>
-          </w:p>
-        </w:tc>
-        <w:tc>
-          <w:tcPr>
-            <w:tcW w:type="dxa" w:w="1026"/>
-          </w:tcPr>
-          <w:p>
-            <w:pPr>
-              <w:jc w:val="right"/>
-            </w:pPr>
-            <w:r/>
-            <w:r>
-              <w:rPr>
-                <w:color w:val="1A1D21"/>
-                <w:sz w:val="17"/>
-              </w:rPr>
-              <w:t>3,993</w:t>
-            </w:r>
-          </w:p>
-        </w:tc>
-        <w:tc>
-          <w:tcPr>
-            <w:tcW w:type="dxa" w:w="1026"/>
-          </w:tcPr>
-          <w:p>
-            <w:pPr>
-              <w:jc w:val="right"/>
-            </w:pPr>
-            <w:r/>
-            <w:r>
-              <w:rPr>
-                <w:color w:val="1A1D21"/>
-                <w:sz w:val="17"/>
-              </w:rPr>
-              <w:t>3,874</w:t>
-            </w:r>
-          </w:p>
-        </w:tc>
-        <w:tc>
-          <w:tcPr>
-            <w:tcW w:type="dxa" w:w="1026"/>
-          </w:tcPr>
-          <w:p>
-            <w:pPr>
-              <w:jc w:val="right"/>
-            </w:pPr>
-            <w:r/>
-            <w:r>
-              <w:rPr>
-                <w:color w:val="1A1D21"/>
-                <w:sz w:val="17"/>
-              </w:rPr>
-              <w:t>3,003</w:t>
-            </w:r>
-          </w:p>
-        </w:tc>
-        <w:tc>
-          <w:tcPr>
-            <w:tcW w:type="dxa" w:w="1026"/>
-          </w:tcPr>
-          <w:p>
-            <w:pPr>
-              <w:jc w:val="right"/>
-            </w:pPr>
-            <w:r/>
-            <w:r>
-              <w:rPr>
-                <w:color w:val="1A1D21"/>
-                <w:sz w:val="17"/>
-              </w:rPr>
-              <w:t>1,923</w:t>
+              <w:t>4,317</w:t>
+            </w:r>
+          </w:p>
+        </w:tc>
+        <w:tc>
+          <w:tcPr>
+            <w:tcW w:type="dxa" w:w="1026"/>
+          </w:tcPr>
+          <w:p>
+            <w:pPr>
+              <w:jc w:val="right"/>
+            </w:pPr>
+            <w:r/>
+            <w:r>
+              <w:rPr>
+                <w:color w:val="1A1D21"/>
+                <w:sz w:val="17"/>
+              </w:rPr>
+              <w:t>4,137</w:t>
+            </w:r>
+          </w:p>
+        </w:tc>
+        <w:tc>
+          <w:tcPr>
+            <w:tcW w:type="dxa" w:w="1026"/>
+          </w:tcPr>
+          <w:p>
+            <w:pPr>
+              <w:jc w:val="right"/>
+            </w:pPr>
+            <w:r/>
+            <w:r>
+              <w:rPr>
+                <w:color w:val="1A1D21"/>
+                <w:sz w:val="17"/>
+              </w:rPr>
+              <w:t>3,994</w:t>
+            </w:r>
+          </w:p>
+        </w:tc>
+        <w:tc>
+          <w:tcPr>
+            <w:tcW w:type="dxa" w:w="1026"/>
+          </w:tcPr>
+          <w:p>
+            <w:pPr>
+              <w:jc w:val="right"/>
+            </w:pPr>
+            <w:r/>
+            <w:r>
+              <w:rPr>
+                <w:color w:val="1A1D21"/>
+                <w:sz w:val="17"/>
+              </w:rPr>
+              <w:t>3,875</w:t>
+            </w:r>
+          </w:p>
+        </w:tc>
+        <w:tc>
+          <w:tcPr>
+            <w:tcW w:type="dxa" w:w="1026"/>
+          </w:tcPr>
+          <w:p>
+            <w:pPr>
+              <w:jc w:val="right"/>
+            </w:pPr>
+            <w:r/>
+            <w:r>
+              <w:rPr>
+                <w:color w:val="1A1D21"/>
+                <w:sz w:val="17"/>
+              </w:rPr>
+              <w:t>3,004</w:t>
+            </w:r>
+          </w:p>
+        </w:tc>
+        <w:tc>
+          <w:tcPr>
+            <w:tcW w:type="dxa" w:w="1026"/>
+          </w:tcPr>
+          <w:p>
+            <w:pPr>
+              <w:jc w:val="right"/>
+            </w:pPr>
+            <w:r/>
+            <w:r>
+              <w:rPr>
+                <w:color w:val="1A1D21"/>
+                <w:sz w:val="17"/>
+              </w:rPr>
+              <w:t>1,924</w:t>
             </w:r>
           </w:p>
         </w:tc>
@@ -28872,7 +28872,7 @@
                 <w:color w:val="1A1D21"/>
                 <w:sz w:val="17"/>
               </w:rPr>
-              <w:t>-39,018</w:t>
+              <w:t>-39,026</w:t>
             </w:r>
           </w:p>
         </w:tc>
@@ -30275,7 +30275,7 @@
                 <w:color w:val="1A1D21"/>
                 <w:sz w:val="17"/>
               </w:rPr>
-              <w:t>cost of capital above 25.11%</w:t>
+              <w:t>cost of capital above 25.10%</w:t>
             </w:r>
           </w:p>
         </w:tc>
@@ -30613,7 +30613,7 @@
                 <w:color w:val="1A1D21"/>
                 <w:sz w:val="17"/>
               </w:rPr>
-              <w:t>49,462</w:t>
+              <w:t>49,478</w:t>
             </w:r>
           </w:p>
         </w:tc>
@@ -30651,7 +30651,7 @@
                 <w:color w:val="1A1D21"/>
                 <w:sz w:val="17"/>
               </w:rPr>
-              <w:t>22,475</w:t>
+              <w:t>22,501</w:t>
             </w:r>
           </w:p>
         </w:tc>
@@ -30689,7 +30689,7 @@
                 <w:color w:val="1A1D21"/>
                 <w:sz w:val="17"/>
               </w:rPr>
-              <w:t>71,937</w:t>
+              <w:t>71,979</w:t>
             </w:r>
           </w:p>
         </w:tc>
@@ -30803,7 +30803,7 @@
                 <w:color w:val="1A1D21"/>
                 <w:sz w:val="17"/>
               </w:rPr>
-              <w:t>53,551</w:t>
+              <w:t>53,593</w:t>
             </w:r>
           </w:p>
         </w:tc>
@@ -30841,7 +30841,7 @@
                 <w:color w:val="1A1D21"/>
                 <w:sz w:val="17"/>
               </w:rPr>
-              <w:t>(2,508)</w:t>
+              <w:t>(2,510)</w:t>
             </w:r>
           </w:p>
         </w:tc>
@@ -30879,7 +30879,7 @@
                 <w:color w:val="1A1D21"/>
                 <w:sz w:val="17"/>
               </w:rPr>
-              <w:t>51,043</w:t>
+              <w:t>51,083</w:t>
             </w:r>
           </w:p>
         </w:tc>
@@ -30917,7 +30917,7 @@
                 <w:color w:val="1A1D21"/>
                 <w:sz w:val="17"/>
               </w:rPr>
-              <w:t>17.85</w:t>
+              <w:t>17.86</w:t>
             </w:r>
           </w:p>
         </w:tc>
@@ -30947,7 +30947,7 @@
           <w:color w:val="1A1D21"/>
           <w:sz w:val="20"/>
         </w:rPr>
-        <w:t>Named sensitivity: a move in cash conversion from 3.9% to 17.9% takes the answer from EGP 6.14 to EGP 40.29. Falsifier stated in advance: if the 2026 and 2027 cash-flow statements show conversion inside two percentage points of 8.7%, this reading is right and the range should collapse toward its centre; if they straddle the full observed spread again, the method should be abandoned for this company.</w:t>
+        <w:t>Named sensitivity: a move in cash conversion from 3.9% to 17.9% takes the answer from EGP 6.15 to EGP 40.32. Falsifier stated in advance: if the 2026 and 2027 cash-flow statements show conversion inside two percentage points of 8.7%, this reading is right and the range should collapse toward its centre; if they straddle the full observed spread again, the method should be abandoned for this company.</w:t>
       </w:r>
     </w:p>
     <w:p>
@@ -31463,7 +31463,7 @@
           <w:color w:val="1A1D21"/>
           <w:sz w:val="20"/>
         </w:rPr>
-        <w:t>Working: holding the cost of capital at 25.11% and every other input at the audited 2025 base, the closing price of EGP 14.40 implies cash conversion of 7.3%. The company achieved 4.3% in 2023, 17.9% in 2024 and 3.9% in 2025. Named sensitivity: at a 26.10% cost of capital the implied rate would be lower still. Falsifier: if 2026 conversion prints above 7.3%, the price was too low.</w:t>
+        <w:t>Working: holding the cost of capital at 25.10% and every other input at the audited 2025 base, the closing price of EGP 14.40 implies cash conversion of 7.3%. The company achieved 4.3% in 2023, 17.9% in 2024 and 3.9% in 2025. Named sensitivity: at a 26.09% cost of capital the implied rate would be lower still. Falsifier: if 2026 conversion prints above 7.3%, the price was too low.</w:t>
       </w:r>
     </w:p>
     <w:p>
@@ -31545,7 +31545,7 @@
           <w:color w:val="1A1D21"/>
           <w:sz w:val="20"/>
         </w:rPr>
-        <w:t>They agree on the facts and disagree on one number. All three accept the audited 2025 base, the 25.11% cost of capital and the order book. Expert 1 needs a conversion rate to produce an answer; Expert 2 refuses to forecast one and prices the assets instead; Expert 3 asks what rate is already in the price. The room's joint position is that Palm Hills is worth between EGP 6.14 and EGP 40.29, that the price of EGP 14.40 sits in the lower half of that range, and that the width is a property of the disclosure rather than of the analysis.</w:t>
+        <w:t>They agree on the facts and disagree on one number. All three accept the audited 2025 base, the 25.10% cost of capital and the order book. Expert 1 needs a conversion rate to produce an answer; Expert 2 refuses to forecast one and prices the assets instead; Expert 3 asks what rate is already in the price. The room's joint position is that Palm Hills is worth between EGP 6.15 and EGP 40.32, that the price of EGP 14.40 sits in the lower half of that range, and that the width is a property of the disclosure rather than of the analysis.</w:t>
       </w:r>
     </w:p>
     <w:p>
@@ -31770,7 +31770,7 @@
                 <w:color w:val="1A1D21"/>
                 <w:sz w:val="17"/>
               </w:rPr>
-              <w:t>25.11%</w:t>
+              <w:t>25.10%</w:t>
             </w:r>
           </w:p>
         </w:tc>
@@ -31803,7 +31803,7 @@
                 <w:color w:val="1A1D21"/>
                 <w:sz w:val="17"/>
               </w:rPr>
-              <w:t>25.11%</w:t>
+              <w:t>25.10%</w:t>
             </w:r>
           </w:p>
         </w:tc>

--- a/engine/phdc_study/PHDC_Valuation_Study_03-09-2026.docx
+++ b/engine/phdc_study/PHDC_Valuation_Study_03-09-2026.docx
@@ -29210,7 +29210,7 @@
                 <w:color w:val="1A1D21"/>
                 <w:sz w:val="17"/>
               </w:rPr>
-              <w:t>1.4718</w:t>
+              <w:t>1.4687</w:t>
             </w:r>
           </w:p>
         </w:tc>
@@ -29228,7 +29228,7 @@
                 <w:color w:val="1A1D21"/>
                 <w:sz w:val="17"/>
               </w:rPr>
-              <w:t>32.6%</w:t>
+              <w:t>32.5%</w:t>
             </w:r>
           </w:p>
         </w:tc>
@@ -29246,7 +29246,7 @@
                 <w:color w:val="1A1D21"/>
                 <w:sz w:val="17"/>
               </w:rPr>
-              <w:t>0.185</w:t>
+              <w:t>0.183</w:t>
             </w:r>
           </w:p>
         </w:tc>
@@ -29335,7 +29335,7 @@
                 <w:color w:val="1A1D21"/>
                 <w:sz w:val="17"/>
               </w:rPr>
-              <w:t>1.0493</w:t>
+              <w:t>1.0481</w:t>
             </w:r>
           </w:p>
         </w:tc>
@@ -29353,7 +29353,7 @@
                 <w:color w:val="1A1D21"/>
                 <w:sz w:val="17"/>
               </w:rPr>
-              <w:t>29.9%</w:t>
+              <w:t>30.0%</w:t>
             </w:r>
           </w:p>
         </w:tc>
@@ -29371,7 +29371,7 @@
                 <w:color w:val="1A1D21"/>
                 <w:sz w:val="17"/>
               </w:rPr>
-              <w:t>0.182</w:t>
+              <w:t>0.181</w:t>
             </w:r>
           </w:p>
         </w:tc>
@@ -29460,7 +29460,7 @@
                 <w:color w:val="1A1D21"/>
                 <w:sz w:val="17"/>
               </w:rPr>
-              <w:t>0.8837</w:t>
+              <w:t>0.8817</w:t>
             </w:r>
           </w:p>
         </w:tc>
@@ -29478,7 +29478,7 @@
                 <w:color w:val="1A1D21"/>
                 <w:sz w:val="17"/>
               </w:rPr>
-              <w:t>32.1%</w:t>
+              <w:t>32.5%</w:t>
             </w:r>
           </w:p>
         </w:tc>
@@ -29514,7 +29514,7 @@
                 <w:color w:val="1A1D21"/>
                 <w:sz w:val="17"/>
               </w:rPr>
-              <w:t>46.4%</w:t>
+              <w:t>46.2%</w:t>
             </w:r>
           </w:p>
         </w:tc>
@@ -29585,7 +29585,7 @@
                 <w:color w:val="1A1D21"/>
                 <w:sz w:val="17"/>
               </w:rPr>
-              <w:t>0.7653</w:t>
+              <w:t>0.7648</w:t>
             </w:r>
           </w:p>
         </w:tc>
@@ -29603,7 +29603,7 @@
                 <w:color w:val="1A1D21"/>
                 <w:sz w:val="17"/>
               </w:rPr>
-              <w:t>28.8%</w:t>
+              <w:t>28.7%</w:t>
             </w:r>
           </w:p>
         </w:tc>
@@ -29621,7 +29621,7 @@
                 <w:color w:val="1A1D21"/>
                 <w:sz w:val="17"/>
               </w:rPr>
-              <w:t>0.181</w:t>
+              <w:t>0.180</w:t>
             </w:r>
           </w:p>
         </w:tc>
@@ -29710,7 +29710,7 @@
                 <w:color w:val="1A1D21"/>
                 <w:sz w:val="17"/>
               </w:rPr>
-              <w:t>0.7388</w:t>
+              <w:t>0.7349</w:t>
             </w:r>
           </w:p>
         </w:tc>
@@ -29728,7 +29728,7 @@
                 <w:color w:val="1A1D21"/>
                 <w:sz w:val="17"/>
               </w:rPr>
-              <w:t>24.4%</w:t>
+              <w:t>24.2%</w:t>
             </w:r>
           </w:p>
         </w:tc>
@@ -29764,7 +29764,7 @@
                 <w:color w:val="1A1D21"/>
                 <w:sz w:val="17"/>
               </w:rPr>
-              <w:t>41.1%</w:t>
+              <w:t>41.2%</w:t>
             </w:r>
           </w:p>
         </w:tc>
@@ -29835,7 +29835,7 @@
                 <w:color w:val="1A1D21"/>
                 <w:sz w:val="17"/>
               </w:rPr>
-              <w:t>0.7067</w:t>
+              <w:t>0.7006</w:t>
             </w:r>
           </w:p>
         </w:tc>
@@ -29853,7 +29853,7 @@
                 <w:color w:val="1A1D21"/>
                 <w:sz w:val="17"/>
               </w:rPr>
-              <w:t>25.8%</w:t>
+              <w:t>25.6%</w:t>
             </w:r>
           </w:p>
         </w:tc>
@@ -29871,7 +29871,7 @@
                 <w:color w:val="1A1D21"/>
                 <w:sz w:val="17"/>
               </w:rPr>
-              <w:t>0.186</w:t>
+              <w:t>0.185</w:t>
             </w:r>
           </w:p>
         </w:tc>
@@ -29960,7 +29960,7 @@
                 <w:color w:val="1A1D21"/>
                 <w:sz w:val="17"/>
               </w:rPr>
-              <w:t>0.4938</w:t>
+              <w:t>0.4949</w:t>
             </w:r>
           </w:p>
         </w:tc>
@@ -29978,7 +29978,7 @@
                 <w:color w:val="1A1D21"/>
                 <w:sz w:val="17"/>
               </w:rPr>
-              <w:t>10.3%</w:t>
+              <w:t>10.2%</w:t>
             </w:r>
           </w:p>
         </w:tc>
@@ -29996,7 +29996,7 @@
                 <w:color w:val="1A1D21"/>
                 <w:sz w:val="17"/>
               </w:rPr>
-              <w:t>0.224</w:t>
+              <w:t>0.227</w:t>
             </w:r>
           </w:p>
         </w:tc>
@@ -30014,7 +30014,7 @@
                 <w:color w:val="1A1D21"/>
                 <w:sz w:val="17"/>
               </w:rPr>
-              <w:t>47.1%</w:t>
+              <w:t>47.6%</w:t>
             </w:r>
           </w:p>
         </w:tc>

--- a/engine/phdc_study/PHDC_Valuation_Study_03-09-2026.docx
+++ b/engine/phdc_study/PHDC_Valuation_Study_03-09-2026.docx
@@ -36,6 +36,14 @@
       </w:pPr>
       <w:r>
         <w:t>READ FIRST</w:t>
+      </w:r>
+    </w:p>
+    <w:p>
+      <w:r>
+        <w:rPr>
+          <w:sz w:val="16"/>
+        </w:rPr>
+        <w:t>PRICE DATE 3 September 2026 — the latest known close, the price this valuation is measured against.   ISSUE DATE 3 September 2026 — the day this edition was issued. A recalibration issues a NEW document carrying its own issue date; the two dates are stated separately because they are not the same fact [R-DOC-03].</w:t>
       </w:r>
     </w:p>
     <w:p>

--- a/engine/phdc_study/PHDC_Valuation_Study_03-09-2026.docx
+++ b/engine/phdc_study/PHDC_Valuation_Study_03-09-2026.docx
@@ -43,7 +43,7 @@
         <w:rPr>
           <w:sz w:val="16"/>
         </w:rPr>
-        <w:t>PRICE DATE 3 September 2026 — the latest known close, the price this valuation is measured against.   ISSUE DATE 3 September 2026 — the day this edition was issued. A recalibration issues a NEW document carrying its own issue date; the two dates are stated separately because they are not the same fact [R-DOC-03].</w:t>
+        <w:t>PRICE DATE 3 September 2026 — the latest known close, the price this valuation is measured against.   ISSUE DATE 3 September 2026 — the day this edition was issued. A recalibration issues a new document carrying its own issue date; the two dates are stated separately because they are not the same fact.</w:t>
       </w:r>
     </w:p>
     <w:p>
